--- a/Sinhala/docs/final_report_v2.docx
+++ b/Sinhala/docs/final_report_v2.docx
@@ -25,14 +25,6 @@
           <w:rFonts w:ascii="Arial" w:hAnsi="Arial" w:cs="Arial"/>
         </w:rPr>
       </w:pPr>
-      <w:r>
-        <w:rPr>
-          <w:rFonts w:ascii="Arial" w:hAnsi="Arial" w:cs="Arial"/>
-        </w:rPr>
-        <w:pict w14:anchorId="1745CC18">
-          <v:rect id="_x0000_i1205" style="width:0;height:1.5pt" o:hralign="center" o:hrstd="t" o:hr="t" fillcolor="#a0a0a0" stroked="f"/>
-        </w:pict>
-      </w:r>
     </w:p>
     <w:p>
       <w:pPr>
@@ -123,14 +115,6 @@
           <w:rFonts w:ascii="Arial" w:hAnsi="Arial" w:cs="Arial"/>
         </w:rPr>
       </w:pPr>
-      <w:r>
-        <w:rPr>
-          <w:rFonts w:ascii="Arial" w:hAnsi="Arial" w:cs="Arial"/>
-        </w:rPr>
-        <w:pict w14:anchorId="6BB3674B">
-          <v:rect id="_x0000_i1206" style="width:0;height:1.5pt" o:hralign="center" o:hrstd="t" o:hr="t" fillcolor="#a0a0a0" stroked="f"/>
-        </w:pict>
-      </w:r>
     </w:p>
     <w:p>
       <w:pPr>
@@ -353,14 +337,6 @@
           <w:rFonts w:ascii="Arial" w:hAnsi="Arial" w:cs="Arial"/>
         </w:rPr>
       </w:pPr>
-      <w:r>
-        <w:rPr>
-          <w:rFonts w:ascii="Arial" w:hAnsi="Arial" w:cs="Arial"/>
-        </w:rPr>
-        <w:pict w14:anchorId="5C8E9963">
-          <v:rect id="_x0000_i1207" style="width:0;height:1.5pt" o:hralign="center" o:hrstd="t" o:hr="t" fillcolor="#a0a0a0" stroked="f"/>
-        </w:pict>
-      </w:r>
     </w:p>
     <w:p>
       <w:pPr>
@@ -531,14 +507,229 @@
       <w:pPr>
         <w:rPr>
           <w:rFonts w:ascii="Arial" w:hAnsi="Arial" w:cs="Arial"/>
+          <w:b/>
+          <w:bCs/>
         </w:rPr>
       </w:pPr>
       <w:r>
         <w:rPr>
           <w:rFonts w:ascii="Arial" w:hAnsi="Arial" w:cs="Arial"/>
+          <w:b/>
+          <w:bCs/>
+        </w:rPr>
+        <w:t>3.1 Target-Type Annotation</w:t>
+      </w:r>
+    </w:p>
+    <w:p>
+      <w:pPr>
+        <w:rPr>
+          <w:rFonts w:ascii="Arial" w:hAnsi="Arial" w:cs="Arial"/>
+        </w:rPr>
+      </w:pPr>
+      <w:r>
+        <w:rPr>
+          <w:rFonts w:ascii="Arial" w:hAnsi="Arial" w:cs="Arial"/>
+        </w:rPr>
+        <w:t xml:space="preserve">To enhance the analytical value of the dataset, an additional column named </w:t>
+      </w:r>
+      <w:proofErr w:type="spellStart"/>
+      <w:r>
+        <w:rPr>
+          <w:rFonts w:ascii="Arial" w:hAnsi="Arial" w:cs="Arial"/>
+          <w:b/>
+          <w:bCs/>
+        </w:rPr>
+        <w:t>target_type</w:t>
+      </w:r>
+      <w:proofErr w:type="spellEnd"/>
+      <w:r>
+        <w:rPr>
+          <w:rFonts w:ascii="Arial" w:hAnsi="Arial" w:cs="Arial"/>
+        </w:rPr>
+        <w:t xml:space="preserve"> was introduced. This column categorizes offensive language based on its intended target:</w:t>
+      </w:r>
+    </w:p>
+    <w:p>
+      <w:pPr>
+        <w:numPr>
+          <w:ilvl w:val="0"/>
+          <w:numId w:val="28"/>
+        </w:numPr>
+        <w:rPr>
+          <w:rFonts w:ascii="Arial" w:hAnsi="Arial" w:cs="Arial"/>
+        </w:rPr>
+      </w:pPr>
+      <w:r>
+        <w:rPr>
+          <w:rFonts w:ascii="Arial" w:hAnsi="Arial" w:cs="Arial"/>
+          <w:b/>
+          <w:bCs/>
+        </w:rPr>
+        <w:t>IND (Individual)</w:t>
+      </w:r>
+      <w:r>
+        <w:rPr>
+          <w:rFonts w:ascii="Arial" w:hAnsi="Arial" w:cs="Arial"/>
+        </w:rPr>
+        <w:t>: Offensive language directed at a specific person</w:t>
+      </w:r>
+    </w:p>
+    <w:p>
+      <w:pPr>
+        <w:numPr>
+          <w:ilvl w:val="0"/>
+          <w:numId w:val="28"/>
+        </w:numPr>
+        <w:rPr>
+          <w:rFonts w:ascii="Arial" w:hAnsi="Arial" w:cs="Arial"/>
+        </w:rPr>
+      </w:pPr>
+      <w:r>
+        <w:rPr>
+          <w:rFonts w:ascii="Arial" w:hAnsi="Arial" w:cs="Arial"/>
+          <w:b/>
+          <w:bCs/>
+        </w:rPr>
+        <w:t>GRP (Group)</w:t>
+      </w:r>
+      <w:r>
+        <w:rPr>
+          <w:rFonts w:ascii="Arial" w:hAnsi="Arial" w:cs="Arial"/>
+        </w:rPr>
+        <w:t>: Language targeting a group defined by shared characteristics (e.g., gender, race)</w:t>
+      </w:r>
+    </w:p>
+    <w:p>
+      <w:pPr>
+        <w:numPr>
+          <w:ilvl w:val="0"/>
+          <w:numId w:val="28"/>
+        </w:numPr>
+        <w:rPr>
+          <w:rFonts w:ascii="Arial" w:hAnsi="Arial" w:cs="Arial"/>
+        </w:rPr>
+      </w:pPr>
+      <w:r>
+        <w:rPr>
+          <w:rFonts w:ascii="Arial" w:hAnsi="Arial" w:cs="Arial"/>
+          <w:b/>
+          <w:bCs/>
+        </w:rPr>
+        <w:t>UNT (Untargeted)</w:t>
+      </w:r>
+      <w:r>
+        <w:rPr>
+          <w:rFonts w:ascii="Arial" w:hAnsi="Arial" w:cs="Arial"/>
+        </w:rPr>
+        <w:t>: General offensive expressions without a specific target</w:t>
+      </w:r>
+    </w:p>
+    <w:p>
+      <w:pPr>
+        <w:numPr>
+          <w:ilvl w:val="0"/>
+          <w:numId w:val="28"/>
+        </w:numPr>
+        <w:rPr>
+          <w:rFonts w:ascii="Arial" w:hAnsi="Arial" w:cs="Arial"/>
+        </w:rPr>
+      </w:pPr>
+      <w:r>
+        <w:rPr>
+          <w:rFonts w:ascii="Arial" w:hAnsi="Arial" w:cs="Arial"/>
+          <w:b/>
+          <w:bCs/>
+        </w:rPr>
+        <w:t>OTH (Organization/Event)</w:t>
+      </w:r>
+      <w:r>
+        <w:rPr>
+          <w:rFonts w:ascii="Arial" w:hAnsi="Arial" w:cs="Arial"/>
+        </w:rPr>
+        <w:t>: Language targeting institutions, organizations, or events</w:t>
+      </w:r>
+    </w:p>
+    <w:p>
+      <w:pPr>
+        <w:rPr>
+          <w:rFonts w:ascii="Arial" w:hAnsi="Arial" w:cs="Arial"/>
+          <w:b/>
+          <w:bCs/>
+        </w:rPr>
+      </w:pPr>
+      <w:r>
+        <w:rPr>
+          <w:rFonts w:ascii="Arial" w:hAnsi="Arial" w:cs="Arial"/>
+          <w:b/>
+          <w:bCs/>
+        </w:rPr>
+        <w:t>3.2 Multi-Category Entries</w:t>
+      </w:r>
+    </w:p>
+    <w:p>
+      <w:pPr>
+        <w:rPr>
+          <w:rFonts w:ascii="Arial" w:hAnsi="Arial" w:cs="Arial"/>
+        </w:rPr>
+      </w:pPr>
+      <w:r>
+        <w:rPr>
+          <w:rFonts w:ascii="Arial" w:hAnsi="Arial" w:cs="Arial"/>
+        </w:rPr>
+        <w:lastRenderedPageBreak/>
+        <w:t>A notable characteristic of the dataset is that some entries belong to multiple categories. For example:</w:t>
+      </w:r>
+    </w:p>
+    <w:p>
+      <w:pPr>
+        <w:numPr>
+          <w:ilvl w:val="0"/>
+          <w:numId w:val="29"/>
+        </w:numPr>
+        <w:rPr>
+          <w:rFonts w:ascii="Arial" w:hAnsi="Arial" w:cs="Arial"/>
+        </w:rPr>
+      </w:pPr>
+      <w:r>
+        <w:rPr>
+          <w:rFonts w:ascii="Arial" w:hAnsi="Arial" w:cs="Arial"/>
+          <w:i/>
+          <w:iCs/>
+        </w:rPr>
+        <w:t>"Disability, Gender"</w:t>
+      </w:r>
+    </w:p>
+    <w:p>
+      <w:pPr>
+        <w:rPr>
+          <w:rFonts w:ascii="Arial" w:hAnsi="Arial" w:cs="Arial"/>
+        </w:rPr>
+      </w:pPr>
+      <w:r>
+        <w:rPr>
+          <w:rFonts w:ascii="Arial" w:hAnsi="Arial" w:cs="Arial"/>
+        </w:rPr>
+        <w:t>Such cases reflect the overlapping nature of offensive language, where a single term may simultaneously target multiple social dimensions. Handling these entries required additional preprocessing steps to ensure accurate analysis.</w:t>
+      </w:r>
+    </w:p>
+    <w:p>
+      <w:pPr>
+        <w:rPr>
+          <w:rFonts w:ascii="Arial" w:hAnsi="Arial" w:cs="Arial"/>
+        </w:rPr>
+      </w:pPr>
+    </w:p>
+    <w:p>
+      <w:pPr>
+        <w:keepNext/>
+      </w:pPr>
+      <w:r>
+        <w:rPr>
+          <w:rFonts w:ascii="Arial" w:hAnsi="Arial" w:cs="Arial"/>
+          <w:noProof/>
         </w:rPr>
         <w:drawing>
-          <wp:inline distT="0" distB="0" distL="0" distR="0" wp14:anchorId="6058819F" wp14:editId="64CB4BC5">
+          <wp:inline distT="0" distB="0" distL="0" distR="0" wp14:anchorId="5EB5D0F2" wp14:editId="71746EEA">
             <wp:extent cx="5486400" cy="1288415"/>
             <wp:effectExtent l="0" t="0" r="0" b="6985"/>
             <wp:docPr id="481762613" name="Picture 1"/>
@@ -576,39 +767,453 @@
     </w:p>
     <w:p>
       <w:pPr>
-        <w:rPr>
-          <w:rFonts w:ascii="Arial" w:hAnsi="Arial" w:cs="Arial"/>
-          <w:b/>
-          <w:bCs/>
+        <w:pStyle w:val="Caption"/>
+        <w:rPr>
+          <w:rFonts w:ascii="Arial" w:hAnsi="Arial" w:cs="Arial"/>
         </w:rPr>
       </w:pPr>
       <w:r>
-        <w:rPr>
-          <w:rFonts w:ascii="Arial" w:hAnsi="Arial" w:cs="Arial"/>
-          <w:b/>
-          <w:bCs/>
-        </w:rPr>
-        <w:t>3.1 Target-Type Annotation</w:t>
+        <w:t xml:space="preserve">Figure </w:t>
+      </w:r>
+      <w:fldSimple w:instr=" SEQ Figure \* ARABIC ">
+        <w:r>
+          <w:rPr>
+            <w:noProof/>
+          </w:rPr>
+          <w:t>1</w:t>
+        </w:r>
+      </w:fldSimple>
+    </w:p>
+    <w:p>
+      <w:pPr>
+        <w:rPr>
+          <w:rFonts w:ascii="Arial" w:hAnsi="Arial" w:cs="Arial"/>
+        </w:rPr>
+      </w:pPr>
+      <w:r>
+        <w:rPr>
+          <w:rFonts w:ascii="Arial" w:hAnsi="Arial" w:cs="Arial"/>
+        </w:rPr>
+        <w:pict w14:anchorId="659F4F97">
+          <v:rect id="_x0000_i1028" style="width:0;height:1.5pt" o:hralign="center" o:hrstd="t" o:hr="t" fillcolor="#a0a0a0" stroked="f"/>
+        </w:pict>
       </w:r>
     </w:p>
     <w:p>
       <w:pPr>
         <w:rPr>
           <w:rFonts w:ascii="Arial" w:hAnsi="Arial" w:cs="Arial"/>
+          <w:b/>
+          <w:bCs/>
         </w:rPr>
       </w:pPr>
       <w:r>
         <w:rPr>
           <w:rFonts w:ascii="Arial" w:hAnsi="Arial" w:cs="Arial"/>
-        </w:rPr>
-        <w:t xml:space="preserve">To enhance the analytical value of the dataset, an additional column named </w:t>
+          <w:b/>
+          <w:bCs/>
+        </w:rPr>
+        <w:t>4. Data Preprocessing</w:t>
+      </w:r>
+    </w:p>
+    <w:p>
+      <w:pPr>
+        <w:rPr>
+          <w:rFonts w:ascii="Arial" w:hAnsi="Arial" w:cs="Arial"/>
+        </w:rPr>
+      </w:pPr>
+      <w:r>
+        <w:rPr>
+          <w:rFonts w:ascii="Arial" w:hAnsi="Arial" w:cs="Arial"/>
+        </w:rPr>
+        <w:t>Data preprocessing is a crucial step in ensuring the quality and reliability of analysis. Several preprocessing techniques were applied to the dataset.</w:t>
+      </w:r>
+    </w:p>
+    <w:p>
+      <w:pPr>
+        <w:rPr>
+          <w:rFonts w:ascii="Arial" w:hAnsi="Arial" w:cs="Arial"/>
+          <w:b/>
+          <w:bCs/>
+        </w:rPr>
+      </w:pPr>
+      <w:r>
+        <w:rPr>
+          <w:rFonts w:ascii="Arial" w:hAnsi="Arial" w:cs="Arial"/>
+          <w:b/>
+          <w:bCs/>
+        </w:rPr>
+        <w:t>4.1 Data Cleaning</w:t>
+      </w:r>
+    </w:p>
+    <w:p>
+      <w:pPr>
+        <w:rPr>
+          <w:rFonts w:ascii="Arial" w:hAnsi="Arial" w:cs="Arial"/>
+        </w:rPr>
+      </w:pPr>
+      <w:r>
+        <w:rPr>
+          <w:rFonts w:ascii="Arial" w:hAnsi="Arial" w:cs="Arial"/>
+        </w:rPr>
+        <w:t>The dataset was cleaned to remove inconsistencies and improve readability:</w:t>
+      </w:r>
+    </w:p>
+    <w:p>
+      <w:pPr>
+        <w:numPr>
+          <w:ilvl w:val="0"/>
+          <w:numId w:val="30"/>
+        </w:numPr>
+        <w:rPr>
+          <w:rFonts w:ascii="Arial" w:hAnsi="Arial" w:cs="Arial"/>
+        </w:rPr>
+      </w:pPr>
+      <w:r>
+        <w:rPr>
+          <w:rFonts w:ascii="Arial" w:hAnsi="Arial" w:cs="Arial"/>
+        </w:rPr>
+        <w:t>Removal of unwanted characters such as brackets and extra whitespace</w:t>
+      </w:r>
+    </w:p>
+    <w:p>
+      <w:pPr>
+        <w:numPr>
+          <w:ilvl w:val="0"/>
+          <w:numId w:val="30"/>
+        </w:numPr>
+        <w:rPr>
+          <w:rFonts w:ascii="Arial" w:hAnsi="Arial" w:cs="Arial"/>
+        </w:rPr>
+      </w:pPr>
+      <w:r>
+        <w:rPr>
+          <w:rFonts w:ascii="Arial" w:hAnsi="Arial" w:cs="Arial"/>
+        </w:rPr>
+        <w:t>Standardization of text formatting</w:t>
+      </w:r>
+    </w:p>
+    <w:p>
+      <w:pPr>
+        <w:numPr>
+          <w:ilvl w:val="0"/>
+          <w:numId w:val="30"/>
+        </w:numPr>
+        <w:rPr>
+          <w:rFonts w:ascii="Arial" w:hAnsi="Arial" w:cs="Arial"/>
+        </w:rPr>
+      </w:pPr>
+      <w:r>
+        <w:rPr>
+          <w:rFonts w:ascii="Arial" w:hAnsi="Arial" w:cs="Arial"/>
+        </w:rPr>
+        <w:t>Correction of inconsistent category labels</w:t>
+      </w:r>
+    </w:p>
+    <w:p>
+      <w:pPr>
+        <w:rPr>
+          <w:rFonts w:ascii="Arial" w:hAnsi="Arial" w:cs="Arial"/>
+          <w:b/>
+          <w:bCs/>
+        </w:rPr>
+      </w:pPr>
+      <w:r>
+        <w:rPr>
+          <w:rFonts w:ascii="Arial" w:hAnsi="Arial" w:cs="Arial"/>
+          <w:b/>
+          <w:bCs/>
+        </w:rPr>
+        <w:t>4.2 Handling Multi-Label Categories</w:t>
+      </w:r>
+    </w:p>
+    <w:p>
+      <w:pPr>
+        <w:rPr>
+          <w:rFonts w:ascii="Arial" w:hAnsi="Arial" w:cs="Arial"/>
+        </w:rPr>
+      </w:pPr>
+      <w:r>
+        <w:rPr>
+          <w:rFonts w:ascii="Arial" w:hAnsi="Arial" w:cs="Arial"/>
+        </w:rPr>
+        <w:t>To properly analyze entries with multiple categories, the category column was transformed:</w:t>
+      </w:r>
+    </w:p>
+    <w:p>
+      <w:pPr>
+        <w:rPr>
+          <w:rFonts w:ascii="Arial" w:hAnsi="Arial" w:cs="Arial"/>
+        </w:rPr>
+      </w:pPr>
+      <w:proofErr w:type="spellStart"/>
+      <w:r>
+        <w:rPr>
+          <w:rFonts w:ascii="Arial" w:hAnsi="Arial" w:cs="Arial"/>
+        </w:rPr>
+        <w:t>df_off</w:t>
+      </w:r>
+      <w:proofErr w:type="spellEnd"/>
+      <w:r>
+        <w:rPr>
+          <w:rFonts w:ascii="Arial" w:hAnsi="Arial" w:cs="Arial"/>
+        </w:rPr>
+        <w:t>["</w:t>
       </w:r>
       <w:proofErr w:type="spellStart"/>
       <w:r>
         <w:rPr>
           <w:rFonts w:ascii="Arial" w:hAnsi="Arial" w:cs="Arial"/>
+        </w:rPr>
+        <w:t>category_updated</w:t>
+      </w:r>
+      <w:proofErr w:type="spellEnd"/>
+      <w:r>
+        <w:rPr>
+          <w:rFonts w:ascii="Arial" w:hAnsi="Arial" w:cs="Arial"/>
+        </w:rPr>
+        <w:t xml:space="preserve">"] = </w:t>
+      </w:r>
+      <w:proofErr w:type="spellStart"/>
+      <w:r>
+        <w:rPr>
+          <w:rFonts w:ascii="Arial" w:hAnsi="Arial" w:cs="Arial"/>
+        </w:rPr>
+        <w:t>df_off</w:t>
+      </w:r>
+      <w:proofErr w:type="spellEnd"/>
+      <w:r>
+        <w:rPr>
+          <w:rFonts w:ascii="Arial" w:hAnsi="Arial" w:cs="Arial"/>
+        </w:rPr>
+        <w:t>["category"].</w:t>
+      </w:r>
+      <w:proofErr w:type="spellStart"/>
+      <w:r>
+        <w:rPr>
+          <w:rFonts w:ascii="Arial" w:hAnsi="Arial" w:cs="Arial"/>
+        </w:rPr>
+        <w:t>str.split</w:t>
+      </w:r>
+      <w:proofErr w:type="spellEnd"/>
+      <w:r>
+        <w:rPr>
+          <w:rFonts w:ascii="Arial" w:hAnsi="Arial" w:cs="Arial"/>
+        </w:rPr>
+        <w:t>(",")</w:t>
+      </w:r>
+    </w:p>
+    <w:p>
+      <w:pPr>
+        <w:rPr>
+          <w:rFonts w:ascii="Arial" w:hAnsi="Arial" w:cs="Arial"/>
+        </w:rPr>
+      </w:pPr>
+      <w:proofErr w:type="spellStart"/>
+      <w:r>
+        <w:rPr>
+          <w:rFonts w:ascii="Arial" w:hAnsi="Arial" w:cs="Arial"/>
+        </w:rPr>
+        <w:t>df_off_exploded</w:t>
+      </w:r>
+      <w:proofErr w:type="spellEnd"/>
+      <w:r>
+        <w:rPr>
+          <w:rFonts w:ascii="Arial" w:hAnsi="Arial" w:cs="Arial"/>
+        </w:rPr>
+        <w:t xml:space="preserve"> = </w:t>
+      </w:r>
+      <w:proofErr w:type="spellStart"/>
+      <w:r>
+        <w:rPr>
+          <w:rFonts w:ascii="Arial" w:hAnsi="Arial" w:cs="Arial"/>
+        </w:rPr>
+        <w:t>df_off.explode</w:t>
+      </w:r>
+      <w:proofErr w:type="spellEnd"/>
+      <w:r>
+        <w:rPr>
+          <w:rFonts w:ascii="Arial" w:hAnsi="Arial" w:cs="Arial"/>
+        </w:rPr>
+        <w:t>("</w:t>
+      </w:r>
+      <w:proofErr w:type="spellStart"/>
+      <w:r>
+        <w:rPr>
+          <w:rFonts w:ascii="Arial" w:hAnsi="Arial" w:cs="Arial"/>
+        </w:rPr>
+        <w:t>category_updated</w:t>
+      </w:r>
+      <w:proofErr w:type="spellEnd"/>
+      <w:r>
+        <w:rPr>
+          <w:rFonts w:ascii="Arial" w:hAnsi="Arial" w:cs="Arial"/>
+        </w:rPr>
+        <w:t>")</w:t>
+      </w:r>
+    </w:p>
+    <w:p>
+      <w:pPr>
+        <w:rPr>
+          <w:rFonts w:ascii="Arial" w:hAnsi="Arial" w:cs="Arial"/>
+        </w:rPr>
+      </w:pPr>
+      <w:r>
+        <w:rPr>
+          <w:rFonts w:ascii="Arial" w:hAnsi="Arial" w:cs="Arial"/>
+        </w:rPr>
+        <w:t>This process:</w:t>
+      </w:r>
+    </w:p>
+    <w:p>
+      <w:pPr>
+        <w:numPr>
+          <w:ilvl w:val="0"/>
+          <w:numId w:val="31"/>
+        </w:numPr>
+        <w:rPr>
+          <w:rFonts w:ascii="Arial" w:hAnsi="Arial" w:cs="Arial"/>
+        </w:rPr>
+      </w:pPr>
+      <w:r>
+        <w:rPr>
+          <w:rFonts w:ascii="Arial" w:hAnsi="Arial" w:cs="Arial"/>
+        </w:rPr>
+        <w:t>Converts category strings into lists</w:t>
+      </w:r>
+    </w:p>
+    <w:p>
+      <w:pPr>
+        <w:numPr>
+          <w:ilvl w:val="0"/>
+          <w:numId w:val="31"/>
+        </w:numPr>
+        <w:rPr>
+          <w:rFonts w:ascii="Arial" w:hAnsi="Arial" w:cs="Arial"/>
+        </w:rPr>
+      </w:pPr>
+      <w:r>
+        <w:rPr>
+          <w:rFonts w:ascii="Arial" w:hAnsi="Arial" w:cs="Arial"/>
+        </w:rPr>
+        <w:lastRenderedPageBreak/>
+        <w:t>Expands each category into a separate row</w:t>
+      </w:r>
+    </w:p>
+    <w:p>
+      <w:pPr>
+        <w:numPr>
+          <w:ilvl w:val="0"/>
+          <w:numId w:val="31"/>
+        </w:numPr>
+        <w:rPr>
+          <w:rFonts w:ascii="Arial" w:hAnsi="Arial" w:cs="Arial"/>
+        </w:rPr>
+      </w:pPr>
+      <w:r>
+        <w:rPr>
+          <w:rFonts w:ascii="Arial" w:hAnsi="Arial" w:cs="Arial"/>
+        </w:rPr>
+        <w:t>Enables accurate frequency analysis of individual categories</w:t>
+      </w:r>
+    </w:p>
+    <w:p>
+      <w:pPr>
+        <w:rPr>
+          <w:rFonts w:ascii="Arial" w:hAnsi="Arial" w:cs="Arial"/>
           <w:b/>
           <w:bCs/>
+        </w:rPr>
+      </w:pPr>
+      <w:r>
+        <w:rPr>
+          <w:rFonts w:ascii="Arial" w:hAnsi="Arial" w:cs="Arial"/>
+          <w:b/>
+          <w:bCs/>
+        </w:rPr>
+        <w:t>4.3 Encoding and Font Handling</w:t>
+      </w:r>
+    </w:p>
+    <w:p>
+      <w:pPr>
+        <w:rPr>
+          <w:rFonts w:ascii="Arial" w:hAnsi="Arial" w:cs="Arial"/>
+        </w:rPr>
+      </w:pPr>
+      <w:r>
+        <w:rPr>
+          <w:rFonts w:ascii="Arial" w:hAnsi="Arial" w:cs="Arial"/>
+        </w:rPr>
+        <w:t>Since the dataset contains Sinhala characters, special attention was given to encoding and visualization:</w:t>
+      </w:r>
+    </w:p>
+    <w:p>
+      <w:pPr>
+        <w:numPr>
+          <w:ilvl w:val="0"/>
+          <w:numId w:val="32"/>
+        </w:numPr>
+        <w:rPr>
+          <w:rFonts w:ascii="Arial" w:hAnsi="Arial" w:cs="Arial"/>
+        </w:rPr>
+      </w:pPr>
+      <w:r>
+        <w:rPr>
+          <w:rFonts w:ascii="Arial" w:hAnsi="Arial" w:cs="Arial"/>
+        </w:rPr>
+        <w:t>UTF-8 encoding was ensured throughout the dataset</w:t>
+      </w:r>
+    </w:p>
+    <w:p>
+      <w:pPr>
+        <w:numPr>
+          <w:ilvl w:val="0"/>
+          <w:numId w:val="32"/>
+        </w:numPr>
+        <w:rPr>
+          <w:rFonts w:ascii="Arial" w:hAnsi="Arial" w:cs="Arial"/>
+        </w:rPr>
+      </w:pPr>
+      <w:r>
+        <w:rPr>
+          <w:rFonts w:ascii="Arial" w:hAnsi="Arial" w:cs="Arial"/>
+        </w:rPr>
+        <w:t>Font issues in visualization libraries were handled to correctly display Sinhala text</w:t>
+      </w:r>
+    </w:p>
+    <w:p>
+      <w:pPr>
+        <w:rPr>
+          <w:rFonts w:ascii="Arial" w:hAnsi="Arial" w:cs="Arial"/>
+          <w:b/>
+          <w:bCs/>
+        </w:rPr>
+      </w:pPr>
+      <w:r>
+        <w:rPr>
+          <w:rFonts w:ascii="Arial" w:hAnsi="Arial" w:cs="Arial"/>
+          <w:b/>
+          <w:bCs/>
+        </w:rPr>
+        <w:t>4.4 Target-Type Assignment</w:t>
+      </w:r>
+    </w:p>
+    <w:p>
+      <w:pPr>
+        <w:rPr>
+          <w:rFonts w:ascii="Arial" w:hAnsi="Arial" w:cs="Arial"/>
+        </w:rPr>
+      </w:pPr>
+      <w:r>
+        <w:rPr>
+          <w:rFonts w:ascii="Arial" w:hAnsi="Arial" w:cs="Arial"/>
+        </w:rPr>
+        <w:t xml:space="preserve">A rule-based approach was used to assign values to the </w:t>
+      </w:r>
+      <w:proofErr w:type="spellStart"/>
+      <w:r>
+        <w:rPr>
+          <w:rFonts w:ascii="Arial" w:hAnsi="Arial" w:cs="Arial"/>
         </w:rPr>
         <w:t>target_type</w:t>
       </w:r>
@@ -617,40 +1222,35 @@
         <w:rPr>
           <w:rFonts w:ascii="Arial" w:hAnsi="Arial" w:cs="Arial"/>
         </w:rPr>
-        <w:t xml:space="preserve"> was introduced. This column categorizes offensive language based on its intended target:</w:t>
+        <w:t xml:space="preserve"> column. This involved analyzing the meaning and usage context of each word and mapping it to the appropriate target category.</w:t>
       </w:r>
     </w:p>
     <w:p>
       <w:pPr>
-        <w:numPr>
-          <w:ilvl w:val="0"/>
-          <w:numId w:val="28"/>
-        </w:numPr>
-        <w:rPr>
-          <w:rFonts w:ascii="Arial" w:hAnsi="Arial" w:cs="Arial"/>
-        </w:rPr>
-      </w:pPr>
-      <w:r>
+        <w:rPr>
+          <w:rFonts w:ascii="Arial" w:hAnsi="Arial" w:cs="Arial"/>
+        </w:rPr>
+      </w:pPr>
+    </w:p>
+    <w:p>
+      <w:pPr>
         <w:rPr>
           <w:rFonts w:ascii="Arial" w:hAnsi="Arial" w:cs="Arial"/>
           <w:b/>
           <w:bCs/>
         </w:rPr>
-        <w:t>IND (Individual)</w:t>
-      </w:r>
+      </w:pPr>
       <w:r>
         <w:rPr>
           <w:rFonts w:ascii="Arial" w:hAnsi="Arial" w:cs="Arial"/>
-        </w:rPr>
-        <w:t>: Offensive language directed at a specific person</w:t>
+          <w:b/>
+          <w:bCs/>
+        </w:rPr>
+        <w:t>5. Methodology</w:t>
       </w:r>
     </w:p>
     <w:p>
       <w:pPr>
-        <w:numPr>
-          <w:ilvl w:val="0"/>
-          <w:numId w:val="28"/>
-        </w:numPr>
         <w:rPr>
           <w:rFonts w:ascii="Arial" w:hAnsi="Arial" w:cs="Arial"/>
         </w:rPr>
@@ -658,49 +1258,32 @@
       <w:r>
         <w:rPr>
           <w:rFonts w:ascii="Arial" w:hAnsi="Arial" w:cs="Arial"/>
-          <w:b/>
-          <w:bCs/>
-        </w:rPr>
-        <w:t>GRP (Group)</w:t>
-      </w:r>
-      <w:r>
-        <w:rPr>
-          <w:rFonts w:ascii="Arial" w:hAnsi="Arial" w:cs="Arial"/>
-        </w:rPr>
-        <w:t>: Language targeting a group defined by shared characteristics (e.g., gender, race)</w:t>
+        </w:rPr>
+        <w:t>The methodology adopted in this project is primarily analytical and rule-based.</w:t>
       </w:r>
     </w:p>
     <w:p>
       <w:pPr>
-        <w:numPr>
-          <w:ilvl w:val="0"/>
-          <w:numId w:val="28"/>
-        </w:numPr>
-        <w:rPr>
-          <w:rFonts w:ascii="Arial" w:hAnsi="Arial" w:cs="Arial"/>
-        </w:rPr>
-      </w:pPr>
-      <w:r>
         <w:rPr>
           <w:rFonts w:ascii="Arial" w:hAnsi="Arial" w:cs="Arial"/>
           <w:b/>
           <w:bCs/>
         </w:rPr>
-        <w:lastRenderedPageBreak/>
-        <w:t>UNT (Untargeted)</w:t>
-      </w:r>
+      </w:pPr>
       <w:r>
         <w:rPr>
           <w:rFonts w:ascii="Arial" w:hAnsi="Arial" w:cs="Arial"/>
-        </w:rPr>
-        <w:t>: General offensive expressions without a specific target</w:t>
+          <w:b/>
+          <w:bCs/>
+        </w:rPr>
+        <w:t>5.1 Classification Strategy</w:t>
       </w:r>
     </w:p>
     <w:p>
       <w:pPr>
         <w:numPr>
           <w:ilvl w:val="0"/>
-          <w:numId w:val="28"/>
+          <w:numId w:val="33"/>
         </w:numPr>
         <w:rPr>
           <w:rFonts w:ascii="Arial" w:hAnsi="Arial" w:cs="Arial"/>
@@ -709,54 +1292,46 @@
       <w:r>
         <w:rPr>
           <w:rFonts w:ascii="Arial" w:hAnsi="Arial" w:cs="Arial"/>
-          <w:b/>
-          <w:bCs/>
-        </w:rPr>
-        <w:t>OTH (Organization/Event)</w:t>
-      </w:r>
-      <w:r>
-        <w:rPr>
-          <w:rFonts w:ascii="Arial" w:hAnsi="Arial" w:cs="Arial"/>
-        </w:rPr>
-        <w:t>: Language targeting institutions, organizations, or events</w:t>
+        </w:rPr>
+        <w:t>Offensive words were categorized based on predefined semantic labels</w:t>
       </w:r>
     </w:p>
     <w:p>
       <w:pPr>
-        <w:rPr>
-          <w:rFonts w:ascii="Arial" w:hAnsi="Arial" w:cs="Arial"/>
-          <w:b/>
-          <w:bCs/>
+        <w:numPr>
+          <w:ilvl w:val="0"/>
+          <w:numId w:val="33"/>
+        </w:numPr>
+        <w:rPr>
+          <w:rFonts w:ascii="Arial" w:hAnsi="Arial" w:cs="Arial"/>
         </w:rPr>
       </w:pPr>
       <w:r>
         <w:rPr>
           <w:rFonts w:ascii="Arial" w:hAnsi="Arial" w:cs="Arial"/>
-          <w:b/>
-          <w:bCs/>
-        </w:rPr>
-        <w:t>3.2 Multi-Category Entries</w:t>
+        </w:rPr>
+        <w:t>Target types were assigned using linguistic interpretation and contextual understanding</w:t>
       </w:r>
     </w:p>
     <w:p>
       <w:pPr>
         <w:rPr>
           <w:rFonts w:ascii="Arial" w:hAnsi="Arial" w:cs="Arial"/>
+          <w:b/>
+          <w:bCs/>
         </w:rPr>
       </w:pPr>
       <w:r>
         <w:rPr>
           <w:rFonts w:ascii="Arial" w:hAnsi="Arial" w:cs="Arial"/>
-        </w:rPr>
-        <w:t>A notable characteristic of the dataset is that some entries belong to multiple categories. For example:</w:t>
+          <w:b/>
+          <w:bCs/>
+        </w:rPr>
+        <w:t>5.2 Frequency Analysis</w:t>
       </w:r>
     </w:p>
     <w:p>
       <w:pPr>
-        <w:numPr>
-          <w:ilvl w:val="0"/>
-          <w:numId w:val="29"/>
-        </w:numPr>
         <w:rPr>
           <w:rFonts w:ascii="Arial" w:hAnsi="Arial" w:cs="Arial"/>
         </w:rPr>
@@ -764,10 +1339,8 @@
       <w:r>
         <w:rPr>
           <w:rFonts w:ascii="Arial" w:hAnsi="Arial" w:cs="Arial"/>
-          <w:i/>
-          <w:iCs/>
-        </w:rPr>
-        <w:t>"Disability, Gender"</w:t>
+        </w:rPr>
+        <w:t>Frequency analysis was conducted to understand the distribution of offensive language:</w:t>
       </w:r>
     </w:p>
     <w:p>
@@ -776,11 +1349,61 @@
           <w:rFonts w:ascii="Arial" w:hAnsi="Arial" w:cs="Arial"/>
         </w:rPr>
       </w:pPr>
+      <w:proofErr w:type="spellStart"/>
       <w:r>
         <w:rPr>
           <w:rFonts w:ascii="Arial" w:hAnsi="Arial" w:cs="Arial"/>
         </w:rPr>
-        <w:t>Such cases reflect the overlapping nature of offensive language, where a single term may simultaneously target multiple social dimensions. Handling these entries required additional preprocessing steps to ensure accurate analysis.</w:t>
+        <w:t>df_off</w:t>
+      </w:r>
+      <w:proofErr w:type="spellEnd"/>
+      <w:r>
+        <w:rPr>
+          <w:rFonts w:ascii="Arial" w:hAnsi="Arial" w:cs="Arial"/>
+        </w:rPr>
+        <w:t>['</w:t>
+      </w:r>
+      <w:proofErr w:type="spellStart"/>
+      <w:r>
+        <w:rPr>
+          <w:rFonts w:ascii="Arial" w:hAnsi="Arial" w:cs="Arial"/>
+        </w:rPr>
+        <w:t>off_word_count</w:t>
+      </w:r>
+      <w:proofErr w:type="spellEnd"/>
+      <w:r>
+        <w:rPr>
+          <w:rFonts w:ascii="Arial" w:hAnsi="Arial" w:cs="Arial"/>
+        </w:rPr>
+        <w:t>'].</w:t>
+      </w:r>
+      <w:proofErr w:type="spellStart"/>
+      <w:r>
+        <w:rPr>
+          <w:rFonts w:ascii="Arial" w:hAnsi="Arial" w:cs="Arial"/>
+        </w:rPr>
+        <w:t>value_counts</w:t>
+      </w:r>
+      <w:proofErr w:type="spellEnd"/>
+      <w:r>
+        <w:rPr>
+          <w:rFonts w:ascii="Arial" w:hAnsi="Arial" w:cs="Arial"/>
+        </w:rPr>
+        <w:t>().</w:t>
+      </w:r>
+      <w:proofErr w:type="spellStart"/>
+      <w:r>
+        <w:rPr>
+          <w:rFonts w:ascii="Arial" w:hAnsi="Arial" w:cs="Arial"/>
+        </w:rPr>
+        <w:t>sort_index</w:t>
+      </w:r>
+      <w:proofErr w:type="spellEnd"/>
+      <w:r>
+        <w:rPr>
+          <w:rFonts w:ascii="Arial" w:hAnsi="Arial" w:cs="Arial"/>
+        </w:rPr>
+        <w:t>()</w:t>
       </w:r>
     </w:p>
     <w:p>
@@ -793,8 +1416,679 @@
         <w:rPr>
           <w:rFonts w:ascii="Arial" w:hAnsi="Arial" w:cs="Arial"/>
         </w:rPr>
-        <w:pict w14:anchorId="659F4F97">
-          <v:rect id="_x0000_i1208" style="width:0;height:1.5pt" o:hralign="center" o:hrstd="t" o:hr="t" fillcolor="#a0a0a0" stroked="f"/>
+        <w:t>This operation:</w:t>
+      </w:r>
+    </w:p>
+    <w:p>
+      <w:pPr>
+        <w:numPr>
+          <w:ilvl w:val="0"/>
+          <w:numId w:val="34"/>
+        </w:numPr>
+        <w:rPr>
+          <w:rFonts w:ascii="Arial" w:hAnsi="Arial" w:cs="Arial"/>
+        </w:rPr>
+      </w:pPr>
+      <w:r>
+        <w:rPr>
+          <w:rFonts w:ascii="Arial" w:hAnsi="Arial" w:cs="Arial"/>
+        </w:rPr>
+        <w:t>Counts the number of occurrences of offensive word counts</w:t>
+      </w:r>
+    </w:p>
+    <w:p>
+      <w:pPr>
+        <w:numPr>
+          <w:ilvl w:val="0"/>
+          <w:numId w:val="34"/>
+        </w:numPr>
+        <w:rPr>
+          <w:rFonts w:ascii="Arial" w:hAnsi="Arial" w:cs="Arial"/>
+        </w:rPr>
+      </w:pPr>
+      <w:r>
+        <w:rPr>
+          <w:rFonts w:ascii="Arial" w:hAnsi="Arial" w:cs="Arial"/>
+        </w:rPr>
+        <w:t>Sorts the results in ascending order</w:t>
+      </w:r>
+    </w:p>
+    <w:p>
+      <w:pPr>
+        <w:numPr>
+          <w:ilvl w:val="0"/>
+          <w:numId w:val="34"/>
+        </w:numPr>
+        <w:rPr>
+          <w:rFonts w:ascii="Arial" w:hAnsi="Arial" w:cs="Arial"/>
+        </w:rPr>
+      </w:pPr>
+      <w:r>
+        <w:rPr>
+          <w:rFonts w:ascii="Arial" w:hAnsi="Arial" w:cs="Arial"/>
+        </w:rPr>
+        <w:t>Helps identify common and rare patterns in the dataset</w:t>
+      </w:r>
+    </w:p>
+    <w:p>
+      <w:pPr>
+        <w:rPr>
+          <w:rFonts w:ascii="Arial" w:hAnsi="Arial" w:cs="Arial"/>
+          <w:b/>
+          <w:bCs/>
+        </w:rPr>
+      </w:pPr>
+      <w:r>
+        <w:rPr>
+          <w:rFonts w:ascii="Arial" w:hAnsi="Arial" w:cs="Arial"/>
+          <w:b/>
+          <w:bCs/>
+        </w:rPr>
+        <w:t>5.3 Analytical Approach</w:t>
+      </w:r>
+    </w:p>
+    <w:p>
+      <w:pPr>
+        <w:rPr>
+          <w:rFonts w:ascii="Arial" w:hAnsi="Arial" w:cs="Arial"/>
+        </w:rPr>
+      </w:pPr>
+      <w:r>
+        <w:rPr>
+          <w:rFonts w:ascii="Arial" w:hAnsi="Arial" w:cs="Arial"/>
+        </w:rPr>
+        <w:t>The analysis focused on:</w:t>
+      </w:r>
+    </w:p>
+    <w:p>
+      <w:pPr>
+        <w:numPr>
+          <w:ilvl w:val="0"/>
+          <w:numId w:val="35"/>
+        </w:numPr>
+        <w:rPr>
+          <w:rFonts w:ascii="Arial" w:hAnsi="Arial" w:cs="Arial"/>
+        </w:rPr>
+      </w:pPr>
+      <w:r>
+        <w:rPr>
+          <w:rFonts w:ascii="Arial" w:hAnsi="Arial" w:cs="Arial"/>
+        </w:rPr>
+        <w:lastRenderedPageBreak/>
+        <w:t>Category frequency distribution</w:t>
+      </w:r>
+    </w:p>
+    <w:p>
+      <w:pPr>
+        <w:numPr>
+          <w:ilvl w:val="0"/>
+          <w:numId w:val="35"/>
+        </w:numPr>
+        <w:rPr>
+          <w:rFonts w:ascii="Arial" w:hAnsi="Arial" w:cs="Arial"/>
+        </w:rPr>
+      </w:pPr>
+      <w:r>
+        <w:rPr>
+          <w:rFonts w:ascii="Arial" w:hAnsi="Arial" w:cs="Arial"/>
+        </w:rPr>
+        <w:t>Target-type distribution</w:t>
+      </w:r>
+    </w:p>
+    <w:p>
+      <w:pPr>
+        <w:numPr>
+          <w:ilvl w:val="0"/>
+          <w:numId w:val="35"/>
+        </w:numPr>
+        <w:rPr>
+          <w:rFonts w:ascii="Arial" w:hAnsi="Arial" w:cs="Arial"/>
+        </w:rPr>
+      </w:pPr>
+      <w:r>
+        <w:rPr>
+          <w:rFonts w:ascii="Arial" w:hAnsi="Arial" w:cs="Arial"/>
+        </w:rPr>
+        <w:t>Co-occurrence of multiple categories</w:t>
+      </w:r>
+    </w:p>
+    <w:p>
+      <w:pPr>
+        <w:rPr>
+          <w:rFonts w:ascii="Arial" w:hAnsi="Arial" w:cs="Arial"/>
+        </w:rPr>
+      </w:pPr>
+    </w:p>
+    <w:p>
+      <w:pPr>
+        <w:rPr>
+          <w:rFonts w:ascii="Arial" w:hAnsi="Arial" w:cs="Arial"/>
+          <w:b/>
+          <w:bCs/>
+        </w:rPr>
+      </w:pPr>
+      <w:r>
+        <w:rPr>
+          <w:rFonts w:ascii="Arial" w:hAnsi="Arial" w:cs="Arial"/>
+          <w:b/>
+          <w:bCs/>
+        </w:rPr>
+        <w:t>6. Data Analysis and Visualization</w:t>
+      </w:r>
+    </w:p>
+    <w:p>
+      <w:pPr>
+        <w:rPr>
+          <w:rFonts w:ascii="Arial" w:hAnsi="Arial" w:cs="Arial"/>
+        </w:rPr>
+      </w:pPr>
+      <w:r>
+        <w:rPr>
+          <w:rFonts w:ascii="Arial" w:hAnsi="Arial" w:cs="Arial"/>
+        </w:rPr>
+        <w:t>Exploratory Data Analysis (EDA) was performed to extract meaningful insights.</w:t>
+      </w:r>
+    </w:p>
+    <w:p>
+      <w:pPr>
+        <w:rPr>
+          <w:rFonts w:ascii="Arial" w:hAnsi="Arial" w:cs="Arial"/>
+          <w:b/>
+          <w:bCs/>
+        </w:rPr>
+      </w:pPr>
+      <w:r>
+        <w:rPr>
+          <w:rFonts w:ascii="Arial" w:hAnsi="Arial" w:cs="Arial"/>
+          <w:b/>
+          <w:bCs/>
+        </w:rPr>
+        <w:t>6.1 Category Distribution Analysis</w:t>
+      </w:r>
+    </w:p>
+    <w:p>
+      <w:pPr>
+        <w:rPr>
+          <w:rFonts w:ascii="Arial" w:hAnsi="Arial" w:cs="Arial"/>
+        </w:rPr>
+      </w:pPr>
+      <w:r>
+        <w:rPr>
+          <w:rFonts w:ascii="Arial" w:hAnsi="Arial" w:cs="Arial"/>
+        </w:rPr>
+        <w:t>The frequency of each category was computed to identify dominant types of offensive language. The use of exploded data ensured that multi-category entries were accurately represented.</w:t>
+      </w:r>
+    </w:p>
+    <w:p>
+      <w:pPr>
+        <w:rPr>
+          <w:rFonts w:ascii="Arial" w:hAnsi="Arial" w:cs="Arial"/>
+        </w:rPr>
+      </w:pPr>
+      <w:r>
+        <w:rPr>
+          <w:rFonts w:ascii="Arial" w:hAnsi="Arial" w:cs="Arial"/>
+        </w:rPr>
+        <w:t>A</w:t>
+      </w:r>
+      <w:r>
+        <w:rPr>
+          <w:rFonts w:ascii="Arial" w:hAnsi="Arial" w:cs="Arial"/>
+        </w:rPr>
+        <w:t>s shown in Figure 4, gender-related offensive language appears as the most dominant category in the dataset. This indicates that insults targeting gender are significantly more prevalent compared to other categories such as disability and age. Furthermore, the presence of multi-category entries highlights the intersectionality of offensive language, where a single expression may simultaneously target multiple social dimensions.</w:t>
+      </w:r>
+    </w:p>
+    <w:p>
+      <w:pPr>
+        <w:keepNext/>
+      </w:pPr>
+      <w:r>
+        <w:rPr>
+          <w:rFonts w:ascii="Arial" w:hAnsi="Arial" w:cs="Arial"/>
+        </w:rPr>
+        <w:lastRenderedPageBreak/>
+        <w:drawing>
+          <wp:inline distT="0" distB="0" distL="0" distR="0" wp14:anchorId="652520D9" wp14:editId="6F099D21">
+            <wp:extent cx="5486400" cy="4886960"/>
+            <wp:effectExtent l="0" t="0" r="0" b="8890"/>
+            <wp:docPr id="322052550" name="Picture 1"/>
+            <wp:cNvGraphicFramePr>
+              <a:graphicFrameLocks xmlns:a="http://schemas.openxmlformats.org/drawingml/2006/main" noChangeAspect="1"/>
+            </wp:cNvGraphicFramePr>
+            <a:graphic xmlns:a="http://schemas.openxmlformats.org/drawingml/2006/main">
+              <a:graphicData uri="http://schemas.openxmlformats.org/drawingml/2006/picture">
+                <pic:pic xmlns:pic="http://schemas.openxmlformats.org/drawingml/2006/picture">
+                  <pic:nvPicPr>
+                    <pic:cNvPr id="322052550" name=""/>
+                    <pic:cNvPicPr/>
+                  </pic:nvPicPr>
+                  <pic:blipFill>
+                    <a:blip r:embed="rId7"/>
+                    <a:stretch>
+                      <a:fillRect/>
+                    </a:stretch>
+                  </pic:blipFill>
+                  <pic:spPr>
+                    <a:xfrm>
+                      <a:off x="0" y="0"/>
+                      <a:ext cx="5486400" cy="4886960"/>
+                    </a:xfrm>
+                    <a:prstGeom prst="rect">
+                      <a:avLst/>
+                    </a:prstGeom>
+                  </pic:spPr>
+                </pic:pic>
+              </a:graphicData>
+            </a:graphic>
+          </wp:inline>
+        </w:drawing>
+      </w:r>
+    </w:p>
+    <w:p>
+      <w:pPr>
+        <w:pStyle w:val="Caption"/>
+      </w:pPr>
+      <w:r>
+        <w:t xml:space="preserve">Figure </w:t>
+      </w:r>
+      <w:fldSimple w:instr=" SEQ Figure \* ARABIC ">
+        <w:r>
+          <w:rPr>
+            <w:noProof/>
+          </w:rPr>
+          <w:t>2</w:t>
+        </w:r>
+      </w:fldSimple>
+      <w:r>
+        <w:t xml:space="preserve">: </w:t>
+      </w:r>
+      <w:r>
+        <w:t>Distribution of offensive language categories, showing gender as the most frequent category.</w:t>
+      </w:r>
+    </w:p>
+    <w:p>
+      <w:pPr>
+        <w:keepNext/>
+      </w:pPr>
+      <w:r>
+        <w:lastRenderedPageBreak/>
+        <w:drawing>
+          <wp:inline distT="0" distB="0" distL="0" distR="0" wp14:anchorId="77CBE0FB" wp14:editId="35F1E78B">
+            <wp:extent cx="5486400" cy="3235325"/>
+            <wp:effectExtent l="0" t="0" r="0" b="3175"/>
+            <wp:docPr id="584658157" name="Picture 1"/>
+            <wp:cNvGraphicFramePr>
+              <a:graphicFrameLocks xmlns:a="http://schemas.openxmlformats.org/drawingml/2006/main" noChangeAspect="1"/>
+            </wp:cNvGraphicFramePr>
+            <a:graphic xmlns:a="http://schemas.openxmlformats.org/drawingml/2006/main">
+              <a:graphicData uri="http://schemas.openxmlformats.org/drawingml/2006/picture">
+                <pic:pic xmlns:pic="http://schemas.openxmlformats.org/drawingml/2006/picture">
+                  <pic:nvPicPr>
+                    <pic:cNvPr id="584658157" name=""/>
+                    <pic:cNvPicPr/>
+                  </pic:nvPicPr>
+                  <pic:blipFill>
+                    <a:blip r:embed="rId8"/>
+                    <a:stretch>
+                      <a:fillRect/>
+                    </a:stretch>
+                  </pic:blipFill>
+                  <pic:spPr>
+                    <a:xfrm>
+                      <a:off x="0" y="0"/>
+                      <a:ext cx="5486400" cy="3235325"/>
+                    </a:xfrm>
+                    <a:prstGeom prst="rect">
+                      <a:avLst/>
+                    </a:prstGeom>
+                  </pic:spPr>
+                </pic:pic>
+              </a:graphicData>
+            </a:graphic>
+          </wp:inline>
+        </w:drawing>
+      </w:r>
+    </w:p>
+    <w:p>
+      <w:pPr>
+        <w:pStyle w:val="Caption"/>
+      </w:pPr>
+      <w:r>
+        <w:t xml:space="preserve">Figure </w:t>
+      </w:r>
+      <w:fldSimple w:instr=" SEQ Figure \* ARABIC ">
+        <w:r>
+          <w:rPr>
+            <w:noProof/>
+          </w:rPr>
+          <w:t>3</w:t>
+        </w:r>
+      </w:fldSimple>
+    </w:p>
+    <w:p>
+      <w:pPr>
+        <w:rPr>
+          <w:rFonts w:ascii="Arial" w:hAnsi="Arial" w:cs="Arial"/>
+          <w:b/>
+          <w:bCs/>
+        </w:rPr>
+      </w:pPr>
+      <w:r>
+        <w:rPr>
+          <w:rFonts w:ascii="Arial" w:hAnsi="Arial" w:cs="Arial"/>
+          <w:b/>
+          <w:bCs/>
+        </w:rPr>
+        <w:t>6.2 Target-Type Distribution</w:t>
+      </w:r>
+    </w:p>
+    <w:p>
+      <w:pPr>
+        <w:rPr>
+          <w:rFonts w:ascii="Arial" w:hAnsi="Arial" w:cs="Arial"/>
+        </w:rPr>
+      </w:pPr>
+      <w:r>
+        <w:rPr>
+          <w:rFonts w:ascii="Arial" w:hAnsi="Arial" w:cs="Arial"/>
+        </w:rPr>
+        <w:t>The distribution of target types (IND, GRP, UNT, OTH) was analyzed to understand how offensive language is directed. This provides insight into whether offensive expressions are more personalized or generalized.</w:t>
+      </w:r>
+    </w:p>
+    <w:p>
+      <w:pPr>
+        <w:rPr>
+          <w:rFonts w:ascii="Arial" w:hAnsi="Arial" w:cs="Arial"/>
+        </w:rPr>
+      </w:pPr>
+      <w:r>
+        <w:rPr>
+          <w:rFonts w:ascii="Arial" w:hAnsi="Arial" w:cs="Arial"/>
+        </w:rPr>
+        <w:t>Figure 5 illustrates that the majority of offensive expressions are directed toward individuals (IND) and groups (GRP). In contrast, fewer instances are categorized as untargeted (UNT) or directed at organizations (OTH). This suggests that offensive language is predominantly used in a targeted manner, focusing on specific individuals or identifiable groups rather than being used in a general context.</w:t>
+      </w:r>
+    </w:p>
+    <w:p>
+      <w:pPr>
+        <w:keepNext/>
+      </w:pPr>
+      <w:r>
+        <w:lastRenderedPageBreak/>
+        <w:drawing>
+          <wp:inline distT="0" distB="0" distL="0" distR="0" wp14:anchorId="3161DEA1" wp14:editId="12A69B03">
+            <wp:extent cx="5342083" cy="3558848"/>
+            <wp:effectExtent l="0" t="0" r="0" b="3810"/>
+            <wp:docPr id="33455064" name="Picture 1"/>
+            <wp:cNvGraphicFramePr>
+              <a:graphicFrameLocks xmlns:a="http://schemas.openxmlformats.org/drawingml/2006/main" noChangeAspect="1"/>
+            </wp:cNvGraphicFramePr>
+            <a:graphic xmlns:a="http://schemas.openxmlformats.org/drawingml/2006/main">
+              <a:graphicData uri="http://schemas.openxmlformats.org/drawingml/2006/picture">
+                <pic:pic xmlns:pic="http://schemas.openxmlformats.org/drawingml/2006/picture">
+                  <pic:nvPicPr>
+                    <pic:cNvPr id="33455064" name=""/>
+                    <pic:cNvPicPr/>
+                  </pic:nvPicPr>
+                  <pic:blipFill>
+                    <a:blip r:embed="rId9"/>
+                    <a:stretch>
+                      <a:fillRect/>
+                    </a:stretch>
+                  </pic:blipFill>
+                  <pic:spPr>
+                    <a:xfrm>
+                      <a:off x="0" y="0"/>
+                      <a:ext cx="5342083" cy="3558848"/>
+                    </a:xfrm>
+                    <a:prstGeom prst="rect">
+                      <a:avLst/>
+                    </a:prstGeom>
+                  </pic:spPr>
+                </pic:pic>
+              </a:graphicData>
+            </a:graphic>
+          </wp:inline>
+        </w:drawing>
+      </w:r>
+    </w:p>
+    <w:p>
+      <w:pPr>
+        <w:pStyle w:val="Caption"/>
+        <w:rPr>
+          <w:rFonts w:ascii="Arial" w:hAnsi="Arial" w:cs="Arial"/>
+          <w:color w:val="EE0000"/>
+        </w:rPr>
+      </w:pPr>
+      <w:r>
+        <w:t xml:space="preserve">Figure </w:t>
+      </w:r>
+      <w:fldSimple w:instr=" SEQ Figure \* ARABIC ">
+        <w:r>
+          <w:rPr>
+            <w:noProof/>
+          </w:rPr>
+          <w:t>4</w:t>
+        </w:r>
+      </w:fldSimple>
+      <w:r>
+        <w:t>:</w:t>
+      </w:r>
+      <w:r>
+        <w:t>Distribution of target types indicating that most offensive expressions are directed toward individuals and groups.</w:t>
+      </w:r>
+    </w:p>
+    <w:p>
+      <w:pPr>
+        <w:rPr>
+          <w:rFonts w:ascii="Arial" w:hAnsi="Arial" w:cs="Arial"/>
+          <w:b/>
+          <w:bCs/>
+        </w:rPr>
+      </w:pPr>
+      <w:r>
+        <w:rPr>
+          <w:rFonts w:ascii="Arial" w:hAnsi="Arial" w:cs="Arial"/>
+          <w:b/>
+          <w:bCs/>
+        </w:rPr>
+        <w:t>6.3 Offensive Word Count Distribution</w:t>
+      </w:r>
+    </w:p>
+    <w:p>
+      <w:pPr>
+        <w:rPr>
+          <w:rFonts w:ascii="Arial" w:hAnsi="Arial" w:cs="Arial"/>
+        </w:rPr>
+      </w:pPr>
+      <w:r>
+        <w:rPr>
+          <w:rFonts w:ascii="Arial" w:hAnsi="Arial" w:cs="Arial"/>
+        </w:rPr>
+        <w:t>Histograms were used to analyze the number of offensive words per entry.</w:t>
+      </w:r>
+    </w:p>
+    <w:p>
+      <w:pPr>
+        <w:rPr>
+          <w:rFonts w:ascii="Arial" w:hAnsi="Arial" w:cs="Arial"/>
+        </w:rPr>
+      </w:pPr>
+      <w:r>
+        <w:rPr>
+          <w:rFonts w:ascii="Arial" w:hAnsi="Arial" w:cs="Arial"/>
+        </w:rPr>
+        <w:t>As shown in Figure 6, the distribution of offensive word counts reveals that most entries contain a small number of offensive words. The frequency decreases as the number of words increases, indicating that offensive expressions are typically short and concise rather than extended phrases. This pattern reflects the nature of informal communication, where brief expressions are commonly used.</w:t>
+      </w:r>
+    </w:p>
+    <w:p>
+      <w:pPr>
+        <w:keepNext/>
+      </w:pPr>
+      <w:r>
+        <w:rPr>
+          <w:rFonts w:ascii="Arial" w:hAnsi="Arial" w:cs="Arial"/>
+          <w:b/>
+          <w:bCs/>
+          <w:color w:val="EE0000"/>
+        </w:rPr>
+        <w:lastRenderedPageBreak/>
+        <w:drawing>
+          <wp:inline distT="0" distB="0" distL="0" distR="0" wp14:anchorId="36E21ED6" wp14:editId="62B5D97C">
+            <wp:extent cx="5486400" cy="3625850"/>
+            <wp:effectExtent l="0" t="0" r="0" b="0"/>
+            <wp:docPr id="452584019" name="Picture 1"/>
+            <wp:cNvGraphicFramePr>
+              <a:graphicFrameLocks xmlns:a="http://schemas.openxmlformats.org/drawingml/2006/main" noChangeAspect="1"/>
+            </wp:cNvGraphicFramePr>
+            <a:graphic xmlns:a="http://schemas.openxmlformats.org/drawingml/2006/main">
+              <a:graphicData uri="http://schemas.openxmlformats.org/drawingml/2006/picture">
+                <pic:pic xmlns:pic="http://schemas.openxmlformats.org/drawingml/2006/picture">
+                  <pic:nvPicPr>
+                    <pic:cNvPr id="452584019" name=""/>
+                    <pic:cNvPicPr/>
+                  </pic:nvPicPr>
+                  <pic:blipFill>
+                    <a:blip r:embed="rId10"/>
+                    <a:stretch>
+                      <a:fillRect/>
+                    </a:stretch>
+                  </pic:blipFill>
+                  <pic:spPr>
+                    <a:xfrm>
+                      <a:off x="0" y="0"/>
+                      <a:ext cx="5486400" cy="3625850"/>
+                    </a:xfrm>
+                    <a:prstGeom prst="rect">
+                      <a:avLst/>
+                    </a:prstGeom>
+                  </pic:spPr>
+                </pic:pic>
+              </a:graphicData>
+            </a:graphic>
+          </wp:inline>
+        </w:drawing>
+      </w:r>
+    </w:p>
+    <w:p>
+      <w:pPr>
+        <w:pStyle w:val="Caption"/>
+        <w:rPr>
+          <w:rFonts w:ascii="Arial" w:hAnsi="Arial" w:cs="Arial"/>
+          <w:color w:val="EE0000"/>
+        </w:rPr>
+      </w:pPr>
+      <w:r>
+        <w:t xml:space="preserve">Figure </w:t>
+      </w:r>
+      <w:fldSimple w:instr=" SEQ Figure \* ARABIC ">
+        <w:r>
+          <w:rPr>
+            <w:noProof/>
+          </w:rPr>
+          <w:t>5</w:t>
+        </w:r>
+      </w:fldSimple>
+      <w:r>
+        <w:t>:</w:t>
+      </w:r>
+      <w:r>
+        <w:t>Histogram showing the distribution of offensive word counts per entry</w:t>
+      </w:r>
+    </w:p>
+    <w:p>
+      <w:pPr>
+        <w:rPr>
+          <w:rFonts w:ascii="Arial" w:hAnsi="Arial" w:cs="Arial"/>
+          <w:b/>
+          <w:bCs/>
+        </w:rPr>
+      </w:pPr>
+      <w:r>
+        <w:rPr>
+          <w:rFonts w:ascii="Arial" w:hAnsi="Arial" w:cs="Arial"/>
+          <w:b/>
+          <w:bCs/>
+        </w:rPr>
+        <w:t xml:space="preserve">6.4 Most Frequent offensive words </w:t>
+      </w:r>
+    </w:p>
+    <w:p>
+      <w:pPr>
+        <w:keepNext/>
+      </w:pPr>
+      <w:r>
+        <w:rPr>
+          <w:rFonts w:ascii="Arial" w:hAnsi="Arial" w:cs="Arial"/>
+        </w:rPr>
+        <w:lastRenderedPageBreak/>
+        <w:drawing>
+          <wp:inline distT="0" distB="0" distL="0" distR="0" wp14:anchorId="7D81036F" wp14:editId="4E98A071">
+            <wp:extent cx="5486400" cy="4166870"/>
+            <wp:effectExtent l="0" t="0" r="0" b="5080"/>
+            <wp:docPr id="748515677" name="Picture 1"/>
+            <wp:cNvGraphicFramePr>
+              <a:graphicFrameLocks xmlns:a="http://schemas.openxmlformats.org/drawingml/2006/main" noChangeAspect="1"/>
+            </wp:cNvGraphicFramePr>
+            <a:graphic xmlns:a="http://schemas.openxmlformats.org/drawingml/2006/main">
+              <a:graphicData uri="http://schemas.openxmlformats.org/drawingml/2006/picture">
+                <pic:pic xmlns:pic="http://schemas.openxmlformats.org/drawingml/2006/picture">
+                  <pic:nvPicPr>
+                    <pic:cNvPr id="748515677" name=""/>
+                    <pic:cNvPicPr/>
+                  </pic:nvPicPr>
+                  <pic:blipFill>
+                    <a:blip r:embed="rId11"/>
+                    <a:stretch>
+                      <a:fillRect/>
+                    </a:stretch>
+                  </pic:blipFill>
+                  <pic:spPr>
+                    <a:xfrm>
+                      <a:off x="0" y="0"/>
+                      <a:ext cx="5486400" cy="4166870"/>
+                    </a:xfrm>
+                    <a:prstGeom prst="rect">
+                      <a:avLst/>
+                    </a:prstGeom>
+                  </pic:spPr>
+                </pic:pic>
+              </a:graphicData>
+            </a:graphic>
+          </wp:inline>
+        </w:drawing>
+      </w:r>
+    </w:p>
+    <w:p>
+      <w:pPr>
+        <w:pStyle w:val="Caption"/>
+        <w:rPr>
+          <w:rFonts w:ascii="Arial" w:hAnsi="Arial" w:cs="Arial"/>
+        </w:rPr>
+      </w:pPr>
+      <w:r>
+        <w:t xml:space="preserve">Figure </w:t>
+      </w:r>
+      <w:fldSimple w:instr=" SEQ Figure \* ARABIC ">
+        <w:r>
+          <w:rPr>
+            <w:noProof/>
+          </w:rPr>
+          <w:t>6</w:t>
+        </w:r>
+      </w:fldSimple>
+    </w:p>
+    <w:p>
+      <w:pPr>
+        <w:rPr>
+          <w:rFonts w:ascii="Arial" w:hAnsi="Arial" w:cs="Arial"/>
+        </w:rPr>
+      </w:pPr>
+      <w:r>
+        <w:rPr>
+          <w:rFonts w:ascii="Arial" w:hAnsi="Arial" w:cs="Arial"/>
+        </w:rPr>
+        <w:pict w14:anchorId="78C1A0D2">
+          <v:rect id="_x0000_i1031" style="width:0;height:1.5pt" o:hralign="center" o:hrstd="t" o:hr="t" fillcolor="#a0a0a0" stroked="f"/>
         </w:pict>
       </w:r>
     </w:p>
@@ -812,7 +2106,7 @@
           <w:b/>
           <w:bCs/>
         </w:rPr>
-        <w:t>4. Data Preprocessing</w:t>
+        <w:t>7. Results and Findings</w:t>
       </w:r>
     </w:p>
     <w:p>
@@ -825,28 +2119,40 @@
         <w:rPr>
           <w:rFonts w:ascii="Arial" w:hAnsi="Arial" w:cs="Arial"/>
         </w:rPr>
-        <w:t>Data preprocessing is a crucial step in ensuring the quality and reliability of analysis. Several preprocessing techniques were applied to the dataset.</w:t>
+        <w:t>The analysis produced several important findings:</w:t>
       </w:r>
     </w:p>
     <w:p>
       <w:pPr>
+        <w:numPr>
+          <w:ilvl w:val="0"/>
+          <w:numId w:val="37"/>
+        </w:numPr>
+        <w:rPr>
+          <w:rFonts w:ascii="Arial" w:hAnsi="Arial" w:cs="Arial"/>
+        </w:rPr>
+      </w:pPr>
+      <w:r>
         <w:rPr>
           <w:rFonts w:ascii="Arial" w:hAnsi="Arial" w:cs="Arial"/>
           <w:b/>
           <w:bCs/>
         </w:rPr>
-      </w:pPr>
+        <w:t>Gender-related offensive language</w:t>
+      </w:r>
       <w:r>
         <w:rPr>
           <w:rFonts w:ascii="Arial" w:hAnsi="Arial" w:cs="Arial"/>
-          <w:b/>
-          <w:bCs/>
-        </w:rPr>
-        <w:t>4.1 Data Cleaning</w:t>
+        </w:rPr>
+        <w:t xml:space="preserve"> was the most frequent category, indicating a strong presence of gender-based insults</w:t>
       </w:r>
     </w:p>
     <w:p>
       <w:pPr>
+        <w:numPr>
+          <w:ilvl w:val="0"/>
+          <w:numId w:val="37"/>
+        </w:numPr>
         <w:rPr>
           <w:rFonts w:ascii="Arial" w:hAnsi="Arial" w:cs="Arial"/>
         </w:rPr>
@@ -855,14 +2161,28 @@
         <w:rPr>
           <w:rFonts w:ascii="Arial" w:hAnsi="Arial" w:cs="Arial"/>
         </w:rPr>
-        <w:t>The dataset was cleaned to remove inconsistencies and improve readability:</w:t>
+        <w:t xml:space="preserve">A significant number of entries contained </w:t>
+      </w:r>
+      <w:r>
+        <w:rPr>
+          <w:rFonts w:ascii="Arial" w:hAnsi="Arial" w:cs="Arial"/>
+          <w:b/>
+          <w:bCs/>
+        </w:rPr>
+        <w:t>multiple categories</w:t>
+      </w:r>
+      <w:r>
+        <w:rPr>
+          <w:rFonts w:ascii="Arial" w:hAnsi="Arial" w:cs="Arial"/>
+        </w:rPr>
+        <w:t>, highlighting overlapping forms of discrimination</w:t>
       </w:r>
     </w:p>
     <w:p>
       <w:pPr>
         <w:numPr>
           <w:ilvl w:val="0"/>
-          <w:numId w:val="30"/>
+          <w:numId w:val="37"/>
         </w:numPr>
         <w:rPr>
           <w:rFonts w:ascii="Arial" w:hAnsi="Arial" w:cs="Arial"/>
@@ -872,14 +2192,36 @@
         <w:rPr>
           <w:rFonts w:ascii="Arial" w:hAnsi="Arial" w:cs="Arial"/>
         </w:rPr>
-        <w:t>Removal of unwanted characters such as brackets and extra whitespace</w:t>
+        <w:t xml:space="preserve">The majority of offensive expressions were directed toward </w:t>
+      </w:r>
+      <w:r>
+        <w:rPr>
+          <w:rFonts w:ascii="Arial" w:hAnsi="Arial" w:cs="Arial"/>
+          <w:b/>
+          <w:bCs/>
+        </w:rPr>
+        <w:t>individuals (IND)</w:t>
+      </w:r>
+      <w:r>
+        <w:rPr>
+          <w:rFonts w:ascii="Arial" w:hAnsi="Arial" w:cs="Arial"/>
+        </w:rPr>
+        <w:t xml:space="preserve"> and </w:t>
+      </w:r>
+      <w:r>
+        <w:rPr>
+          <w:rFonts w:ascii="Arial" w:hAnsi="Arial" w:cs="Arial"/>
+          <w:b/>
+          <w:bCs/>
+        </w:rPr>
+        <w:t>groups (GRP)</w:t>
       </w:r>
     </w:p>
     <w:p>
       <w:pPr>
         <w:numPr>
           <w:ilvl w:val="0"/>
-          <w:numId w:val="30"/>
+          <w:numId w:val="37"/>
         </w:numPr>
         <w:rPr>
           <w:rFonts w:ascii="Arial" w:hAnsi="Arial" w:cs="Arial"/>
@@ -889,15 +2231,11 @@
         <w:rPr>
           <w:rFonts w:ascii="Arial" w:hAnsi="Arial" w:cs="Arial"/>
         </w:rPr>
-        <w:t>Standardization of text formatting</w:t>
+        <w:t>The dataset showed a balanced distribution of offensiveness levels, with a concentration in the medium category</w:t>
       </w:r>
     </w:p>
     <w:p>
       <w:pPr>
-        <w:numPr>
-          <w:ilvl w:val="0"/>
-          <w:numId w:val="30"/>
-        </w:numPr>
         <w:rPr>
           <w:rFonts w:ascii="Arial" w:hAnsi="Arial" w:cs="Arial"/>
         </w:rPr>
@@ -906,354 +2244,21 @@
         <w:rPr>
           <w:rFonts w:ascii="Arial" w:hAnsi="Arial" w:cs="Arial"/>
         </w:rPr>
-        <w:t>Correction of inconsistent category labels</w:t>
+        <w:t>These findings demonstrate that offensive language is complex, multi-dimensional, and often context-dependent.</w:t>
       </w:r>
     </w:p>
     <w:p>
       <w:pPr>
         <w:rPr>
           <w:rFonts w:ascii="Arial" w:hAnsi="Arial" w:cs="Arial"/>
-          <w:b/>
-          <w:bCs/>
         </w:rPr>
       </w:pPr>
       <w:r>
         <w:rPr>
           <w:rFonts w:ascii="Arial" w:hAnsi="Arial" w:cs="Arial"/>
-          <w:b/>
-          <w:bCs/>
-        </w:rPr>
-        <w:t>4.2 Handling Multi-Label Categories</w:t>
-      </w:r>
-    </w:p>
-    <w:p>
-      <w:pPr>
-        <w:rPr>
-          <w:rFonts w:ascii="Arial" w:hAnsi="Arial" w:cs="Arial"/>
-        </w:rPr>
-      </w:pPr>
-      <w:r>
-        <w:rPr>
-          <w:rFonts w:ascii="Arial" w:hAnsi="Arial" w:cs="Arial"/>
-        </w:rPr>
-        <w:t>To properly analyze entries with multiple categories, the category column was transformed:</w:t>
-      </w:r>
-    </w:p>
-    <w:p>
-      <w:pPr>
-        <w:rPr>
-          <w:rFonts w:ascii="Arial" w:hAnsi="Arial" w:cs="Arial"/>
-        </w:rPr>
-      </w:pPr>
-      <w:proofErr w:type="spellStart"/>
-      <w:r>
-        <w:rPr>
-          <w:rFonts w:ascii="Arial" w:hAnsi="Arial" w:cs="Arial"/>
-        </w:rPr>
-        <w:t>df_off</w:t>
-      </w:r>
-      <w:proofErr w:type="spellEnd"/>
-      <w:r>
-        <w:rPr>
-          <w:rFonts w:ascii="Arial" w:hAnsi="Arial" w:cs="Arial"/>
-        </w:rPr>
-        <w:t>["</w:t>
-      </w:r>
-      <w:proofErr w:type="spellStart"/>
-      <w:r>
-        <w:rPr>
-          <w:rFonts w:ascii="Arial" w:hAnsi="Arial" w:cs="Arial"/>
-        </w:rPr>
-        <w:t>category_updated</w:t>
-      </w:r>
-      <w:proofErr w:type="spellEnd"/>
-      <w:r>
-        <w:rPr>
-          <w:rFonts w:ascii="Arial" w:hAnsi="Arial" w:cs="Arial"/>
-        </w:rPr>
-        <w:t xml:space="preserve">"] = </w:t>
-      </w:r>
-      <w:proofErr w:type="spellStart"/>
-      <w:r>
-        <w:rPr>
-          <w:rFonts w:ascii="Arial" w:hAnsi="Arial" w:cs="Arial"/>
-        </w:rPr>
-        <w:t>df_off</w:t>
-      </w:r>
-      <w:proofErr w:type="spellEnd"/>
-      <w:r>
-        <w:rPr>
-          <w:rFonts w:ascii="Arial" w:hAnsi="Arial" w:cs="Arial"/>
-        </w:rPr>
-        <w:t>["category"].</w:t>
-      </w:r>
-      <w:proofErr w:type="spellStart"/>
-      <w:proofErr w:type="gramStart"/>
-      <w:r>
-        <w:rPr>
-          <w:rFonts w:ascii="Arial" w:hAnsi="Arial" w:cs="Arial"/>
-        </w:rPr>
-        <w:t>str.split</w:t>
-      </w:r>
-      <w:proofErr w:type="spellEnd"/>
-      <w:proofErr w:type="gramEnd"/>
-      <w:r>
-        <w:rPr>
-          <w:rFonts w:ascii="Arial" w:hAnsi="Arial" w:cs="Arial"/>
-        </w:rPr>
-        <w:t>(",")</w:t>
-      </w:r>
-    </w:p>
-    <w:p>
-      <w:pPr>
-        <w:rPr>
-          <w:rFonts w:ascii="Arial" w:hAnsi="Arial" w:cs="Arial"/>
-        </w:rPr>
-      </w:pPr>
-      <w:proofErr w:type="spellStart"/>
-      <w:r>
-        <w:rPr>
-          <w:rFonts w:ascii="Arial" w:hAnsi="Arial" w:cs="Arial"/>
-        </w:rPr>
-        <w:t>df_off_exploded</w:t>
-      </w:r>
-      <w:proofErr w:type="spellEnd"/>
-      <w:r>
-        <w:rPr>
-          <w:rFonts w:ascii="Arial" w:hAnsi="Arial" w:cs="Arial"/>
-        </w:rPr>
-        <w:t xml:space="preserve"> = </w:t>
-      </w:r>
-      <w:proofErr w:type="spellStart"/>
-      <w:r>
-        <w:rPr>
-          <w:rFonts w:ascii="Arial" w:hAnsi="Arial" w:cs="Arial"/>
-        </w:rPr>
-        <w:t>df_</w:t>
-      </w:r>
-      <w:proofErr w:type="gramStart"/>
-      <w:r>
-        <w:rPr>
-          <w:rFonts w:ascii="Arial" w:hAnsi="Arial" w:cs="Arial"/>
-        </w:rPr>
-        <w:t>off.explode</w:t>
-      </w:r>
-      <w:proofErr w:type="spellEnd"/>
-      <w:proofErr w:type="gramEnd"/>
-      <w:r>
-        <w:rPr>
-          <w:rFonts w:ascii="Arial" w:hAnsi="Arial" w:cs="Arial"/>
-        </w:rPr>
-        <w:t>("</w:t>
-      </w:r>
-      <w:proofErr w:type="spellStart"/>
-      <w:r>
-        <w:rPr>
-          <w:rFonts w:ascii="Arial" w:hAnsi="Arial" w:cs="Arial"/>
-        </w:rPr>
-        <w:t>category_updated</w:t>
-      </w:r>
-      <w:proofErr w:type="spellEnd"/>
-      <w:r>
-        <w:rPr>
-          <w:rFonts w:ascii="Arial" w:hAnsi="Arial" w:cs="Arial"/>
-        </w:rPr>
-        <w:t>")</w:t>
-      </w:r>
-    </w:p>
-    <w:p>
-      <w:pPr>
-        <w:rPr>
-          <w:rFonts w:ascii="Arial" w:hAnsi="Arial" w:cs="Arial"/>
-        </w:rPr>
-      </w:pPr>
-      <w:r>
-        <w:rPr>
-          <w:rFonts w:ascii="Arial" w:hAnsi="Arial" w:cs="Arial"/>
-        </w:rPr>
-        <w:t>This process:</w:t>
-      </w:r>
-    </w:p>
-    <w:p>
-      <w:pPr>
-        <w:numPr>
-          <w:ilvl w:val="0"/>
-          <w:numId w:val="31"/>
-        </w:numPr>
-        <w:rPr>
-          <w:rFonts w:ascii="Arial" w:hAnsi="Arial" w:cs="Arial"/>
-        </w:rPr>
-      </w:pPr>
-      <w:proofErr w:type="gramStart"/>
-      <w:r>
-        <w:rPr>
-          <w:rFonts w:ascii="Arial" w:hAnsi="Arial" w:cs="Arial"/>
-        </w:rPr>
-        <w:t>Converts</w:t>
-      </w:r>
-      <w:proofErr w:type="gramEnd"/>
-      <w:r>
-        <w:rPr>
-          <w:rFonts w:ascii="Arial" w:hAnsi="Arial" w:cs="Arial"/>
-        </w:rPr>
-        <w:t xml:space="preserve"> category strings into lists</w:t>
-      </w:r>
-    </w:p>
-    <w:p>
-      <w:pPr>
-        <w:numPr>
-          <w:ilvl w:val="0"/>
-          <w:numId w:val="31"/>
-        </w:numPr>
-        <w:rPr>
-          <w:rFonts w:ascii="Arial" w:hAnsi="Arial" w:cs="Arial"/>
-        </w:rPr>
-      </w:pPr>
-      <w:r>
-        <w:rPr>
-          <w:rFonts w:ascii="Arial" w:hAnsi="Arial" w:cs="Arial"/>
-        </w:rPr>
-        <w:t>Expands each category into a separate row</w:t>
-      </w:r>
-    </w:p>
-    <w:p>
-      <w:pPr>
-        <w:numPr>
-          <w:ilvl w:val="0"/>
-          <w:numId w:val="31"/>
-        </w:numPr>
-        <w:rPr>
-          <w:rFonts w:ascii="Arial" w:hAnsi="Arial" w:cs="Arial"/>
-        </w:rPr>
-      </w:pPr>
-      <w:r>
-        <w:rPr>
-          <w:rFonts w:ascii="Arial" w:hAnsi="Arial" w:cs="Arial"/>
-        </w:rPr>
-        <w:t>Enables accurate frequency analysis of individual categories</w:t>
-      </w:r>
-    </w:p>
-    <w:p>
-      <w:pPr>
-        <w:rPr>
-          <w:rFonts w:ascii="Arial" w:hAnsi="Arial" w:cs="Arial"/>
-          <w:b/>
-          <w:bCs/>
-        </w:rPr>
-      </w:pPr>
-      <w:r>
-        <w:rPr>
-          <w:rFonts w:ascii="Arial" w:hAnsi="Arial" w:cs="Arial"/>
-          <w:b/>
-          <w:bCs/>
-        </w:rPr>
-        <w:t>4.3 Encoding and Font Handling</w:t>
-      </w:r>
-    </w:p>
-    <w:p>
-      <w:pPr>
-        <w:rPr>
-          <w:rFonts w:ascii="Arial" w:hAnsi="Arial" w:cs="Arial"/>
-        </w:rPr>
-      </w:pPr>
-      <w:r>
-        <w:rPr>
-          <w:rFonts w:ascii="Arial" w:hAnsi="Arial" w:cs="Arial"/>
-        </w:rPr>
-        <w:lastRenderedPageBreak/>
-        <w:t>Since the dataset contains Sinhala characters, special attention was given to encoding and visualization:</w:t>
-      </w:r>
-    </w:p>
-    <w:p>
-      <w:pPr>
-        <w:numPr>
-          <w:ilvl w:val="0"/>
-          <w:numId w:val="32"/>
-        </w:numPr>
-        <w:rPr>
-          <w:rFonts w:ascii="Arial" w:hAnsi="Arial" w:cs="Arial"/>
-        </w:rPr>
-      </w:pPr>
-      <w:r>
-        <w:rPr>
-          <w:rFonts w:ascii="Arial" w:hAnsi="Arial" w:cs="Arial"/>
-        </w:rPr>
-        <w:t>UTF-8 encoding was ensured throughout the dataset</w:t>
-      </w:r>
-    </w:p>
-    <w:p>
-      <w:pPr>
-        <w:numPr>
-          <w:ilvl w:val="0"/>
-          <w:numId w:val="32"/>
-        </w:numPr>
-        <w:rPr>
-          <w:rFonts w:ascii="Arial" w:hAnsi="Arial" w:cs="Arial"/>
-        </w:rPr>
-      </w:pPr>
-      <w:r>
-        <w:rPr>
-          <w:rFonts w:ascii="Arial" w:hAnsi="Arial" w:cs="Arial"/>
-        </w:rPr>
-        <w:t>Font issues in visualization libraries were handled to correctly display Sinhala text</w:t>
-      </w:r>
-    </w:p>
-    <w:p>
-      <w:pPr>
-        <w:rPr>
-          <w:rFonts w:ascii="Arial" w:hAnsi="Arial" w:cs="Arial"/>
-          <w:b/>
-          <w:bCs/>
-        </w:rPr>
-      </w:pPr>
-      <w:r>
-        <w:rPr>
-          <w:rFonts w:ascii="Arial" w:hAnsi="Arial" w:cs="Arial"/>
-          <w:b/>
-          <w:bCs/>
-        </w:rPr>
-        <w:t>4.4 Target-Type Assignment</w:t>
-      </w:r>
-    </w:p>
-    <w:p>
-      <w:pPr>
-        <w:rPr>
-          <w:rFonts w:ascii="Arial" w:hAnsi="Arial" w:cs="Arial"/>
-        </w:rPr>
-      </w:pPr>
-      <w:r>
-        <w:rPr>
-          <w:rFonts w:ascii="Arial" w:hAnsi="Arial" w:cs="Arial"/>
-        </w:rPr>
-        <w:t xml:space="preserve">A rule-based approach was used to assign values to the </w:t>
-      </w:r>
-      <w:proofErr w:type="spellStart"/>
-      <w:r>
-        <w:rPr>
-          <w:rFonts w:ascii="Arial" w:hAnsi="Arial" w:cs="Arial"/>
-        </w:rPr>
-        <w:t>target_type</w:t>
-      </w:r>
-      <w:proofErr w:type="spellEnd"/>
-      <w:r>
-        <w:rPr>
-          <w:rFonts w:ascii="Arial" w:hAnsi="Arial" w:cs="Arial"/>
-        </w:rPr>
-        <w:t xml:space="preserve"> column. This involved analyzing the meaning and usage context of each word and mapping it to the appropriate target category.</w:t>
-      </w:r>
-    </w:p>
-    <w:p>
-      <w:pPr>
-        <w:rPr>
-          <w:rFonts w:ascii="Arial" w:hAnsi="Arial" w:cs="Arial"/>
-        </w:rPr>
-      </w:pPr>
-      <w:r>
-        <w:rPr>
-          <w:rFonts w:ascii="Arial" w:hAnsi="Arial" w:cs="Arial"/>
-        </w:rPr>
-        <w:pict w14:anchorId="2BBD51E3">
-          <v:rect id="_x0000_i1209" style="width:0;height:1.5pt" o:hralign="center" o:hrstd="t" o:hr="t" fillcolor="#a0a0a0" stroked="f"/>
+        </w:rPr>
+        <w:pict w14:anchorId="37438204">
+          <v:rect id="_x0000_i1032" style="width:0;height:1.5pt" o:hralign="center" o:hrstd="t" o:hr="t" fillcolor="#a0a0a0" stroked="f"/>
         </w:pict>
       </w:r>
     </w:p>
@@ -1271,7 +2276,8 @@
           <w:b/>
           <w:bCs/>
         </w:rPr>
-        <w:t>5. Methodology</w:t>
+        <w:lastRenderedPageBreak/>
+        <w:t>8. Challenges</w:t>
       </w:r>
     </w:p>
     <w:p>
@@ -1284,45 +2290,39 @@
         <w:rPr>
           <w:rFonts w:ascii="Arial" w:hAnsi="Arial" w:cs="Arial"/>
         </w:rPr>
-        <w:t xml:space="preserve">The methodology adopted in this project is primarily analytical and </w:t>
-      </w:r>
-      <w:proofErr w:type="gramStart"/>
-      <w:r>
-        <w:rPr>
-          <w:rFonts w:ascii="Arial" w:hAnsi="Arial" w:cs="Arial"/>
-        </w:rPr>
-        <w:t>rule-based</w:t>
-      </w:r>
-      <w:proofErr w:type="gramEnd"/>
-      <w:r>
-        <w:rPr>
-          <w:rFonts w:ascii="Arial" w:hAnsi="Arial" w:cs="Arial"/>
-        </w:rPr>
-        <w:t>.</w:t>
+        <w:t>Several challenges were encountered during the project:</w:t>
       </w:r>
     </w:p>
     <w:p>
       <w:pPr>
+        <w:numPr>
+          <w:ilvl w:val="0"/>
+          <w:numId w:val="38"/>
+        </w:numPr>
+        <w:rPr>
+          <w:rFonts w:ascii="Arial" w:hAnsi="Arial" w:cs="Arial"/>
+        </w:rPr>
+      </w:pPr>
+      <w:r>
         <w:rPr>
           <w:rFonts w:ascii="Arial" w:hAnsi="Arial" w:cs="Arial"/>
           <w:b/>
           <w:bCs/>
         </w:rPr>
-      </w:pPr>
+        <w:t>Ambiguity in classification</w:t>
+      </w:r>
       <w:r>
         <w:rPr>
           <w:rFonts w:ascii="Arial" w:hAnsi="Arial" w:cs="Arial"/>
-          <w:b/>
-          <w:bCs/>
-        </w:rPr>
-        <w:t>5.1 Classification Strategy</w:t>
+        </w:rPr>
+        <w:t>: Some words could belong to multiple categories depending on context</w:t>
       </w:r>
     </w:p>
     <w:p>
       <w:pPr>
         <w:numPr>
           <w:ilvl w:val="0"/>
-          <w:numId w:val="33"/>
+          <w:numId w:val="38"/>
         </w:numPr>
         <w:rPr>
           <w:rFonts w:ascii="Arial" w:hAnsi="Arial" w:cs="Arial"/>
@@ -1331,15 +2331,23 @@
       <w:r>
         <w:rPr>
           <w:rFonts w:ascii="Arial" w:hAnsi="Arial" w:cs="Arial"/>
-        </w:rPr>
-        <w:t>Offensive words were categorized based on predefined semantic labels</w:t>
+          <w:b/>
+          <w:bCs/>
+        </w:rPr>
+        <w:t>Limited resources</w:t>
+      </w:r>
+      <w:r>
+        <w:rPr>
+          <w:rFonts w:ascii="Arial" w:hAnsi="Arial" w:cs="Arial"/>
+        </w:rPr>
+        <w:t>: Lack of existing Sinhala NLP tools and annotated datasets</w:t>
       </w:r>
     </w:p>
     <w:p>
       <w:pPr>
         <w:numPr>
           <w:ilvl w:val="0"/>
-          <w:numId w:val="33"/>
+          <w:numId w:val="38"/>
         </w:numPr>
         <w:rPr>
           <w:rFonts w:ascii="Arial" w:hAnsi="Arial" w:cs="Arial"/>
@@ -1348,25 +2356,41 @@
       <w:r>
         <w:rPr>
           <w:rFonts w:ascii="Arial" w:hAnsi="Arial" w:cs="Arial"/>
-        </w:rPr>
-        <w:t>Target types were assigned using linguistic interpretation and contextual understanding</w:t>
+          <w:b/>
+          <w:bCs/>
+        </w:rPr>
+        <w:t>Data complexity</w:t>
+      </w:r>
+      <w:r>
+        <w:rPr>
+          <w:rFonts w:ascii="Arial" w:hAnsi="Arial" w:cs="Arial"/>
+        </w:rPr>
+        <w:t>: Multi-label entries required additional processing</w:t>
       </w:r>
     </w:p>
     <w:p>
       <w:pPr>
+        <w:numPr>
+          <w:ilvl w:val="0"/>
+          <w:numId w:val="38"/>
+        </w:numPr>
+        <w:rPr>
+          <w:rFonts w:ascii="Arial" w:hAnsi="Arial" w:cs="Arial"/>
+        </w:rPr>
+      </w:pPr>
+      <w:r>
         <w:rPr>
           <w:rFonts w:ascii="Arial" w:hAnsi="Arial" w:cs="Arial"/>
           <w:b/>
           <w:bCs/>
         </w:rPr>
-      </w:pPr>
+        <w:t>Technical issues</w:t>
+      </w:r>
       <w:r>
         <w:rPr>
           <w:rFonts w:ascii="Arial" w:hAnsi="Arial" w:cs="Arial"/>
-          <w:b/>
-          <w:bCs/>
-        </w:rPr>
-        <w:t>5.2 Frequency Analysis</w:t>
+        </w:rPr>
+        <w:t>: Encoding and font rendering problems during visualization</w:t>
       </w:r>
     </w:p>
     <w:p>
@@ -1379,280 +2403,8 @@
         <w:rPr>
           <w:rFonts w:ascii="Arial" w:hAnsi="Arial" w:cs="Arial"/>
         </w:rPr>
-        <w:t>Frequency analysis was conducted to understand the distribution of offensive language:</w:t>
-      </w:r>
-    </w:p>
-    <w:p>
-      <w:pPr>
-        <w:rPr>
-          <w:rFonts w:ascii="Arial" w:hAnsi="Arial" w:cs="Arial"/>
-        </w:rPr>
-      </w:pPr>
-      <w:proofErr w:type="spellStart"/>
-      <w:r>
-        <w:rPr>
-          <w:rFonts w:ascii="Arial" w:hAnsi="Arial" w:cs="Arial"/>
-        </w:rPr>
-        <w:t>df_off</w:t>
-      </w:r>
-      <w:proofErr w:type="spellEnd"/>
-      <w:r>
-        <w:rPr>
-          <w:rFonts w:ascii="Arial" w:hAnsi="Arial" w:cs="Arial"/>
-        </w:rPr>
-        <w:t>['</w:t>
-      </w:r>
-      <w:proofErr w:type="spellStart"/>
-      <w:r>
-        <w:rPr>
-          <w:rFonts w:ascii="Arial" w:hAnsi="Arial" w:cs="Arial"/>
-        </w:rPr>
-        <w:t>off_word_count</w:t>
-      </w:r>
-      <w:proofErr w:type="spellEnd"/>
-      <w:r>
-        <w:rPr>
-          <w:rFonts w:ascii="Arial" w:hAnsi="Arial" w:cs="Arial"/>
-        </w:rPr>
-        <w:t>'].</w:t>
-      </w:r>
-      <w:proofErr w:type="spellStart"/>
-      <w:r>
-        <w:rPr>
-          <w:rFonts w:ascii="Arial" w:hAnsi="Arial" w:cs="Arial"/>
-        </w:rPr>
-        <w:t>value_counts</w:t>
-      </w:r>
-      <w:proofErr w:type="spellEnd"/>
-      <w:r>
-        <w:rPr>
-          <w:rFonts w:ascii="Arial" w:hAnsi="Arial" w:cs="Arial"/>
-        </w:rPr>
-        <w:t>(</w:t>
-      </w:r>
-      <w:proofErr w:type="gramStart"/>
-      <w:r>
-        <w:rPr>
-          <w:rFonts w:ascii="Arial" w:hAnsi="Arial" w:cs="Arial"/>
-        </w:rPr>
-        <w:t>).</w:t>
-      </w:r>
-      <w:proofErr w:type="spellStart"/>
-      <w:r>
-        <w:rPr>
-          <w:rFonts w:ascii="Arial" w:hAnsi="Arial" w:cs="Arial"/>
-        </w:rPr>
-        <w:t>sort</w:t>
-      </w:r>
-      <w:proofErr w:type="gramEnd"/>
-      <w:r>
-        <w:rPr>
-          <w:rFonts w:ascii="Arial" w:hAnsi="Arial" w:cs="Arial"/>
-        </w:rPr>
-        <w:t>_</w:t>
-      </w:r>
-      <w:proofErr w:type="gramStart"/>
-      <w:r>
-        <w:rPr>
-          <w:rFonts w:ascii="Arial" w:hAnsi="Arial" w:cs="Arial"/>
-        </w:rPr>
-        <w:t>index</w:t>
-      </w:r>
-      <w:proofErr w:type="spellEnd"/>
-      <w:r>
-        <w:rPr>
-          <w:rFonts w:ascii="Arial" w:hAnsi="Arial" w:cs="Arial"/>
-        </w:rPr>
-        <w:t>(</w:t>
-      </w:r>
-      <w:proofErr w:type="gramEnd"/>
-      <w:r>
-        <w:rPr>
-          <w:rFonts w:ascii="Arial" w:hAnsi="Arial" w:cs="Arial"/>
-        </w:rPr>
-        <w:t>)</w:t>
-      </w:r>
-    </w:p>
-    <w:p>
-      <w:pPr>
-        <w:rPr>
-          <w:rFonts w:ascii="Arial" w:hAnsi="Arial" w:cs="Arial"/>
-        </w:rPr>
-      </w:pPr>
-      <w:r>
-        <w:rPr>
-          <w:rFonts w:ascii="Arial" w:hAnsi="Arial" w:cs="Arial"/>
-        </w:rPr>
-        <w:t>This operation:</w:t>
-      </w:r>
-    </w:p>
-    <w:p>
-      <w:pPr>
-        <w:numPr>
-          <w:ilvl w:val="0"/>
-          <w:numId w:val="34"/>
-        </w:numPr>
-        <w:rPr>
-          <w:rFonts w:ascii="Arial" w:hAnsi="Arial" w:cs="Arial"/>
-        </w:rPr>
-      </w:pPr>
-      <w:r>
-        <w:rPr>
-          <w:rFonts w:ascii="Arial" w:hAnsi="Arial" w:cs="Arial"/>
-        </w:rPr>
-        <w:t xml:space="preserve">Counts the number of occurrences of offensive </w:t>
-      </w:r>
-      <w:proofErr w:type="gramStart"/>
-      <w:r>
-        <w:rPr>
-          <w:rFonts w:ascii="Arial" w:hAnsi="Arial" w:cs="Arial"/>
-        </w:rPr>
-        <w:t>word</w:t>
-      </w:r>
-      <w:proofErr w:type="gramEnd"/>
-      <w:r>
-        <w:rPr>
-          <w:rFonts w:ascii="Arial" w:hAnsi="Arial" w:cs="Arial"/>
-        </w:rPr>
-        <w:t xml:space="preserve"> counts</w:t>
-      </w:r>
-    </w:p>
-    <w:p>
-      <w:pPr>
-        <w:numPr>
-          <w:ilvl w:val="0"/>
-          <w:numId w:val="34"/>
-        </w:numPr>
-        <w:rPr>
-          <w:rFonts w:ascii="Arial" w:hAnsi="Arial" w:cs="Arial"/>
-        </w:rPr>
-      </w:pPr>
-      <w:proofErr w:type="gramStart"/>
-      <w:r>
-        <w:rPr>
-          <w:rFonts w:ascii="Arial" w:hAnsi="Arial" w:cs="Arial"/>
-        </w:rPr>
-        <w:t>Sorts</w:t>
-      </w:r>
-      <w:proofErr w:type="gramEnd"/>
-      <w:r>
-        <w:rPr>
-          <w:rFonts w:ascii="Arial" w:hAnsi="Arial" w:cs="Arial"/>
-        </w:rPr>
-        <w:t xml:space="preserve"> the results in ascending order</w:t>
-      </w:r>
-    </w:p>
-    <w:p>
-      <w:pPr>
-        <w:numPr>
-          <w:ilvl w:val="0"/>
-          <w:numId w:val="34"/>
-        </w:numPr>
-        <w:rPr>
-          <w:rFonts w:ascii="Arial" w:hAnsi="Arial" w:cs="Arial"/>
-        </w:rPr>
-      </w:pPr>
-      <w:r>
-        <w:rPr>
-          <w:rFonts w:ascii="Arial" w:hAnsi="Arial" w:cs="Arial"/>
-        </w:rPr>
-        <w:t>Helps identify common and rare patterns in the dataset</w:t>
-      </w:r>
-    </w:p>
-    <w:p>
-      <w:pPr>
-        <w:rPr>
-          <w:rFonts w:ascii="Arial" w:hAnsi="Arial" w:cs="Arial"/>
-          <w:b/>
-          <w:bCs/>
-        </w:rPr>
-      </w:pPr>
-      <w:r>
-        <w:rPr>
-          <w:rFonts w:ascii="Arial" w:hAnsi="Arial" w:cs="Arial"/>
-          <w:b/>
-          <w:bCs/>
-        </w:rPr>
-        <w:t>5.3 Analytical Approach</w:t>
-      </w:r>
-    </w:p>
-    <w:p>
-      <w:pPr>
-        <w:rPr>
-          <w:rFonts w:ascii="Arial" w:hAnsi="Arial" w:cs="Arial"/>
-        </w:rPr>
-      </w:pPr>
-      <w:r>
-        <w:rPr>
-          <w:rFonts w:ascii="Arial" w:hAnsi="Arial" w:cs="Arial"/>
-        </w:rPr>
-        <w:t>The analysis focused on:</w:t>
-      </w:r>
-    </w:p>
-    <w:p>
-      <w:pPr>
-        <w:numPr>
-          <w:ilvl w:val="0"/>
-          <w:numId w:val="35"/>
-        </w:numPr>
-        <w:rPr>
-          <w:rFonts w:ascii="Arial" w:hAnsi="Arial" w:cs="Arial"/>
-        </w:rPr>
-      </w:pPr>
-      <w:r>
-        <w:rPr>
-          <w:rFonts w:ascii="Arial" w:hAnsi="Arial" w:cs="Arial"/>
-        </w:rPr>
-        <w:t>Category frequency distribution</w:t>
-      </w:r>
-    </w:p>
-    <w:p>
-      <w:pPr>
-        <w:numPr>
-          <w:ilvl w:val="0"/>
-          <w:numId w:val="35"/>
-        </w:numPr>
-        <w:rPr>
-          <w:rFonts w:ascii="Arial" w:hAnsi="Arial" w:cs="Arial"/>
-        </w:rPr>
-      </w:pPr>
-      <w:r>
-        <w:rPr>
-          <w:rFonts w:ascii="Arial" w:hAnsi="Arial" w:cs="Arial"/>
-        </w:rPr>
-        <w:t>Target-type distribution</w:t>
-      </w:r>
-    </w:p>
-    <w:p>
-      <w:pPr>
-        <w:numPr>
-          <w:ilvl w:val="0"/>
-          <w:numId w:val="35"/>
-        </w:numPr>
-        <w:rPr>
-          <w:rFonts w:ascii="Arial" w:hAnsi="Arial" w:cs="Arial"/>
-        </w:rPr>
-      </w:pPr>
-      <w:r>
-        <w:rPr>
-          <w:rFonts w:ascii="Arial" w:hAnsi="Arial" w:cs="Arial"/>
-        </w:rPr>
-        <w:t>Co-occurrence of multiple categories</w:t>
-      </w:r>
-    </w:p>
-    <w:p>
-      <w:pPr>
-        <w:rPr>
-          <w:rFonts w:ascii="Arial" w:hAnsi="Arial" w:cs="Arial"/>
-        </w:rPr>
-      </w:pPr>
-      <w:r>
-        <w:rPr>
-          <w:rFonts w:ascii="Arial" w:hAnsi="Arial" w:cs="Arial"/>
-        </w:rPr>
-        <w:lastRenderedPageBreak/>
-        <w:pict w14:anchorId="18FB38E0">
-          <v:rect id="_x0000_i1210" style="width:0;height:1.5pt" o:hralign="center" o:hrstd="t" o:hr="t" fillcolor="#a0a0a0" stroked="f"/>
+        <w:pict w14:anchorId="33DF9252">
+          <v:rect id="_x0000_i1033" style="width:0;height:1.5pt" o:hralign="center" o:hrstd="t" o:hr="t" fillcolor="#a0a0a0" stroked="f"/>
         </w:pict>
       </w:r>
     </w:p>
@@ -1670,7 +2422,7 @@
           <w:b/>
           <w:bCs/>
         </w:rPr>
-        <w:t>6. Data Analysis and Visualization</w:t>
+        <w:t>9. Conclusion</w:t>
       </w:r>
     </w:p>
     <w:p>
@@ -1683,24 +2435,20 @@
         <w:rPr>
           <w:rFonts w:ascii="Arial" w:hAnsi="Arial" w:cs="Arial"/>
         </w:rPr>
-        <w:t>Exploratory Data Analysis (EDA) was performed to extract meaningful insights.</w:t>
+        <w:t>This project successfully developed and analyzed a structured dataset of Sinhala taboo language. By categorizing offensive words and introducing a target-type classification system, the study provides valuable insights into the nature and distribution of offensive language in Sinhala.</w:t>
       </w:r>
     </w:p>
     <w:p>
       <w:pPr>
         <w:rPr>
           <w:rFonts w:ascii="Arial" w:hAnsi="Arial" w:cs="Arial"/>
-          <w:b/>
-          <w:bCs/>
         </w:rPr>
       </w:pPr>
       <w:r>
         <w:rPr>
           <w:rFonts w:ascii="Arial" w:hAnsi="Arial" w:cs="Arial"/>
-          <w:b/>
-          <w:bCs/>
-        </w:rPr>
-        <w:t>6.1 Category Distribution Analysis</w:t>
+        </w:rPr>
+        <w:t>The findings highlight the importance of considering multiple dimensions—such as category and target—when analyzing harmful language. This work serves as a foundational step toward building automated systems for offensive language detection in low-resource languages.</w:t>
       </w:r>
     </w:p>
     <w:p>
@@ -1713,183 +2461,8 @@
         <w:rPr>
           <w:rFonts w:ascii="Arial" w:hAnsi="Arial" w:cs="Arial"/>
         </w:rPr>
-        <w:t>The frequency of each category was computed to identify dominant types of offensive language. The use of exploded data ensured that multi-category entries were accurately represented.</w:t>
-      </w:r>
-    </w:p>
-    <w:p>
-      <w:pPr>
-        <w:rPr>
-          <w:rFonts w:ascii="Arial" w:hAnsi="Arial" w:cs="Arial"/>
-          <w:b/>
-          <w:bCs/>
-        </w:rPr>
-      </w:pPr>
-      <w:r>
-        <w:rPr>
-          <w:rFonts w:ascii="Arial" w:hAnsi="Arial" w:cs="Arial"/>
-          <w:b/>
-          <w:bCs/>
-        </w:rPr>
-        <w:t>6.2 Target-Type Distribution</w:t>
-      </w:r>
-    </w:p>
-    <w:p>
-      <w:pPr>
-        <w:rPr>
-          <w:rFonts w:ascii="Arial" w:hAnsi="Arial" w:cs="Arial"/>
-        </w:rPr>
-      </w:pPr>
-      <w:r>
-        <w:rPr>
-          <w:rFonts w:ascii="Arial" w:hAnsi="Arial" w:cs="Arial"/>
-        </w:rPr>
-        <w:t>The distribution of target types (IND, GRP, UNT, OTH) was analyzed to understand how offensive language is directed. This provides insight into whether offensive expressions are more personalized or generalized.</w:t>
-      </w:r>
-    </w:p>
-    <w:p>
-      <w:pPr>
-        <w:rPr>
-          <w:rFonts w:ascii="Arial" w:hAnsi="Arial" w:cs="Arial"/>
-          <w:b/>
-          <w:bCs/>
-        </w:rPr>
-      </w:pPr>
-      <w:r>
-        <w:rPr>
-          <w:rFonts w:ascii="Arial" w:hAnsi="Arial" w:cs="Arial"/>
-          <w:b/>
-          <w:bCs/>
-        </w:rPr>
-        <w:t>6.3 Visualization Techniques</w:t>
-      </w:r>
-    </w:p>
-    <w:p>
-      <w:pPr>
-        <w:rPr>
-          <w:rFonts w:ascii="Arial" w:hAnsi="Arial" w:cs="Arial"/>
-        </w:rPr>
-      </w:pPr>
-      <w:r>
-        <w:rPr>
-          <w:rFonts w:ascii="Arial" w:hAnsi="Arial" w:cs="Arial"/>
-        </w:rPr>
-        <w:t>Several visualization techniques were used:</w:t>
-      </w:r>
-    </w:p>
-    <w:p>
-      <w:pPr>
-        <w:numPr>
-          <w:ilvl w:val="0"/>
-          <w:numId w:val="36"/>
-        </w:numPr>
-        <w:rPr>
-          <w:rFonts w:ascii="Arial" w:hAnsi="Arial" w:cs="Arial"/>
-        </w:rPr>
-      </w:pPr>
-      <w:r>
-        <w:rPr>
-          <w:rFonts w:ascii="Arial" w:hAnsi="Arial" w:cs="Arial"/>
-          <w:b/>
-          <w:bCs/>
-        </w:rPr>
-        <w:t>Bar charts</w:t>
-      </w:r>
-      <w:r>
-        <w:rPr>
-          <w:rFonts w:ascii="Arial" w:hAnsi="Arial" w:cs="Arial"/>
-        </w:rPr>
-        <w:t xml:space="preserve"> to display category frequencies</w:t>
-      </w:r>
-    </w:p>
-    <w:p>
-      <w:pPr>
-        <w:numPr>
-          <w:ilvl w:val="0"/>
-          <w:numId w:val="36"/>
-        </w:numPr>
-        <w:rPr>
-          <w:rFonts w:ascii="Arial" w:hAnsi="Arial" w:cs="Arial"/>
-        </w:rPr>
-      </w:pPr>
-      <w:r>
-        <w:rPr>
-          <w:rFonts w:ascii="Arial" w:hAnsi="Arial" w:cs="Arial"/>
-          <w:b/>
-          <w:bCs/>
-        </w:rPr>
-        <w:t>Histograms</w:t>
-      </w:r>
-      <w:r>
-        <w:rPr>
-          <w:rFonts w:ascii="Arial" w:hAnsi="Arial" w:cs="Arial"/>
-        </w:rPr>
-        <w:t xml:space="preserve"> to show distribution of offensive </w:t>
-      </w:r>
-      <w:proofErr w:type="gramStart"/>
-      <w:r>
-        <w:rPr>
-          <w:rFonts w:ascii="Arial" w:hAnsi="Arial" w:cs="Arial"/>
-        </w:rPr>
-        <w:t>word</w:t>
-      </w:r>
-      <w:proofErr w:type="gramEnd"/>
-      <w:r>
-        <w:rPr>
-          <w:rFonts w:ascii="Arial" w:hAnsi="Arial" w:cs="Arial"/>
-        </w:rPr>
-        <w:t xml:space="preserve"> counts</w:t>
-      </w:r>
-    </w:p>
-    <w:p>
-      <w:pPr>
-        <w:numPr>
-          <w:ilvl w:val="0"/>
-          <w:numId w:val="36"/>
-        </w:numPr>
-        <w:rPr>
-          <w:rFonts w:ascii="Arial" w:hAnsi="Arial" w:cs="Arial"/>
-        </w:rPr>
-      </w:pPr>
-      <w:r>
-        <w:rPr>
-          <w:rFonts w:ascii="Arial" w:hAnsi="Arial" w:cs="Arial"/>
-          <w:b/>
-          <w:bCs/>
-        </w:rPr>
-        <w:t>Annotated graphs</w:t>
-      </w:r>
-      <w:r>
-        <w:rPr>
-          <w:rFonts w:ascii="Arial" w:hAnsi="Arial" w:cs="Arial"/>
-        </w:rPr>
-        <w:t xml:space="preserve"> to display exact values for clarity</w:t>
-      </w:r>
-    </w:p>
-    <w:p>
-      <w:pPr>
-        <w:rPr>
-          <w:rFonts w:ascii="Arial" w:hAnsi="Arial" w:cs="Arial"/>
-        </w:rPr>
-      </w:pPr>
-      <w:r>
-        <w:rPr>
-          <w:rFonts w:ascii="Arial" w:hAnsi="Arial" w:cs="Arial"/>
-        </w:rPr>
-        <w:t>Visualization enhances interpretability and helps communicate findings effectively.</w:t>
-      </w:r>
-    </w:p>
-    <w:p>
-      <w:pPr>
-        <w:rPr>
-          <w:rFonts w:ascii="Arial" w:hAnsi="Arial" w:cs="Arial"/>
-        </w:rPr>
-      </w:pPr>
-      <w:r>
-        <w:rPr>
-          <w:rFonts w:ascii="Arial" w:hAnsi="Arial" w:cs="Arial"/>
-        </w:rPr>
-        <w:pict w14:anchorId="78C1A0D2">
-          <v:rect id="_x0000_i1211" style="width:0;height:1.5pt" o:hralign="center" o:hrstd="t" o:hr="t" fillcolor="#a0a0a0" stroked="f"/>
+        <w:pict w14:anchorId="22FD167A">
+          <v:rect id="_x0000_i1034" style="width:0;height:1.5pt" o:hralign="center" o:hrstd="t" o:hr="t" fillcolor="#a0a0a0" stroked="f"/>
         </w:pict>
       </w:r>
     </w:p>
@@ -1907,416 +2480,6 @@
           <w:b/>
           <w:bCs/>
         </w:rPr>
-        <w:t>7. Results and Findings</w:t>
-      </w:r>
-    </w:p>
-    <w:p>
-      <w:pPr>
-        <w:rPr>
-          <w:rFonts w:ascii="Arial" w:hAnsi="Arial" w:cs="Arial"/>
-        </w:rPr>
-      </w:pPr>
-      <w:r>
-        <w:rPr>
-          <w:rFonts w:ascii="Arial" w:hAnsi="Arial" w:cs="Arial"/>
-        </w:rPr>
-        <w:t>The analysis produced several important findings:</w:t>
-      </w:r>
-    </w:p>
-    <w:p>
-      <w:pPr>
-        <w:numPr>
-          <w:ilvl w:val="0"/>
-          <w:numId w:val="37"/>
-        </w:numPr>
-        <w:rPr>
-          <w:rFonts w:ascii="Arial" w:hAnsi="Arial" w:cs="Arial"/>
-        </w:rPr>
-      </w:pPr>
-      <w:r>
-        <w:rPr>
-          <w:rFonts w:ascii="Arial" w:hAnsi="Arial" w:cs="Arial"/>
-          <w:b/>
-          <w:bCs/>
-        </w:rPr>
-        <w:t>Gender-related offensive language</w:t>
-      </w:r>
-      <w:r>
-        <w:rPr>
-          <w:rFonts w:ascii="Arial" w:hAnsi="Arial" w:cs="Arial"/>
-        </w:rPr>
-        <w:t xml:space="preserve"> was the most frequent category, indicating a strong presence of gender-based insults</w:t>
-      </w:r>
-    </w:p>
-    <w:p>
-      <w:pPr>
-        <w:numPr>
-          <w:ilvl w:val="0"/>
-          <w:numId w:val="37"/>
-        </w:numPr>
-        <w:rPr>
-          <w:rFonts w:ascii="Arial" w:hAnsi="Arial" w:cs="Arial"/>
-        </w:rPr>
-      </w:pPr>
-      <w:r>
-        <w:rPr>
-          <w:rFonts w:ascii="Arial" w:hAnsi="Arial" w:cs="Arial"/>
-        </w:rPr>
-        <w:t xml:space="preserve">A significant number of entries contained </w:t>
-      </w:r>
-      <w:r>
-        <w:rPr>
-          <w:rFonts w:ascii="Arial" w:hAnsi="Arial" w:cs="Arial"/>
-          <w:b/>
-          <w:bCs/>
-        </w:rPr>
-        <w:t>multiple categories</w:t>
-      </w:r>
-      <w:r>
-        <w:rPr>
-          <w:rFonts w:ascii="Arial" w:hAnsi="Arial" w:cs="Arial"/>
-        </w:rPr>
-        <w:t>, highlighting overlapping forms of discrimination</w:t>
-      </w:r>
-    </w:p>
-    <w:p>
-      <w:pPr>
-        <w:numPr>
-          <w:ilvl w:val="0"/>
-          <w:numId w:val="37"/>
-        </w:numPr>
-        <w:rPr>
-          <w:rFonts w:ascii="Arial" w:hAnsi="Arial" w:cs="Arial"/>
-        </w:rPr>
-      </w:pPr>
-      <w:proofErr w:type="gramStart"/>
-      <w:r>
-        <w:rPr>
-          <w:rFonts w:ascii="Arial" w:hAnsi="Arial" w:cs="Arial"/>
-        </w:rPr>
-        <w:t>The majority of</w:t>
-      </w:r>
-      <w:proofErr w:type="gramEnd"/>
-      <w:r>
-        <w:rPr>
-          <w:rFonts w:ascii="Arial" w:hAnsi="Arial" w:cs="Arial"/>
-        </w:rPr>
-        <w:t xml:space="preserve"> offensive expressions were directed toward </w:t>
-      </w:r>
-      <w:r>
-        <w:rPr>
-          <w:rFonts w:ascii="Arial" w:hAnsi="Arial" w:cs="Arial"/>
-          <w:b/>
-          <w:bCs/>
-        </w:rPr>
-        <w:t>individuals (IND)</w:t>
-      </w:r>
-      <w:r>
-        <w:rPr>
-          <w:rFonts w:ascii="Arial" w:hAnsi="Arial" w:cs="Arial"/>
-        </w:rPr>
-        <w:t xml:space="preserve"> and </w:t>
-      </w:r>
-      <w:r>
-        <w:rPr>
-          <w:rFonts w:ascii="Arial" w:hAnsi="Arial" w:cs="Arial"/>
-          <w:b/>
-          <w:bCs/>
-        </w:rPr>
-        <w:t>groups (GRP)</w:t>
-      </w:r>
-    </w:p>
-    <w:p>
-      <w:pPr>
-        <w:numPr>
-          <w:ilvl w:val="0"/>
-          <w:numId w:val="37"/>
-        </w:numPr>
-        <w:rPr>
-          <w:rFonts w:ascii="Arial" w:hAnsi="Arial" w:cs="Arial"/>
-        </w:rPr>
-      </w:pPr>
-      <w:r>
-        <w:rPr>
-          <w:rFonts w:ascii="Arial" w:hAnsi="Arial" w:cs="Arial"/>
-        </w:rPr>
-        <w:t>The dataset showed a balanced distribution of offensiveness levels, with a concentration in the medium category</w:t>
-      </w:r>
-    </w:p>
-    <w:p>
-      <w:pPr>
-        <w:rPr>
-          <w:rFonts w:ascii="Arial" w:hAnsi="Arial" w:cs="Arial"/>
-        </w:rPr>
-      </w:pPr>
-      <w:r>
-        <w:rPr>
-          <w:rFonts w:ascii="Arial" w:hAnsi="Arial" w:cs="Arial"/>
-        </w:rPr>
-        <w:t xml:space="preserve">These findings demonstrate that offensive language is complex, multi-dimensional, and often </w:t>
-      </w:r>
-      <w:proofErr w:type="gramStart"/>
-      <w:r>
-        <w:rPr>
-          <w:rFonts w:ascii="Arial" w:hAnsi="Arial" w:cs="Arial"/>
-        </w:rPr>
-        <w:t>context-dependent</w:t>
-      </w:r>
-      <w:proofErr w:type="gramEnd"/>
-      <w:r>
-        <w:rPr>
-          <w:rFonts w:ascii="Arial" w:hAnsi="Arial" w:cs="Arial"/>
-        </w:rPr>
-        <w:t>.</w:t>
-      </w:r>
-    </w:p>
-    <w:p>
-      <w:pPr>
-        <w:rPr>
-          <w:rFonts w:ascii="Arial" w:hAnsi="Arial" w:cs="Arial"/>
-        </w:rPr>
-      </w:pPr>
-      <w:r>
-        <w:rPr>
-          <w:rFonts w:ascii="Arial" w:hAnsi="Arial" w:cs="Arial"/>
-        </w:rPr>
-        <w:lastRenderedPageBreak/>
-        <w:pict w14:anchorId="37438204">
-          <v:rect id="_x0000_i1212" style="width:0;height:1.5pt" o:hralign="center" o:hrstd="t" o:hr="t" fillcolor="#a0a0a0" stroked="f"/>
-        </w:pict>
-      </w:r>
-    </w:p>
-    <w:p>
-      <w:pPr>
-        <w:rPr>
-          <w:rFonts w:ascii="Arial" w:hAnsi="Arial" w:cs="Arial"/>
-          <w:b/>
-          <w:bCs/>
-        </w:rPr>
-      </w:pPr>
-      <w:r>
-        <w:rPr>
-          <w:rFonts w:ascii="Arial" w:hAnsi="Arial" w:cs="Arial"/>
-          <w:b/>
-          <w:bCs/>
-        </w:rPr>
-        <w:t>8. Challenges</w:t>
-      </w:r>
-    </w:p>
-    <w:p>
-      <w:pPr>
-        <w:rPr>
-          <w:rFonts w:ascii="Arial" w:hAnsi="Arial" w:cs="Arial"/>
-        </w:rPr>
-      </w:pPr>
-      <w:r>
-        <w:rPr>
-          <w:rFonts w:ascii="Arial" w:hAnsi="Arial" w:cs="Arial"/>
-        </w:rPr>
-        <w:t>Several challenges were encountered during the project:</w:t>
-      </w:r>
-    </w:p>
-    <w:p>
-      <w:pPr>
-        <w:numPr>
-          <w:ilvl w:val="0"/>
-          <w:numId w:val="38"/>
-        </w:numPr>
-        <w:rPr>
-          <w:rFonts w:ascii="Arial" w:hAnsi="Arial" w:cs="Arial"/>
-        </w:rPr>
-      </w:pPr>
-      <w:r>
-        <w:rPr>
-          <w:rFonts w:ascii="Arial" w:hAnsi="Arial" w:cs="Arial"/>
-          <w:b/>
-          <w:bCs/>
-        </w:rPr>
-        <w:t>Ambiguity in classification</w:t>
-      </w:r>
-      <w:r>
-        <w:rPr>
-          <w:rFonts w:ascii="Arial" w:hAnsi="Arial" w:cs="Arial"/>
-        </w:rPr>
-        <w:t>: Some words could belong to multiple categories depending on context</w:t>
-      </w:r>
-    </w:p>
-    <w:p>
-      <w:pPr>
-        <w:numPr>
-          <w:ilvl w:val="0"/>
-          <w:numId w:val="38"/>
-        </w:numPr>
-        <w:rPr>
-          <w:rFonts w:ascii="Arial" w:hAnsi="Arial" w:cs="Arial"/>
-        </w:rPr>
-      </w:pPr>
-      <w:r>
-        <w:rPr>
-          <w:rFonts w:ascii="Arial" w:hAnsi="Arial" w:cs="Arial"/>
-          <w:b/>
-          <w:bCs/>
-        </w:rPr>
-        <w:t>Limited resources</w:t>
-      </w:r>
-      <w:r>
-        <w:rPr>
-          <w:rFonts w:ascii="Arial" w:hAnsi="Arial" w:cs="Arial"/>
-        </w:rPr>
-        <w:t>: Lack of existing Sinhala NLP tools and annotated datasets</w:t>
-      </w:r>
-    </w:p>
-    <w:p>
-      <w:pPr>
-        <w:numPr>
-          <w:ilvl w:val="0"/>
-          <w:numId w:val="38"/>
-        </w:numPr>
-        <w:rPr>
-          <w:rFonts w:ascii="Arial" w:hAnsi="Arial" w:cs="Arial"/>
-        </w:rPr>
-      </w:pPr>
-      <w:r>
-        <w:rPr>
-          <w:rFonts w:ascii="Arial" w:hAnsi="Arial" w:cs="Arial"/>
-          <w:b/>
-          <w:bCs/>
-        </w:rPr>
-        <w:t>Data complexity</w:t>
-      </w:r>
-      <w:r>
-        <w:rPr>
-          <w:rFonts w:ascii="Arial" w:hAnsi="Arial" w:cs="Arial"/>
-        </w:rPr>
-        <w:t>: Multi-label entries required additional processing</w:t>
-      </w:r>
-    </w:p>
-    <w:p>
-      <w:pPr>
-        <w:numPr>
-          <w:ilvl w:val="0"/>
-          <w:numId w:val="38"/>
-        </w:numPr>
-        <w:rPr>
-          <w:rFonts w:ascii="Arial" w:hAnsi="Arial" w:cs="Arial"/>
-        </w:rPr>
-      </w:pPr>
-      <w:r>
-        <w:rPr>
-          <w:rFonts w:ascii="Arial" w:hAnsi="Arial" w:cs="Arial"/>
-          <w:b/>
-          <w:bCs/>
-        </w:rPr>
-        <w:t>Technical issues</w:t>
-      </w:r>
-      <w:r>
-        <w:rPr>
-          <w:rFonts w:ascii="Arial" w:hAnsi="Arial" w:cs="Arial"/>
-        </w:rPr>
-        <w:t>: Encoding and font rendering problems during visualization</w:t>
-      </w:r>
-    </w:p>
-    <w:p>
-      <w:pPr>
-        <w:rPr>
-          <w:rFonts w:ascii="Arial" w:hAnsi="Arial" w:cs="Arial"/>
-        </w:rPr>
-      </w:pPr>
-      <w:r>
-        <w:rPr>
-          <w:rFonts w:ascii="Arial" w:hAnsi="Arial" w:cs="Arial"/>
-        </w:rPr>
-        <w:pict w14:anchorId="33DF9252">
-          <v:rect id="_x0000_i1213" style="width:0;height:1.5pt" o:hralign="center" o:hrstd="t" o:hr="t" fillcolor="#a0a0a0" stroked="f"/>
-        </w:pict>
-      </w:r>
-    </w:p>
-    <w:p>
-      <w:pPr>
-        <w:rPr>
-          <w:rFonts w:ascii="Arial" w:hAnsi="Arial" w:cs="Arial"/>
-          <w:b/>
-          <w:bCs/>
-        </w:rPr>
-      </w:pPr>
-      <w:r>
-        <w:rPr>
-          <w:rFonts w:ascii="Arial" w:hAnsi="Arial" w:cs="Arial"/>
-          <w:b/>
-          <w:bCs/>
-        </w:rPr>
-        <w:t>9. Conclusion</w:t>
-      </w:r>
-    </w:p>
-    <w:p>
-      <w:pPr>
-        <w:rPr>
-          <w:rFonts w:ascii="Arial" w:hAnsi="Arial" w:cs="Arial"/>
-        </w:rPr>
-      </w:pPr>
-      <w:r>
-        <w:rPr>
-          <w:rFonts w:ascii="Arial" w:hAnsi="Arial" w:cs="Arial"/>
-        </w:rPr>
-        <w:t xml:space="preserve">This project successfully developed and analyzed a structured dataset of Sinhala </w:t>
-      </w:r>
-      <w:proofErr w:type="gramStart"/>
-      <w:r>
-        <w:rPr>
-          <w:rFonts w:ascii="Arial" w:hAnsi="Arial" w:cs="Arial"/>
-        </w:rPr>
-        <w:t>taboo language</w:t>
-      </w:r>
-      <w:proofErr w:type="gramEnd"/>
-      <w:r>
-        <w:rPr>
-          <w:rFonts w:ascii="Arial" w:hAnsi="Arial" w:cs="Arial"/>
-        </w:rPr>
-        <w:t>. By categorizing offensive words and introducing a target-type classification system, the study provides valuable insights into the nature and distribution of offensive language in Sinhala.</w:t>
-      </w:r>
-    </w:p>
-    <w:p>
-      <w:pPr>
-        <w:rPr>
-          <w:rFonts w:ascii="Arial" w:hAnsi="Arial" w:cs="Arial"/>
-        </w:rPr>
-      </w:pPr>
-      <w:r>
-        <w:rPr>
-          <w:rFonts w:ascii="Arial" w:hAnsi="Arial" w:cs="Arial"/>
-        </w:rPr>
-        <w:t>The findings highlight the importance of considering multiple dimensions—such as category and target—when analyzing harmful language. This work serves as a foundational step toward building automated systems for offensive language detection in low-resource languages.</w:t>
-      </w:r>
-    </w:p>
-    <w:p>
-      <w:pPr>
-        <w:rPr>
-          <w:rFonts w:ascii="Arial" w:hAnsi="Arial" w:cs="Arial"/>
-        </w:rPr>
-      </w:pPr>
-      <w:r>
-        <w:rPr>
-          <w:rFonts w:ascii="Arial" w:hAnsi="Arial" w:cs="Arial"/>
-        </w:rPr>
-        <w:pict w14:anchorId="22FD167A">
-          <v:rect id="_x0000_i1214" style="width:0;height:1.5pt" o:hralign="center" o:hrstd="t" o:hr="t" fillcolor="#a0a0a0" stroked="f"/>
-        </w:pict>
-      </w:r>
-    </w:p>
-    <w:p>
-      <w:pPr>
-        <w:rPr>
-          <w:rFonts w:ascii="Arial" w:hAnsi="Arial" w:cs="Arial"/>
-          <w:b/>
-          <w:bCs/>
-        </w:rPr>
-      </w:pPr>
-      <w:r>
-        <w:rPr>
-          <w:rFonts w:ascii="Arial" w:hAnsi="Arial" w:cs="Arial"/>
-          <w:b/>
-          <w:bCs/>
-        </w:rPr>
         <w:t>10. Future Work</w:t>
       </w:r>
     </w:p>
@@ -2432,14 +2595,6 @@
           <w:rFonts w:ascii="Arial" w:hAnsi="Arial" w:cs="Arial"/>
         </w:rPr>
       </w:pPr>
-      <w:r>
-        <w:rPr>
-          <w:rFonts w:ascii="Arial" w:hAnsi="Arial" w:cs="Arial"/>
-        </w:rPr>
-        <w:pict w14:anchorId="6254131F">
-          <v:rect id="_x0000_i1215" style="width:0;height:1.5pt" o:hralign="center" o:hrstd="t" o:hr="t" fillcolor="#a0a0a0" stroked="f"/>
-        </w:pict>
-      </w:r>
     </w:p>
     <w:p>
       <w:pPr>
@@ -2489,7 +2644,6 @@
         <w:rPr>
           <w:rFonts w:ascii="Arial" w:hAnsi="Arial" w:cs="Arial"/>
         </w:rPr>
-        <w:lastRenderedPageBreak/>
         <w:t>NLP research on low-resource languages</w:t>
       </w:r>
     </w:p>
@@ -2507,6 +2661,7 @@
         <w:rPr>
           <w:rFonts w:ascii="Arial" w:hAnsi="Arial" w:cs="Arial"/>
         </w:rPr>
+        <w:lastRenderedPageBreak/>
         <w:t>Python libraries such as Pandas and Matplotlib</w:t>
       </w:r>
     </w:p>
@@ -2516,14 +2671,6 @@
           <w:rFonts w:ascii="Arial" w:hAnsi="Arial" w:cs="Arial"/>
         </w:rPr>
       </w:pPr>
-      <w:r>
-        <w:rPr>
-          <w:rFonts w:ascii="Arial" w:hAnsi="Arial" w:cs="Arial"/>
-        </w:rPr>
-        <w:pict w14:anchorId="4E6E6D12">
-          <v:rect id="_x0000_i1216" style="width:0;height:1.5pt" o:hralign="center" o:hrstd="t" o:hr="t" fillcolor="#a0a0a0" stroked="f"/>
-        </w:pict>
-      </w:r>
     </w:p>
     <w:p>
       <w:pPr>
@@ -8849,7 +8996,6 @@
     <w:basedOn w:val="Normal"/>
     <w:next w:val="Normal"/>
     <w:uiPriority w:val="35"/>
-    <w:semiHidden/>
     <w:unhideWhenUsed/>
     <w:qFormat/>
     <w:rsid w:val="00FC693F"/>

--- a/Sinhala/docs/final_report_v2.docx
+++ b/Sinhala/docs/final_report_v2.docx
@@ -53,68 +53,8 @@
         <w:rPr>
           <w:rFonts w:ascii="Arial" w:hAnsi="Arial" w:cs="Arial"/>
         </w:rPr>
-        <w:t>The rapid expansion of digital communication platforms, particularly social media, has significantly increased the prevalence of offensive and harmful language online. Taboo language, which includes insults, hate speech, and derogatory expressions, poses serious challenges to online communities, as it can negatively impact individuals and groups by promoting discrimination, harassment, and social division.</w:t>
+        <w:t>Sinhala is a low-resource language primarily spoken in Sri Lanka, with limited availability of annotated datasets and Natural Language Processing (NLP) tools. Compared to widely studied languages such as English, research on offensive language detection in Sinhala remains relatively underdeveloped. This creates challenges in identifying and analyzing taboo or harmful expressions, especially in informal digital communication such as social media. Furthermore, Sinhala offensive language is often context-dependent and may involve cultural nuances, making classification more complex. Therefore, this component of the project focuses specifically on the identification, categorization, and analysis of Sinhala taboo language, contributing toward improving NLP resources and understanding of offensive language in low-resource linguistic settings.</w:t>
       </w:r>
-    </w:p>
-    <w:p>
-      <w:pPr>
-        <w:rPr>
-          <w:rFonts w:ascii="Arial" w:hAnsi="Arial" w:cs="Arial"/>
-        </w:rPr>
-      </w:pPr>
-      <w:r>
-        <w:rPr>
-          <w:rFonts w:ascii="Arial" w:hAnsi="Arial" w:cs="Arial"/>
-        </w:rPr>
-        <w:t>Offensive language detection has therefore become a critical area of research within Natural Language Processing (NLP). While substantial progress has been made for high-resource languages such as English, low-resource languages like Sinhala remain underexplored. Sinhala, primarily spoken in Sri Lanka, lacks large-scale annotated datasets and robust NLP tools, making it difficult to develop effective automated systems for detecting harmful content.</w:t>
-      </w:r>
-    </w:p>
-    <w:p>
-      <w:pPr>
-        <w:rPr>
-          <w:rFonts w:ascii="Arial" w:hAnsi="Arial" w:cs="Arial"/>
-        </w:rPr>
-      </w:pPr>
-      <w:r>
-        <w:rPr>
-          <w:rFonts w:ascii="Arial" w:hAnsi="Arial" w:cs="Arial"/>
-        </w:rPr>
-        <w:t xml:space="preserve">Another key challenge in offensive language analysis is the </w:t>
-      </w:r>
-      <w:r>
-        <w:rPr>
-          <w:rFonts w:ascii="Arial" w:hAnsi="Arial" w:cs="Arial"/>
-          <w:b/>
-          <w:bCs/>
-        </w:rPr>
-        <w:t>context-dependent nature</w:t>
-      </w:r>
-      <w:r>
-        <w:rPr>
-          <w:rFonts w:ascii="Arial" w:hAnsi="Arial" w:cs="Arial"/>
-        </w:rPr>
-        <w:t xml:space="preserve"> of meaning. A word may be considered offensive in one context but neutral in another. Additionally, offensive expressions often target different entities, such as individuals, social groups, or institutions, further complicating classification.</w:t>
-      </w:r>
-    </w:p>
-    <w:p>
-      <w:pPr>
-        <w:rPr>
-          <w:rFonts w:ascii="Arial" w:hAnsi="Arial" w:cs="Arial"/>
-        </w:rPr>
-      </w:pPr>
-      <w:r>
-        <w:rPr>
-          <w:rFonts w:ascii="Arial" w:hAnsi="Arial" w:cs="Arial"/>
-        </w:rPr>
-        <w:t>This project addresses these challenges by developing a structured dataset of Sinhala taboo language and performing a comprehensive analysis of its characteristics. The study focuses on categorizing offensive words, identifying their targets, and examining patterns in their usage. By doing so, it aims to contribute to the development of better content moderation systems and support future research in low-resource language processing.</w:t>
-      </w:r>
-    </w:p>
-    <w:p>
-      <w:pPr>
-        <w:rPr>
-          <w:rFonts w:ascii="Arial" w:hAnsi="Arial" w:cs="Arial"/>
-        </w:rPr>
-      </w:pPr>
     </w:p>
     <w:p>
       <w:pPr>
@@ -259,7 +199,6 @@
         <w:rPr>
           <w:rFonts w:ascii="Arial" w:hAnsi="Arial" w:cs="Arial"/>
         </w:rPr>
-        <w:lastRenderedPageBreak/>
         <w:t>Untargeted entities (UNT)</w:t>
       </w:r>
     </w:p>
@@ -352,6 +291,7 @@
           <w:b/>
           <w:bCs/>
         </w:rPr>
+        <w:lastRenderedPageBreak/>
         <w:t>3. Dataset Description</w:t>
       </w:r>
     </w:p>
@@ -676,7 +616,6 @@
         <w:rPr>
           <w:rFonts w:ascii="Arial" w:hAnsi="Arial" w:cs="Arial"/>
         </w:rPr>
-        <w:lastRenderedPageBreak/>
         <w:t>A notable characteristic of the dataset is that some entries belong to multiple categories. For example:</w:t>
       </w:r>
     </w:p>
@@ -728,6 +667,7 @@
           <w:rFonts w:ascii="Arial" w:hAnsi="Arial" w:cs="Arial"/>
           <w:noProof/>
         </w:rPr>
+        <w:lastRenderedPageBreak/>
         <w:drawing>
           <wp:inline distT="0" distB="0" distL="0" distR="0" wp14:anchorId="5EB5D0F2" wp14:editId="71746EEA">
             <wp:extent cx="5486400" cy="1288415"/>
@@ -795,7 +735,7 @@
           <w:rFonts w:ascii="Arial" w:hAnsi="Arial" w:cs="Arial"/>
         </w:rPr>
         <w:pict w14:anchorId="659F4F97">
-          <v:rect id="_x0000_i1028" style="width:0;height:1.5pt" o:hralign="center" o:hrstd="t" o:hr="t" fillcolor="#a0a0a0" stroked="f"/>
+          <v:rect id="_x0000_i1025" style="width:0;height:1.5pt" o:hralign="center" o:hrstd="t" o:hr="t" fillcolor="#a0a0a0" stroked="f"/>
         </w:pict>
       </w:r>
     </w:p>
@@ -1096,7 +1036,6 @@
         <w:rPr>
           <w:rFonts w:ascii="Arial" w:hAnsi="Arial" w:cs="Arial"/>
         </w:rPr>
-        <w:lastRenderedPageBreak/>
         <w:t>Expands each category into a separate row</w:t>
       </w:r>
     </w:p>
@@ -1178,6 +1117,7 @@
         <w:rPr>
           <w:rFonts w:ascii="Arial" w:hAnsi="Arial" w:cs="Arial"/>
         </w:rPr>
+        <w:lastRenderedPageBreak/>
         <w:t>Font issues in visualization libraries were handled to correctly display Sinhala text</w:t>
       </w:r>
     </w:p>
@@ -1514,7 +1454,6 @@
         <w:rPr>
           <w:rFonts w:ascii="Arial" w:hAnsi="Arial" w:cs="Arial"/>
         </w:rPr>
-        <w:lastRenderedPageBreak/>
         <w:t>Category frequency distribution</w:t>
       </w:r>
     </w:p>
@@ -1603,6 +1542,7 @@
           <w:b/>
           <w:bCs/>
         </w:rPr>
+        <w:lastRenderedPageBreak/>
         <w:t>6.1 Category Distribution Analysis</w:t>
       </w:r>
     </w:p>
@@ -1645,8 +1585,8 @@
       <w:r>
         <w:rPr>
           <w:rFonts w:ascii="Arial" w:hAnsi="Arial" w:cs="Arial"/>
-        </w:rPr>
-        <w:lastRenderedPageBreak/>
+          <w:noProof/>
+        </w:rPr>
         <w:drawing>
           <wp:inline distT="0" distB="0" distL="0" distR="0" wp14:anchorId="652520D9" wp14:editId="6F099D21">
             <wp:extent cx="5486400" cy="4886960"/>
@@ -1711,6 +1651,9 @@
         <w:keepNext/>
       </w:pPr>
       <w:r>
+        <w:rPr>
+          <w:noProof/>
+        </w:rPr>
         <w:lastRenderedPageBreak/>
         <w:drawing>
           <wp:inline distT="0" distB="0" distL="0" distR="0" wp14:anchorId="77CBE0FB" wp14:editId="35F1E78B">
@@ -1813,6 +1756,9 @@
         <w:keepNext/>
       </w:pPr>
       <w:r>
+        <w:rPr>
+          <w:noProof/>
+        </w:rPr>
         <w:lastRenderedPageBreak/>
         <w:drawing>
           <wp:inline distT="0" distB="0" distL="0" distR="0" wp14:anchorId="3161DEA1" wp14:editId="12A69B03">
@@ -1929,6 +1875,7 @@
           <w:rFonts w:ascii="Arial" w:hAnsi="Arial" w:cs="Arial"/>
           <w:b/>
           <w:bCs/>
+          <w:noProof/>
           <w:color w:val="EE0000"/>
         </w:rPr>
         <w:lastRenderedPageBreak/>
@@ -2019,6 +1966,7 @@
       <w:r>
         <w:rPr>
           <w:rFonts w:ascii="Arial" w:hAnsi="Arial" w:cs="Arial"/>
+          <w:noProof/>
         </w:rPr>
         <w:lastRenderedPageBreak/>
         <w:drawing>
@@ -2088,7 +2036,7 @@
           <w:rFonts w:ascii="Arial" w:hAnsi="Arial" w:cs="Arial"/>
         </w:rPr>
         <w:pict w14:anchorId="78C1A0D2">
-          <v:rect id="_x0000_i1031" style="width:0;height:1.5pt" o:hralign="center" o:hrstd="t" o:hr="t" fillcolor="#a0a0a0" stroked="f"/>
+          <v:rect id="_x0000_i1026" style="width:0;height:1.5pt" o:hralign="center" o:hrstd="t" o:hr="t" fillcolor="#a0a0a0" stroked="f"/>
         </w:pict>
       </w:r>
     </w:p>
@@ -2258,7 +2206,7 @@
           <w:rFonts w:ascii="Arial" w:hAnsi="Arial" w:cs="Arial"/>
         </w:rPr>
         <w:pict w14:anchorId="37438204">
-          <v:rect id="_x0000_i1032" style="width:0;height:1.5pt" o:hralign="center" o:hrstd="t" o:hr="t" fillcolor="#a0a0a0" stroked="f"/>
+          <v:rect id="_x0000_i1027" style="width:0;height:1.5pt" o:hralign="center" o:hrstd="t" o:hr="t" fillcolor="#a0a0a0" stroked="f"/>
         </w:pict>
       </w:r>
     </w:p>
@@ -2404,7 +2352,7 @@
           <w:rFonts w:ascii="Arial" w:hAnsi="Arial" w:cs="Arial"/>
         </w:rPr>
         <w:pict w14:anchorId="33DF9252">
-          <v:rect id="_x0000_i1033" style="width:0;height:1.5pt" o:hralign="center" o:hrstd="t" o:hr="t" fillcolor="#a0a0a0" stroked="f"/>
+          <v:rect id="_x0000_i1028" style="width:0;height:1.5pt" o:hralign="center" o:hrstd="t" o:hr="t" fillcolor="#a0a0a0" stroked="f"/>
         </w:pict>
       </w:r>
     </w:p>
@@ -2462,7 +2410,7 @@
           <w:rFonts w:ascii="Arial" w:hAnsi="Arial" w:cs="Arial"/>
         </w:rPr>
         <w:pict w14:anchorId="22FD167A">
-          <v:rect id="_x0000_i1034" style="width:0;height:1.5pt" o:hralign="center" o:hrstd="t" o:hr="t" fillcolor="#a0a0a0" stroked="f"/>
+          <v:rect id="_x0000_i1029" style="width:0;height:1.5pt" o:hralign="center" o:hrstd="t" o:hr="t" fillcolor="#a0a0a0" stroked="f"/>
         </w:pict>
       </w:r>
     </w:p>

--- a/Sinhala/docs/final_report_v2.docx
+++ b/Sinhala/docs/final_report_v2.docx
@@ -4,84 +4,78 @@
   <w:body>
     <w:p>
       <w:pPr>
-        <w:rPr>
-          <w:rFonts w:ascii="Arial" w:hAnsi="Arial" w:cs="Arial"/>
+        <w:jc w:val="center"/>
+        <w:rPr>
+          <w:rFonts w:asciiTheme="minorHAnsi" w:hAnsiTheme="minorHAnsi" w:cs="Arial"/>
+        </w:rPr>
+      </w:pPr>
+      <w:r>
+        <w:rPr>
+          <w:rFonts w:asciiTheme="minorHAnsi" w:hAnsiTheme="minorHAnsi" w:cs="Arial"/>
           <w:b/>
           <w:bCs/>
-        </w:rPr>
-      </w:pPr>
-      <w:r>
-        <w:rPr>
-          <w:rFonts w:ascii="Arial" w:hAnsi="Arial" w:cs="Arial"/>
-          <w:b/>
-          <w:bCs/>
+          <w:color w:val="0D0D0D" w:themeColor="text1" w:themeTint="F2"/>
+          <w:sz w:val="40"/>
+          <w:szCs w:val="40"/>
         </w:rPr>
         <w:t>Taboo Language Classification and Analysis in Sinhala Text Data</w:t>
       </w:r>
     </w:p>
     <w:p>
       <w:pPr>
-        <w:rPr>
-          <w:rFonts w:ascii="Arial" w:hAnsi="Arial" w:cs="Arial"/>
-        </w:rPr>
-      </w:pPr>
+        <w:pStyle w:val="Heading1"/>
+        <w:rPr>
+          <w:rFonts w:asciiTheme="minorHAnsi" w:hAnsiTheme="minorHAnsi"/>
+        </w:rPr>
+      </w:pPr>
+      <w:bookmarkStart w:id="0" w:name="_Toc226393494"/>
+      <w:r>
+        <w:rPr>
+          <w:rFonts w:asciiTheme="minorHAnsi" w:hAnsiTheme="minorHAnsi"/>
+        </w:rPr>
+        <w:t>Introduction</w:t>
+      </w:r>
+      <w:bookmarkEnd w:id="0"/>
     </w:p>
     <w:p>
       <w:pPr>
-        <w:rPr>
-          <w:rFonts w:ascii="Arial" w:hAnsi="Arial" w:cs="Arial"/>
-          <w:b/>
-          <w:bCs/>
-        </w:rPr>
-      </w:pPr>
-      <w:r>
-        <w:rPr>
-          <w:rFonts w:ascii="Arial" w:hAnsi="Arial" w:cs="Arial"/>
-          <w:b/>
-          <w:bCs/>
-        </w:rPr>
-        <w:t>1. Introduction</w:t>
+        <w:jc w:val="both"/>
+        <w:rPr>
+          <w:rFonts w:asciiTheme="minorHAnsi" w:hAnsiTheme="minorHAnsi" w:cs="Arial"/>
+        </w:rPr>
+      </w:pPr>
+      <w:r>
+        <w:rPr>
+          <w:rFonts w:asciiTheme="minorHAnsi" w:hAnsiTheme="minorHAnsi" w:cs="Arial"/>
+        </w:rPr>
+        <w:t>Sinhala is a low-resource language primarily spoken in Sri Lanka, with limited availability of annotated datasets and Natural Language Processing (NLP) tools. Compared to widely studied languages such as English, research on offensive language detection in Sinhala remains relatively underdeveloped. This creates challenges in identifying and analyzing taboo or harmful expressions, especially in informal digital communication such as social media. Furthermore, Sinhala offensive language is often context-dependent and may involve cultural nuances, making classification more complex. Therefore, this component of the project focuses specifically on the identification, categorization, and analysis of Sinhala taboo language, contributing toward improving NLP resources and understanding of offensive language in low-resource linguistic settings.</w:t>
       </w:r>
     </w:p>
     <w:p>
       <w:pPr>
-        <w:rPr>
-          <w:rFonts w:ascii="Arial" w:hAnsi="Arial" w:cs="Arial"/>
-        </w:rPr>
-      </w:pPr>
-      <w:r>
-        <w:rPr>
-          <w:rFonts w:ascii="Arial" w:hAnsi="Arial" w:cs="Arial"/>
-        </w:rPr>
-        <w:t>Sinhala is a low-resource language primarily spoken in Sri Lanka, with limited availability of annotated datasets and Natural Language Processing (NLP) tools. Compared to widely studied languages such as English, research on offensive language detection in Sinhala remains relatively underdeveloped. This creates challenges in identifying and analyzing taboo or harmful expressions, especially in informal digital communication such as social media. Furthermore, Sinhala offensive language is often context-dependent and may involve cultural nuances, making classification more complex. Therefore, this component of the project focuses specifically on the identification, categorization, and analysis of Sinhala taboo language, contributing toward improving NLP resources and understanding of offensive language in low-resource linguistic settings.</w:t>
-      </w:r>
+        <w:pStyle w:val="Heading1"/>
+        <w:rPr>
+          <w:rFonts w:asciiTheme="minorHAnsi" w:hAnsiTheme="minorHAnsi"/>
+        </w:rPr>
+      </w:pPr>
+      <w:bookmarkStart w:id="1" w:name="_Toc226393495"/>
+      <w:r>
+        <w:rPr>
+          <w:rFonts w:asciiTheme="minorHAnsi" w:hAnsiTheme="minorHAnsi"/>
+        </w:rPr>
+        <w:t>Objectives</w:t>
+      </w:r>
+      <w:bookmarkEnd w:id="1"/>
     </w:p>
     <w:p>
       <w:pPr>
         <w:rPr>
-          <w:rFonts w:ascii="Arial" w:hAnsi="Arial" w:cs="Arial"/>
-          <w:b/>
-          <w:bCs/>
-        </w:rPr>
-      </w:pPr>
-      <w:r>
-        <w:rPr>
-          <w:rFonts w:ascii="Arial" w:hAnsi="Arial" w:cs="Arial"/>
-          <w:b/>
-          <w:bCs/>
-        </w:rPr>
-        <w:t>2. Objectives</w:t>
-      </w:r>
-    </w:p>
-    <w:p>
-      <w:pPr>
-        <w:rPr>
-          <w:rFonts w:ascii="Arial" w:hAnsi="Arial" w:cs="Arial"/>
-        </w:rPr>
-      </w:pPr>
-      <w:r>
-        <w:rPr>
-          <w:rFonts w:ascii="Arial" w:hAnsi="Arial" w:cs="Arial"/>
+          <w:rFonts w:asciiTheme="minorHAnsi" w:hAnsiTheme="minorHAnsi" w:cs="Arial"/>
+        </w:rPr>
+      </w:pPr>
+      <w:r>
+        <w:rPr>
+          <w:rFonts w:asciiTheme="minorHAnsi" w:hAnsiTheme="minorHAnsi" w:cs="Arial"/>
         </w:rPr>
         <w:t>The primary goal of this project is to systematically analyze offensive Sinhala language data. The specific objectives are as follows:</w:t>
       </w:r>
@@ -92,13 +86,14 @@
           <w:ilvl w:val="0"/>
           <w:numId w:val="26"/>
         </w:numPr>
-        <w:rPr>
-          <w:rFonts w:ascii="Arial" w:hAnsi="Arial" w:cs="Arial"/>
-        </w:rPr>
-      </w:pPr>
-      <w:r>
-        <w:rPr>
-          <w:rFonts w:ascii="Arial" w:hAnsi="Arial" w:cs="Arial"/>
+        <w:spacing w:line="240" w:lineRule="auto"/>
+        <w:rPr>
+          <w:rFonts w:asciiTheme="minorHAnsi" w:hAnsiTheme="minorHAnsi" w:cs="Arial"/>
+        </w:rPr>
+      </w:pPr>
+      <w:r>
+        <w:rPr>
+          <w:rFonts w:asciiTheme="minorHAnsi" w:hAnsiTheme="minorHAnsi" w:cs="Arial"/>
         </w:rPr>
         <w:t>To collect and organize a dataset of Sinhala taboo and offensive words</w:t>
       </w:r>
@@ -109,15 +104,40 @@
           <w:ilvl w:val="0"/>
           <w:numId w:val="26"/>
         </w:numPr>
-        <w:rPr>
-          <w:rFonts w:ascii="Arial" w:hAnsi="Arial" w:cs="Arial"/>
-        </w:rPr>
-      </w:pPr>
-      <w:r>
-        <w:rPr>
-          <w:rFonts w:ascii="Arial" w:hAnsi="Arial" w:cs="Arial"/>
-        </w:rPr>
-        <w:t>To classify offensive terms into meaningful semantic categories such as insults, gender-based, disability-related, and race-related expressions</w:t>
+        <w:spacing w:line="240" w:lineRule="auto"/>
+        <w:rPr>
+          <w:rFonts w:asciiTheme="minorHAnsi" w:hAnsiTheme="minorHAnsi" w:cs="Arial"/>
+        </w:rPr>
+      </w:pPr>
+      <w:r>
+        <w:rPr>
+          <w:rFonts w:asciiTheme="minorHAnsi" w:hAnsiTheme="minorHAnsi" w:cs="Arial"/>
+        </w:rPr>
+        <w:t xml:space="preserve">To classify offensive terms into meaningful semantic categories such as </w:t>
+      </w:r>
+      <w:r>
+        <w:rPr>
+          <w:rFonts w:asciiTheme="minorHAnsi" w:hAnsiTheme="minorHAnsi" w:cs="Arial"/>
+        </w:rPr>
+        <w:t>Gender</w:t>
+      </w:r>
+      <w:r>
+        <w:rPr>
+          <w:rFonts w:asciiTheme="minorHAnsi" w:hAnsiTheme="minorHAnsi" w:cs="Arial"/>
+        </w:rPr>
+        <w:t xml:space="preserve">, </w:t>
+      </w:r>
+      <w:r>
+        <w:rPr>
+          <w:rFonts w:asciiTheme="minorHAnsi" w:hAnsiTheme="minorHAnsi" w:cs="Arial"/>
+        </w:rPr>
+        <w:t>politics</w:t>
+      </w:r>
+      <w:r>
+        <w:rPr>
+          <w:rFonts w:asciiTheme="minorHAnsi" w:hAnsiTheme="minorHAnsi" w:cs="Arial"/>
+        </w:rPr>
+        <w:t>, disability-related, and race-related expressions</w:t>
       </w:r>
     </w:p>
     <w:p>
@@ -126,44 +146,32 @@
           <w:ilvl w:val="0"/>
           <w:numId w:val="26"/>
         </w:numPr>
-        <w:rPr>
-          <w:rFonts w:ascii="Arial" w:hAnsi="Arial" w:cs="Arial"/>
-        </w:rPr>
-      </w:pPr>
-      <w:r>
-        <w:rPr>
-          <w:rFonts w:ascii="Arial" w:hAnsi="Arial" w:cs="Arial"/>
-        </w:rPr>
-        <w:t xml:space="preserve">To design and implement a </w:t>
-      </w:r>
-      <w:r>
-        <w:rPr>
-          <w:rFonts w:ascii="Arial" w:hAnsi="Arial" w:cs="Arial"/>
-          <w:b/>
-          <w:bCs/>
-        </w:rPr>
-        <w:t>target-type classification framework</w:t>
-      </w:r>
-      <w:r>
-        <w:rPr>
-          <w:rFonts w:ascii="Arial" w:hAnsi="Arial" w:cs="Arial"/>
-        </w:rPr>
-        <w:t xml:space="preserve"> to identify whether offensive language is directed toward:</w:t>
+        <w:spacing w:line="240" w:lineRule="auto"/>
+        <w:rPr>
+          <w:rFonts w:asciiTheme="minorHAnsi" w:hAnsiTheme="minorHAnsi" w:cs="Arial"/>
+        </w:rPr>
+      </w:pPr>
+      <w:r>
+        <w:rPr>
+          <w:rFonts w:asciiTheme="minorHAnsi" w:hAnsiTheme="minorHAnsi" w:cs="Arial"/>
+        </w:rPr>
+        <w:t>To design and implement a target-type classification framework to identify whether offensive language is directed toward:</w:t>
       </w:r>
     </w:p>
     <w:p>
       <w:pPr>
         <w:numPr>
           <w:ilvl w:val="1"/>
-          <w:numId w:val="26"/>
+          <w:numId w:val="42"/>
         </w:numPr>
-        <w:rPr>
-          <w:rFonts w:ascii="Arial" w:hAnsi="Arial" w:cs="Arial"/>
-        </w:rPr>
-      </w:pPr>
-      <w:r>
-        <w:rPr>
-          <w:rFonts w:ascii="Arial" w:hAnsi="Arial" w:cs="Arial"/>
+        <w:spacing w:line="240" w:lineRule="auto"/>
+        <w:rPr>
+          <w:rFonts w:asciiTheme="minorHAnsi" w:hAnsiTheme="minorHAnsi" w:cs="Arial"/>
+        </w:rPr>
+      </w:pPr>
+      <w:r>
+        <w:rPr>
+          <w:rFonts w:asciiTheme="minorHAnsi" w:hAnsiTheme="minorHAnsi" w:cs="Arial"/>
         </w:rPr>
         <w:t>Individuals (IND)</w:t>
       </w:r>
@@ -172,15 +180,16 @@
       <w:pPr>
         <w:numPr>
           <w:ilvl w:val="1"/>
-          <w:numId w:val="26"/>
+          <w:numId w:val="42"/>
         </w:numPr>
-        <w:rPr>
-          <w:rFonts w:ascii="Arial" w:hAnsi="Arial" w:cs="Arial"/>
-        </w:rPr>
-      </w:pPr>
-      <w:r>
-        <w:rPr>
-          <w:rFonts w:ascii="Arial" w:hAnsi="Arial" w:cs="Arial"/>
+        <w:spacing w:line="240" w:lineRule="auto"/>
+        <w:rPr>
+          <w:rFonts w:asciiTheme="minorHAnsi" w:hAnsiTheme="minorHAnsi" w:cs="Arial"/>
+        </w:rPr>
+      </w:pPr>
+      <w:r>
+        <w:rPr>
+          <w:rFonts w:asciiTheme="minorHAnsi" w:hAnsiTheme="minorHAnsi" w:cs="Arial"/>
         </w:rPr>
         <w:t>Groups (GRP)</w:t>
       </w:r>
@@ -189,34 +198,37 @@
       <w:pPr>
         <w:numPr>
           <w:ilvl w:val="1"/>
-          <w:numId w:val="26"/>
+          <w:numId w:val="42"/>
         </w:numPr>
-        <w:rPr>
-          <w:rFonts w:ascii="Arial" w:hAnsi="Arial" w:cs="Arial"/>
-        </w:rPr>
-      </w:pPr>
-      <w:r>
-        <w:rPr>
-          <w:rFonts w:ascii="Arial" w:hAnsi="Arial" w:cs="Arial"/>
+        <w:spacing w:line="240" w:lineRule="auto"/>
+        <w:rPr>
+          <w:rFonts w:asciiTheme="minorHAnsi" w:hAnsiTheme="minorHAnsi" w:cs="Arial"/>
+        </w:rPr>
+      </w:pPr>
+      <w:r>
+        <w:rPr>
+          <w:rFonts w:asciiTheme="minorHAnsi" w:hAnsiTheme="minorHAnsi" w:cs="Arial"/>
         </w:rPr>
         <w:t>Untargeted entities (UNT)</w:t>
       </w:r>
     </w:p>
     <w:p>
       <w:pPr>
+        <w:pStyle w:val="ListParagraph"/>
         <w:numPr>
-          <w:ilvl w:val="1"/>
-          <w:numId w:val="26"/>
+          <w:ilvl w:val="0"/>
+          <w:numId w:val="42"/>
         </w:numPr>
-        <w:rPr>
-          <w:rFonts w:ascii="Arial" w:hAnsi="Arial" w:cs="Arial"/>
-        </w:rPr>
-      </w:pPr>
-      <w:r>
-        <w:rPr>
-          <w:rFonts w:ascii="Arial" w:hAnsi="Arial" w:cs="Arial"/>
-        </w:rPr>
-        <w:t>Organizations or events (OTH)</w:t>
+        <w:spacing w:line="240" w:lineRule="auto"/>
+        <w:rPr>
+          <w:rFonts w:asciiTheme="minorHAnsi" w:hAnsiTheme="minorHAnsi" w:cs="Arial"/>
+        </w:rPr>
+      </w:pPr>
+      <w:r>
+        <w:rPr>
+          <w:rFonts w:asciiTheme="minorHAnsi" w:hAnsiTheme="minorHAnsi" w:cs="Arial"/>
+        </w:rPr>
+        <w:t>To perform exploratory data analysis (EDA) to uncover patterns and trends in offensive language usage</w:t>
       </w:r>
     </w:p>
     <w:p>
@@ -225,15 +237,16 @@
           <w:ilvl w:val="0"/>
           <w:numId w:val="26"/>
         </w:numPr>
-        <w:rPr>
-          <w:rFonts w:ascii="Arial" w:hAnsi="Arial" w:cs="Arial"/>
-        </w:rPr>
-      </w:pPr>
-      <w:r>
-        <w:rPr>
-          <w:rFonts w:ascii="Arial" w:hAnsi="Arial" w:cs="Arial"/>
-        </w:rPr>
-        <w:t>To perform exploratory data analysis (EDA) to uncover patterns and trends in offensive language usage</w:t>
+        <w:spacing w:line="240" w:lineRule="auto"/>
+        <w:rPr>
+          <w:rFonts w:asciiTheme="minorHAnsi" w:hAnsiTheme="minorHAnsi" w:cs="Arial"/>
+        </w:rPr>
+      </w:pPr>
+      <w:r>
+        <w:rPr>
+          <w:rFonts w:asciiTheme="minorHAnsi" w:hAnsiTheme="minorHAnsi" w:cs="Arial"/>
+        </w:rPr>
+        <w:t>To visualize key findings using appropriate graphical representations</w:t>
       </w:r>
     </w:p>
     <w:p>
@@ -242,251 +255,685 @@
           <w:ilvl w:val="0"/>
           <w:numId w:val="26"/>
         </w:numPr>
-        <w:rPr>
-          <w:rFonts w:ascii="Arial" w:hAnsi="Arial" w:cs="Arial"/>
-        </w:rPr>
-      </w:pPr>
-      <w:r>
-        <w:rPr>
-          <w:rFonts w:ascii="Arial" w:hAnsi="Arial" w:cs="Arial"/>
-        </w:rPr>
-        <w:t>To visualize key findings using appropriate graphical representations</w:t>
+        <w:spacing w:line="240" w:lineRule="auto"/>
+        <w:rPr>
+          <w:rFonts w:asciiTheme="minorHAnsi" w:hAnsiTheme="minorHAnsi" w:cs="Arial"/>
+        </w:rPr>
+      </w:pPr>
+      <w:r>
+        <w:rPr>
+          <w:rFonts w:asciiTheme="minorHAnsi" w:hAnsiTheme="minorHAnsi" w:cs="Arial"/>
+        </w:rPr>
+        <w:t>To identify challenges associated with processing and analyzing Sinhala text data</w:t>
       </w:r>
     </w:p>
     <w:p>
       <w:pPr>
+        <w:pStyle w:val="Heading1"/>
+        <w:rPr>
+          <w:rFonts w:asciiTheme="minorHAnsi" w:hAnsiTheme="minorHAnsi"/>
+        </w:rPr>
+      </w:pPr>
+      <w:bookmarkStart w:id="2" w:name="_Toc226393496"/>
+      <w:r>
+        <w:rPr>
+          <w:rFonts w:asciiTheme="minorHAnsi" w:hAnsiTheme="minorHAnsi"/>
+        </w:rPr>
+        <w:lastRenderedPageBreak/>
+        <w:t>Dataset Description</w:t>
+      </w:r>
+      <w:bookmarkEnd w:id="2"/>
+    </w:p>
+    <w:p>
+      <w:pPr>
+        <w:jc w:val="both"/>
+        <w:rPr>
+          <w:rFonts w:asciiTheme="minorHAnsi" w:hAnsiTheme="minorHAnsi" w:cs="Arial"/>
+        </w:rPr>
+      </w:pPr>
+      <w:r>
+        <w:rPr>
+          <w:rFonts w:asciiTheme="minorHAnsi" w:hAnsiTheme="minorHAnsi" w:cs="Arial"/>
+        </w:rPr>
+        <w:t>The dataset used in this project consists of a curated collection of Sinhala offensive words along with their associated metadata. The dataset is structured in a tabular format and includes the following attributes:</w:t>
+      </w:r>
+    </w:p>
+    <w:p>
+      <w:pPr>
+        <w:rPr>
+          <w:rFonts w:asciiTheme="minorHAnsi" w:hAnsiTheme="minorHAnsi" w:cs="Arial"/>
+          <w:b/>
+          <w:bCs/>
+        </w:rPr>
+      </w:pPr>
+      <w:r>
+        <w:rPr>
+          <w:rFonts w:asciiTheme="minorHAnsi" w:hAnsiTheme="minorHAnsi" w:cs="Arial"/>
+          <w:b/>
+          <w:bCs/>
+        </w:rPr>
+        <w:t>Attributes in the Original Dataset:</w:t>
+      </w:r>
+    </w:p>
+    <w:p>
+      <w:pPr>
+        <w:pStyle w:val="ListParagraph"/>
         <w:numPr>
           <w:ilvl w:val="0"/>
-          <w:numId w:val="26"/>
+          <w:numId w:val="43"/>
         </w:numPr>
         <w:rPr>
-          <w:rFonts w:ascii="Arial" w:hAnsi="Arial" w:cs="Arial"/>
-        </w:rPr>
-      </w:pPr>
-      <w:r>
-        <w:rPr>
-          <w:rFonts w:ascii="Arial" w:hAnsi="Arial" w:cs="Arial"/>
-        </w:rPr>
-        <w:t>To identify challenges associated with processing and analyzing Sinhala text data</w:t>
+          <w:rFonts w:asciiTheme="minorHAnsi" w:hAnsiTheme="minorHAnsi" w:cs="Arial"/>
+          <w:b/>
+          <w:bCs/>
+        </w:rPr>
+      </w:pPr>
+      <w:r>
+        <w:rPr>
+          <w:rFonts w:asciiTheme="minorHAnsi" w:hAnsiTheme="minorHAnsi" w:cs="Arial"/>
+          <w:b/>
+          <w:bCs/>
+        </w:rPr>
+        <w:t>post_</w:t>
+      </w:r>
+      <w:r>
+        <w:rPr>
+          <w:rFonts w:asciiTheme="minorHAnsi" w:hAnsiTheme="minorHAnsi" w:cs="Arial"/>
+          <w:b/>
+          <w:bCs/>
+        </w:rPr>
+        <w:t>id:</w:t>
+      </w:r>
+      <w:r>
+        <w:rPr>
+          <w:rFonts w:asciiTheme="minorHAnsi" w:hAnsiTheme="minorHAnsi" w:cs="Arial"/>
+          <w:b/>
+          <w:bCs/>
+        </w:rPr>
+        <w:t xml:space="preserve"> </w:t>
+      </w:r>
+      <w:r>
+        <w:rPr>
+          <w:rFonts w:asciiTheme="minorHAnsi" w:hAnsiTheme="minorHAnsi" w:cs="Arial"/>
+        </w:rPr>
+        <w:t>A unique identifier assigned to each entry</w:t>
       </w:r>
     </w:p>
     <w:p>
       <w:pPr>
-        <w:rPr>
-          <w:rFonts w:ascii="Arial" w:hAnsi="Arial" w:cs="Arial"/>
-        </w:rPr>
-      </w:pPr>
+        <w:pStyle w:val="ListParagraph"/>
+        <w:numPr>
+          <w:ilvl w:val="0"/>
+          <w:numId w:val="43"/>
+        </w:numPr>
+        <w:rPr>
+          <w:rFonts w:asciiTheme="minorHAnsi" w:hAnsiTheme="minorHAnsi" w:cs="Arial"/>
+          <w:b/>
+          <w:bCs/>
+        </w:rPr>
+      </w:pPr>
+      <w:r>
+        <w:rPr>
+          <w:rFonts w:asciiTheme="minorHAnsi" w:hAnsiTheme="minorHAnsi" w:cs="Arial"/>
+          <w:b/>
+          <w:bCs/>
+        </w:rPr>
+        <w:t>text:</w:t>
+      </w:r>
+      <w:r>
+        <w:rPr>
+          <w:rFonts w:asciiTheme="minorHAnsi" w:hAnsiTheme="minorHAnsi" w:cs="Arial"/>
+          <w:b/>
+          <w:bCs/>
+        </w:rPr>
+        <w:t xml:space="preserve"> </w:t>
+      </w:r>
+      <w:r>
+        <w:rPr>
+          <w:rFonts w:asciiTheme="minorHAnsi" w:hAnsiTheme="minorHAnsi" w:cs="Arial"/>
+        </w:rPr>
+        <w:t>The offensive or taboo term in Sinhala</w:t>
+      </w:r>
     </w:p>
     <w:p>
       <w:pPr>
-        <w:rPr>
-          <w:rFonts w:ascii="Arial" w:hAnsi="Arial" w:cs="Arial"/>
+        <w:pStyle w:val="ListParagraph"/>
+        <w:numPr>
+          <w:ilvl w:val="0"/>
+          <w:numId w:val="43"/>
+        </w:numPr>
+        <w:rPr>
+          <w:rFonts w:asciiTheme="minorHAnsi" w:hAnsiTheme="minorHAnsi" w:cs="Arial"/>
           <w:b/>
           <w:bCs/>
         </w:rPr>
       </w:pPr>
       <w:r>
         <w:rPr>
-          <w:rFonts w:ascii="Arial" w:hAnsi="Arial" w:cs="Arial"/>
+          <w:rFonts w:asciiTheme="minorHAnsi" w:hAnsiTheme="minorHAnsi" w:cs="Arial"/>
           <w:b/>
           <w:bCs/>
         </w:rPr>
-        <w:lastRenderedPageBreak/>
-        <w:t>3. Dataset Description</w:t>
+        <w:t xml:space="preserve">tokens: </w:t>
+      </w:r>
+      <w:r>
+        <w:rPr>
+          <w:rFonts w:asciiTheme="minorHAnsi" w:hAnsiTheme="minorHAnsi" w:cs="Arial"/>
+        </w:rPr>
+        <w:t>Tokenized text</w:t>
       </w:r>
     </w:p>
     <w:p>
       <w:pPr>
-        <w:rPr>
-          <w:rFonts w:ascii="Arial" w:hAnsi="Arial" w:cs="Arial"/>
-        </w:rPr>
-      </w:pPr>
-      <w:r>
-        <w:rPr>
-          <w:rFonts w:ascii="Arial" w:hAnsi="Arial" w:cs="Arial"/>
-        </w:rPr>
-        <w:t>The dataset used in this project consists of a curated collection of Sinhala offensive words along with their associated metadata. The dataset is structured in a tabular format and includes the following attributes:</w:t>
+        <w:pStyle w:val="ListParagraph"/>
+        <w:numPr>
+          <w:ilvl w:val="0"/>
+          <w:numId w:val="43"/>
+        </w:numPr>
+        <w:rPr>
+          <w:rFonts w:asciiTheme="minorHAnsi" w:hAnsiTheme="minorHAnsi" w:cs="Arial"/>
+        </w:rPr>
+      </w:pPr>
+      <w:r>
+        <w:rPr>
+          <w:rFonts w:asciiTheme="minorHAnsi" w:hAnsiTheme="minorHAnsi" w:cs="Arial"/>
+          <w:b/>
+          <w:bCs/>
+        </w:rPr>
+        <w:t>label:</w:t>
+      </w:r>
+      <w:r>
+        <w:rPr>
+          <w:rFonts w:asciiTheme="minorHAnsi" w:hAnsiTheme="minorHAnsi" w:cs="Arial"/>
+          <w:b/>
+          <w:bCs/>
+        </w:rPr>
+        <w:t xml:space="preserve"> </w:t>
+      </w:r>
+      <w:r>
+        <w:rPr>
+          <w:rFonts w:asciiTheme="minorHAnsi" w:hAnsiTheme="minorHAnsi" w:cs="Arial"/>
+        </w:rPr>
+        <w:t>OFF</w:t>
+      </w:r>
+      <w:r>
+        <w:rPr>
+          <w:rFonts w:asciiTheme="minorHAnsi" w:hAnsiTheme="minorHAnsi" w:cs="Arial"/>
+          <w:b/>
+          <w:bCs/>
+        </w:rPr>
+        <w:t xml:space="preserve"> </w:t>
+      </w:r>
+      <w:r>
+        <w:rPr>
+          <w:rFonts w:asciiTheme="minorHAnsi" w:hAnsiTheme="minorHAnsi" w:cs="Arial"/>
+        </w:rPr>
+        <w:t>-</w:t>
+      </w:r>
+      <w:r>
+        <w:rPr>
+          <w:rFonts w:asciiTheme="minorHAnsi" w:hAnsiTheme="minorHAnsi" w:cs="Arial"/>
+          <w:b/>
+          <w:bCs/>
+        </w:rPr>
+        <w:t xml:space="preserve"> </w:t>
+      </w:r>
+      <w:r>
+        <w:rPr>
+          <w:rFonts w:asciiTheme="minorHAnsi" w:hAnsiTheme="minorHAnsi" w:cs="Arial"/>
+        </w:rPr>
+        <w:t xml:space="preserve">offensive or NOT – not offensive </w:t>
       </w:r>
     </w:p>
     <w:p>
       <w:pPr>
+        <w:pStyle w:val="ListParagraph"/>
         <w:numPr>
           <w:ilvl w:val="0"/>
-          <w:numId w:val="27"/>
+          <w:numId w:val="43"/>
         </w:numPr>
         <w:rPr>
-          <w:rFonts w:ascii="Arial" w:hAnsi="Arial" w:cs="Arial"/>
-        </w:rPr>
-      </w:pPr>
-      <w:r>
-        <w:rPr>
-          <w:rFonts w:ascii="Arial" w:hAnsi="Arial" w:cs="Arial"/>
+          <w:rFonts w:asciiTheme="minorHAnsi" w:hAnsiTheme="minorHAnsi" w:cs="Arial"/>
           <w:b/>
           <w:bCs/>
         </w:rPr>
-        <w:t>id</w:t>
-      </w:r>
-      <w:r>
-        <w:rPr>
-          <w:rFonts w:ascii="Arial" w:hAnsi="Arial" w:cs="Arial"/>
-        </w:rPr>
-        <w:t>: A unique identifier assigned to each entry</w:t>
+      </w:pPr>
+      <w:r>
+        <w:rPr>
+          <w:rFonts w:asciiTheme="minorHAnsi" w:hAnsiTheme="minorHAnsi" w:cs="Arial"/>
+          <w:b/>
+          <w:bCs/>
+        </w:rPr>
+        <w:t xml:space="preserve">rationales: </w:t>
+      </w:r>
+      <w:r>
+        <w:rPr>
+          <w:rFonts w:asciiTheme="minorHAnsi" w:hAnsiTheme="minorHAnsi" w:cs="Arial"/>
+        </w:rPr>
+        <w:t>text annotation data (0 – non offensive and 1- offensive)</w:t>
+      </w:r>
+      <w:r>
+        <w:rPr>
+          <w:rFonts w:asciiTheme="minorHAnsi" w:hAnsiTheme="minorHAnsi" w:cs="Arial"/>
+          <w:b/>
+          <w:bCs/>
+        </w:rPr>
+        <w:t xml:space="preserve"> </w:t>
       </w:r>
     </w:p>
     <w:p>
       <w:pPr>
+        <w:rPr>
+          <w:rFonts w:asciiTheme="minorHAnsi" w:hAnsiTheme="minorHAnsi" w:cs="Arial"/>
+          <w:b/>
+          <w:bCs/>
+        </w:rPr>
+      </w:pPr>
+      <w:r>
+        <w:rPr>
+          <w:rFonts w:asciiTheme="minorHAnsi" w:hAnsiTheme="minorHAnsi" w:cs="Arial"/>
+          <w:b/>
+          <w:bCs/>
+        </w:rPr>
+        <w:t>Attributes Derived from the Original Dataset</w:t>
+      </w:r>
+    </w:p>
+    <w:p>
+      <w:pPr>
+        <w:pStyle w:val="ListParagraph"/>
         <w:numPr>
           <w:ilvl w:val="0"/>
-          <w:numId w:val="27"/>
+          <w:numId w:val="49"/>
         </w:numPr>
         <w:rPr>
-          <w:rFonts w:ascii="Arial" w:hAnsi="Arial" w:cs="Arial"/>
-        </w:rPr>
-      </w:pPr>
-      <w:r>
-        <w:rPr>
-          <w:rFonts w:ascii="Arial" w:hAnsi="Arial" w:cs="Arial"/>
+          <w:rFonts w:asciiTheme="minorHAnsi" w:hAnsiTheme="minorHAnsi"/>
+        </w:rPr>
+      </w:pPr>
+      <w:r>
+        <w:rPr>
+          <w:rFonts w:asciiTheme="minorHAnsi" w:hAnsiTheme="minorHAnsi" w:cs="Arial"/>
           <w:b/>
           <w:bCs/>
         </w:rPr>
-        <w:t>word</w:t>
-      </w:r>
-      <w:r>
-        <w:rPr>
-          <w:rFonts w:ascii="Arial" w:hAnsi="Arial" w:cs="Arial"/>
-        </w:rPr>
-        <w:t>: The offensive or taboo term in Sinhala</w:t>
+        <w:t>category</w:t>
+      </w:r>
+      <w:r>
+        <w:rPr>
+          <w:rFonts w:asciiTheme="minorHAnsi" w:hAnsiTheme="minorHAnsi" w:cs="Arial"/>
+          <w:b/>
+          <w:bCs/>
+        </w:rPr>
+        <w:t xml:space="preserve">: </w:t>
+      </w:r>
+      <w:r>
+        <w:rPr>
+          <w:rFonts w:asciiTheme="minorHAnsi" w:hAnsiTheme="minorHAnsi" w:cs="Arial"/>
+        </w:rPr>
+        <w:t>The</w:t>
+      </w:r>
+      <w:r>
+        <w:rPr>
+          <w:rFonts w:asciiTheme="minorHAnsi" w:hAnsiTheme="minorHAnsi" w:cs="Arial"/>
+        </w:rPr>
+        <w:t xml:space="preserve"> type of </w:t>
+      </w:r>
+      <w:r>
+        <w:rPr>
+          <w:rFonts w:asciiTheme="minorHAnsi" w:hAnsiTheme="minorHAnsi" w:cs="Arial"/>
+        </w:rPr>
+        <w:t>offensiveness -</w:t>
+      </w:r>
+      <w:r>
+        <w:rPr>
+          <w:rFonts w:asciiTheme="minorHAnsi" w:hAnsiTheme="minorHAnsi" w:cs="Arial"/>
+        </w:rPr>
+        <w:t xml:space="preserve"> </w:t>
+      </w:r>
+      <w:r>
+        <w:rPr>
+          <w:rFonts w:asciiTheme="minorHAnsi" w:hAnsiTheme="minorHAnsi"/>
+        </w:rPr>
+        <w:t>Gender</w:t>
+      </w:r>
+      <w:r>
+        <w:rPr>
+          <w:rFonts w:asciiTheme="minorHAnsi" w:hAnsiTheme="minorHAnsi"/>
+        </w:rPr>
+        <w:t xml:space="preserve">, </w:t>
+      </w:r>
+      <w:r>
+        <w:rPr>
+          <w:rFonts w:asciiTheme="minorHAnsi" w:hAnsiTheme="minorHAnsi"/>
+        </w:rPr>
+        <w:t>Politics</w:t>
+      </w:r>
+      <w:r>
+        <w:rPr>
+          <w:rFonts w:asciiTheme="minorHAnsi" w:hAnsiTheme="minorHAnsi"/>
+        </w:rPr>
+        <w:t xml:space="preserve">, </w:t>
+      </w:r>
+      <w:r>
+        <w:rPr>
+          <w:rFonts w:asciiTheme="minorHAnsi" w:hAnsiTheme="minorHAnsi"/>
+        </w:rPr>
+        <w:t>Race, Religion</w:t>
+      </w:r>
+      <w:r>
+        <w:rPr>
+          <w:rFonts w:asciiTheme="minorHAnsi" w:hAnsiTheme="minorHAnsi"/>
+        </w:rPr>
+        <w:t xml:space="preserve"> , </w:t>
+      </w:r>
+      <w:r>
+        <w:rPr>
+          <w:rFonts w:asciiTheme="minorHAnsi" w:hAnsiTheme="minorHAnsi"/>
+        </w:rPr>
+        <w:t>Citizenship</w:t>
+      </w:r>
+      <w:r>
+        <w:rPr>
+          <w:rFonts w:asciiTheme="minorHAnsi" w:hAnsiTheme="minorHAnsi"/>
+        </w:rPr>
+        <w:t xml:space="preserve"> , </w:t>
+      </w:r>
+      <w:r>
+        <w:rPr>
+          <w:rFonts w:asciiTheme="minorHAnsi" w:hAnsiTheme="minorHAnsi"/>
+        </w:rPr>
+        <w:t>Age</w:t>
+      </w:r>
+      <w:r>
+        <w:rPr>
+          <w:rFonts w:asciiTheme="minorHAnsi" w:hAnsiTheme="minorHAnsi"/>
+        </w:rPr>
+        <w:t xml:space="preserve"> , </w:t>
+      </w:r>
+      <w:r>
+        <w:rPr>
+          <w:rFonts w:asciiTheme="minorHAnsi" w:hAnsiTheme="minorHAnsi"/>
+        </w:rPr>
+        <w:t>Disability</w:t>
+      </w:r>
+      <w:r>
+        <w:rPr>
+          <w:rFonts w:asciiTheme="minorHAnsi" w:hAnsiTheme="minorHAnsi"/>
+        </w:rPr>
+        <w:t xml:space="preserve"> , </w:t>
+      </w:r>
+      <w:r>
+        <w:rPr>
+          <w:rFonts w:asciiTheme="minorHAnsi" w:hAnsiTheme="minorHAnsi"/>
+        </w:rPr>
+        <w:t>National Origin</w:t>
       </w:r>
     </w:p>
     <w:p>
       <w:pPr>
+        <w:pStyle w:val="ListParagraph"/>
+        <w:rPr>
+          <w:rFonts w:asciiTheme="minorHAnsi" w:hAnsiTheme="minorHAnsi" w:cs="Arial"/>
+        </w:rPr>
+      </w:pPr>
+      <w:r>
+        <w:rPr>
+          <w:rFonts w:asciiTheme="minorHAnsi" w:hAnsiTheme="minorHAnsi" w:cs="Arial"/>
+        </w:rPr>
+        <w:t>Initial Manual annotation and based on that data used AI models to update the category.</w:t>
+      </w:r>
+    </w:p>
+    <w:p>
+      <w:pPr>
+        <w:pStyle w:val="ListParagraph"/>
         <w:numPr>
           <w:ilvl w:val="0"/>
-          <w:numId w:val="27"/>
+          <w:numId w:val="43"/>
         </w:numPr>
         <w:rPr>
-          <w:rFonts w:ascii="Arial" w:hAnsi="Arial" w:cs="Arial"/>
-        </w:rPr>
-      </w:pPr>
-      <w:r>
-        <w:rPr>
-          <w:rFonts w:ascii="Arial" w:hAnsi="Arial" w:cs="Arial"/>
+          <w:rFonts w:asciiTheme="minorHAnsi" w:hAnsiTheme="minorHAnsi" w:cs="Arial"/>
           <w:b/>
           <w:bCs/>
         </w:rPr>
-        <w:t>category</w:t>
-      </w:r>
-      <w:r>
-        <w:rPr>
-          <w:rFonts w:ascii="Arial" w:hAnsi="Arial" w:cs="Arial"/>
-        </w:rPr>
-        <w:t>: The type of offensiveness (e.g., insult, gender, disability)</w:t>
+      </w:pPr>
+      <w:r>
+        <w:rPr>
+          <w:rFonts w:asciiTheme="minorHAnsi" w:hAnsiTheme="minorHAnsi" w:cs="Arial"/>
+          <w:b/>
+          <w:bCs/>
+        </w:rPr>
+        <w:t>off_word_</w:t>
+      </w:r>
+      <w:r>
+        <w:rPr>
+          <w:rFonts w:asciiTheme="minorHAnsi" w:hAnsiTheme="minorHAnsi" w:cs="Arial"/>
+          <w:b/>
+          <w:bCs/>
+        </w:rPr>
+        <w:t>count:</w:t>
+      </w:r>
+      <w:r>
+        <w:rPr>
+          <w:rFonts w:asciiTheme="minorHAnsi" w:hAnsiTheme="minorHAnsi" w:cs="Arial"/>
+          <w:b/>
+          <w:bCs/>
+        </w:rPr>
+        <w:t xml:space="preserve"> </w:t>
+      </w:r>
+      <w:r>
+        <w:rPr>
+          <w:rFonts w:asciiTheme="minorHAnsi" w:hAnsiTheme="minorHAnsi" w:cs="Arial"/>
+        </w:rPr>
+        <w:t xml:space="preserve">Number </w:t>
+      </w:r>
+      <w:r>
+        <w:rPr>
+          <w:rFonts w:asciiTheme="minorHAnsi" w:hAnsiTheme="minorHAnsi" w:cs="Arial"/>
+        </w:rPr>
+        <w:t>of taboo</w:t>
+      </w:r>
+      <w:r>
+        <w:rPr>
+          <w:rFonts w:asciiTheme="minorHAnsi" w:hAnsiTheme="minorHAnsi" w:cs="Arial"/>
+        </w:rPr>
+        <w:t>/ offensive words per record</w:t>
+      </w:r>
+      <w:r>
+        <w:rPr>
+          <w:rFonts w:asciiTheme="minorHAnsi" w:hAnsiTheme="minorHAnsi" w:cs="Arial"/>
+          <w:b/>
+          <w:bCs/>
+        </w:rPr>
+        <w:t xml:space="preserve"> </w:t>
       </w:r>
     </w:p>
     <w:p>
       <w:pPr>
+        <w:pStyle w:val="ListParagraph"/>
         <w:numPr>
           <w:ilvl w:val="0"/>
-          <w:numId w:val="27"/>
+          <w:numId w:val="43"/>
         </w:numPr>
         <w:rPr>
-          <w:rFonts w:ascii="Arial" w:hAnsi="Arial" w:cs="Arial"/>
-        </w:rPr>
-      </w:pPr>
-      <w:proofErr w:type="spellStart"/>
-      <w:r>
-        <w:rPr>
-          <w:rFonts w:ascii="Arial" w:hAnsi="Arial" w:cs="Arial"/>
+          <w:rFonts w:asciiTheme="minorHAnsi" w:hAnsiTheme="minorHAnsi" w:cs="Arial"/>
+        </w:rPr>
+      </w:pPr>
+      <w:r>
+        <w:rPr>
+          <w:rFonts w:asciiTheme="minorHAnsi" w:hAnsiTheme="minorHAnsi" w:cs="Arial"/>
           <w:b/>
           <w:bCs/>
         </w:rPr>
-        <w:t>offensiveness_level</w:t>
-      </w:r>
-      <w:proofErr w:type="spellEnd"/>
-      <w:r>
-        <w:rPr>
-          <w:rFonts w:ascii="Arial" w:hAnsi="Arial" w:cs="Arial"/>
-        </w:rPr>
-        <w:t>: The severity of the term (e.g., low, medium, high)</w:t>
+        <w:t>offensive words</w:t>
+      </w:r>
+      <w:r>
+        <w:rPr>
+          <w:rFonts w:asciiTheme="minorHAnsi" w:hAnsiTheme="minorHAnsi" w:cs="Arial"/>
+        </w:rPr>
+        <w:t>:</w:t>
+      </w:r>
+      <w:r>
+        <w:rPr>
+          <w:rFonts w:asciiTheme="minorHAnsi" w:hAnsiTheme="minorHAnsi" w:cs="Arial"/>
+        </w:rPr>
+        <w:t xml:space="preserve"> List of Taboo/ Offensive words per record</w:t>
+      </w:r>
+      <w:r>
+        <w:rPr>
+          <w:rFonts w:asciiTheme="minorHAnsi" w:hAnsiTheme="minorHAnsi" w:cs="Arial"/>
+        </w:rPr>
+        <w:t xml:space="preserve"> </w:t>
       </w:r>
     </w:p>
     <w:p>
       <w:pPr>
+        <w:pStyle w:val="ListParagraph"/>
+        <w:rPr>
+          <w:rFonts w:asciiTheme="minorHAnsi" w:hAnsiTheme="minorHAnsi" w:cs="Arial"/>
+        </w:rPr>
+      </w:pPr>
+      <w:r>
+        <w:rPr>
+          <w:rFonts w:asciiTheme="minorHAnsi" w:hAnsiTheme="minorHAnsi" w:cs="Arial"/>
+        </w:rPr>
+        <w:t>Derived data based on rationales column (</w:t>
+      </w:r>
+      <w:proofErr w:type="spellStart"/>
+      <w:r>
+        <w:rPr>
+          <w:rFonts w:asciiTheme="minorHAnsi" w:hAnsiTheme="minorHAnsi" w:cs="Arial"/>
+        </w:rPr>
+        <w:fldChar w:fldCharType="begin"/>
+      </w:r>
+      <w:r>
+        <w:rPr>
+          <w:rFonts w:asciiTheme="minorHAnsi" w:hAnsiTheme="minorHAnsi" w:cs="Arial"/>
+        </w:rPr>
+        <w:instrText>HYPERLINK "https://github.com/FrancescaRomanaBlanda/Taboo-Language/blob/main/Sinhala/res/dataset_generation.py"</w:instrText>
+      </w:r>
+      <w:r>
+        <w:rPr>
+          <w:rFonts w:asciiTheme="minorHAnsi" w:hAnsiTheme="minorHAnsi" w:cs="Arial"/>
+        </w:rPr>
+      </w:r>
+      <w:r>
+        <w:rPr>
+          <w:rFonts w:asciiTheme="minorHAnsi" w:hAnsiTheme="minorHAnsi" w:cs="Arial"/>
+        </w:rPr>
+        <w:fldChar w:fldCharType="separate"/>
+      </w:r>
+      <w:r>
+        <w:rPr>
+          <w:rStyle w:val="Hyperlink"/>
+          <w:rFonts w:asciiTheme="minorHAnsi" w:hAnsiTheme="minorHAnsi" w:cs="Arial"/>
+        </w:rPr>
+        <w:t>github</w:t>
+      </w:r>
+      <w:proofErr w:type="spellEnd"/>
+      <w:r>
+        <w:rPr>
+          <w:rFonts w:asciiTheme="minorHAnsi" w:hAnsiTheme="minorHAnsi" w:cs="Arial"/>
+        </w:rPr>
+        <w:fldChar w:fldCharType="end"/>
+      </w:r>
+      <w:r>
+        <w:rPr>
+          <w:rFonts w:asciiTheme="minorHAnsi" w:hAnsiTheme="minorHAnsi" w:cs="Arial"/>
+        </w:rPr>
+        <w:t>)</w:t>
+      </w:r>
+    </w:p>
+    <w:p>
+      <w:pPr>
+        <w:pStyle w:val="ListParagraph"/>
         <w:numPr>
           <w:ilvl w:val="0"/>
-          <w:numId w:val="27"/>
+          <w:numId w:val="43"/>
         </w:numPr>
         <w:rPr>
-          <w:rFonts w:ascii="Arial" w:hAnsi="Arial" w:cs="Arial"/>
-        </w:rPr>
-      </w:pPr>
-      <w:r>
-        <w:rPr>
-          <w:rFonts w:ascii="Arial" w:hAnsi="Arial" w:cs="Arial"/>
+          <w:rFonts w:asciiTheme="minorHAnsi" w:hAnsiTheme="minorHAnsi" w:cs="Arial"/>
+        </w:rPr>
+      </w:pPr>
+      <w:r>
+        <w:rPr>
+          <w:rFonts w:asciiTheme="minorHAnsi" w:hAnsiTheme="minorHAnsi" w:cs="Arial"/>
           <w:b/>
           <w:bCs/>
         </w:rPr>
-        <w:t>language</w:t>
-      </w:r>
-      <w:r>
-        <w:rPr>
-          <w:rFonts w:ascii="Arial" w:hAnsi="Arial" w:cs="Arial"/>
-        </w:rPr>
-        <w:t>: The language of the term (Sinhala)</w:t>
-      </w:r>
-    </w:p>
-    <w:p>
-      <w:pPr>
-        <w:ind w:left="720"/>
-        <w:rPr>
-          <w:rFonts w:ascii="Arial" w:hAnsi="Arial" w:cs="Arial"/>
-        </w:rPr>
-      </w:pPr>
-    </w:p>
-    <w:p>
-      <w:pPr>
-        <w:rPr>
-          <w:rFonts w:ascii="Arial" w:hAnsi="Arial" w:cs="Arial"/>
-          <w:b/>
-          <w:bCs/>
-        </w:rPr>
-      </w:pPr>
-      <w:r>
-        <w:rPr>
-          <w:rFonts w:ascii="Arial" w:hAnsi="Arial" w:cs="Arial"/>
-          <w:b/>
-          <w:bCs/>
-        </w:rPr>
-        <w:t>3.1 Target-Type Annotation</w:t>
-      </w:r>
-    </w:p>
-    <w:p>
-      <w:pPr>
-        <w:rPr>
-          <w:rFonts w:ascii="Arial" w:hAnsi="Arial" w:cs="Arial"/>
-        </w:rPr>
-      </w:pPr>
-      <w:r>
-        <w:rPr>
-          <w:rFonts w:ascii="Arial" w:hAnsi="Arial" w:cs="Arial"/>
-        </w:rPr>
-        <w:t xml:space="preserve">To enhance the analytical value of the dataset, an additional column named </w:t>
+        <w:t xml:space="preserve">target type: </w:t>
+      </w:r>
+      <w:r>
+        <w:rPr>
+          <w:rFonts w:asciiTheme="minorHAnsi" w:hAnsiTheme="minorHAnsi" w:cs="Arial"/>
+        </w:rPr>
+        <w:t xml:space="preserve">To enhance the analytical value of the dataset, an additional column </w:t>
+      </w:r>
+      <w:r>
+        <w:rPr>
+          <w:rFonts w:asciiTheme="minorHAnsi" w:hAnsiTheme="minorHAnsi" w:cs="Arial"/>
+        </w:rPr>
+        <w:t>named target_type</w:t>
+      </w:r>
+      <w:r>
+        <w:rPr>
+          <w:rFonts w:asciiTheme="minorHAnsi" w:hAnsiTheme="minorHAnsi" w:cs="Arial"/>
+        </w:rPr>
+        <w:t xml:space="preserve"> was introduced. This column categorizes offensive language based on its intended target:</w:t>
+      </w:r>
+      <w:r>
+        <w:rPr>
+          <w:rFonts w:asciiTheme="minorHAnsi" w:hAnsiTheme="minorHAnsi" w:cs="Arial"/>
+        </w:rPr>
+        <w:t xml:space="preserve"> </w:t>
+      </w:r>
+      <w:r>
+        <w:rPr>
+          <w:rFonts w:asciiTheme="minorHAnsi" w:hAnsiTheme="minorHAnsi" w:cs="Arial"/>
+        </w:rPr>
+        <w:t>(</w:t>
       </w:r>
       <w:proofErr w:type="spellStart"/>
       <w:r>
         <w:rPr>
-          <w:rFonts w:ascii="Arial" w:hAnsi="Arial" w:cs="Arial"/>
-          <w:b/>
-          <w:bCs/>
-        </w:rPr>
-        <w:t>target_type</w:t>
+          <w:rFonts w:asciiTheme="minorHAnsi" w:hAnsiTheme="minorHAnsi" w:cs="Arial"/>
+        </w:rPr>
+        <w:fldChar w:fldCharType="begin"/>
+      </w:r>
+      <w:r>
+        <w:rPr>
+          <w:rFonts w:asciiTheme="minorHAnsi" w:hAnsiTheme="minorHAnsi" w:cs="Arial"/>
+        </w:rPr>
+        <w:instrText>HYPERLINK "https://github.com/FrancescaRomanaBlanda/Taboo-Language/blob/main/Sinhala/res/traget_group.py"</w:instrText>
+      </w:r>
+      <w:r>
+        <w:rPr>
+          <w:rFonts w:asciiTheme="minorHAnsi" w:hAnsiTheme="minorHAnsi" w:cs="Arial"/>
+        </w:rPr>
+      </w:r>
+      <w:r>
+        <w:rPr>
+          <w:rFonts w:asciiTheme="minorHAnsi" w:hAnsiTheme="minorHAnsi" w:cs="Arial"/>
+        </w:rPr>
+        <w:fldChar w:fldCharType="separate"/>
+      </w:r>
+      <w:r>
+        <w:rPr>
+          <w:rStyle w:val="Hyperlink"/>
+          <w:rFonts w:asciiTheme="minorHAnsi" w:hAnsiTheme="minorHAnsi" w:cs="Arial"/>
+        </w:rPr>
+        <w:t>github</w:t>
       </w:r>
       <w:proofErr w:type="spellEnd"/>
       <w:r>
         <w:rPr>
-          <w:rFonts w:ascii="Arial" w:hAnsi="Arial" w:cs="Arial"/>
-        </w:rPr>
-        <w:t xml:space="preserve"> was introduced. This column categorizes offensive language based on its intended target:</w:t>
+          <w:rFonts w:asciiTheme="minorHAnsi" w:hAnsiTheme="minorHAnsi" w:cs="Arial"/>
+        </w:rPr>
+        <w:fldChar w:fldCharType="end"/>
+      </w:r>
+      <w:r>
+        <w:rPr>
+          <w:rFonts w:asciiTheme="minorHAnsi" w:hAnsiTheme="minorHAnsi" w:cs="Arial"/>
+        </w:rPr>
+        <w:t>)</w:t>
       </w:r>
     </w:p>
     <w:p>
@@ -495,13 +942,19 @@
           <w:ilvl w:val="0"/>
           <w:numId w:val="28"/>
         </w:numPr>
-        <w:rPr>
-          <w:rFonts w:ascii="Arial" w:hAnsi="Arial" w:cs="Arial"/>
-        </w:rPr>
-      </w:pPr>
-      <w:r>
-        <w:rPr>
-          <w:rFonts w:ascii="Arial" w:hAnsi="Arial" w:cs="Arial"/>
+        <w:tabs>
+          <w:tab w:val="clear" w:pos="720"/>
+          <w:tab w:val="num" w:pos="1440"/>
+        </w:tabs>
+        <w:spacing w:line="276" w:lineRule="auto"/>
+        <w:ind w:left="1440"/>
+        <w:rPr>
+          <w:rFonts w:asciiTheme="minorHAnsi" w:hAnsiTheme="minorHAnsi" w:cs="Arial"/>
+        </w:rPr>
+      </w:pPr>
+      <w:r>
+        <w:rPr>
+          <w:rFonts w:asciiTheme="minorHAnsi" w:hAnsiTheme="minorHAnsi" w:cs="Arial"/>
           <w:b/>
           <w:bCs/>
         </w:rPr>
@@ -509,7 +962,7 @@
       </w:r>
       <w:r>
         <w:rPr>
-          <w:rFonts w:ascii="Arial" w:hAnsi="Arial" w:cs="Arial"/>
+          <w:rFonts w:asciiTheme="minorHAnsi" w:hAnsiTheme="minorHAnsi" w:cs="Arial"/>
         </w:rPr>
         <w:t>: Offensive language directed at a specific person</w:t>
       </w:r>
@@ -520,13 +973,19 @@
           <w:ilvl w:val="0"/>
           <w:numId w:val="28"/>
         </w:numPr>
-        <w:rPr>
-          <w:rFonts w:ascii="Arial" w:hAnsi="Arial" w:cs="Arial"/>
-        </w:rPr>
-      </w:pPr>
-      <w:r>
-        <w:rPr>
-          <w:rFonts w:ascii="Arial" w:hAnsi="Arial" w:cs="Arial"/>
+        <w:tabs>
+          <w:tab w:val="clear" w:pos="720"/>
+          <w:tab w:val="num" w:pos="1440"/>
+        </w:tabs>
+        <w:spacing w:line="276" w:lineRule="auto"/>
+        <w:ind w:left="1440"/>
+        <w:rPr>
+          <w:rFonts w:asciiTheme="minorHAnsi" w:hAnsiTheme="minorHAnsi" w:cs="Arial"/>
+        </w:rPr>
+      </w:pPr>
+      <w:r>
+        <w:rPr>
+          <w:rFonts w:asciiTheme="minorHAnsi" w:hAnsiTheme="minorHAnsi" w:cs="Arial"/>
           <w:b/>
           <w:bCs/>
         </w:rPr>
@@ -534,7 +993,7 @@
       </w:r>
       <w:r>
         <w:rPr>
-          <w:rFonts w:ascii="Arial" w:hAnsi="Arial" w:cs="Arial"/>
+          <w:rFonts w:asciiTheme="minorHAnsi" w:hAnsiTheme="minorHAnsi" w:cs="Arial"/>
         </w:rPr>
         <w:t>: Language targeting a group defined by shared characteristics (e.g., gender, race)</w:t>
       </w:r>
@@ -545,13 +1004,19 @@
           <w:ilvl w:val="0"/>
           <w:numId w:val="28"/>
         </w:numPr>
-        <w:rPr>
-          <w:rFonts w:ascii="Arial" w:hAnsi="Arial" w:cs="Arial"/>
-        </w:rPr>
-      </w:pPr>
-      <w:r>
-        <w:rPr>
-          <w:rFonts w:ascii="Arial" w:hAnsi="Arial" w:cs="Arial"/>
+        <w:tabs>
+          <w:tab w:val="clear" w:pos="720"/>
+          <w:tab w:val="num" w:pos="1440"/>
+        </w:tabs>
+        <w:spacing w:line="276" w:lineRule="auto"/>
+        <w:ind w:left="1440"/>
+        <w:rPr>
+          <w:rFonts w:asciiTheme="minorHAnsi" w:hAnsiTheme="minorHAnsi" w:cs="Arial"/>
+        </w:rPr>
+      </w:pPr>
+      <w:r>
+        <w:rPr>
+          <w:rFonts w:asciiTheme="minorHAnsi" w:hAnsiTheme="minorHAnsi" w:cs="Arial"/>
           <w:b/>
           <w:bCs/>
         </w:rPr>
@@ -559,119 +1024,105 @@
       </w:r>
       <w:r>
         <w:rPr>
-          <w:rFonts w:ascii="Arial" w:hAnsi="Arial" w:cs="Arial"/>
+          <w:rFonts w:asciiTheme="minorHAnsi" w:hAnsiTheme="minorHAnsi" w:cs="Arial"/>
         </w:rPr>
         <w:t>: General offensive expressions without a specific target</w:t>
       </w:r>
     </w:p>
     <w:p>
       <w:pPr>
-        <w:numPr>
-          <w:ilvl w:val="0"/>
-          <w:numId w:val="28"/>
-        </w:numPr>
-        <w:rPr>
-          <w:rFonts w:ascii="Arial" w:hAnsi="Arial" w:cs="Arial"/>
-        </w:rPr>
-      </w:pPr>
-      <w:r>
-        <w:rPr>
-          <w:rFonts w:ascii="Arial" w:hAnsi="Arial" w:cs="Arial"/>
-          <w:b/>
-          <w:bCs/>
-        </w:rPr>
-        <w:t>OTH (Organization/Event)</w:t>
-      </w:r>
-      <w:r>
-        <w:rPr>
-          <w:rFonts w:ascii="Arial" w:hAnsi="Arial" w:cs="Arial"/>
-        </w:rPr>
-        <w:t>: Language targeting institutions, organizations, or events</w:t>
+        <w:rPr>
+          <w:rFonts w:asciiTheme="minorHAnsi" w:hAnsiTheme="minorHAnsi" w:cs="Arial"/>
+        </w:rPr>
+      </w:pPr>
+      <w:r>
+        <w:rPr>
+          <w:rFonts w:asciiTheme="minorHAnsi" w:hAnsiTheme="minorHAnsi" w:cs="Arial"/>
+        </w:rPr>
+        <w:t xml:space="preserve">Used 2 separate manually annotated  IND and GRP list of dataset to update the columns . </w:t>
       </w:r>
     </w:p>
     <w:p>
       <w:pPr>
-        <w:rPr>
-          <w:rFonts w:ascii="Arial" w:hAnsi="Arial" w:cs="Arial"/>
-          <w:b/>
-          <w:bCs/>
-        </w:rPr>
-      </w:pPr>
-      <w:r>
-        <w:rPr>
-          <w:rFonts w:ascii="Arial" w:hAnsi="Arial" w:cs="Arial"/>
-          <w:b/>
-          <w:bCs/>
-        </w:rPr>
-        <w:t>3.2 Multi-Category Entries</w:t>
-      </w:r>
+        <w:pStyle w:val="Heading2"/>
+        <w:rPr>
+          <w:rFonts w:asciiTheme="minorHAnsi" w:hAnsiTheme="minorHAnsi"/>
+        </w:rPr>
+      </w:pPr>
+      <w:bookmarkStart w:id="3" w:name="_Toc226393497"/>
+      <w:r>
+        <w:rPr>
+          <w:rFonts w:asciiTheme="minorHAnsi" w:hAnsiTheme="minorHAnsi"/>
+        </w:rPr>
+        <w:t>Multi-Category Entries</w:t>
+      </w:r>
+      <w:bookmarkEnd w:id="3"/>
     </w:p>
     <w:p>
       <w:pPr>
         <w:rPr>
-          <w:rFonts w:ascii="Arial" w:hAnsi="Arial" w:cs="Arial"/>
-        </w:rPr>
-      </w:pPr>
-      <w:r>
-        <w:rPr>
-          <w:rFonts w:ascii="Arial" w:hAnsi="Arial" w:cs="Arial"/>
+          <w:rFonts w:asciiTheme="minorHAnsi" w:hAnsiTheme="minorHAnsi" w:cs="Arial"/>
+        </w:rPr>
+      </w:pPr>
+      <w:r>
+        <w:rPr>
+          <w:rFonts w:asciiTheme="minorHAnsi" w:hAnsiTheme="minorHAnsi" w:cs="Arial"/>
         </w:rPr>
         <w:t>A notable characteristic of the dataset is that some entries belong to multiple categories. For example:</w:t>
+      </w:r>
+      <w:r>
+        <w:rPr>
+          <w:rFonts w:asciiTheme="minorHAnsi" w:hAnsiTheme="minorHAnsi" w:cs="Arial"/>
+        </w:rPr>
+        <w:t xml:space="preserve"> </w:t>
+      </w:r>
+      <w:r>
+        <w:rPr>
+          <w:rFonts w:asciiTheme="minorHAnsi" w:hAnsiTheme="minorHAnsi" w:cs="Arial"/>
+          <w:i/>
+          <w:iCs/>
+        </w:rPr>
+        <w:t>"Disability, Gender"</w:t>
       </w:r>
     </w:p>
     <w:p>
       <w:pPr>
-        <w:numPr>
-          <w:ilvl w:val="0"/>
-          <w:numId w:val="29"/>
-        </w:numPr>
-        <w:rPr>
-          <w:rFonts w:ascii="Arial" w:hAnsi="Arial" w:cs="Arial"/>
-        </w:rPr>
-      </w:pPr>
-      <w:r>
-        <w:rPr>
-          <w:rFonts w:ascii="Arial" w:hAnsi="Arial" w:cs="Arial"/>
-          <w:i/>
-          <w:iCs/>
-        </w:rPr>
-        <w:t>"Disability, Gender"</w:t>
+        <w:jc w:val="both"/>
+        <w:rPr>
+          <w:rFonts w:asciiTheme="minorHAnsi" w:hAnsiTheme="minorHAnsi" w:cs="Arial"/>
+        </w:rPr>
+      </w:pPr>
+      <w:r>
+        <w:rPr>
+          <w:rFonts w:asciiTheme="minorHAnsi" w:hAnsiTheme="minorHAnsi" w:cs="Arial"/>
+        </w:rPr>
+        <w:lastRenderedPageBreak/>
+        <w:t>Such cases reflect the overlapping nature of offensive language, where a single term may simultaneously target multiple social dimensions. Handling these entries required additional preprocessing steps to ensure accurate analysis.</w:t>
       </w:r>
     </w:p>
     <w:p>
       <w:pPr>
         <w:rPr>
-          <w:rFonts w:ascii="Arial" w:hAnsi="Arial" w:cs="Arial"/>
-        </w:rPr>
-      </w:pPr>
-      <w:r>
-        <w:rPr>
-          <w:rFonts w:ascii="Arial" w:hAnsi="Arial" w:cs="Arial"/>
-        </w:rPr>
-        <w:t>Such cases reflect the overlapping nature of offensive language, where a single term may simultaneously target multiple social dimensions. Handling these entries required additional preprocessing steps to ensure accurate analysis.</w:t>
-      </w:r>
+          <w:rFonts w:asciiTheme="minorHAnsi" w:hAnsiTheme="minorHAnsi" w:cs="Arial"/>
+        </w:rPr>
+      </w:pPr>
     </w:p>
     <w:p>
       <w:pPr>
-        <w:rPr>
-          <w:rFonts w:ascii="Arial" w:hAnsi="Arial" w:cs="Arial"/>
-        </w:rPr>
-      </w:pPr>
-    </w:p>
-    <w:p>
-      <w:pPr>
         <w:keepNext/>
-      </w:pPr>
-      <w:r>
-        <w:rPr>
-          <w:rFonts w:ascii="Arial" w:hAnsi="Arial" w:cs="Arial"/>
+        <w:rPr>
+          <w:rFonts w:asciiTheme="minorHAnsi" w:hAnsiTheme="minorHAnsi"/>
+        </w:rPr>
+      </w:pPr>
+      <w:r>
+        <w:rPr>
+          <w:rFonts w:asciiTheme="minorHAnsi" w:hAnsiTheme="minorHAnsi" w:cs="Arial"/>
           <w:noProof/>
         </w:rPr>
-        <w:lastRenderedPageBreak/>
         <w:drawing>
-          <wp:inline distT="0" distB="0" distL="0" distR="0" wp14:anchorId="5EB5D0F2" wp14:editId="71746EEA">
-            <wp:extent cx="5486400" cy="1288415"/>
-            <wp:effectExtent l="0" t="0" r="0" b="6985"/>
+          <wp:inline distT="0" distB="0" distL="0" distR="0" wp14:anchorId="5EB5D0F2" wp14:editId="39309EFE">
+            <wp:extent cx="5908223" cy="1387475"/>
+            <wp:effectExtent l="0" t="0" r="0" b="3175"/>
             <wp:docPr id="481762613" name="Picture 1"/>
             <wp:cNvGraphicFramePr>
               <a:graphicFrameLocks xmlns:a="http://schemas.openxmlformats.org/drawingml/2006/main" noChangeAspect="1"/>
@@ -692,7 +1143,7 @@
                   <pic:spPr>
                     <a:xfrm>
                       <a:off x="0" y="0"/>
-                      <a:ext cx="5486400" cy="1288415"/>
+                      <a:ext cx="5913440" cy="1388700"/>
                     </a:xfrm>
                     <a:prstGeom prst="rect">
                       <a:avLst/>
@@ -709,30 +1160,64 @@
       <w:pPr>
         <w:pStyle w:val="Caption"/>
         <w:rPr>
-          <w:rFonts w:ascii="Arial" w:hAnsi="Arial" w:cs="Arial"/>
-        </w:rPr>
-      </w:pPr>
-      <w:r>
+          <w:rFonts w:asciiTheme="minorHAnsi" w:hAnsiTheme="minorHAnsi" w:cs="Arial"/>
+        </w:rPr>
+      </w:pPr>
+      <w:r>
+        <w:rPr>
+          <w:rFonts w:asciiTheme="minorHAnsi" w:hAnsiTheme="minorHAnsi"/>
+        </w:rPr>
         <w:t xml:space="preserve">Figure </w:t>
       </w:r>
-      <w:fldSimple w:instr=" SEQ Figure \* ARABIC ">
-        <w:r>
-          <w:rPr>
-            <w:noProof/>
-          </w:rPr>
-          <w:t>1</w:t>
-        </w:r>
-      </w:fldSimple>
+      <w:r>
+        <w:rPr>
+          <w:rFonts w:asciiTheme="minorHAnsi" w:hAnsiTheme="minorHAnsi"/>
+        </w:rPr>
+        <w:fldChar w:fldCharType="begin"/>
+      </w:r>
+      <w:r>
+        <w:rPr>
+          <w:rFonts w:asciiTheme="minorHAnsi" w:hAnsiTheme="minorHAnsi"/>
+        </w:rPr>
+        <w:instrText xml:space="preserve"> SEQ Figure \* ARABIC </w:instrText>
+      </w:r>
+      <w:r>
+        <w:rPr>
+          <w:rFonts w:asciiTheme="minorHAnsi" w:hAnsiTheme="minorHAnsi"/>
+        </w:rPr>
+        <w:fldChar w:fldCharType="separate"/>
+      </w:r>
+      <w:r>
+        <w:rPr>
+          <w:rFonts w:asciiTheme="minorHAnsi" w:hAnsiTheme="minorHAnsi"/>
+          <w:noProof/>
+        </w:rPr>
+        <w:t>1</w:t>
+      </w:r>
+      <w:r>
+        <w:rPr>
+          <w:rFonts w:asciiTheme="minorHAnsi" w:hAnsiTheme="minorHAnsi"/>
+          <w:noProof/>
+        </w:rPr>
+        <w:fldChar w:fldCharType="end"/>
+      </w:r>
+      <w:r>
+        <w:rPr>
+          <w:rFonts w:asciiTheme="minorHAnsi" w:hAnsiTheme="minorHAnsi"/>
+          <w:noProof/>
+        </w:rPr>
+        <w:t xml:space="preserve"> : Sample Structure of the Dataset</w:t>
+      </w:r>
     </w:p>
     <w:p>
       <w:pPr>
         <w:rPr>
-          <w:rFonts w:ascii="Arial" w:hAnsi="Arial" w:cs="Arial"/>
-        </w:rPr>
-      </w:pPr>
-      <w:r>
-        <w:rPr>
-          <w:rFonts w:ascii="Arial" w:hAnsi="Arial" w:cs="Arial"/>
+          <w:rFonts w:asciiTheme="minorHAnsi" w:hAnsiTheme="minorHAnsi" w:cs="Arial"/>
+        </w:rPr>
+      </w:pPr>
+      <w:r>
+        <w:rPr>
+          <w:rFonts w:asciiTheme="minorHAnsi" w:hAnsiTheme="minorHAnsi" w:cs="Arial"/>
         </w:rPr>
         <w:pict w14:anchorId="659F4F97">
           <v:rect id="_x0000_i1025" style="width:0;height:1.5pt" o:hralign="center" o:hrstd="t" o:hr="t" fillcolor="#a0a0a0" stroked="f"/>
@@ -741,266 +1226,184 @@
     </w:p>
     <w:p>
       <w:pPr>
-        <w:rPr>
-          <w:rFonts w:ascii="Arial" w:hAnsi="Arial" w:cs="Arial"/>
-          <w:b/>
-          <w:bCs/>
-        </w:rPr>
-      </w:pPr>
-      <w:r>
-        <w:rPr>
-          <w:rFonts w:ascii="Arial" w:hAnsi="Arial" w:cs="Arial"/>
-          <w:b/>
-          <w:bCs/>
-        </w:rPr>
-        <w:t>4. Data Preprocessing</w:t>
-      </w:r>
+        <w:pStyle w:val="Heading1"/>
+        <w:rPr>
+          <w:rFonts w:asciiTheme="minorHAnsi" w:hAnsiTheme="minorHAnsi"/>
+        </w:rPr>
+      </w:pPr>
+      <w:bookmarkStart w:id="4" w:name="_Toc226393498"/>
+      <w:r>
+        <w:rPr>
+          <w:rFonts w:asciiTheme="minorHAnsi" w:hAnsiTheme="minorHAnsi"/>
+        </w:rPr>
+        <w:t>Data Preprocessing</w:t>
+      </w:r>
+      <w:bookmarkEnd w:id="4"/>
     </w:p>
     <w:p>
       <w:pPr>
         <w:rPr>
-          <w:rFonts w:ascii="Arial" w:hAnsi="Arial" w:cs="Arial"/>
-        </w:rPr>
-      </w:pPr>
-      <w:r>
-        <w:rPr>
-          <w:rFonts w:ascii="Arial" w:hAnsi="Arial" w:cs="Arial"/>
+          <w:rFonts w:asciiTheme="minorHAnsi" w:hAnsiTheme="minorHAnsi" w:cs="Arial"/>
+        </w:rPr>
+      </w:pPr>
+      <w:r>
+        <w:rPr>
+          <w:rFonts w:asciiTheme="minorHAnsi" w:hAnsiTheme="minorHAnsi" w:cs="Arial"/>
         </w:rPr>
         <w:t>Data preprocessing is a crucial step in ensuring the quality and reliability of analysis. Several preprocessing techniques were applied to the dataset.</w:t>
       </w:r>
     </w:p>
     <w:p>
       <w:pPr>
-        <w:rPr>
-          <w:rFonts w:ascii="Arial" w:hAnsi="Arial" w:cs="Arial"/>
-          <w:b/>
-          <w:bCs/>
-        </w:rPr>
-      </w:pPr>
-      <w:r>
-        <w:rPr>
-          <w:rFonts w:ascii="Arial" w:hAnsi="Arial" w:cs="Arial"/>
-          <w:b/>
-          <w:bCs/>
-        </w:rPr>
-        <w:t>4.1 Data Cleaning</w:t>
-      </w:r>
+        <w:pStyle w:val="Heading2"/>
+        <w:rPr>
+          <w:rFonts w:asciiTheme="minorHAnsi" w:hAnsiTheme="minorHAnsi"/>
+        </w:rPr>
+      </w:pPr>
+      <w:bookmarkStart w:id="5" w:name="_Toc226393499"/>
+      <w:r>
+        <w:rPr>
+          <w:rFonts w:asciiTheme="minorHAnsi" w:hAnsiTheme="minorHAnsi"/>
+        </w:rPr>
+        <w:t>Data Cleaning</w:t>
+      </w:r>
+      <w:bookmarkEnd w:id="5"/>
     </w:p>
     <w:p>
       <w:pPr>
-        <w:rPr>
-          <w:rFonts w:ascii="Arial" w:hAnsi="Arial" w:cs="Arial"/>
-        </w:rPr>
-      </w:pPr>
-      <w:r>
-        <w:rPr>
-          <w:rFonts w:ascii="Arial" w:hAnsi="Arial" w:cs="Arial"/>
-        </w:rPr>
-        <w:t>The dataset was cleaned to remove inconsistencies and improve readability:</w:t>
+        <w:pStyle w:val="ListParagraph"/>
+        <w:numPr>
+          <w:ilvl w:val="0"/>
+          <w:numId w:val="29"/>
+        </w:numPr>
+        <w:rPr>
+          <w:rFonts w:asciiTheme="minorHAnsi" w:hAnsiTheme="minorHAnsi"/>
+        </w:rPr>
+      </w:pPr>
+      <w:r>
+        <w:rPr>
+          <w:rFonts w:asciiTheme="minorHAnsi" w:hAnsiTheme="minorHAnsi"/>
+        </w:rPr>
+        <w:t xml:space="preserve">Removal of unwanted characters and extra spaces </w:t>
       </w:r>
     </w:p>
     <w:p>
       <w:pPr>
+        <w:pStyle w:val="ListParagraph"/>
         <w:numPr>
           <w:ilvl w:val="0"/>
-          <w:numId w:val="30"/>
+          <w:numId w:val="29"/>
         </w:numPr>
         <w:rPr>
-          <w:rFonts w:ascii="Arial" w:hAnsi="Arial" w:cs="Arial"/>
-        </w:rPr>
-      </w:pPr>
-      <w:r>
-        <w:rPr>
-          <w:rFonts w:ascii="Arial" w:hAnsi="Arial" w:cs="Arial"/>
-        </w:rPr>
-        <w:t>Removal of unwanted characters such as brackets and extra whitespace</w:t>
+          <w:rFonts w:asciiTheme="minorHAnsi" w:hAnsiTheme="minorHAnsi"/>
+        </w:rPr>
+      </w:pPr>
+      <w:r>
+        <w:rPr>
+          <w:rFonts w:asciiTheme="minorHAnsi" w:hAnsiTheme="minorHAnsi"/>
+        </w:rPr>
+        <w:t xml:space="preserve">Standardization of text formatting </w:t>
       </w:r>
     </w:p>
     <w:p>
       <w:pPr>
+        <w:pStyle w:val="ListParagraph"/>
         <w:numPr>
           <w:ilvl w:val="0"/>
-          <w:numId w:val="30"/>
+          <w:numId w:val="29"/>
         </w:numPr>
         <w:rPr>
-          <w:rFonts w:ascii="Arial" w:hAnsi="Arial" w:cs="Arial"/>
-        </w:rPr>
-      </w:pPr>
-      <w:r>
-        <w:rPr>
-          <w:rFonts w:ascii="Arial" w:hAnsi="Arial" w:cs="Arial"/>
-        </w:rPr>
-        <w:t>Standardization of text formatting</w:t>
+          <w:rFonts w:asciiTheme="minorHAnsi" w:hAnsiTheme="minorHAnsi"/>
+        </w:rPr>
+      </w:pPr>
+      <w:r>
+        <w:rPr>
+          <w:rFonts w:asciiTheme="minorHAnsi" w:hAnsiTheme="minorHAnsi"/>
+        </w:rPr>
+        <w:t xml:space="preserve">Creation of new derived columns </w:t>
       </w:r>
     </w:p>
     <w:p>
       <w:pPr>
+        <w:pStyle w:val="ListParagraph"/>
         <w:numPr>
           <w:ilvl w:val="0"/>
-          <w:numId w:val="30"/>
+          <w:numId w:val="29"/>
         </w:numPr>
         <w:rPr>
-          <w:rFonts w:ascii="Arial" w:hAnsi="Arial" w:cs="Arial"/>
-        </w:rPr>
-      </w:pPr>
-      <w:r>
-        <w:rPr>
-          <w:rFonts w:ascii="Arial" w:hAnsi="Arial" w:cs="Arial"/>
-        </w:rPr>
-        <w:t>Correction of inconsistent category labels</w:t>
+          <w:rFonts w:asciiTheme="minorHAnsi" w:hAnsiTheme="minorHAnsi"/>
+        </w:rPr>
+      </w:pPr>
+      <w:r>
+        <w:rPr>
+          <w:rFonts w:asciiTheme="minorHAnsi" w:hAnsiTheme="minorHAnsi"/>
+        </w:rPr>
+        <w:t xml:space="preserve">Extraction of offensive words from rationales </w:t>
       </w:r>
     </w:p>
     <w:p>
       <w:pPr>
-        <w:rPr>
-          <w:rFonts w:ascii="Arial" w:hAnsi="Arial" w:cs="Arial"/>
-          <w:b/>
-          <w:bCs/>
-        </w:rPr>
-      </w:pPr>
-      <w:r>
-        <w:rPr>
-          <w:rFonts w:ascii="Arial" w:hAnsi="Arial" w:cs="Arial"/>
-          <w:b/>
-          <w:bCs/>
-        </w:rPr>
-        <w:t>4.2 Handling Multi-Label Categories</w:t>
+        <w:pStyle w:val="ListParagraph"/>
+        <w:numPr>
+          <w:ilvl w:val="0"/>
+          <w:numId w:val="29"/>
+        </w:numPr>
+        <w:rPr>
+          <w:rFonts w:asciiTheme="minorHAnsi" w:hAnsiTheme="minorHAnsi"/>
+        </w:rPr>
+      </w:pPr>
+      <w:r>
+        <w:rPr>
+          <w:rFonts w:asciiTheme="minorHAnsi" w:hAnsiTheme="minorHAnsi"/>
+        </w:rPr>
+        <w:t>Assignment of target types</w:t>
       </w:r>
     </w:p>
     <w:p>
       <w:pPr>
-        <w:rPr>
-          <w:rFonts w:ascii="Arial" w:hAnsi="Arial" w:cs="Arial"/>
-        </w:rPr>
-      </w:pPr>
-      <w:r>
-        <w:rPr>
-          <w:rFonts w:ascii="Arial" w:hAnsi="Arial" w:cs="Arial"/>
-        </w:rPr>
-        <w:t>To properly analyze entries with multiple categories, the category column was transformed:</w:t>
-      </w:r>
+        <w:pStyle w:val="Heading2"/>
+        <w:rPr>
+          <w:rFonts w:asciiTheme="minorHAnsi" w:hAnsiTheme="minorHAnsi"/>
+        </w:rPr>
+      </w:pPr>
+      <w:bookmarkStart w:id="6" w:name="_Toc226393500"/>
+      <w:r>
+        <w:rPr>
+          <w:rFonts w:asciiTheme="minorHAnsi" w:hAnsiTheme="minorHAnsi"/>
+        </w:rPr>
+        <w:t>Handling Multi-Label Categories</w:t>
+      </w:r>
+      <w:bookmarkEnd w:id="6"/>
     </w:p>
     <w:p>
       <w:pPr>
-        <w:rPr>
-          <w:rFonts w:ascii="Arial" w:hAnsi="Arial" w:cs="Arial"/>
-        </w:rPr>
-      </w:pPr>
-      <w:proofErr w:type="spellStart"/>
-      <w:r>
-        <w:rPr>
-          <w:rFonts w:ascii="Arial" w:hAnsi="Arial" w:cs="Arial"/>
-        </w:rPr>
-        <w:t>df_off</w:t>
-      </w:r>
-      <w:proofErr w:type="spellEnd"/>
-      <w:r>
-        <w:rPr>
-          <w:rFonts w:ascii="Arial" w:hAnsi="Arial" w:cs="Arial"/>
-        </w:rPr>
-        <w:t>["</w:t>
-      </w:r>
-      <w:proofErr w:type="spellStart"/>
-      <w:r>
-        <w:rPr>
-          <w:rFonts w:ascii="Arial" w:hAnsi="Arial" w:cs="Arial"/>
-        </w:rPr>
-        <w:t>category_updated</w:t>
-      </w:r>
-      <w:proofErr w:type="spellEnd"/>
-      <w:r>
-        <w:rPr>
-          <w:rFonts w:ascii="Arial" w:hAnsi="Arial" w:cs="Arial"/>
-        </w:rPr>
-        <w:t xml:space="preserve">"] = </w:t>
-      </w:r>
-      <w:proofErr w:type="spellStart"/>
-      <w:r>
-        <w:rPr>
-          <w:rFonts w:ascii="Arial" w:hAnsi="Arial" w:cs="Arial"/>
-        </w:rPr>
-        <w:t>df_off</w:t>
-      </w:r>
-      <w:proofErr w:type="spellEnd"/>
-      <w:r>
-        <w:rPr>
-          <w:rFonts w:ascii="Arial" w:hAnsi="Arial" w:cs="Arial"/>
-        </w:rPr>
-        <w:t>["category"].</w:t>
-      </w:r>
-      <w:proofErr w:type="spellStart"/>
-      <w:r>
-        <w:rPr>
-          <w:rFonts w:ascii="Arial" w:hAnsi="Arial" w:cs="Arial"/>
-        </w:rPr>
-        <w:t>str.split</w:t>
-      </w:r>
-      <w:proofErr w:type="spellEnd"/>
-      <w:r>
-        <w:rPr>
-          <w:rFonts w:ascii="Arial" w:hAnsi="Arial" w:cs="Arial"/>
-        </w:rPr>
-        <w:t>(",")</w:t>
+        <w:pStyle w:val="NormalWeb"/>
+        <w:spacing w:before="0" w:beforeAutospacing="0"/>
+        <w:rPr>
+          <w:rFonts w:asciiTheme="minorHAnsi" w:hAnsiTheme="minorHAnsi"/>
+          <w:sz w:val="22"/>
+          <w:szCs w:val="22"/>
+        </w:rPr>
+      </w:pPr>
+      <w:r>
+        <w:rPr>
+          <w:rFonts w:asciiTheme="minorHAnsi" w:hAnsiTheme="minorHAnsi"/>
+          <w:sz w:val="22"/>
+          <w:szCs w:val="22"/>
+        </w:rPr>
+        <w:t>Multi-category entries were split into separate rows to enable proper analysis.</w:t>
       </w:r>
     </w:p>
     <w:p>
       <w:pPr>
-        <w:rPr>
-          <w:rFonts w:ascii="Arial" w:hAnsi="Arial" w:cs="Arial"/>
-        </w:rPr>
-      </w:pPr>
-      <w:proofErr w:type="spellStart"/>
-      <w:r>
-        <w:rPr>
-          <w:rFonts w:ascii="Arial" w:hAnsi="Arial" w:cs="Arial"/>
-        </w:rPr>
-        <w:t>df_off_exploded</w:t>
-      </w:r>
-      <w:proofErr w:type="spellEnd"/>
-      <w:r>
-        <w:rPr>
-          <w:rFonts w:ascii="Arial" w:hAnsi="Arial" w:cs="Arial"/>
-        </w:rPr>
-        <w:t xml:space="preserve"> = </w:t>
-      </w:r>
-      <w:proofErr w:type="spellStart"/>
-      <w:r>
-        <w:rPr>
-          <w:rFonts w:ascii="Arial" w:hAnsi="Arial" w:cs="Arial"/>
-        </w:rPr>
-        <w:t>df_off.explode</w:t>
-      </w:r>
-      <w:proofErr w:type="spellEnd"/>
-      <w:r>
-        <w:rPr>
-          <w:rFonts w:ascii="Arial" w:hAnsi="Arial" w:cs="Arial"/>
-        </w:rPr>
-        <w:t>("</w:t>
-      </w:r>
-      <w:proofErr w:type="spellStart"/>
-      <w:r>
-        <w:rPr>
-          <w:rFonts w:ascii="Arial" w:hAnsi="Arial" w:cs="Arial"/>
-        </w:rPr>
-        <w:t>category_updated</w:t>
-      </w:r>
-      <w:proofErr w:type="spellEnd"/>
-      <w:r>
-        <w:rPr>
-          <w:rFonts w:ascii="Arial" w:hAnsi="Arial" w:cs="Arial"/>
-        </w:rPr>
-        <w:t>")</w:t>
-      </w:r>
-    </w:p>
-    <w:p>
-      <w:pPr>
-        <w:rPr>
-          <w:rFonts w:ascii="Arial" w:hAnsi="Arial" w:cs="Arial"/>
-        </w:rPr>
-      </w:pPr>
-      <w:r>
-        <w:rPr>
-          <w:rFonts w:ascii="Arial" w:hAnsi="Arial" w:cs="Arial"/>
+        <w:spacing w:line="276" w:lineRule="auto"/>
+        <w:rPr>
+          <w:rFonts w:asciiTheme="minorHAnsi" w:hAnsiTheme="minorHAnsi" w:cs="Arial"/>
+        </w:rPr>
+      </w:pPr>
+      <w:r>
+        <w:rPr>
+          <w:rFonts w:asciiTheme="minorHAnsi" w:hAnsiTheme="minorHAnsi" w:cs="Arial"/>
         </w:rPr>
         <w:t>This process:</w:t>
       </w:r>
@@ -1011,15 +1414,22 @@
           <w:ilvl w:val="0"/>
           <w:numId w:val="31"/>
         </w:numPr>
-        <w:rPr>
-          <w:rFonts w:ascii="Arial" w:hAnsi="Arial" w:cs="Arial"/>
-        </w:rPr>
-      </w:pPr>
-      <w:r>
-        <w:rPr>
-          <w:rFonts w:ascii="Arial" w:hAnsi="Arial" w:cs="Arial"/>
-        </w:rPr>
-        <w:t>Converts category strings into lists</w:t>
+        <w:spacing w:line="276" w:lineRule="auto"/>
+        <w:rPr>
+          <w:rFonts w:asciiTheme="minorHAnsi" w:hAnsiTheme="minorHAnsi" w:cs="Arial"/>
+        </w:rPr>
+      </w:pPr>
+      <w:r>
+        <w:rPr>
+          <w:rFonts w:asciiTheme="minorHAnsi" w:hAnsiTheme="minorHAnsi" w:cs="Arial"/>
+        </w:rPr>
+        <w:t>Convert</w:t>
+      </w:r>
+      <w:r>
+        <w:rPr>
+          <w:rFonts w:asciiTheme="minorHAnsi" w:hAnsiTheme="minorHAnsi" w:cs="Arial"/>
+        </w:rPr>
+        <w:t xml:space="preserve"> category strings into lists</w:t>
       </w:r>
     </w:p>
     <w:p>
@@ -1028,13 +1438,14 @@
           <w:ilvl w:val="0"/>
           <w:numId w:val="31"/>
         </w:numPr>
-        <w:rPr>
-          <w:rFonts w:ascii="Arial" w:hAnsi="Arial" w:cs="Arial"/>
-        </w:rPr>
-      </w:pPr>
-      <w:r>
-        <w:rPr>
-          <w:rFonts w:ascii="Arial" w:hAnsi="Arial" w:cs="Arial"/>
+        <w:spacing w:line="276" w:lineRule="auto"/>
+        <w:rPr>
+          <w:rFonts w:asciiTheme="minorHAnsi" w:hAnsiTheme="minorHAnsi" w:cs="Arial"/>
+        </w:rPr>
+      </w:pPr>
+      <w:r>
+        <w:rPr>
+          <w:rFonts w:asciiTheme="minorHAnsi" w:hAnsiTheme="minorHAnsi" w:cs="Arial"/>
         </w:rPr>
         <w:t>Expands each category into a separate row</w:t>
       </w:r>
@@ -1045,43 +1456,44 @@
           <w:ilvl w:val="0"/>
           <w:numId w:val="31"/>
         </w:numPr>
-        <w:rPr>
-          <w:rFonts w:ascii="Arial" w:hAnsi="Arial" w:cs="Arial"/>
-        </w:rPr>
-      </w:pPr>
-      <w:r>
-        <w:rPr>
-          <w:rFonts w:ascii="Arial" w:hAnsi="Arial" w:cs="Arial"/>
+        <w:spacing w:line="276" w:lineRule="auto"/>
+        <w:rPr>
+          <w:rFonts w:asciiTheme="minorHAnsi" w:hAnsiTheme="minorHAnsi" w:cs="Arial"/>
+        </w:rPr>
+      </w:pPr>
+      <w:r>
+        <w:rPr>
+          <w:rFonts w:asciiTheme="minorHAnsi" w:hAnsiTheme="minorHAnsi" w:cs="Arial"/>
         </w:rPr>
         <w:t>Enables accurate frequency analysis of individual categories</w:t>
       </w:r>
     </w:p>
     <w:p>
       <w:pPr>
-        <w:rPr>
-          <w:rFonts w:ascii="Arial" w:hAnsi="Arial" w:cs="Arial"/>
-          <w:b/>
-          <w:bCs/>
-        </w:rPr>
-      </w:pPr>
-      <w:r>
-        <w:rPr>
-          <w:rFonts w:ascii="Arial" w:hAnsi="Arial" w:cs="Arial"/>
-          <w:b/>
-          <w:bCs/>
-        </w:rPr>
-        <w:t>4.3 Encoding and Font Handling</w:t>
-      </w:r>
+        <w:pStyle w:val="Heading2"/>
+        <w:rPr>
+          <w:rFonts w:asciiTheme="minorHAnsi" w:hAnsiTheme="minorHAnsi"/>
+        </w:rPr>
+      </w:pPr>
+      <w:bookmarkStart w:id="7" w:name="_Toc226393501"/>
+      <w:r>
+        <w:rPr>
+          <w:rFonts w:asciiTheme="minorHAnsi" w:hAnsiTheme="minorHAnsi"/>
+        </w:rPr>
+        <w:lastRenderedPageBreak/>
+        <w:t>Encoding and Font Handling</w:t>
+      </w:r>
+      <w:bookmarkEnd w:id="7"/>
     </w:p>
     <w:p>
       <w:pPr>
         <w:rPr>
-          <w:rFonts w:ascii="Arial" w:hAnsi="Arial" w:cs="Arial"/>
-        </w:rPr>
-      </w:pPr>
-      <w:r>
-        <w:rPr>
-          <w:rFonts w:ascii="Arial" w:hAnsi="Arial" w:cs="Arial"/>
+          <w:rFonts w:asciiTheme="minorHAnsi" w:hAnsiTheme="minorHAnsi" w:cs="Arial"/>
+        </w:rPr>
+      </w:pPr>
+      <w:r>
+        <w:rPr>
+          <w:rFonts w:asciiTheme="minorHAnsi" w:hAnsiTheme="minorHAnsi" w:cs="Arial"/>
         </w:rPr>
         <w:t>Since the dataset contains Sinhala characters, special attention was given to encoding and visualization:</w:t>
       </w:r>
@@ -1092,13 +1504,14 @@
           <w:ilvl w:val="0"/>
           <w:numId w:val="32"/>
         </w:numPr>
-        <w:rPr>
-          <w:rFonts w:ascii="Arial" w:hAnsi="Arial" w:cs="Arial"/>
-        </w:rPr>
-      </w:pPr>
-      <w:r>
-        <w:rPr>
-          <w:rFonts w:ascii="Arial" w:hAnsi="Arial" w:cs="Arial"/>
+        <w:spacing w:line="276" w:lineRule="auto"/>
+        <w:rPr>
+          <w:rFonts w:asciiTheme="minorHAnsi" w:hAnsiTheme="minorHAnsi" w:cs="Arial"/>
+        </w:rPr>
+      </w:pPr>
+      <w:r>
+        <w:rPr>
+          <w:rFonts w:asciiTheme="minorHAnsi" w:hAnsiTheme="minorHAnsi" w:cs="Arial"/>
         </w:rPr>
         <w:t>UTF-8 encoding was ensured throughout the dataset</w:t>
       </w:r>
@@ -1109,115 +1522,78 @@
           <w:ilvl w:val="0"/>
           <w:numId w:val="32"/>
         </w:numPr>
-        <w:rPr>
-          <w:rFonts w:ascii="Arial" w:hAnsi="Arial" w:cs="Arial"/>
-        </w:rPr>
-      </w:pPr>
-      <w:r>
-        <w:rPr>
-          <w:rFonts w:ascii="Arial" w:hAnsi="Arial" w:cs="Arial"/>
-        </w:rPr>
-        <w:lastRenderedPageBreak/>
+        <w:spacing w:line="276" w:lineRule="auto"/>
+        <w:rPr>
+          <w:rFonts w:asciiTheme="minorHAnsi" w:hAnsiTheme="minorHAnsi" w:cs="Arial"/>
+        </w:rPr>
+      </w:pPr>
+      <w:r>
+        <w:rPr>
+          <w:rFonts w:asciiTheme="minorHAnsi" w:hAnsiTheme="minorHAnsi" w:cs="Arial"/>
+        </w:rPr>
         <w:t>Font issues in visualization libraries were handled to correctly display Sinhala text</w:t>
       </w:r>
     </w:p>
     <w:p>
       <w:pPr>
-        <w:rPr>
-          <w:rFonts w:ascii="Arial" w:hAnsi="Arial" w:cs="Arial"/>
-          <w:b/>
-          <w:bCs/>
-        </w:rPr>
-      </w:pPr>
-      <w:r>
-        <w:rPr>
-          <w:rFonts w:ascii="Arial" w:hAnsi="Arial" w:cs="Arial"/>
-          <w:b/>
-          <w:bCs/>
-        </w:rPr>
-        <w:t>4.4 Target-Type Assignment</w:t>
-      </w:r>
+        <w:pStyle w:val="Heading2"/>
+        <w:rPr>
+          <w:rFonts w:asciiTheme="minorHAnsi" w:hAnsiTheme="minorHAnsi"/>
+        </w:rPr>
+      </w:pPr>
+      <w:bookmarkStart w:id="8" w:name="_Toc226393502"/>
+      <w:r>
+        <w:rPr>
+          <w:rFonts w:asciiTheme="minorHAnsi" w:hAnsiTheme="minorHAnsi"/>
+        </w:rPr>
+        <w:t>Target-Type Assignment</w:t>
+      </w:r>
+      <w:bookmarkEnd w:id="8"/>
     </w:p>
     <w:p>
       <w:pPr>
         <w:rPr>
-          <w:rFonts w:ascii="Arial" w:hAnsi="Arial" w:cs="Arial"/>
-        </w:rPr>
-      </w:pPr>
-      <w:r>
-        <w:rPr>
-          <w:rFonts w:ascii="Arial" w:hAnsi="Arial" w:cs="Arial"/>
-        </w:rPr>
-        <w:t xml:space="preserve">A rule-based approach was used to assign values to the </w:t>
-      </w:r>
-      <w:proofErr w:type="spellStart"/>
-      <w:r>
-        <w:rPr>
-          <w:rFonts w:ascii="Arial" w:hAnsi="Arial" w:cs="Arial"/>
-        </w:rPr>
-        <w:t>target_type</w:t>
-      </w:r>
-      <w:proofErr w:type="spellEnd"/>
-      <w:r>
-        <w:rPr>
-          <w:rFonts w:ascii="Arial" w:hAnsi="Arial" w:cs="Arial"/>
-        </w:rPr>
-        <w:t xml:space="preserve"> column. This involved analyzing the meaning and usage context of each word and mapping it to the appropriate target category.</w:t>
+          <w:rFonts w:asciiTheme="minorHAnsi" w:hAnsiTheme="minorHAnsi" w:cs="Arial"/>
+        </w:rPr>
+      </w:pPr>
+      <w:r>
+        <w:rPr>
+          <w:rFonts w:asciiTheme="minorHAnsi" w:hAnsiTheme="minorHAnsi" w:cs="Arial"/>
+        </w:rPr>
+        <w:t>A rule-based approach was used to assign values to the target_type column. This involved analyzing the meaning and usage context of each word and mapping it to the appropriate target category.</w:t>
       </w:r>
     </w:p>
     <w:p>
       <w:pPr>
-        <w:rPr>
-          <w:rFonts w:ascii="Arial" w:hAnsi="Arial" w:cs="Arial"/>
-        </w:rPr>
-      </w:pPr>
+        <w:pStyle w:val="Heading1"/>
+        <w:rPr>
+          <w:rFonts w:asciiTheme="minorHAnsi" w:hAnsiTheme="minorHAnsi"/>
+        </w:rPr>
+      </w:pPr>
+      <w:bookmarkStart w:id="9" w:name="_Toc226393503"/>
+      <w:r>
+        <w:rPr>
+          <w:rFonts w:asciiTheme="minorHAnsi" w:hAnsiTheme="minorHAnsi"/>
+        </w:rPr>
+        <w:t>Methodology</w:t>
+      </w:r>
+      <w:bookmarkEnd w:id="9"/>
     </w:p>
     <w:p>
       <w:pPr>
-        <w:rPr>
-          <w:rFonts w:ascii="Arial" w:hAnsi="Arial" w:cs="Arial"/>
-          <w:b/>
-          <w:bCs/>
-        </w:rPr>
-      </w:pPr>
-      <w:r>
-        <w:rPr>
-          <w:rFonts w:ascii="Arial" w:hAnsi="Arial" w:cs="Arial"/>
-          <w:b/>
-          <w:bCs/>
-        </w:rPr>
-        <w:t>5. Methodology</w:t>
-      </w:r>
-    </w:p>
-    <w:p>
-      <w:pPr>
-        <w:rPr>
-          <w:rFonts w:ascii="Arial" w:hAnsi="Arial" w:cs="Arial"/>
-        </w:rPr>
-      </w:pPr>
-      <w:r>
-        <w:rPr>
-          <w:rFonts w:ascii="Arial" w:hAnsi="Arial" w:cs="Arial"/>
-        </w:rPr>
-        <w:t>The methodology adopted in this project is primarily analytical and rule-based.</w:t>
-      </w:r>
-    </w:p>
-    <w:p>
-      <w:pPr>
-        <w:rPr>
-          <w:rFonts w:ascii="Arial" w:hAnsi="Arial" w:cs="Arial"/>
-          <w:b/>
-          <w:bCs/>
-        </w:rPr>
-      </w:pPr>
-      <w:r>
-        <w:rPr>
-          <w:rFonts w:ascii="Arial" w:hAnsi="Arial" w:cs="Arial"/>
-          <w:b/>
-          <w:bCs/>
-        </w:rPr>
-        <w:t>5.1 Classification Strategy</w:t>
-      </w:r>
+        <w:pStyle w:val="Heading2"/>
+        <w:rPr>
+          <w:rFonts w:asciiTheme="minorHAnsi" w:hAnsiTheme="minorHAnsi"/>
+        </w:rPr>
+      </w:pPr>
+      <w:bookmarkStart w:id="10" w:name="_Toc226393504"/>
+      <w:r>
+        <w:rPr>
+          <w:rFonts w:asciiTheme="minorHAnsi" w:hAnsiTheme="minorHAnsi"/>
+        </w:rPr>
+        <w:t>Classification Strategy</w:t>
+      </w:r>
+      <w:bookmarkEnd w:id="10"/>
     </w:p>
     <w:p>
       <w:pPr>
@@ -1225,13 +1601,14 @@
           <w:ilvl w:val="0"/>
           <w:numId w:val="33"/>
         </w:numPr>
-        <w:rPr>
-          <w:rFonts w:ascii="Arial" w:hAnsi="Arial" w:cs="Arial"/>
-        </w:rPr>
-      </w:pPr>
-      <w:r>
-        <w:rPr>
-          <w:rFonts w:ascii="Arial" w:hAnsi="Arial" w:cs="Arial"/>
+        <w:spacing w:line="276" w:lineRule="auto"/>
+        <w:rPr>
+          <w:rFonts w:asciiTheme="minorHAnsi" w:hAnsiTheme="minorHAnsi" w:cs="Arial"/>
+        </w:rPr>
+      </w:pPr>
+      <w:r>
+        <w:rPr>
+          <w:rFonts w:asciiTheme="minorHAnsi" w:hAnsiTheme="minorHAnsi" w:cs="Arial"/>
         </w:rPr>
         <w:t>Offensive words were categorized based on predefined semantic labels</w:t>
       </w:r>
@@ -1242,119 +1619,50 @@
           <w:ilvl w:val="0"/>
           <w:numId w:val="33"/>
         </w:numPr>
-        <w:rPr>
-          <w:rFonts w:ascii="Arial" w:hAnsi="Arial" w:cs="Arial"/>
-        </w:rPr>
-      </w:pPr>
-      <w:r>
-        <w:rPr>
-          <w:rFonts w:ascii="Arial" w:hAnsi="Arial" w:cs="Arial"/>
+        <w:spacing w:line="276" w:lineRule="auto"/>
+        <w:rPr>
+          <w:rFonts w:asciiTheme="minorHAnsi" w:hAnsiTheme="minorHAnsi" w:cs="Arial"/>
+        </w:rPr>
+      </w:pPr>
+      <w:r>
+        <w:rPr>
+          <w:rFonts w:asciiTheme="minorHAnsi" w:hAnsiTheme="minorHAnsi" w:cs="Arial"/>
         </w:rPr>
         <w:t>Target types were assigned using linguistic interpretation and contextual understanding</w:t>
       </w:r>
     </w:p>
     <w:p>
       <w:pPr>
-        <w:rPr>
-          <w:rFonts w:ascii="Arial" w:hAnsi="Arial" w:cs="Arial"/>
-          <w:b/>
-          <w:bCs/>
-        </w:rPr>
-      </w:pPr>
-      <w:r>
-        <w:rPr>
-          <w:rFonts w:ascii="Arial" w:hAnsi="Arial" w:cs="Arial"/>
-          <w:b/>
-          <w:bCs/>
-        </w:rPr>
-        <w:t>5.2 Frequency Analysis</w:t>
-      </w:r>
+        <w:pStyle w:val="Heading2"/>
+        <w:rPr>
+          <w:rFonts w:asciiTheme="minorHAnsi" w:hAnsiTheme="minorHAnsi"/>
+        </w:rPr>
+      </w:pPr>
+      <w:bookmarkStart w:id="11" w:name="_Toc226393505"/>
+      <w:r>
+        <w:rPr>
+          <w:rFonts w:asciiTheme="minorHAnsi" w:hAnsiTheme="minorHAnsi"/>
+        </w:rPr>
+        <w:t>Frequency Analysis</w:t>
+      </w:r>
+      <w:bookmarkEnd w:id="11"/>
     </w:p>
     <w:p>
       <w:pPr>
-        <w:rPr>
-          <w:rFonts w:ascii="Arial" w:hAnsi="Arial" w:cs="Arial"/>
-        </w:rPr>
-      </w:pPr>
-      <w:r>
-        <w:rPr>
-          <w:rFonts w:ascii="Arial" w:hAnsi="Arial" w:cs="Arial"/>
-        </w:rPr>
-        <w:t>Frequency analysis was conducted to understand the distribution of offensive language:</w:t>
-      </w:r>
-    </w:p>
-    <w:p>
-      <w:pPr>
-        <w:rPr>
-          <w:rFonts w:ascii="Arial" w:hAnsi="Arial" w:cs="Arial"/>
-        </w:rPr>
-      </w:pPr>
-      <w:proofErr w:type="spellStart"/>
-      <w:r>
-        <w:rPr>
-          <w:rFonts w:ascii="Arial" w:hAnsi="Arial" w:cs="Arial"/>
-        </w:rPr>
-        <w:t>df_off</w:t>
-      </w:r>
-      <w:proofErr w:type="spellEnd"/>
-      <w:r>
-        <w:rPr>
-          <w:rFonts w:ascii="Arial" w:hAnsi="Arial" w:cs="Arial"/>
-        </w:rPr>
-        <w:t>['</w:t>
-      </w:r>
-      <w:proofErr w:type="spellStart"/>
-      <w:r>
-        <w:rPr>
-          <w:rFonts w:ascii="Arial" w:hAnsi="Arial" w:cs="Arial"/>
-        </w:rPr>
-        <w:t>off_word_count</w:t>
-      </w:r>
-      <w:proofErr w:type="spellEnd"/>
-      <w:r>
-        <w:rPr>
-          <w:rFonts w:ascii="Arial" w:hAnsi="Arial" w:cs="Arial"/>
-        </w:rPr>
-        <w:t>'].</w:t>
-      </w:r>
-      <w:proofErr w:type="spellStart"/>
-      <w:r>
-        <w:rPr>
-          <w:rFonts w:ascii="Arial" w:hAnsi="Arial" w:cs="Arial"/>
-        </w:rPr>
-        <w:t>value_counts</w:t>
-      </w:r>
-      <w:proofErr w:type="spellEnd"/>
-      <w:r>
-        <w:rPr>
-          <w:rFonts w:ascii="Arial" w:hAnsi="Arial" w:cs="Arial"/>
-        </w:rPr>
-        <w:t>().</w:t>
-      </w:r>
-      <w:proofErr w:type="spellStart"/>
-      <w:r>
-        <w:rPr>
-          <w:rFonts w:ascii="Arial" w:hAnsi="Arial" w:cs="Arial"/>
-        </w:rPr>
-        <w:t>sort_index</w:t>
-      </w:r>
-      <w:proofErr w:type="spellEnd"/>
-      <w:r>
-        <w:rPr>
-          <w:rFonts w:ascii="Arial" w:hAnsi="Arial" w:cs="Arial"/>
-        </w:rPr>
-        <w:t>()</w:t>
-      </w:r>
-    </w:p>
-    <w:p>
-      <w:pPr>
-        <w:rPr>
-          <w:rFonts w:ascii="Arial" w:hAnsi="Arial" w:cs="Arial"/>
-        </w:rPr>
-      </w:pPr>
-      <w:r>
-        <w:rPr>
-          <w:rFonts w:ascii="Arial" w:hAnsi="Arial" w:cs="Arial"/>
+        <w:spacing w:line="276" w:lineRule="auto"/>
+        <w:rPr>
+          <w:rFonts w:asciiTheme="minorHAnsi" w:hAnsiTheme="minorHAnsi" w:cs="Arial"/>
+        </w:rPr>
+      </w:pPr>
+      <w:r>
+        <w:rPr>
+          <w:rFonts w:asciiTheme="minorHAnsi" w:hAnsiTheme="minorHAnsi" w:cs="Arial"/>
+        </w:rPr>
+        <w:t xml:space="preserve">Frequency distributions were computed to understand patterns in offensive language usage. </w:t>
+      </w:r>
+      <w:r>
+        <w:rPr>
+          <w:rFonts w:asciiTheme="minorHAnsi" w:hAnsiTheme="minorHAnsi" w:cs="Arial"/>
         </w:rPr>
         <w:t>This operation:</w:t>
       </w:r>
@@ -1365,13 +1673,14 @@
           <w:ilvl w:val="0"/>
           <w:numId w:val="34"/>
         </w:numPr>
-        <w:rPr>
-          <w:rFonts w:ascii="Arial" w:hAnsi="Arial" w:cs="Arial"/>
-        </w:rPr>
-      </w:pPr>
-      <w:r>
-        <w:rPr>
-          <w:rFonts w:ascii="Arial" w:hAnsi="Arial" w:cs="Arial"/>
+        <w:spacing w:line="240" w:lineRule="auto"/>
+        <w:rPr>
+          <w:rFonts w:asciiTheme="minorHAnsi" w:hAnsiTheme="minorHAnsi" w:cs="Arial"/>
+        </w:rPr>
+      </w:pPr>
+      <w:r>
+        <w:rPr>
+          <w:rFonts w:asciiTheme="minorHAnsi" w:hAnsiTheme="minorHAnsi" w:cs="Arial"/>
         </w:rPr>
         <w:t>Counts the number of occurrences of offensive word counts</w:t>
       </w:r>
@@ -1382,13 +1691,14 @@
           <w:ilvl w:val="0"/>
           <w:numId w:val="34"/>
         </w:numPr>
-        <w:rPr>
-          <w:rFonts w:ascii="Arial" w:hAnsi="Arial" w:cs="Arial"/>
-        </w:rPr>
-      </w:pPr>
-      <w:r>
-        <w:rPr>
-          <w:rFonts w:ascii="Arial" w:hAnsi="Arial" w:cs="Arial"/>
+        <w:spacing w:line="240" w:lineRule="auto"/>
+        <w:rPr>
+          <w:rFonts w:asciiTheme="minorHAnsi" w:hAnsiTheme="minorHAnsi" w:cs="Arial"/>
+        </w:rPr>
+      </w:pPr>
+      <w:r>
+        <w:rPr>
+          <w:rFonts w:asciiTheme="minorHAnsi" w:hAnsiTheme="minorHAnsi" w:cs="Arial"/>
         </w:rPr>
         <w:t>Sorts the results in ascending order</w:t>
       </w:r>
@@ -1399,43 +1709,52 @@
           <w:ilvl w:val="0"/>
           <w:numId w:val="34"/>
         </w:numPr>
-        <w:rPr>
-          <w:rFonts w:ascii="Arial" w:hAnsi="Arial" w:cs="Arial"/>
-        </w:rPr>
-      </w:pPr>
-      <w:r>
-        <w:rPr>
-          <w:rFonts w:ascii="Arial" w:hAnsi="Arial" w:cs="Arial"/>
+        <w:spacing w:line="240" w:lineRule="auto"/>
+        <w:rPr>
+          <w:rFonts w:asciiTheme="minorHAnsi" w:hAnsiTheme="minorHAnsi" w:cs="Arial"/>
+        </w:rPr>
+      </w:pPr>
+      <w:r>
+        <w:rPr>
+          <w:rFonts w:asciiTheme="minorHAnsi" w:hAnsiTheme="minorHAnsi" w:cs="Arial"/>
         </w:rPr>
         <w:t>Helps identify common and rare patterns in the dataset</w:t>
       </w:r>
     </w:p>
     <w:p>
       <w:pPr>
-        <w:rPr>
-          <w:rFonts w:ascii="Arial" w:hAnsi="Arial" w:cs="Arial"/>
-          <w:b/>
-          <w:bCs/>
-        </w:rPr>
-      </w:pPr>
-      <w:r>
-        <w:rPr>
-          <w:rFonts w:ascii="Arial" w:hAnsi="Arial" w:cs="Arial"/>
-          <w:b/>
-          <w:bCs/>
-        </w:rPr>
-        <w:t>5.3 Analytical Approach</w:t>
-      </w:r>
+        <w:spacing w:line="276" w:lineRule="auto"/>
+        <w:ind w:left="720"/>
+        <w:rPr>
+          <w:rFonts w:asciiTheme="minorHAnsi" w:hAnsiTheme="minorHAnsi" w:cs="Arial"/>
+        </w:rPr>
+      </w:pPr>
     </w:p>
     <w:p>
       <w:pPr>
-        <w:rPr>
-          <w:rFonts w:ascii="Arial" w:hAnsi="Arial" w:cs="Arial"/>
-        </w:rPr>
-      </w:pPr>
-      <w:r>
-        <w:rPr>
-          <w:rFonts w:ascii="Arial" w:hAnsi="Arial" w:cs="Arial"/>
+        <w:pStyle w:val="Heading2"/>
+        <w:rPr>
+          <w:rFonts w:asciiTheme="minorHAnsi" w:hAnsiTheme="minorHAnsi"/>
+        </w:rPr>
+      </w:pPr>
+      <w:bookmarkStart w:id="12" w:name="_Toc226393506"/>
+      <w:r>
+        <w:rPr>
+          <w:rFonts w:asciiTheme="minorHAnsi" w:hAnsiTheme="minorHAnsi"/>
+        </w:rPr>
+        <w:t>Analytical Approach</w:t>
+      </w:r>
+      <w:bookmarkEnd w:id="12"/>
+    </w:p>
+    <w:p>
+      <w:pPr>
+        <w:rPr>
+          <w:rFonts w:asciiTheme="minorHAnsi" w:hAnsiTheme="minorHAnsi" w:cs="Arial"/>
+        </w:rPr>
+      </w:pPr>
+      <w:r>
+        <w:rPr>
+          <w:rFonts w:asciiTheme="minorHAnsi" w:hAnsiTheme="minorHAnsi" w:cs="Arial"/>
         </w:rPr>
         <w:t>The analysis focused on:</w:t>
       </w:r>
@@ -1446,13 +1765,14 @@
           <w:ilvl w:val="0"/>
           <w:numId w:val="35"/>
         </w:numPr>
-        <w:rPr>
-          <w:rFonts w:ascii="Arial" w:hAnsi="Arial" w:cs="Arial"/>
-        </w:rPr>
-      </w:pPr>
-      <w:r>
-        <w:rPr>
-          <w:rFonts w:ascii="Arial" w:hAnsi="Arial" w:cs="Arial"/>
+        <w:spacing w:line="240" w:lineRule="auto"/>
+        <w:rPr>
+          <w:rFonts w:asciiTheme="minorHAnsi" w:hAnsiTheme="minorHAnsi" w:cs="Arial"/>
+        </w:rPr>
+      </w:pPr>
+      <w:r>
+        <w:rPr>
+          <w:rFonts w:asciiTheme="minorHAnsi" w:hAnsiTheme="minorHAnsi" w:cs="Arial"/>
         </w:rPr>
         <w:t>Category frequency distribution</w:t>
       </w:r>
@@ -1463,13 +1783,14 @@
           <w:ilvl w:val="0"/>
           <w:numId w:val="35"/>
         </w:numPr>
-        <w:rPr>
-          <w:rFonts w:ascii="Arial" w:hAnsi="Arial" w:cs="Arial"/>
-        </w:rPr>
-      </w:pPr>
-      <w:r>
-        <w:rPr>
-          <w:rFonts w:ascii="Arial" w:hAnsi="Arial" w:cs="Arial"/>
+        <w:spacing w:line="240" w:lineRule="auto"/>
+        <w:rPr>
+          <w:rFonts w:asciiTheme="minorHAnsi" w:hAnsiTheme="minorHAnsi" w:cs="Arial"/>
+        </w:rPr>
+      </w:pPr>
+      <w:r>
+        <w:rPr>
+          <w:rFonts w:asciiTheme="minorHAnsi" w:hAnsiTheme="minorHAnsi" w:cs="Arial"/>
         </w:rPr>
         <w:t>Target-type distribution</w:t>
       </w:r>
@@ -1480,117 +1801,192 @@
           <w:ilvl w:val="0"/>
           <w:numId w:val="35"/>
         </w:numPr>
-        <w:rPr>
-          <w:rFonts w:ascii="Arial" w:hAnsi="Arial" w:cs="Arial"/>
-        </w:rPr>
-      </w:pPr>
-      <w:r>
-        <w:rPr>
-          <w:rFonts w:ascii="Arial" w:hAnsi="Arial" w:cs="Arial"/>
+        <w:spacing w:line="240" w:lineRule="auto"/>
+        <w:rPr>
+          <w:rFonts w:asciiTheme="minorHAnsi" w:hAnsiTheme="minorHAnsi" w:cs="Arial"/>
+        </w:rPr>
+      </w:pPr>
+      <w:r>
+        <w:rPr>
+          <w:rFonts w:asciiTheme="minorHAnsi" w:hAnsiTheme="minorHAnsi" w:cs="Arial"/>
         </w:rPr>
         <w:t>Co-occurrence of multiple categories</w:t>
       </w:r>
     </w:p>
     <w:p>
       <w:pPr>
-        <w:rPr>
-          <w:rFonts w:ascii="Arial" w:hAnsi="Arial" w:cs="Arial"/>
-        </w:rPr>
-      </w:pPr>
+        <w:pStyle w:val="Heading1"/>
+        <w:rPr>
+          <w:rFonts w:asciiTheme="minorHAnsi" w:hAnsiTheme="minorHAnsi"/>
+        </w:rPr>
+      </w:pPr>
+      <w:bookmarkStart w:id="13" w:name="_Toc226393507"/>
+      <w:r>
+        <w:rPr>
+          <w:rFonts w:asciiTheme="minorHAnsi" w:hAnsiTheme="minorHAnsi"/>
+        </w:rPr>
+        <w:lastRenderedPageBreak/>
+        <w:t>Data Analysis and Visualization</w:t>
+      </w:r>
+      <w:bookmarkEnd w:id="13"/>
     </w:p>
     <w:p>
       <w:pPr>
         <w:rPr>
-          <w:rFonts w:ascii="Arial" w:hAnsi="Arial" w:cs="Arial"/>
-          <w:b/>
-          <w:bCs/>
-        </w:rPr>
-      </w:pPr>
-      <w:r>
-        <w:rPr>
-          <w:rFonts w:ascii="Arial" w:hAnsi="Arial" w:cs="Arial"/>
-          <w:b/>
-          <w:bCs/>
-        </w:rPr>
-        <w:t>6. Data Analysis and Visualization</w:t>
+          <w:rFonts w:asciiTheme="minorHAnsi" w:hAnsiTheme="minorHAnsi" w:cs="Arial"/>
+        </w:rPr>
+      </w:pPr>
+      <w:r>
+        <w:rPr>
+          <w:rFonts w:asciiTheme="minorHAnsi" w:hAnsiTheme="minorHAnsi" w:cs="Arial"/>
+        </w:rPr>
+        <w:t>Exploratory Data Analysis (EDA) was performed to extract meaningful insights.</w:t>
       </w:r>
     </w:p>
     <w:p>
       <w:pPr>
-        <w:rPr>
-          <w:rFonts w:ascii="Arial" w:hAnsi="Arial" w:cs="Arial"/>
-        </w:rPr>
-      </w:pPr>
-      <w:r>
-        <w:rPr>
-          <w:rFonts w:ascii="Arial" w:hAnsi="Arial" w:cs="Arial"/>
-        </w:rPr>
-        <w:t>Exploratory Data Analysis (EDA) was performed to extract meaningful insights.</w:t>
-      </w:r>
+        <w:pStyle w:val="Heading2"/>
+        <w:rPr>
+          <w:rFonts w:asciiTheme="minorHAnsi" w:hAnsiTheme="minorHAnsi"/>
+        </w:rPr>
+      </w:pPr>
+      <w:bookmarkStart w:id="14" w:name="_Toc226393508"/>
+      <w:r>
+        <w:rPr>
+          <w:rFonts w:asciiTheme="minorHAnsi" w:hAnsiTheme="minorHAnsi"/>
+        </w:rPr>
+        <w:t>Category Distribution Analysis</w:t>
+      </w:r>
+      <w:bookmarkEnd w:id="14"/>
     </w:p>
     <w:p>
       <w:pPr>
-        <w:rPr>
-          <w:rFonts w:ascii="Arial" w:hAnsi="Arial" w:cs="Arial"/>
-          <w:b/>
-          <w:bCs/>
-        </w:rPr>
-      </w:pPr>
-      <w:r>
-        <w:rPr>
-          <w:rFonts w:ascii="Arial" w:hAnsi="Arial" w:cs="Arial"/>
-          <w:b/>
-          <w:bCs/>
-        </w:rPr>
-        <w:lastRenderedPageBreak/>
-        <w:t>6.1 Category Distribution Analysis</w:t>
+        <w:jc w:val="both"/>
+        <w:rPr>
+          <w:rFonts w:asciiTheme="minorHAnsi" w:hAnsiTheme="minorHAnsi" w:cs="Arial"/>
+        </w:rPr>
+      </w:pPr>
+      <w:r>
+        <w:rPr>
+          <w:rFonts w:asciiTheme="minorHAnsi" w:hAnsiTheme="minorHAnsi" w:cs="Arial"/>
+        </w:rPr>
+        <w:t>The frequency of each category was computed to identify dominant types of offensive language. The use</w:t>
+      </w:r>
+      <w:r>
+        <w:rPr>
+          <w:rFonts w:asciiTheme="minorHAnsi" w:hAnsiTheme="minorHAnsi" w:cs="Arial"/>
+        </w:rPr>
+        <w:t xml:space="preserve"> multi category and</w:t>
+      </w:r>
+      <w:r>
+        <w:rPr>
+          <w:rFonts w:asciiTheme="minorHAnsi" w:hAnsiTheme="minorHAnsi" w:cs="Arial"/>
+        </w:rPr>
+        <w:t xml:space="preserve"> exploded </w:t>
+      </w:r>
+      <w:r>
+        <w:rPr>
+          <w:rFonts w:asciiTheme="minorHAnsi" w:hAnsiTheme="minorHAnsi" w:cs="Arial"/>
+        </w:rPr>
+        <w:t xml:space="preserve">as two approaches </w:t>
+      </w:r>
+      <w:r>
+        <w:rPr>
+          <w:rFonts w:asciiTheme="minorHAnsi" w:hAnsiTheme="minorHAnsi" w:cs="Arial"/>
+        </w:rPr>
+        <w:t>.</w:t>
       </w:r>
     </w:p>
     <w:p>
       <w:pPr>
-        <w:rPr>
-          <w:rFonts w:ascii="Arial" w:hAnsi="Arial" w:cs="Arial"/>
-        </w:rPr>
-      </w:pPr>
-      <w:r>
-        <w:rPr>
-          <w:rFonts w:ascii="Arial" w:hAnsi="Arial" w:cs="Arial"/>
-        </w:rPr>
-        <w:t>The frequency of each category was computed to identify dominant types of offensive language. The use of exploded data ensured that multi-category entries were accurately represented.</w:t>
+        <w:jc w:val="both"/>
+        <w:rPr>
+          <w:rFonts w:asciiTheme="minorHAnsi" w:hAnsiTheme="minorHAnsi" w:cs="Arial"/>
+        </w:rPr>
+      </w:pPr>
+      <w:r>
+        <w:rPr>
+          <w:rFonts w:asciiTheme="minorHAnsi" w:hAnsiTheme="minorHAnsi" w:cs="Arial"/>
+        </w:rPr>
+        <w:t xml:space="preserve">As shown in </w:t>
+      </w:r>
+      <w:r>
+        <w:rPr>
+          <w:rFonts w:asciiTheme="minorHAnsi" w:hAnsiTheme="minorHAnsi" w:cs="Arial"/>
+        </w:rPr>
+        <w:fldChar w:fldCharType="begin"/>
+      </w:r>
+      <w:r>
+        <w:rPr>
+          <w:rFonts w:asciiTheme="minorHAnsi" w:hAnsiTheme="minorHAnsi" w:cs="Arial"/>
+        </w:rPr>
+        <w:instrText xml:space="preserve"> REF _Ref226387531 \h </w:instrText>
+      </w:r>
+      <w:r>
+        <w:rPr>
+          <w:rFonts w:asciiTheme="minorHAnsi" w:hAnsiTheme="minorHAnsi" w:cs="Arial"/>
+        </w:rPr>
+        <w:instrText xml:space="preserve"> \* MERGEFORMAT </w:instrText>
+      </w:r>
+      <w:r>
+        <w:rPr>
+          <w:rFonts w:asciiTheme="minorHAnsi" w:hAnsiTheme="minorHAnsi" w:cs="Arial"/>
+        </w:rPr>
+      </w:r>
+      <w:r>
+        <w:rPr>
+          <w:rFonts w:asciiTheme="minorHAnsi" w:hAnsiTheme="minorHAnsi" w:cs="Arial"/>
+        </w:rPr>
+        <w:fldChar w:fldCharType="separate"/>
+      </w:r>
+      <w:r>
+        <w:rPr>
+          <w:rFonts w:asciiTheme="minorHAnsi" w:hAnsiTheme="minorHAnsi"/>
+        </w:rPr>
+        <w:t xml:space="preserve">Figure </w:t>
+      </w:r>
+      <w:r>
+        <w:rPr>
+          <w:rFonts w:asciiTheme="minorHAnsi" w:hAnsiTheme="minorHAnsi"/>
+          <w:noProof/>
+        </w:rPr>
+        <w:t>2</w:t>
+      </w:r>
+      <w:r>
+        <w:rPr>
+          <w:rFonts w:asciiTheme="minorHAnsi" w:hAnsiTheme="minorHAnsi" w:cs="Arial"/>
+        </w:rPr>
+        <w:fldChar w:fldCharType="end"/>
+      </w:r>
+      <w:r>
+        <w:rPr>
+          <w:rFonts w:asciiTheme="minorHAnsi" w:hAnsiTheme="minorHAnsi" w:cs="Arial"/>
+        </w:rPr>
+        <w:t xml:space="preserve"> </w:t>
+      </w:r>
+      <w:r>
+        <w:rPr>
+          <w:rFonts w:asciiTheme="minorHAnsi" w:hAnsiTheme="minorHAnsi" w:cs="Arial"/>
+        </w:rPr>
+        <w:t>gender-related offensive language appears as the most dominant category in the dataset. This indicates that insults targeting gender are significantly more prevalent compared to other categories such as disability and age. Furthermore, the presence of multi-category entries highlights the intersectionality of offensive language, where a single expression may simultaneously target multiple social dimensions.</w:t>
       </w:r>
     </w:p>
     <w:p>
       <w:pPr>
-        <w:rPr>
-          <w:rFonts w:ascii="Arial" w:hAnsi="Arial" w:cs="Arial"/>
-        </w:rPr>
-      </w:pPr>
-      <w:r>
-        <w:rPr>
-          <w:rFonts w:ascii="Arial" w:hAnsi="Arial" w:cs="Arial"/>
-        </w:rPr>
-        <w:t>A</w:t>
-      </w:r>
-      <w:r>
-        <w:rPr>
-          <w:rFonts w:ascii="Arial" w:hAnsi="Arial" w:cs="Arial"/>
-        </w:rPr>
-        <w:t>s shown in Figure 4, gender-related offensive language appears as the most dominant category in the dataset. This indicates that insults targeting gender are significantly more prevalent compared to other categories such as disability and age. Furthermore, the presence of multi-category entries highlights the intersectionality of offensive language, where a single expression may simultaneously target multiple social dimensions.</w:t>
-      </w:r>
-    </w:p>
-    <w:p>
-      <w:pPr>
         <w:keepNext/>
-      </w:pPr>
-      <w:r>
-        <w:rPr>
-          <w:rFonts w:ascii="Arial" w:hAnsi="Arial" w:cs="Arial"/>
+        <w:rPr>
+          <w:rFonts w:asciiTheme="minorHAnsi" w:hAnsiTheme="minorHAnsi"/>
+        </w:rPr>
+      </w:pPr>
+      <w:r>
+        <w:rPr>
+          <w:rFonts w:asciiTheme="minorHAnsi" w:hAnsiTheme="minorHAnsi" w:cs="Arial"/>
           <w:noProof/>
         </w:rPr>
         <w:drawing>
-          <wp:inline distT="0" distB="0" distL="0" distR="0" wp14:anchorId="652520D9" wp14:editId="6F099D21">
-            <wp:extent cx="5486400" cy="4886960"/>
-            <wp:effectExtent l="0" t="0" r="0" b="8890"/>
+          <wp:inline distT="0" distB="0" distL="0" distR="0" wp14:anchorId="652520D9" wp14:editId="297D8C5F">
+            <wp:extent cx="4660113" cy="3169920"/>
+            <wp:effectExtent l="0" t="0" r="7620" b="0"/>
             <wp:docPr id="322052550" name="Picture 1"/>
             <wp:cNvGraphicFramePr>
               <a:graphicFrameLocks xmlns:a="http://schemas.openxmlformats.org/drawingml/2006/main" noChangeAspect="1"/>
@@ -1602,20 +1998,29 @@
                     <pic:cNvPr id="322052550" name=""/>
                     <pic:cNvPicPr/>
                   </pic:nvPicPr>
-                  <pic:blipFill>
+                  <pic:blipFill rotWithShape="1">
                     <a:blip r:embed="rId7"/>
+                    <a:srcRect t="7796"/>
                     <a:stretch>
                       <a:fillRect/>
                     </a:stretch>
                   </pic:blipFill>
-                  <pic:spPr>
+                  <pic:spPr bwMode="auto">
                     <a:xfrm>
                       <a:off x="0" y="0"/>
-                      <a:ext cx="5486400" cy="4886960"/>
+                      <a:ext cx="4660113" cy="3169920"/>
                     </a:xfrm>
                     <a:prstGeom prst="rect">
                       <a:avLst/>
                     </a:prstGeom>
+                    <a:ln>
+                      <a:noFill/>
+                    </a:ln>
+                    <a:extLst>
+                      <a:ext uri="{53640926-AAD7-44D8-BBD7-CCE9431645EC}">
+                        <a14:shadowObscured xmlns:a14="http://schemas.microsoft.com/office/drawing/2010/main"/>
+                      </a:ext>
+                    </a:extLst>
                   </pic:spPr>
                 </pic:pic>
               </a:graphicData>
@@ -1627,38 +2032,86 @@
     <w:p>
       <w:pPr>
         <w:pStyle w:val="Caption"/>
-      </w:pPr>
-      <w:r>
+        <w:rPr>
+          <w:rFonts w:asciiTheme="minorHAnsi" w:hAnsiTheme="minorHAnsi"/>
+        </w:rPr>
+      </w:pPr>
+      <w:bookmarkStart w:id="15" w:name="_Ref226387531"/>
+      <w:r>
+        <w:rPr>
+          <w:rFonts w:asciiTheme="minorHAnsi" w:hAnsiTheme="minorHAnsi"/>
+        </w:rPr>
         <w:t xml:space="preserve">Figure </w:t>
       </w:r>
-      <w:fldSimple w:instr=" SEQ Figure \* ARABIC ">
-        <w:r>
-          <w:rPr>
-            <w:noProof/>
-          </w:rPr>
-          <w:t>2</w:t>
-        </w:r>
-      </w:fldSimple>
-      <w:r>
-        <w:t xml:space="preserve">: </w:t>
-      </w:r>
-      <w:r>
-        <w:t>Distribution of offensive language categories, showing gender as the most frequent category.</w:t>
+      <w:r>
+        <w:rPr>
+          <w:rFonts w:asciiTheme="minorHAnsi" w:hAnsiTheme="minorHAnsi"/>
+        </w:rPr>
+        <w:fldChar w:fldCharType="begin"/>
+      </w:r>
+      <w:r>
+        <w:rPr>
+          <w:rFonts w:asciiTheme="minorHAnsi" w:hAnsiTheme="minorHAnsi"/>
+        </w:rPr>
+        <w:instrText xml:space="preserve"> SEQ Figure \* ARABIC </w:instrText>
+      </w:r>
+      <w:r>
+        <w:rPr>
+          <w:rFonts w:asciiTheme="minorHAnsi" w:hAnsiTheme="minorHAnsi"/>
+        </w:rPr>
+        <w:fldChar w:fldCharType="separate"/>
+      </w:r>
+      <w:r>
+        <w:rPr>
+          <w:rFonts w:asciiTheme="minorHAnsi" w:hAnsiTheme="minorHAnsi"/>
+          <w:noProof/>
+        </w:rPr>
+        <w:t>2</w:t>
+      </w:r>
+      <w:r>
+        <w:rPr>
+          <w:rFonts w:asciiTheme="minorHAnsi" w:hAnsiTheme="minorHAnsi"/>
+          <w:noProof/>
+        </w:rPr>
+        <w:fldChar w:fldCharType="end"/>
+      </w:r>
+      <w:bookmarkEnd w:id="15"/>
+      <w:r>
+        <w:rPr>
+          <w:rFonts w:asciiTheme="minorHAnsi" w:hAnsiTheme="minorHAnsi"/>
+        </w:rPr>
+        <w:t>: Distribution of offensive language categories</w:t>
+      </w:r>
+      <w:r>
+        <w:rPr>
+          <w:rFonts w:asciiTheme="minorHAnsi" w:hAnsiTheme="minorHAnsi"/>
+        </w:rPr>
+        <w:t>(multiple)</w:t>
+      </w:r>
+      <w:r>
+        <w:rPr>
+          <w:rFonts w:asciiTheme="minorHAnsi" w:hAnsiTheme="minorHAnsi"/>
+        </w:rPr>
+        <w:t>, showing gender as the most frequent category.</w:t>
       </w:r>
     </w:p>
     <w:p>
       <w:pPr>
         <w:keepNext/>
-      </w:pPr>
-      <w:r>
-        <w:rPr>
+        <w:rPr>
+          <w:rFonts w:asciiTheme="minorHAnsi" w:hAnsiTheme="minorHAnsi"/>
+        </w:rPr>
+      </w:pPr>
+      <w:r>
+        <w:rPr>
+          <w:rFonts w:asciiTheme="minorHAnsi" w:hAnsiTheme="minorHAnsi"/>
           <w:noProof/>
         </w:rPr>
         <w:lastRenderedPageBreak/>
         <w:drawing>
-          <wp:inline distT="0" distB="0" distL="0" distR="0" wp14:anchorId="77CBE0FB" wp14:editId="35F1E78B">
-            <wp:extent cx="5486400" cy="3235325"/>
-            <wp:effectExtent l="0" t="0" r="0" b="3175"/>
+          <wp:inline distT="0" distB="0" distL="0" distR="0" wp14:anchorId="77CBE0FB" wp14:editId="2088B306">
+            <wp:extent cx="4734457" cy="2590800"/>
+            <wp:effectExtent l="0" t="0" r="9525" b="0"/>
             <wp:docPr id="584658157" name="Picture 1"/>
             <wp:cNvGraphicFramePr>
               <a:graphicFrameLocks xmlns:a="http://schemas.openxmlformats.org/drawingml/2006/main" noChangeAspect="1"/>
@@ -1670,20 +2123,29 @@
                     <pic:cNvPr id="584658157" name=""/>
                     <pic:cNvPicPr/>
                   </pic:nvPicPr>
-                  <pic:blipFill>
+                  <pic:blipFill rotWithShape="1">
                     <a:blip r:embed="rId8"/>
+                    <a:srcRect t="3533" b="3670"/>
                     <a:stretch>
                       <a:fillRect/>
                     </a:stretch>
                   </pic:blipFill>
-                  <pic:spPr>
+                  <pic:spPr bwMode="auto">
                     <a:xfrm>
                       <a:off x="0" y="0"/>
-                      <a:ext cx="5486400" cy="3235325"/>
+                      <a:ext cx="4734457" cy="2590800"/>
                     </a:xfrm>
                     <a:prstGeom prst="rect">
                       <a:avLst/>
                     </a:prstGeom>
+                    <a:ln>
+                      <a:noFill/>
+                    </a:ln>
+                    <a:extLst>
+                      <a:ext uri="{53640926-AAD7-44D8-BBD7-CCE9431645EC}">
+                        <a14:shadowObscured xmlns:a14="http://schemas.microsoft.com/office/drawing/2010/main"/>
+                      </a:ext>
+                    </a:extLst>
                   </pic:spPr>
                 </pic:pic>
               </a:graphicData>
@@ -1695,76 +2157,230 @@
     <w:p>
       <w:pPr>
         <w:pStyle w:val="Caption"/>
-      </w:pPr>
-      <w:r>
+        <w:rPr>
+          <w:rFonts w:asciiTheme="minorHAnsi" w:hAnsiTheme="minorHAnsi"/>
+          <w:noProof/>
+        </w:rPr>
+      </w:pPr>
+      <w:r>
+        <w:rPr>
+          <w:rFonts w:asciiTheme="minorHAnsi" w:hAnsiTheme="minorHAnsi"/>
+        </w:rPr>
         <w:t xml:space="preserve">Figure </w:t>
       </w:r>
-      <w:fldSimple w:instr=" SEQ Figure \* ARABIC ">
-        <w:r>
-          <w:rPr>
-            <w:noProof/>
-          </w:rPr>
-          <w:t>3</w:t>
-        </w:r>
-      </w:fldSimple>
+      <w:r>
+        <w:rPr>
+          <w:rFonts w:asciiTheme="minorHAnsi" w:hAnsiTheme="minorHAnsi"/>
+        </w:rPr>
+        <w:fldChar w:fldCharType="begin"/>
+      </w:r>
+      <w:r>
+        <w:rPr>
+          <w:rFonts w:asciiTheme="minorHAnsi" w:hAnsiTheme="minorHAnsi"/>
+        </w:rPr>
+        <w:instrText xml:space="preserve"> SEQ Figure \* ARABIC </w:instrText>
+      </w:r>
+      <w:r>
+        <w:rPr>
+          <w:rFonts w:asciiTheme="minorHAnsi" w:hAnsiTheme="minorHAnsi"/>
+        </w:rPr>
+        <w:fldChar w:fldCharType="separate"/>
+      </w:r>
+      <w:r>
+        <w:rPr>
+          <w:rFonts w:asciiTheme="minorHAnsi" w:hAnsiTheme="minorHAnsi"/>
+          <w:noProof/>
+        </w:rPr>
+        <w:t>3</w:t>
+      </w:r>
+      <w:r>
+        <w:rPr>
+          <w:rFonts w:asciiTheme="minorHAnsi" w:hAnsiTheme="minorHAnsi"/>
+          <w:noProof/>
+        </w:rPr>
+        <w:fldChar w:fldCharType="end"/>
+      </w:r>
+      <w:r>
+        <w:rPr>
+          <w:rFonts w:asciiTheme="minorHAnsi" w:hAnsiTheme="minorHAnsi"/>
+          <w:noProof/>
+        </w:rPr>
+        <w:t xml:space="preserve">: </w:t>
+      </w:r>
+      <w:r>
+        <w:rPr>
+          <w:rFonts w:asciiTheme="minorHAnsi" w:hAnsiTheme="minorHAnsi"/>
+        </w:rPr>
+        <w:t>Distribution of offensive language categories, showing gender as the most frequent category</w:t>
+      </w:r>
     </w:p>
     <w:p>
       <w:pPr>
         <w:rPr>
-          <w:rFonts w:ascii="Arial" w:hAnsi="Arial" w:cs="Arial"/>
-          <w:b/>
-          <w:bCs/>
-        </w:rPr>
-      </w:pPr>
-      <w:r>
-        <w:rPr>
-          <w:rFonts w:ascii="Arial" w:hAnsi="Arial" w:cs="Arial"/>
-          <w:b/>
-          <w:bCs/>
-        </w:rPr>
-        <w:t>6.2 Target-Type Distribution</w:t>
-      </w:r>
+          <w:rFonts w:asciiTheme="minorHAnsi" w:hAnsiTheme="minorHAnsi"/>
+        </w:rPr>
+      </w:pPr>
     </w:p>
     <w:p>
       <w:pPr>
-        <w:rPr>
-          <w:rFonts w:ascii="Arial" w:hAnsi="Arial" w:cs="Arial"/>
-        </w:rPr>
-      </w:pPr>
-      <w:r>
-        <w:rPr>
-          <w:rFonts w:ascii="Arial" w:hAnsi="Arial" w:cs="Arial"/>
-        </w:rPr>
-        <w:t>The distribution of target types (IND, GRP, UNT, OTH) was analyzed to understand how offensive language is directed. This provides insight into whether offensive expressions are more personalized or generalized.</w:t>
-      </w:r>
+        <w:pStyle w:val="Heading2"/>
+        <w:rPr>
+          <w:rFonts w:asciiTheme="minorHAnsi" w:hAnsiTheme="minorHAnsi"/>
+        </w:rPr>
+      </w:pPr>
+      <w:bookmarkStart w:id="16" w:name="_Toc226393509"/>
+      <w:r>
+        <w:rPr>
+          <w:rFonts w:asciiTheme="minorHAnsi" w:hAnsiTheme="minorHAnsi"/>
+        </w:rPr>
+        <w:t>Target-Type Distribution</w:t>
+      </w:r>
+      <w:bookmarkEnd w:id="16"/>
     </w:p>
+    <w:p/>
     <w:p>
       <w:pPr>
-        <w:rPr>
-          <w:rFonts w:ascii="Arial" w:hAnsi="Arial" w:cs="Arial"/>
-        </w:rPr>
-      </w:pPr>
-      <w:r>
-        <w:rPr>
-          <w:rFonts w:ascii="Arial" w:hAnsi="Arial" w:cs="Arial"/>
-        </w:rPr>
-        <w:t>Figure 5 illustrates that the majority of offensive expressions are directed toward individuals (IND) and groups (GRP). In contrast, fewer instances are categorized as untargeted (UNT) or directed at organizations (OTH). This suggests that offensive language is predominantly used in a targeted manner, focusing on specific individuals or identifiable groups rather than being used in a general context.</w:t>
-      </w:r>
-    </w:p>
-    <w:p>
-      <w:pPr>
         <w:keepNext/>
+        <w:rPr>
+          <w:rFonts w:asciiTheme="minorHAnsi" w:hAnsiTheme="minorHAnsi"/>
+        </w:rPr>
       </w:pPr>
       <w:r>
         <w:rPr>
           <w:noProof/>
         </w:rPr>
-        <w:lastRenderedPageBreak/>
+        <mc:AlternateContent>
+          <mc:Choice Requires="wps">
+            <w:drawing>
+              <wp:anchor distT="0" distB="0" distL="114300" distR="114300" simplePos="0" relativeHeight="251665408" behindDoc="0" locked="0" layoutInCell="1" allowOverlap="1" wp14:anchorId="33A69B3C" wp14:editId="151C58C9">
+                <wp:simplePos x="0" y="0"/>
+                <wp:positionH relativeFrom="column">
+                  <wp:posOffset>1270</wp:posOffset>
+                </wp:positionH>
+                <wp:positionV relativeFrom="paragraph">
+                  <wp:posOffset>2228215</wp:posOffset>
+                </wp:positionV>
+                <wp:extent cx="3375025" cy="635"/>
+                <wp:effectExtent l="0" t="0" r="0" b="0"/>
+                <wp:wrapSquare wrapText="bothSides"/>
+                <wp:docPr id="46809144" name="Text Box 1"/>
+                <wp:cNvGraphicFramePr/>
+                <a:graphic xmlns:a="http://schemas.openxmlformats.org/drawingml/2006/main">
+                  <a:graphicData uri="http://schemas.microsoft.com/office/word/2010/wordprocessingShape">
+                    <wps:wsp>
+                      <wps:cNvSpPr txBox="1"/>
+                      <wps:spPr>
+                        <a:xfrm>
+                          <a:off x="0" y="0"/>
+                          <a:ext cx="3375025" cy="635"/>
+                        </a:xfrm>
+                        <a:prstGeom prst="rect">
+                          <a:avLst/>
+                        </a:prstGeom>
+                        <a:solidFill>
+                          <a:prstClr val="white"/>
+                        </a:solidFill>
+                        <a:ln>
+                          <a:noFill/>
+                        </a:ln>
+                      </wps:spPr>
+                      <wps:txbx>
+                        <w:txbxContent>
+                          <w:p>
+                            <w:pPr>
+                              <w:pStyle w:val="Caption"/>
+                              <w:rPr>
+                                <w:sz w:val="22"/>
+                                <w:szCs w:val="22"/>
+                              </w:rPr>
+                            </w:pPr>
+                            <w:r>
+                              <w:t xml:space="preserve">Figure </w:t>
+                            </w:r>
+                            <w:fldSimple w:instr=" SEQ Figure \* ARABIC ">
+                              <w:r>
+                                <w:rPr>
+                                  <w:noProof/>
+                                </w:rPr>
+                                <w:t>4</w:t>
+                              </w:r>
+                            </w:fldSimple>
+                            <w:r>
+                              <w:t>:Distribution of target types indicating that most offensive expressions are directed toward individuals and groups.</w:t>
+                            </w:r>
+                          </w:p>
+                        </w:txbxContent>
+                      </wps:txbx>
+                      <wps:bodyPr rot="0" spcFirstLastPara="0" vertOverflow="overflow" horzOverflow="overflow" vert="horz" wrap="square" lIns="0" tIns="0" rIns="0" bIns="0" numCol="1" spcCol="0" rtlCol="0" fromWordArt="0" anchor="t" anchorCtr="0" forceAA="0" compatLnSpc="1">
+                        <a:prstTxWarp prst="textNoShape">
+                          <a:avLst/>
+                        </a:prstTxWarp>
+                        <a:spAutoFit/>
+                      </wps:bodyPr>
+                    </wps:wsp>
+                  </a:graphicData>
+                </a:graphic>
+              </wp:anchor>
+            </w:drawing>
+          </mc:Choice>
+          <mc:Fallback>
+            <w:pict>
+              <v:shapetype w14:anchorId="33A69B3C" id="_x0000_t202" coordsize="21600,21600" o:spt="202" path="m,l,21600r21600,l21600,xe">
+                <v:stroke joinstyle="miter"/>
+                <v:path gradientshapeok="t" o:connecttype="rect"/>
+              </v:shapetype>
+              <v:shape id="Text Box 1" o:spid="_x0000_s1026" type="#_x0000_t202" style="position:absolute;margin-left:.1pt;margin-top:175.45pt;width:265.75pt;height:.05pt;z-index:251665408;visibility:visible;mso-wrap-style:square;mso-wrap-distance-left:9pt;mso-wrap-distance-top:0;mso-wrap-distance-right:9pt;mso-wrap-distance-bottom:0;mso-position-horizontal:absolute;mso-position-horizontal-relative:text;mso-position-vertical:absolute;mso-position-vertical-relative:text;v-text-anchor:top" o:gfxdata="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" stroked="f">
+                <v:textbox style="mso-fit-shape-to-text:t" inset="0,0,0,0">
+                  <w:txbxContent>
+                    <w:p>
+                      <w:pPr>
+                        <w:pStyle w:val="Caption"/>
+                        <w:rPr>
+                          <w:sz w:val="22"/>
+                          <w:szCs w:val="22"/>
+                        </w:rPr>
+                      </w:pPr>
+                      <w:r>
+                        <w:t xml:space="preserve">Figure </w:t>
+                      </w:r>
+                      <w:fldSimple w:instr=" SEQ Figure \* ARABIC ">
+                        <w:r>
+                          <w:rPr>
+                            <w:noProof/>
+                          </w:rPr>
+                          <w:t>4</w:t>
+                        </w:r>
+                      </w:fldSimple>
+                      <w:r>
+                        <w:t>:Distribution of target types indicating that most offensive expressions are directed toward individuals and groups.</w:t>
+                      </w:r>
+                    </w:p>
+                  </w:txbxContent>
+                </v:textbox>
+                <w10:wrap type="square"/>
+              </v:shape>
+            </w:pict>
+          </mc:Fallback>
+        </mc:AlternateContent>
+      </w:r>
+      <w:r>
+        <w:rPr>
+          <w:rFonts w:asciiTheme="minorHAnsi" w:hAnsiTheme="minorHAnsi"/>
+          <w:noProof/>
+        </w:rPr>
         <w:drawing>
-          <wp:inline distT="0" distB="0" distL="0" distR="0" wp14:anchorId="3161DEA1" wp14:editId="12A69B03">
-            <wp:extent cx="5342083" cy="3558848"/>
-            <wp:effectExtent l="0" t="0" r="0" b="3810"/>
-            <wp:docPr id="33455064" name="Picture 1"/>
+          <wp:anchor distT="0" distB="0" distL="114300" distR="114300" simplePos="0" relativeHeight="251663360" behindDoc="0" locked="0" layoutInCell="1" allowOverlap="1" wp14:anchorId="767D8E42" wp14:editId="37907743">
+            <wp:simplePos x="0" y="0"/>
+            <wp:positionH relativeFrom="column">
+              <wp:posOffset>1693</wp:posOffset>
+            </wp:positionH>
+            <wp:positionV relativeFrom="paragraph">
+              <wp:posOffset>-3175</wp:posOffset>
+            </wp:positionV>
+            <wp:extent cx="3375033" cy="2174240"/>
+            <wp:effectExtent l="0" t="0" r="0" b="0"/>
+            <wp:wrapSquare wrapText="bothSides"/>
+            <wp:docPr id="477027089" name="Picture 1"/>
             <wp:cNvGraphicFramePr>
               <a:graphicFrameLocks xmlns:a="http://schemas.openxmlformats.org/drawingml/2006/main" noChangeAspect="1"/>
             </wp:cNvGraphicFramePr>
@@ -1772,7 +2388,7 @@
               <a:graphicData uri="http://schemas.openxmlformats.org/drawingml/2006/picture">
                 <pic:pic xmlns:pic="http://schemas.openxmlformats.org/drawingml/2006/picture">
                   <pic:nvPicPr>
-                    <pic:cNvPr id="33455064" name=""/>
+                    <pic:cNvPr id="477027089" name=""/>
                     <pic:cNvPicPr/>
                   </pic:nvPicPr>
                   <pic:blipFill>
@@ -1784,7 +2400,7 @@
                   <pic:spPr>
                     <a:xfrm>
                       <a:off x="0" y="0"/>
-                      <a:ext cx="5342083" cy="3558848"/>
+                      <a:ext cx="3375033" cy="2174240"/>
                     </a:xfrm>
                     <a:prstGeom prst="rect">
                       <a:avLst/>
@@ -1793,96 +2409,167 @@
                 </pic:pic>
               </a:graphicData>
             </a:graphic>
-          </wp:inline>
+          </wp:anchor>
         </w:drawing>
       </w:r>
     </w:p>
     <w:p>
       <w:pPr>
-        <w:pStyle w:val="Caption"/>
-        <w:rPr>
-          <w:rFonts w:ascii="Arial" w:hAnsi="Arial" w:cs="Arial"/>
-          <w:color w:val="EE0000"/>
-        </w:rPr>
-      </w:pPr>
-      <w:r>
+        <w:jc w:val="both"/>
+        <w:rPr>
+          <w:rFonts w:asciiTheme="minorHAnsi" w:hAnsiTheme="minorHAnsi"/>
+        </w:rPr>
+      </w:pPr>
+      <w:r>
+        <w:rPr>
+          <w:rFonts w:asciiTheme="minorHAnsi" w:hAnsiTheme="minorHAnsi" w:cs="Arial"/>
+        </w:rPr>
+        <w:t>The distribution of target types (IND, GRP, UNT) was analyzed to understand how offensive language is directed. This provides insight into whether offensive expressions are more personalized or generalized.</w:t>
+      </w:r>
+      <w:r>
+        <w:rPr>
+          <w:rFonts w:asciiTheme="minorHAnsi" w:hAnsiTheme="minorHAnsi" w:cs="Arial"/>
+        </w:rPr>
+        <w:t xml:space="preserve"> </w:t>
+      </w:r>
+      <w:r>
+        <w:rPr>
+          <w:rFonts w:asciiTheme="minorHAnsi" w:hAnsiTheme="minorHAnsi" w:cs="Arial"/>
+        </w:rPr>
+        <w:fldChar w:fldCharType="begin"/>
+      </w:r>
+      <w:r>
+        <w:rPr>
+          <w:rFonts w:asciiTheme="minorHAnsi" w:hAnsiTheme="minorHAnsi" w:cs="Arial"/>
+        </w:rPr>
+        <w:instrText xml:space="preserve"> REF _Ref226387556 \h </w:instrText>
+      </w:r>
+      <w:r>
+        <w:rPr>
+          <w:rFonts w:asciiTheme="minorHAnsi" w:hAnsiTheme="minorHAnsi" w:cs="Arial"/>
+        </w:rPr>
+        <w:instrText xml:space="preserve"> \* MERGEFORMAT </w:instrText>
+      </w:r>
+      <w:r>
+        <w:rPr>
+          <w:rFonts w:asciiTheme="minorHAnsi" w:hAnsiTheme="minorHAnsi" w:cs="Arial"/>
+        </w:rPr>
+      </w:r>
+      <w:r>
+        <w:rPr>
+          <w:rFonts w:asciiTheme="minorHAnsi" w:hAnsiTheme="minorHAnsi" w:cs="Arial"/>
+        </w:rPr>
+        <w:fldChar w:fldCharType="separate"/>
+      </w:r>
+      <w:r>
+        <w:rPr>
+          <w:rFonts w:asciiTheme="minorHAnsi" w:hAnsiTheme="minorHAnsi"/>
+        </w:rPr>
         <w:t xml:space="preserve">Figure </w:t>
       </w:r>
-      <w:fldSimple w:instr=" SEQ Figure \* ARABIC ">
-        <w:r>
-          <w:rPr>
-            <w:noProof/>
-          </w:rPr>
-          <w:t>4</w:t>
-        </w:r>
-      </w:fldSimple>
-      <w:r>
-        <w:t>:</w:t>
-      </w:r>
-      <w:r>
-        <w:t>Distribution of target types indicating that most offensive expressions are directed toward individuals and groups.</w:t>
+      <w:r>
+        <w:rPr>
+          <w:rFonts w:asciiTheme="minorHAnsi" w:hAnsiTheme="minorHAnsi"/>
+          <w:noProof/>
+        </w:rPr>
+        <w:t>4</w:t>
+      </w:r>
+      <w:r>
+        <w:rPr>
+          <w:rFonts w:asciiTheme="minorHAnsi" w:hAnsiTheme="minorHAnsi" w:cs="Arial"/>
+        </w:rPr>
+        <w:fldChar w:fldCharType="end"/>
+      </w:r>
+      <w:r>
+        <w:rPr>
+          <w:rFonts w:asciiTheme="minorHAnsi" w:hAnsiTheme="minorHAnsi" w:cs="Arial"/>
+        </w:rPr>
+        <w:t xml:space="preserve"> </w:t>
+      </w:r>
+      <w:r>
+        <w:rPr>
+          <w:rFonts w:asciiTheme="minorHAnsi" w:hAnsiTheme="minorHAnsi" w:cs="Arial"/>
+        </w:rPr>
+        <w:t xml:space="preserve">illustrates that the majority of offensive expressions are directed toward individuals (IND) </w:t>
+      </w:r>
+      <w:r>
+        <w:rPr>
+          <w:rFonts w:asciiTheme="minorHAnsi" w:hAnsiTheme="minorHAnsi" w:cs="Arial"/>
+        </w:rPr>
+        <w:t>.</w:t>
+      </w:r>
+      <w:r>
+        <w:rPr>
+          <w:rFonts w:asciiTheme="minorHAnsi" w:hAnsiTheme="minorHAnsi" w:cs="Arial"/>
+        </w:rPr>
+        <w:t xml:space="preserve">In contrast, </w:t>
+      </w:r>
+      <w:r>
+        <w:rPr>
+          <w:rFonts w:asciiTheme="minorHAnsi" w:hAnsiTheme="minorHAnsi" w:cs="Arial"/>
+        </w:rPr>
+        <w:t>lowest</w:t>
+      </w:r>
+      <w:r>
+        <w:rPr>
+          <w:rFonts w:asciiTheme="minorHAnsi" w:hAnsiTheme="minorHAnsi" w:cs="Arial"/>
+        </w:rPr>
+        <w:t xml:space="preserve"> instances are categorized as untargeted (</w:t>
+      </w:r>
+      <w:r>
+        <w:rPr>
+          <w:rFonts w:asciiTheme="minorHAnsi" w:hAnsiTheme="minorHAnsi" w:cs="Arial"/>
+        </w:rPr>
+        <w:t>GRP</w:t>
+      </w:r>
+      <w:r>
+        <w:rPr>
+          <w:rFonts w:asciiTheme="minorHAnsi" w:hAnsiTheme="minorHAnsi" w:cs="Arial"/>
+        </w:rPr>
+        <w:t>) This suggests that offensive language is predominantly used in a targeted manner, focusing on specific individuals.</w:t>
       </w:r>
     </w:p>
     <w:p>
       <w:pPr>
-        <w:rPr>
-          <w:rFonts w:ascii="Arial" w:hAnsi="Arial" w:cs="Arial"/>
-          <w:b/>
-          <w:bCs/>
-        </w:rPr>
-      </w:pPr>
-      <w:r>
-        <w:rPr>
-          <w:rFonts w:ascii="Arial" w:hAnsi="Arial" w:cs="Arial"/>
-          <w:b/>
-          <w:bCs/>
-        </w:rPr>
-        <w:t>6.3 Offensive Word Count Distribution</w:t>
-      </w:r>
+        <w:pStyle w:val="Heading2"/>
+        <w:rPr>
+          <w:rFonts w:asciiTheme="minorHAnsi" w:hAnsiTheme="minorHAnsi"/>
+        </w:rPr>
+      </w:pPr>
+      <w:bookmarkStart w:id="17" w:name="_Toc226393510"/>
+      <w:r>
+        <w:rPr>
+          <w:rFonts w:asciiTheme="minorHAnsi" w:hAnsiTheme="minorHAnsi"/>
+        </w:rPr>
+        <w:lastRenderedPageBreak/>
+        <w:t>Offensive Word Count Distribution</w:t>
+      </w:r>
+      <w:bookmarkEnd w:id="17"/>
     </w:p>
     <w:p>
       <w:pPr>
-        <w:rPr>
-          <w:rFonts w:ascii="Arial" w:hAnsi="Arial" w:cs="Arial"/>
-        </w:rPr>
-      </w:pPr>
-      <w:r>
-        <w:rPr>
-          <w:rFonts w:ascii="Arial" w:hAnsi="Arial" w:cs="Arial"/>
-        </w:rPr>
-        <w:t>Histograms were used to analyze the number of offensive words per entry.</w:t>
-      </w:r>
-    </w:p>
-    <w:p>
-      <w:pPr>
-        <w:rPr>
-          <w:rFonts w:ascii="Arial" w:hAnsi="Arial" w:cs="Arial"/>
-        </w:rPr>
-      </w:pPr>
-      <w:r>
-        <w:rPr>
-          <w:rFonts w:ascii="Arial" w:hAnsi="Arial" w:cs="Arial"/>
-        </w:rPr>
-        <w:t>As shown in Figure 6, the distribution of offensive word counts reveals that most entries contain a small number of offensive words. The frequency decreases as the number of words increases, indicating that offensive expressions are typically short and concise rather than extended phrases. This pattern reflects the nature of informal communication, where brief expressions are commonly used.</w:t>
-      </w:r>
-    </w:p>
-    <w:p>
-      <w:pPr>
         <w:keepNext/>
       </w:pPr>
       <w:r>
         <w:rPr>
-          <w:rFonts w:ascii="Arial" w:hAnsi="Arial" w:cs="Arial"/>
+          <w:rFonts w:asciiTheme="minorHAnsi" w:hAnsiTheme="minorHAnsi" w:cs="Arial"/>
           <w:b/>
           <w:bCs/>
           <w:noProof/>
           <w:color w:val="EE0000"/>
         </w:rPr>
-        <w:lastRenderedPageBreak/>
         <w:drawing>
-          <wp:inline distT="0" distB="0" distL="0" distR="0" wp14:anchorId="36E21ED6" wp14:editId="62B5D97C">
-            <wp:extent cx="5486400" cy="3625850"/>
-            <wp:effectExtent l="0" t="0" r="0" b="0"/>
+          <wp:anchor distT="0" distB="0" distL="114300" distR="114300" simplePos="0" relativeHeight="251660288" behindDoc="0" locked="0" layoutInCell="1" allowOverlap="1" wp14:anchorId="3DE430A5" wp14:editId="02B3FE35">
+            <wp:simplePos x="0" y="0"/>
+            <wp:positionH relativeFrom="column">
+              <wp:posOffset>0</wp:posOffset>
+            </wp:positionH>
+            <wp:positionV relativeFrom="paragraph">
+              <wp:posOffset>2130</wp:posOffset>
+            </wp:positionV>
+            <wp:extent cx="3974245" cy="3193026"/>
+            <wp:effectExtent l="0" t="0" r="7620" b="7620"/>
+            <wp:wrapSquare wrapText="bothSides"/>
             <wp:docPr id="452584019" name="Picture 1"/>
             <wp:cNvGraphicFramePr>
               <a:graphicFrameLocks xmlns:a="http://schemas.openxmlformats.org/drawingml/2006/main" noChangeAspect="1"/>
@@ -1894,35 +2581,40 @@
                     <pic:cNvPr id="452584019" name=""/>
                     <pic:cNvPicPr/>
                   </pic:nvPicPr>
-                  <pic:blipFill>
+                  <pic:blipFill rotWithShape="1">
                     <a:blip r:embed="rId10"/>
+                    <a:srcRect l="8468" r="9274"/>
                     <a:stretch>
                       <a:fillRect/>
                     </a:stretch>
                   </pic:blipFill>
-                  <pic:spPr>
+                  <pic:spPr bwMode="auto">
                     <a:xfrm>
                       <a:off x="0" y="0"/>
-                      <a:ext cx="5486400" cy="3625850"/>
+                      <a:ext cx="3974245" cy="3193026"/>
                     </a:xfrm>
                     <a:prstGeom prst="rect">
                       <a:avLst/>
                     </a:prstGeom>
+                    <a:ln>
+                      <a:noFill/>
+                    </a:ln>
+                    <a:extLst>
+                      <a:ext uri="{53640926-AAD7-44D8-BBD7-CCE9431645EC}">
+                        <a14:shadowObscured xmlns:a14="http://schemas.microsoft.com/office/drawing/2010/main"/>
+                      </a:ext>
+                    </a:extLst>
                   </pic:spPr>
                 </pic:pic>
               </a:graphicData>
             </a:graphic>
-          </wp:inline>
+          </wp:anchor>
         </w:drawing>
       </w:r>
     </w:p>
     <w:p>
       <w:pPr>
         <w:pStyle w:val="Caption"/>
-        <w:rPr>
-          <w:rFonts w:ascii="Arial" w:hAnsi="Arial" w:cs="Arial"/>
-          <w:color w:val="EE0000"/>
-        </w:rPr>
       </w:pPr>
       <w:r>
         <w:t xml:space="preserve">Figure </w:t>
@@ -1932,11 +2624,11 @@
           <w:rPr>
             <w:noProof/>
           </w:rPr>
-          <w:t>5</w:t>
+          <w:t>6</w:t>
         </w:r>
       </w:fldSimple>
       <w:r>
-        <w:t>:</w:t>
+        <w:t xml:space="preserve"> : </w:t>
       </w:r>
       <w:r>
         <w:t>Histogram showing the distribution of offensive word counts per entry</w:t>
@@ -1944,35 +2636,142 @@
     </w:p>
     <w:p>
       <w:pPr>
-        <w:rPr>
-          <w:rFonts w:ascii="Arial" w:hAnsi="Arial" w:cs="Arial"/>
-          <w:b/>
-          <w:bCs/>
-        </w:rPr>
-      </w:pPr>
-      <w:r>
-        <w:rPr>
-          <w:rFonts w:ascii="Arial" w:hAnsi="Arial" w:cs="Arial"/>
-          <w:b/>
-          <w:bCs/>
-        </w:rPr>
-        <w:t xml:space="preserve">6.4 Most Frequent offensive words </w:t>
+        <w:jc w:val="both"/>
+        <w:rPr>
+          <w:rFonts w:asciiTheme="minorHAnsi" w:hAnsiTheme="minorHAnsi" w:cs="Arial"/>
+        </w:rPr>
+      </w:pPr>
+      <w:r>
+        <w:rPr>
+          <w:rFonts w:asciiTheme="minorHAnsi" w:hAnsiTheme="minorHAnsi" w:cs="Arial"/>
+        </w:rPr>
+        <w:t>Histograms were used to analyze the number of offensive words per entry.</w:t>
       </w:r>
     </w:p>
     <w:p>
       <w:pPr>
+        <w:jc w:val="both"/>
+        <w:rPr>
+          <w:rFonts w:asciiTheme="minorHAnsi" w:hAnsiTheme="minorHAnsi"/>
+        </w:rPr>
+      </w:pPr>
+      <w:r>
+        <w:rPr>
+          <w:rFonts w:asciiTheme="minorHAnsi" w:hAnsiTheme="minorHAnsi" w:cs="Arial"/>
+        </w:rPr>
+        <w:t>As shown in</w:t>
+      </w:r>
+      <w:r>
+        <w:rPr>
+          <w:rFonts w:asciiTheme="minorHAnsi" w:hAnsiTheme="minorHAnsi" w:cs="Arial"/>
+        </w:rPr>
+        <w:t xml:space="preserve"> </w:t>
+      </w:r>
+      <w:r>
+        <w:rPr>
+          <w:rFonts w:asciiTheme="minorHAnsi" w:hAnsiTheme="minorHAnsi" w:cs="Arial"/>
+        </w:rPr>
+        <w:fldChar w:fldCharType="begin"/>
+      </w:r>
+      <w:r>
+        <w:rPr>
+          <w:rFonts w:asciiTheme="minorHAnsi" w:hAnsiTheme="minorHAnsi" w:cs="Arial"/>
+        </w:rPr>
+        <w:instrText xml:space="preserve"> REF _Ref226387589 \h </w:instrText>
+      </w:r>
+      <w:r>
+        <w:rPr>
+          <w:rFonts w:asciiTheme="minorHAnsi" w:hAnsiTheme="minorHAnsi" w:cs="Arial"/>
+        </w:rPr>
+        <w:instrText xml:space="preserve"> \* MERGEFORMAT </w:instrText>
+      </w:r>
+      <w:r>
+        <w:rPr>
+          <w:rFonts w:asciiTheme="minorHAnsi" w:hAnsiTheme="minorHAnsi" w:cs="Arial"/>
+        </w:rPr>
+      </w:r>
+      <w:r>
+        <w:rPr>
+          <w:rFonts w:asciiTheme="minorHAnsi" w:hAnsiTheme="minorHAnsi" w:cs="Arial"/>
+        </w:rPr>
+        <w:fldChar w:fldCharType="separate"/>
+      </w:r>
+      <w:r>
+        <w:rPr>
+          <w:rFonts w:asciiTheme="minorHAnsi" w:hAnsiTheme="minorHAnsi"/>
+        </w:rPr>
+        <w:t xml:space="preserve">Figure </w:t>
+      </w:r>
+      <w:r>
+        <w:rPr>
+          <w:rFonts w:asciiTheme="minorHAnsi" w:hAnsiTheme="minorHAnsi"/>
+          <w:noProof/>
+        </w:rPr>
+        <w:t>5</w:t>
+      </w:r>
+      <w:r>
+        <w:rPr>
+          <w:rFonts w:asciiTheme="minorHAnsi" w:hAnsiTheme="minorHAnsi" w:cs="Arial"/>
+        </w:rPr>
+        <w:fldChar w:fldCharType="end"/>
+      </w:r>
+      <w:r>
+        <w:rPr>
+          <w:rFonts w:asciiTheme="minorHAnsi" w:hAnsiTheme="minorHAnsi" w:cs="Arial"/>
+        </w:rPr>
+        <w:t xml:space="preserve">, the distribution of offensive </w:t>
+      </w:r>
+      <w:r>
+        <w:rPr>
+          <w:rFonts w:asciiTheme="minorHAnsi" w:hAnsiTheme="minorHAnsi" w:cs="Arial"/>
+        </w:rPr>
+        <w:t>words</w:t>
+      </w:r>
+      <w:r>
+        <w:rPr>
+          <w:rFonts w:asciiTheme="minorHAnsi" w:hAnsiTheme="minorHAnsi" w:cs="Arial"/>
+        </w:rPr>
+        <w:t xml:space="preserve"> reveals that most entries contain a small number of offensive words. The frequency decreases as the number of words increases, indicating that offensive expressions are typically short and concise rather than extended phrases. This pattern reflects the nature of informal communication, where brief expressions are commonly used.</w:t>
+      </w:r>
+    </w:p>
+    <w:p>
+      <w:pPr>
+        <w:pStyle w:val="Heading2"/>
+        <w:rPr>
+          <w:rFonts w:asciiTheme="minorHAnsi" w:hAnsiTheme="minorHAnsi"/>
+        </w:rPr>
+      </w:pPr>
+      <w:bookmarkStart w:id="18" w:name="_Toc226393511"/>
+      <w:r>
+        <w:rPr>
+          <w:rFonts w:asciiTheme="minorHAnsi" w:hAnsiTheme="minorHAnsi"/>
+        </w:rPr>
+        <w:t>Most Frequent offensive words</w:t>
+      </w:r>
+      <w:bookmarkEnd w:id="18"/>
+      <w:r>
+        <w:rPr>
+          <w:rFonts w:asciiTheme="minorHAnsi" w:hAnsiTheme="minorHAnsi"/>
+        </w:rPr>
+        <w:t xml:space="preserve"> </w:t>
+      </w:r>
+    </w:p>
+    <w:p>
+      <w:pPr>
         <w:keepNext/>
-      </w:pPr>
-      <w:r>
-        <w:rPr>
-          <w:rFonts w:ascii="Arial" w:hAnsi="Arial" w:cs="Arial"/>
+        <w:rPr>
+          <w:rFonts w:asciiTheme="minorHAnsi" w:hAnsiTheme="minorHAnsi"/>
+        </w:rPr>
+      </w:pPr>
+      <w:r>
+        <w:rPr>
+          <w:rFonts w:asciiTheme="minorHAnsi" w:hAnsiTheme="minorHAnsi" w:cs="Arial"/>
           <w:noProof/>
         </w:rPr>
-        <w:lastRenderedPageBreak/>
         <w:drawing>
-          <wp:inline distT="0" distB="0" distL="0" distR="0" wp14:anchorId="7D81036F" wp14:editId="4E98A071">
-            <wp:extent cx="5486400" cy="4166870"/>
-            <wp:effectExtent l="0" t="0" r="0" b="5080"/>
+          <wp:inline distT="0" distB="0" distL="0" distR="0" wp14:anchorId="7D81036F" wp14:editId="67EB9946">
+            <wp:extent cx="3664974" cy="2783514"/>
+            <wp:effectExtent l="0" t="0" r="0" b="0"/>
             <wp:docPr id="748515677" name="Picture 1"/>
             <wp:cNvGraphicFramePr>
               <a:graphicFrameLocks xmlns:a="http://schemas.openxmlformats.org/drawingml/2006/main" noChangeAspect="1"/>
@@ -1993,7 +2792,7 @@
                   <pic:spPr>
                     <a:xfrm>
                       <a:off x="0" y="0"/>
-                      <a:ext cx="5486400" cy="4166870"/>
+                      <a:ext cx="3671353" cy="2788359"/>
                     </a:xfrm>
                     <a:prstGeom prst="rect">
                       <a:avLst/>
@@ -2010,62 +2809,83 @@
       <w:pPr>
         <w:pStyle w:val="Caption"/>
         <w:rPr>
-          <w:rFonts w:ascii="Arial" w:hAnsi="Arial" w:cs="Arial"/>
-        </w:rPr>
-      </w:pPr>
-      <w:r>
+          <w:rFonts w:asciiTheme="minorHAnsi" w:hAnsiTheme="minorHAnsi"/>
+          <w:noProof/>
+        </w:rPr>
+      </w:pPr>
+      <w:r>
+        <w:rPr>
+          <w:rFonts w:asciiTheme="minorHAnsi" w:hAnsiTheme="minorHAnsi"/>
+        </w:rPr>
         <w:t xml:space="preserve">Figure </w:t>
       </w:r>
-      <w:fldSimple w:instr=" SEQ Figure \* ARABIC ">
-        <w:r>
-          <w:rPr>
-            <w:noProof/>
-          </w:rPr>
-          <w:t>6</w:t>
-        </w:r>
-      </w:fldSimple>
+      <w:r>
+        <w:rPr>
+          <w:rFonts w:asciiTheme="minorHAnsi" w:hAnsiTheme="minorHAnsi"/>
+        </w:rPr>
+        <w:fldChar w:fldCharType="begin"/>
+      </w:r>
+      <w:r>
+        <w:rPr>
+          <w:rFonts w:asciiTheme="minorHAnsi" w:hAnsiTheme="minorHAnsi"/>
+        </w:rPr>
+        <w:instrText xml:space="preserve"> SEQ Figure \* ARABIC </w:instrText>
+      </w:r>
+      <w:r>
+        <w:rPr>
+          <w:rFonts w:asciiTheme="minorHAnsi" w:hAnsiTheme="minorHAnsi"/>
+        </w:rPr>
+        <w:fldChar w:fldCharType="separate"/>
+      </w:r>
+      <w:r>
+        <w:rPr>
+          <w:rFonts w:asciiTheme="minorHAnsi" w:hAnsiTheme="minorHAnsi"/>
+          <w:noProof/>
+        </w:rPr>
+        <w:t>7</w:t>
+      </w:r>
+      <w:r>
+        <w:rPr>
+          <w:rFonts w:asciiTheme="minorHAnsi" w:hAnsiTheme="minorHAnsi"/>
+          <w:noProof/>
+        </w:rPr>
+        <w:fldChar w:fldCharType="end"/>
+      </w:r>
+      <w:r>
+        <w:rPr>
+          <w:rFonts w:asciiTheme="minorHAnsi" w:hAnsiTheme="minorHAnsi"/>
+          <w:noProof/>
+        </w:rPr>
+        <w:t xml:space="preserve"> : Most Frequent offensive words</w:t>
+      </w:r>
     </w:p>
     <w:p>
       <w:pPr>
-        <w:rPr>
-          <w:rFonts w:ascii="Arial" w:hAnsi="Arial" w:cs="Arial"/>
-        </w:rPr>
-      </w:pPr>
-      <w:r>
-        <w:rPr>
-          <w:rFonts w:ascii="Arial" w:hAnsi="Arial" w:cs="Arial"/>
-        </w:rPr>
-        <w:pict w14:anchorId="78C1A0D2">
-          <v:rect id="_x0000_i1026" style="width:0;height:1.5pt" o:hralign="center" o:hrstd="t" o:hr="t" fillcolor="#a0a0a0" stroked="f"/>
-        </w:pict>
-      </w:r>
+        <w:pStyle w:val="Heading1"/>
+        <w:rPr>
+          <w:rFonts w:asciiTheme="minorHAnsi" w:hAnsiTheme="minorHAnsi"/>
+        </w:rPr>
+      </w:pPr>
+      <w:bookmarkStart w:id="19" w:name="_Toc226393512"/>
+      <w:r>
+        <w:rPr>
+          <w:rFonts w:asciiTheme="minorHAnsi" w:hAnsiTheme="minorHAnsi"/>
+        </w:rPr>
+        <w:lastRenderedPageBreak/>
+        <w:t>Results and Findings</w:t>
+      </w:r>
+      <w:bookmarkEnd w:id="19"/>
     </w:p>
     <w:p>
       <w:pPr>
-        <w:rPr>
-          <w:rFonts w:ascii="Arial" w:hAnsi="Arial" w:cs="Arial"/>
-          <w:b/>
-          <w:bCs/>
-        </w:rPr>
-      </w:pPr>
-      <w:r>
-        <w:rPr>
-          <w:rFonts w:ascii="Arial" w:hAnsi="Arial" w:cs="Arial"/>
-          <w:b/>
-          <w:bCs/>
-        </w:rPr>
-        <w:t>7. Results and Findings</w:t>
-      </w:r>
-    </w:p>
-    <w:p>
-      <w:pPr>
-        <w:rPr>
-          <w:rFonts w:ascii="Arial" w:hAnsi="Arial" w:cs="Arial"/>
-        </w:rPr>
-      </w:pPr>
-      <w:r>
-        <w:rPr>
-          <w:rFonts w:ascii="Arial" w:hAnsi="Arial" w:cs="Arial"/>
+        <w:spacing w:line="240" w:lineRule="auto"/>
+        <w:rPr>
+          <w:rFonts w:asciiTheme="minorHAnsi" w:hAnsiTheme="minorHAnsi" w:cs="Arial"/>
+        </w:rPr>
+      </w:pPr>
+      <w:r>
+        <w:rPr>
+          <w:rFonts w:asciiTheme="minorHAnsi" w:hAnsiTheme="minorHAnsi" w:cs="Arial"/>
         </w:rPr>
         <w:t>The analysis produced several important findings:</w:t>
       </w:r>
@@ -2076,13 +2896,14 @@
           <w:ilvl w:val="0"/>
           <w:numId w:val="37"/>
         </w:numPr>
-        <w:rPr>
-          <w:rFonts w:ascii="Arial" w:hAnsi="Arial" w:cs="Arial"/>
-        </w:rPr>
-      </w:pPr>
-      <w:r>
-        <w:rPr>
-          <w:rFonts w:ascii="Arial" w:hAnsi="Arial" w:cs="Arial"/>
+        <w:spacing w:line="240" w:lineRule="auto"/>
+        <w:rPr>
+          <w:rFonts w:asciiTheme="minorHAnsi" w:hAnsiTheme="minorHAnsi" w:cs="Arial"/>
+        </w:rPr>
+      </w:pPr>
+      <w:r>
+        <w:rPr>
+          <w:rFonts w:asciiTheme="minorHAnsi" w:hAnsiTheme="minorHAnsi" w:cs="Arial"/>
           <w:b/>
           <w:bCs/>
         </w:rPr>
@@ -2090,7 +2911,7 @@
       </w:r>
       <w:r>
         <w:rPr>
-          <w:rFonts w:ascii="Arial" w:hAnsi="Arial" w:cs="Arial"/>
+          <w:rFonts w:asciiTheme="minorHAnsi" w:hAnsiTheme="minorHAnsi" w:cs="Arial"/>
         </w:rPr>
         <w:t xml:space="preserve"> was the most frequent category, indicating a strong presence of gender-based insults</w:t>
       </w:r>
@@ -2101,19 +2922,20 @@
           <w:ilvl w:val="0"/>
           <w:numId w:val="37"/>
         </w:numPr>
-        <w:rPr>
-          <w:rFonts w:ascii="Arial" w:hAnsi="Arial" w:cs="Arial"/>
-        </w:rPr>
-      </w:pPr>
-      <w:r>
-        <w:rPr>
-          <w:rFonts w:ascii="Arial" w:hAnsi="Arial" w:cs="Arial"/>
+        <w:spacing w:line="240" w:lineRule="auto"/>
+        <w:rPr>
+          <w:rFonts w:asciiTheme="minorHAnsi" w:hAnsiTheme="minorHAnsi" w:cs="Arial"/>
+        </w:rPr>
+      </w:pPr>
+      <w:r>
+        <w:rPr>
+          <w:rFonts w:asciiTheme="minorHAnsi" w:hAnsiTheme="minorHAnsi" w:cs="Arial"/>
         </w:rPr>
         <w:t xml:space="preserve">A significant number of entries contained </w:t>
       </w:r>
       <w:r>
         <w:rPr>
-          <w:rFonts w:ascii="Arial" w:hAnsi="Arial" w:cs="Arial"/>
+          <w:rFonts w:asciiTheme="minorHAnsi" w:hAnsiTheme="minorHAnsi" w:cs="Arial"/>
           <w:b/>
           <w:bCs/>
         </w:rPr>
@@ -2121,7 +2943,7 @@
       </w:r>
       <w:r>
         <w:rPr>
-          <w:rFonts w:ascii="Arial" w:hAnsi="Arial" w:cs="Arial"/>
+          <w:rFonts w:asciiTheme="minorHAnsi" w:hAnsiTheme="minorHAnsi" w:cs="Arial"/>
         </w:rPr>
         <w:t>, highlighting overlapping forms of discrimination</w:t>
       </w:r>
@@ -2132,19 +2954,20 @@
           <w:ilvl w:val="0"/>
           <w:numId w:val="37"/>
         </w:numPr>
-        <w:rPr>
-          <w:rFonts w:ascii="Arial" w:hAnsi="Arial" w:cs="Arial"/>
-        </w:rPr>
-      </w:pPr>
-      <w:r>
-        <w:rPr>
-          <w:rFonts w:ascii="Arial" w:hAnsi="Arial" w:cs="Arial"/>
+        <w:spacing w:line="240" w:lineRule="auto"/>
+        <w:rPr>
+          <w:rFonts w:asciiTheme="minorHAnsi" w:hAnsiTheme="minorHAnsi" w:cs="Arial"/>
+        </w:rPr>
+      </w:pPr>
+      <w:r>
+        <w:rPr>
+          <w:rFonts w:asciiTheme="minorHAnsi" w:hAnsiTheme="minorHAnsi" w:cs="Arial"/>
         </w:rPr>
         <w:t xml:space="preserve">The majority of offensive expressions were directed toward </w:t>
       </w:r>
       <w:r>
         <w:rPr>
-          <w:rFonts w:ascii="Arial" w:hAnsi="Arial" w:cs="Arial"/>
+          <w:rFonts w:asciiTheme="minorHAnsi" w:hAnsiTheme="minorHAnsi" w:cs="Arial"/>
           <w:b/>
           <w:bCs/>
         </w:rPr>
@@ -2152,91 +2975,62 @@
       </w:r>
       <w:r>
         <w:rPr>
-          <w:rFonts w:ascii="Arial" w:hAnsi="Arial" w:cs="Arial"/>
-        </w:rPr>
-        <w:t xml:space="preserve"> and </w:t>
-      </w:r>
-      <w:r>
-        <w:rPr>
-          <w:rFonts w:ascii="Arial" w:hAnsi="Arial" w:cs="Arial"/>
-          <w:b/>
-          <w:bCs/>
-        </w:rPr>
-        <w:t>groups (GRP)</w:t>
+          <w:rFonts w:asciiTheme="minorHAnsi" w:hAnsiTheme="minorHAnsi" w:cs="Arial"/>
+        </w:rPr>
+        <w:t xml:space="preserve"> </w:t>
       </w:r>
     </w:p>
     <w:p>
       <w:pPr>
-        <w:numPr>
-          <w:ilvl w:val="0"/>
-          <w:numId w:val="37"/>
-        </w:numPr>
-        <w:rPr>
-          <w:rFonts w:ascii="Arial" w:hAnsi="Arial" w:cs="Arial"/>
-        </w:rPr>
-      </w:pPr>
-      <w:r>
-        <w:rPr>
-          <w:rFonts w:ascii="Arial" w:hAnsi="Arial" w:cs="Arial"/>
-        </w:rPr>
-        <w:t>The dataset showed a balanced distribution of offensiveness levels, with a concentration in the medium category</w:t>
+        <w:rPr>
+          <w:rFonts w:asciiTheme="minorHAnsi" w:hAnsiTheme="minorHAnsi" w:cs="Arial"/>
+        </w:rPr>
+      </w:pPr>
+      <w:r>
+        <w:rPr>
+          <w:rFonts w:asciiTheme="minorHAnsi" w:hAnsiTheme="minorHAnsi" w:cs="Arial"/>
+        </w:rPr>
+        <w:t xml:space="preserve">These findings demonstrate that offensive language is complex, multi-dimensional, and often </w:t>
+      </w:r>
+      <w:r>
+        <w:rPr>
+          <w:rFonts w:asciiTheme="minorHAnsi" w:hAnsiTheme="minorHAnsi" w:cs="Arial"/>
+        </w:rPr>
+        <w:t>context dependent</w:t>
+      </w:r>
+      <w:r>
+        <w:rPr>
+          <w:rFonts w:asciiTheme="minorHAnsi" w:hAnsiTheme="minorHAnsi" w:cs="Arial"/>
+        </w:rPr>
+        <w:t>.</w:t>
       </w:r>
     </w:p>
     <w:p>
       <w:pPr>
-        <w:rPr>
-          <w:rFonts w:ascii="Arial" w:hAnsi="Arial" w:cs="Arial"/>
-        </w:rPr>
-      </w:pPr>
-      <w:r>
-        <w:rPr>
-          <w:rFonts w:ascii="Arial" w:hAnsi="Arial" w:cs="Arial"/>
-        </w:rPr>
-        <w:t>These findings demonstrate that offensive language is complex, multi-dimensional, and often context-dependent.</w:t>
-      </w:r>
+        <w:pStyle w:val="Heading1"/>
+        <w:rPr>
+          <w:rFonts w:asciiTheme="minorHAnsi" w:hAnsiTheme="minorHAnsi"/>
+        </w:rPr>
+      </w:pPr>
+      <w:bookmarkStart w:id="20" w:name="_Toc226393513"/>
+      <w:r>
+        <w:rPr>
+          <w:rFonts w:asciiTheme="minorHAnsi" w:hAnsiTheme="minorHAnsi"/>
+        </w:rPr>
+        <w:t>Challenges</w:t>
+      </w:r>
+      <w:bookmarkEnd w:id="20"/>
     </w:p>
     <w:p>
       <w:pPr>
-        <w:rPr>
-          <w:rFonts w:ascii="Arial" w:hAnsi="Arial" w:cs="Arial"/>
-        </w:rPr>
-      </w:pPr>
-      <w:r>
-        <w:rPr>
-          <w:rFonts w:ascii="Arial" w:hAnsi="Arial" w:cs="Arial"/>
-        </w:rPr>
-        <w:pict w14:anchorId="37438204">
-          <v:rect id="_x0000_i1027" style="width:0;height:1.5pt" o:hralign="center" o:hrstd="t" o:hr="t" fillcolor="#a0a0a0" stroked="f"/>
-        </w:pict>
-      </w:r>
-    </w:p>
-    <w:p>
-      <w:pPr>
-        <w:rPr>
-          <w:rFonts w:ascii="Arial" w:hAnsi="Arial" w:cs="Arial"/>
-          <w:b/>
-          <w:bCs/>
-        </w:rPr>
-      </w:pPr>
-      <w:r>
-        <w:rPr>
-          <w:rFonts w:ascii="Arial" w:hAnsi="Arial" w:cs="Arial"/>
-          <w:b/>
-          <w:bCs/>
-        </w:rPr>
-        <w:lastRenderedPageBreak/>
-        <w:t>8. Challenges</w:t>
-      </w:r>
-    </w:p>
-    <w:p>
-      <w:pPr>
-        <w:rPr>
-          <w:rFonts w:ascii="Arial" w:hAnsi="Arial" w:cs="Arial"/>
-        </w:rPr>
-      </w:pPr>
-      <w:r>
-        <w:rPr>
-          <w:rFonts w:ascii="Arial" w:hAnsi="Arial" w:cs="Arial"/>
+        <w:spacing w:line="240" w:lineRule="auto"/>
+        <w:rPr>
+          <w:rFonts w:asciiTheme="minorHAnsi" w:hAnsiTheme="minorHAnsi" w:cs="Arial"/>
+        </w:rPr>
+      </w:pPr>
+      <w:r>
+        <w:rPr>
+          <w:rFonts w:asciiTheme="minorHAnsi" w:hAnsiTheme="minorHAnsi" w:cs="Arial"/>
         </w:rPr>
         <w:t>Several challenges were encountered during the project:</w:t>
       </w:r>
@@ -2247,13 +3041,14 @@
           <w:ilvl w:val="0"/>
           <w:numId w:val="38"/>
         </w:numPr>
-        <w:rPr>
-          <w:rFonts w:ascii="Arial" w:hAnsi="Arial" w:cs="Arial"/>
-        </w:rPr>
-      </w:pPr>
-      <w:r>
-        <w:rPr>
-          <w:rFonts w:ascii="Arial" w:hAnsi="Arial" w:cs="Arial"/>
+        <w:spacing w:line="240" w:lineRule="auto"/>
+        <w:rPr>
+          <w:rFonts w:asciiTheme="minorHAnsi" w:hAnsiTheme="minorHAnsi" w:cs="Arial"/>
+        </w:rPr>
+      </w:pPr>
+      <w:r>
+        <w:rPr>
+          <w:rFonts w:asciiTheme="minorHAnsi" w:hAnsiTheme="minorHAnsi" w:cs="Arial"/>
           <w:b/>
           <w:bCs/>
         </w:rPr>
@@ -2261,7 +3056,7 @@
       </w:r>
       <w:r>
         <w:rPr>
-          <w:rFonts w:ascii="Arial" w:hAnsi="Arial" w:cs="Arial"/>
+          <w:rFonts w:asciiTheme="minorHAnsi" w:hAnsiTheme="minorHAnsi" w:cs="Arial"/>
         </w:rPr>
         <w:t>: Some words could belong to multiple categories depending on context</w:t>
       </w:r>
@@ -2272,13 +3067,14 @@
           <w:ilvl w:val="0"/>
           <w:numId w:val="38"/>
         </w:numPr>
-        <w:rPr>
-          <w:rFonts w:ascii="Arial" w:hAnsi="Arial" w:cs="Arial"/>
-        </w:rPr>
-      </w:pPr>
-      <w:r>
-        <w:rPr>
-          <w:rFonts w:ascii="Arial" w:hAnsi="Arial" w:cs="Arial"/>
+        <w:spacing w:line="240" w:lineRule="auto"/>
+        <w:rPr>
+          <w:rFonts w:asciiTheme="minorHAnsi" w:hAnsiTheme="minorHAnsi" w:cs="Arial"/>
+        </w:rPr>
+      </w:pPr>
+      <w:r>
+        <w:rPr>
+          <w:rFonts w:asciiTheme="minorHAnsi" w:hAnsiTheme="minorHAnsi" w:cs="Arial"/>
           <w:b/>
           <w:bCs/>
         </w:rPr>
@@ -2286,7 +3082,7 @@
       </w:r>
       <w:r>
         <w:rPr>
-          <w:rFonts w:ascii="Arial" w:hAnsi="Arial" w:cs="Arial"/>
+          <w:rFonts w:asciiTheme="minorHAnsi" w:hAnsiTheme="minorHAnsi" w:cs="Arial"/>
         </w:rPr>
         <w:t>: Lack of existing Sinhala NLP tools and annotated datasets</w:t>
       </w:r>
@@ -2297,13 +3093,14 @@
           <w:ilvl w:val="0"/>
           <w:numId w:val="38"/>
         </w:numPr>
-        <w:rPr>
-          <w:rFonts w:ascii="Arial" w:hAnsi="Arial" w:cs="Arial"/>
-        </w:rPr>
-      </w:pPr>
-      <w:r>
-        <w:rPr>
-          <w:rFonts w:ascii="Arial" w:hAnsi="Arial" w:cs="Arial"/>
+        <w:spacing w:line="240" w:lineRule="auto"/>
+        <w:rPr>
+          <w:rFonts w:asciiTheme="minorHAnsi" w:hAnsiTheme="minorHAnsi" w:cs="Arial"/>
+        </w:rPr>
+      </w:pPr>
+      <w:r>
+        <w:rPr>
+          <w:rFonts w:asciiTheme="minorHAnsi" w:hAnsiTheme="minorHAnsi" w:cs="Arial"/>
           <w:b/>
           <w:bCs/>
         </w:rPr>
@@ -2311,7 +3108,7 @@
       </w:r>
       <w:r>
         <w:rPr>
-          <w:rFonts w:ascii="Arial" w:hAnsi="Arial" w:cs="Arial"/>
+          <w:rFonts w:asciiTheme="minorHAnsi" w:hAnsiTheme="minorHAnsi" w:cs="Arial"/>
         </w:rPr>
         <w:t>: Multi-label entries required additional processing</w:t>
       </w:r>
@@ -2322,13 +3119,14 @@
           <w:ilvl w:val="0"/>
           <w:numId w:val="38"/>
         </w:numPr>
-        <w:rPr>
-          <w:rFonts w:ascii="Arial" w:hAnsi="Arial" w:cs="Arial"/>
-        </w:rPr>
-      </w:pPr>
-      <w:r>
-        <w:rPr>
-          <w:rFonts w:ascii="Arial" w:hAnsi="Arial" w:cs="Arial"/>
+        <w:spacing w:line="240" w:lineRule="auto"/>
+        <w:rPr>
+          <w:rFonts w:asciiTheme="minorHAnsi" w:hAnsiTheme="minorHAnsi" w:cs="Arial"/>
+        </w:rPr>
+      </w:pPr>
+      <w:r>
+        <w:rPr>
+          <w:rFonts w:asciiTheme="minorHAnsi" w:hAnsiTheme="minorHAnsi" w:cs="Arial"/>
           <w:b/>
           <w:bCs/>
         </w:rPr>
@@ -2336,362 +3134,701 @@
       </w:r>
       <w:r>
         <w:rPr>
-          <w:rFonts w:ascii="Arial" w:hAnsi="Arial" w:cs="Arial"/>
+          <w:rFonts w:asciiTheme="minorHAnsi" w:hAnsiTheme="minorHAnsi" w:cs="Arial"/>
         </w:rPr>
         <w:t>: Encoding and font rendering problems during visualization</w:t>
       </w:r>
     </w:p>
     <w:p>
       <w:pPr>
-        <w:rPr>
-          <w:rFonts w:ascii="Arial" w:hAnsi="Arial" w:cs="Arial"/>
-        </w:rPr>
-      </w:pPr>
-      <w:r>
-        <w:rPr>
-          <w:rFonts w:ascii="Arial" w:hAnsi="Arial" w:cs="Arial"/>
-        </w:rPr>
-        <w:pict w14:anchorId="33DF9252">
-          <v:rect id="_x0000_i1028" style="width:0;height:1.5pt" o:hralign="center" o:hrstd="t" o:hr="t" fillcolor="#a0a0a0" stroked="f"/>
-        </w:pict>
-      </w:r>
+        <w:pStyle w:val="Heading1"/>
+        <w:rPr>
+          <w:rFonts w:asciiTheme="minorHAnsi" w:hAnsiTheme="minorHAnsi"/>
+        </w:rPr>
+      </w:pPr>
+      <w:bookmarkStart w:id="21" w:name="_Toc226393514"/>
+      <w:r>
+        <w:rPr>
+          <w:rFonts w:asciiTheme="minorHAnsi" w:hAnsiTheme="minorHAnsi"/>
+        </w:rPr>
+        <w:t>Conclusion</w:t>
+      </w:r>
+      <w:bookmarkEnd w:id="21"/>
     </w:p>
     <w:p>
       <w:pPr>
-        <w:rPr>
-          <w:rFonts w:ascii="Arial" w:hAnsi="Arial" w:cs="Arial"/>
+        <w:pStyle w:val="NormalWeb"/>
+        <w:spacing w:before="0" w:beforeAutospacing="0" w:after="0" w:afterAutospacing="0" w:line="360" w:lineRule="auto"/>
+        <w:jc w:val="both"/>
+        <w:rPr>
+          <w:rFonts w:asciiTheme="minorHAnsi" w:hAnsiTheme="minorHAnsi"/>
+          <w:sz w:val="22"/>
+          <w:szCs w:val="22"/>
+        </w:rPr>
+      </w:pPr>
+      <w:r>
+        <w:rPr>
+          <w:rFonts w:asciiTheme="minorHAnsi" w:hAnsiTheme="minorHAnsi"/>
+          <w:sz w:val="22"/>
+          <w:szCs w:val="22"/>
+        </w:rPr>
+        <w:t>This study presented a structured analysis of Sinhala offensive language by developing a categorized dataset and applying a target-type classification framework. The findings reveal that offensive language in Sinhala is highly concentrated around gender-related expressions and is often directed toward individuals in nature.</w:t>
+      </w:r>
+    </w:p>
+    <w:p>
+      <w:pPr>
+        <w:pStyle w:val="NormalWeb"/>
+        <w:spacing w:before="0" w:beforeAutospacing="0" w:after="0" w:afterAutospacing="0" w:line="360" w:lineRule="auto"/>
+        <w:jc w:val="both"/>
+        <w:rPr>
+          <w:rFonts w:asciiTheme="minorHAnsi" w:hAnsiTheme="minorHAnsi"/>
+          <w:sz w:val="22"/>
+          <w:szCs w:val="22"/>
+        </w:rPr>
+      </w:pPr>
+      <w:r>
+        <w:rPr>
+          <w:rFonts w:asciiTheme="minorHAnsi" w:hAnsiTheme="minorHAnsi"/>
+          <w:sz w:val="22"/>
+          <w:szCs w:val="22"/>
+        </w:rPr>
+        <w:t>The analysis also highlights the complexity of offensive language, as many expressions span multiple categories and depend heavily on context. Additionally, the presence of class imbalance in the dataset indicates potential challenges for building robust and unbiased machine learning models.</w:t>
+      </w:r>
+    </w:p>
+    <w:p>
+      <w:pPr>
+        <w:pStyle w:val="NormalWeb"/>
+        <w:spacing w:before="0" w:beforeAutospacing="0" w:after="0" w:afterAutospacing="0" w:line="360" w:lineRule="auto"/>
+        <w:jc w:val="both"/>
+        <w:rPr>
+          <w:rFonts w:asciiTheme="minorHAnsi" w:hAnsiTheme="minorHAnsi"/>
+          <w:sz w:val="22"/>
+          <w:szCs w:val="22"/>
+        </w:rPr>
+      </w:pPr>
+      <w:r>
+        <w:rPr>
+          <w:rFonts w:asciiTheme="minorHAnsi" w:hAnsiTheme="minorHAnsi"/>
+          <w:sz w:val="22"/>
+          <w:szCs w:val="22"/>
+        </w:rPr>
+        <w:t>Overall, this work contributes to addressing the gap in Sinhala NLP resources by providing a foundation for future research in offensive language detection. Further improvements can be achieved by expanding the dataset, incorporating contextual understanding, and developing more advanced classification approaches.</w:t>
+      </w:r>
+    </w:p>
+    <w:p>
+      <w:pPr>
+        <w:rPr>
+          <w:rFonts w:asciiTheme="minorHAnsi" w:hAnsiTheme="minorHAnsi" w:cs="Arial"/>
+        </w:rPr>
+      </w:pPr>
+    </w:p>
+    <w:p>
+      <w:pPr>
+        <w:pStyle w:val="Heading1"/>
+        <w:rPr>
+          <w:rFonts w:asciiTheme="minorHAnsi" w:hAnsiTheme="minorHAnsi"/>
+        </w:rPr>
+      </w:pPr>
+      <w:bookmarkStart w:id="22" w:name="_Toc226393515"/>
+      <w:r>
+        <w:rPr>
+          <w:rFonts w:asciiTheme="minorHAnsi" w:hAnsiTheme="minorHAnsi"/>
+        </w:rPr>
+        <w:lastRenderedPageBreak/>
+        <w:t>References</w:t>
+      </w:r>
+      <w:bookmarkEnd w:id="22"/>
+    </w:p>
+    <w:p>
+      <w:pPr>
+        <w:rPr>
+          <w:rFonts w:asciiTheme="minorHAnsi" w:hAnsiTheme="minorHAnsi" w:cs="Arial"/>
           <w:b/>
           <w:bCs/>
         </w:rPr>
       </w:pPr>
-      <w:r>
-        <w:rPr>
-          <w:rFonts w:ascii="Arial" w:hAnsi="Arial" w:cs="Arial"/>
+      <w:hyperlink r:id="rId12" w:history="1">
+        <w:r>
+          <w:rPr>
+            <w:rStyle w:val="Hyperlink"/>
+            <w:rFonts w:asciiTheme="minorHAnsi" w:hAnsiTheme="minorHAnsi" w:cs="Arial"/>
+            <w:b/>
+            <w:bCs/>
+          </w:rPr>
+          <w:t>[2212.00851] SOLD: Sinhala Offensive Language Dataset</w:t>
+        </w:r>
+      </w:hyperlink>
+    </w:p>
+    <w:p>
+      <w:pPr>
+        <w:rPr>
+          <w:rFonts w:asciiTheme="minorHAnsi" w:hAnsiTheme="minorHAnsi" w:cs="Arial"/>
           <w:b/>
           <w:bCs/>
         </w:rPr>
-        <w:t>9. Conclusion</w:t>
+      </w:pPr>
+      <w:r>
+        <w:rPr>
+          <w:rFonts w:asciiTheme="minorHAnsi" w:hAnsiTheme="minorHAnsi" w:cs="Arial"/>
+          <w:b/>
+          <w:bCs/>
+        </w:rPr>
+        <w:t xml:space="preserve">Jayaweera, L., &amp; Seneviratne, H. (2019). </w:t>
+      </w:r>
+      <w:r>
+        <w:rPr>
+          <w:rFonts w:asciiTheme="minorHAnsi" w:hAnsiTheme="minorHAnsi" w:cs="Arial"/>
+          <w:b/>
+          <w:bCs/>
+          <w:i/>
+          <w:iCs/>
+        </w:rPr>
+        <w:t>Challenges in Sinhala NLP: Tokenization and Morphological Analysis.</w:t>
+      </w:r>
+      <w:r>
+        <w:rPr>
+          <w:rFonts w:asciiTheme="minorHAnsi" w:hAnsiTheme="minorHAnsi" w:cs="Arial"/>
+          <w:b/>
+          <w:bCs/>
+        </w:rPr>
+        <w:t xml:space="preserve"> </w:t>
       </w:r>
     </w:p>
     <w:p>
       <w:pPr>
-        <w:rPr>
-          <w:rFonts w:ascii="Arial" w:hAnsi="Arial" w:cs="Arial"/>
-        </w:rPr>
-      </w:pPr>
-      <w:r>
-        <w:rPr>
-          <w:rFonts w:ascii="Arial" w:hAnsi="Arial" w:cs="Arial"/>
-        </w:rPr>
-        <w:t>This project successfully developed and analyzed a structured dataset of Sinhala taboo language. By categorizing offensive words and introducing a target-type classification system, the study provides valuable insights into the nature and distribution of offensive language in Sinhala.</w:t>
+        <w:pStyle w:val="Heading1"/>
+        <w:rPr>
+          <w:rFonts w:asciiTheme="minorHAnsi" w:hAnsiTheme="minorHAnsi"/>
+        </w:rPr>
+      </w:pPr>
+      <w:bookmarkStart w:id="23" w:name="_Toc226393516"/>
+      <w:r>
+        <w:rPr>
+          <w:rFonts w:asciiTheme="minorHAnsi" w:hAnsiTheme="minorHAnsi"/>
+        </w:rPr>
+        <w:t>Appendix</w:t>
+      </w:r>
+      <w:bookmarkEnd w:id="23"/>
+    </w:p>
+    <w:p/>
+    <w:p>
+      <w:pPr>
+        <w:pStyle w:val="ListParagraph"/>
+        <w:numPr>
+          <w:ilvl w:val="0"/>
+          <w:numId w:val="48"/>
+        </w:numPr>
+        <w:rPr>
+          <w:rStyle w:val="Strong"/>
+          <w:rFonts w:asciiTheme="minorHAnsi" w:hAnsiTheme="minorHAnsi"/>
+        </w:rPr>
+      </w:pPr>
+      <w:r>
+        <w:rPr>
+          <w:rStyle w:val="Strong"/>
+          <w:rFonts w:asciiTheme="minorHAnsi" w:hAnsiTheme="minorHAnsi"/>
+        </w:rPr>
+        <w:t>OFF vs NOT Word Count Histogram</w:t>
       </w:r>
     </w:p>
     <w:p>
       <w:pPr>
-        <w:rPr>
-          <w:rFonts w:ascii="Arial" w:hAnsi="Arial" w:cs="Arial"/>
-        </w:rPr>
-      </w:pPr>
-      <w:r>
-        <w:rPr>
-          <w:rFonts w:ascii="Arial" w:hAnsi="Arial" w:cs="Arial"/>
-        </w:rPr>
-        <w:t>The findings highlight the importance of considering multiple dimensions—such as category and target—when analyzing harmful language. This work serves as a foundational step toward building automated systems for offensive language detection in low-resource languages.</w:t>
+        <w:keepNext/>
+        <w:ind w:left="720" w:hanging="630"/>
+        <w:rPr>
+          <w:rFonts w:asciiTheme="minorHAnsi" w:hAnsiTheme="minorHAnsi"/>
+        </w:rPr>
+      </w:pPr>
+      <w:r>
+        <w:rPr>
+          <w:rFonts w:asciiTheme="minorHAnsi" w:hAnsiTheme="minorHAnsi" w:cs="Arial"/>
+          <w:noProof/>
+        </w:rPr>
+        <w:drawing>
+          <wp:anchor distT="0" distB="0" distL="114300" distR="114300" simplePos="0" relativeHeight="251658240" behindDoc="0" locked="0" layoutInCell="1" allowOverlap="1" wp14:anchorId="4EB6014B" wp14:editId="381350C3">
+            <wp:simplePos x="0" y="0"/>
+            <wp:positionH relativeFrom="column">
+              <wp:posOffset>58994</wp:posOffset>
+            </wp:positionH>
+            <wp:positionV relativeFrom="paragraph">
+              <wp:posOffset>635</wp:posOffset>
+            </wp:positionV>
+            <wp:extent cx="3061970" cy="2197100"/>
+            <wp:effectExtent l="0" t="0" r="5080" b="0"/>
+            <wp:wrapSquare wrapText="bothSides"/>
+            <wp:docPr id="824925256" name="Picture 1"/>
+            <wp:cNvGraphicFramePr>
+              <a:graphicFrameLocks xmlns:a="http://schemas.openxmlformats.org/drawingml/2006/main" noChangeAspect="1"/>
+            </wp:cNvGraphicFramePr>
+            <a:graphic xmlns:a="http://schemas.openxmlformats.org/drawingml/2006/main">
+              <a:graphicData uri="http://schemas.openxmlformats.org/drawingml/2006/picture">
+                <pic:pic xmlns:pic="http://schemas.openxmlformats.org/drawingml/2006/picture">
+                  <pic:nvPicPr>
+                    <pic:cNvPr id="824925256" name=""/>
+                    <pic:cNvPicPr/>
+                  </pic:nvPicPr>
+                  <pic:blipFill rotWithShape="1">
+                    <a:blip r:embed="rId13"/>
+                    <a:srcRect t="1839"/>
+                    <a:stretch>
+                      <a:fillRect/>
+                    </a:stretch>
+                  </pic:blipFill>
+                  <pic:spPr bwMode="auto">
+                    <a:xfrm>
+                      <a:off x="0" y="0"/>
+                      <a:ext cx="3061970" cy="2197100"/>
+                    </a:xfrm>
+                    <a:prstGeom prst="rect">
+                      <a:avLst/>
+                    </a:prstGeom>
+                    <a:ln>
+                      <a:noFill/>
+                    </a:ln>
+                    <a:extLst>
+                      <a:ext uri="{53640926-AAD7-44D8-BBD7-CCE9431645EC}">
+                        <a14:shadowObscured xmlns:a14="http://schemas.microsoft.com/office/drawing/2010/main"/>
+                      </a:ext>
+                    </a:extLst>
+                  </pic:spPr>
+                </pic:pic>
+              </a:graphicData>
+            </a:graphic>
+            <wp14:sizeRelH relativeFrom="margin">
+              <wp14:pctWidth>0</wp14:pctWidth>
+            </wp14:sizeRelH>
+            <wp14:sizeRelV relativeFrom="margin">
+              <wp14:pctHeight>0</wp14:pctHeight>
+            </wp14:sizeRelV>
+          </wp:anchor>
+        </w:drawing>
       </w:r>
     </w:p>
     <w:p>
       <w:pPr>
-        <w:rPr>
-          <w:rFonts w:ascii="Arial" w:hAnsi="Arial" w:cs="Arial"/>
-        </w:rPr>
-      </w:pPr>
-      <w:r>
-        <w:rPr>
-          <w:rFonts w:ascii="Arial" w:hAnsi="Arial" w:cs="Arial"/>
-        </w:rPr>
-        <w:pict w14:anchorId="22FD167A">
-          <v:rect id="_x0000_i1029" style="width:0;height:1.5pt" o:hralign="center" o:hrstd="t" o:hr="t" fillcolor="#a0a0a0" stroked="f"/>
-        </w:pict>
+        <w:pStyle w:val="Caption"/>
+        <w:rPr>
+          <w:rFonts w:asciiTheme="minorHAnsi" w:hAnsiTheme="minorHAnsi"/>
+        </w:rPr>
+      </w:pPr>
+      <w:r>
+        <w:rPr>
+          <w:rFonts w:asciiTheme="minorHAnsi" w:hAnsiTheme="minorHAnsi"/>
+        </w:rPr>
+        <w:t xml:space="preserve">Figure </w:t>
+      </w:r>
+      <w:r>
+        <w:rPr>
+          <w:rFonts w:asciiTheme="minorHAnsi" w:hAnsiTheme="minorHAnsi"/>
+        </w:rPr>
+        <w:fldChar w:fldCharType="begin"/>
+      </w:r>
+      <w:r>
+        <w:rPr>
+          <w:rFonts w:asciiTheme="minorHAnsi" w:hAnsiTheme="minorHAnsi"/>
+        </w:rPr>
+        <w:instrText xml:space="preserve"> SEQ Figure \* ARABIC </w:instrText>
+      </w:r>
+      <w:r>
+        <w:rPr>
+          <w:rFonts w:asciiTheme="minorHAnsi" w:hAnsiTheme="minorHAnsi"/>
+        </w:rPr>
+        <w:fldChar w:fldCharType="separate"/>
+      </w:r>
+      <w:r>
+        <w:rPr>
+          <w:rFonts w:asciiTheme="minorHAnsi" w:hAnsiTheme="minorHAnsi"/>
+          <w:noProof/>
+        </w:rPr>
+        <w:t>8</w:t>
+      </w:r>
+      <w:r>
+        <w:rPr>
+          <w:rFonts w:asciiTheme="minorHAnsi" w:hAnsiTheme="minorHAnsi"/>
+        </w:rPr>
+        <w:fldChar w:fldCharType="end"/>
+      </w:r>
+      <w:r>
+        <w:rPr>
+          <w:rFonts w:asciiTheme="minorHAnsi" w:hAnsiTheme="minorHAnsi"/>
+        </w:rPr>
+        <w:t>: OFF vs NOT Word Count Histogram</w:t>
       </w:r>
     </w:p>
     <w:p>
       <w:pPr>
-        <w:rPr>
-          <w:rFonts w:ascii="Arial" w:hAnsi="Arial" w:cs="Arial"/>
-          <w:b/>
-          <w:bCs/>
-        </w:rPr>
-      </w:pPr>
-      <w:r>
-        <w:rPr>
-          <w:rFonts w:ascii="Arial" w:hAnsi="Arial" w:cs="Arial"/>
-          <w:b/>
-          <w:bCs/>
-        </w:rPr>
-        <w:t>10. Future Work</w:t>
+        <w:jc w:val="both"/>
+        <w:rPr>
+          <w:rFonts w:asciiTheme="minorHAnsi" w:hAnsiTheme="minorHAnsi"/>
+        </w:rPr>
+      </w:pPr>
+      <w:r>
+        <w:rPr>
+          <w:rFonts w:asciiTheme="minorHAnsi" w:hAnsiTheme="minorHAnsi"/>
+        </w:rPr>
+        <w:t>This histogram illustrates the distribution of text entries based on their word counts, separated by offensive (OFF) and non-offensive (NOT) labels. The visualization shows that most entries, regardless of class, contain a relatively small number of words. Additionally, the overlap between OFF and NOT distributions suggests that text length alone is not a strong indicator of offensiveness, highlighting the importance of contextual and semantic analysis.</w:t>
       </w:r>
     </w:p>
     <w:p>
       <w:pPr>
-        <w:rPr>
-          <w:rFonts w:ascii="Arial" w:hAnsi="Arial" w:cs="Arial"/>
-        </w:rPr>
-      </w:pPr>
-      <w:r>
-        <w:rPr>
-          <w:rFonts w:ascii="Arial" w:hAnsi="Arial" w:cs="Arial"/>
-        </w:rPr>
-        <w:t>Future research directions include:</w:t>
-      </w:r>
+        <w:jc w:val="both"/>
+        <w:rPr>
+          <w:rFonts w:asciiTheme="minorHAnsi" w:hAnsiTheme="minorHAnsi"/>
+        </w:rPr>
+      </w:pPr>
     </w:p>
     <w:p>
       <w:pPr>
+        <w:pStyle w:val="ListParagraph"/>
         <w:numPr>
           <w:ilvl w:val="0"/>
-          <w:numId w:val="39"/>
+          <w:numId w:val="48"/>
         </w:numPr>
         <w:rPr>
-          <w:rFonts w:ascii="Arial" w:hAnsi="Arial" w:cs="Arial"/>
-        </w:rPr>
-      </w:pPr>
-      <w:r>
-        <w:rPr>
-          <w:rFonts w:ascii="Arial" w:hAnsi="Arial" w:cs="Arial"/>
-        </w:rPr>
-        <w:t>Developing machine learning and deep learning models for automated detection</w:t>
+          <w:rStyle w:val="Strong"/>
+          <w:rFonts w:asciiTheme="minorHAnsi" w:hAnsiTheme="minorHAnsi"/>
+        </w:rPr>
+      </w:pPr>
+      <w:r>
+        <w:rPr>
+          <w:rStyle w:val="Strong"/>
+          <w:rFonts w:asciiTheme="minorHAnsi" w:hAnsiTheme="minorHAnsi"/>
+        </w:rPr>
+        <w:t>Similarity of Target Group Attributes Based on Hate Spans</w:t>
       </w:r>
     </w:p>
     <w:p>
       <w:pPr>
+        <w:keepNext/>
+        <w:rPr>
+          <w:rFonts w:asciiTheme="minorHAnsi" w:hAnsiTheme="minorHAnsi"/>
+        </w:rPr>
+      </w:pPr>
+      <w:r>
+        <w:rPr>
+          <w:rFonts w:asciiTheme="minorHAnsi" w:hAnsiTheme="minorHAnsi" w:cs="Arial"/>
+          <w:noProof/>
+        </w:rPr>
+        <w:drawing>
+          <wp:anchor distT="0" distB="0" distL="114300" distR="114300" simplePos="0" relativeHeight="251662336" behindDoc="0" locked="0" layoutInCell="1" allowOverlap="1" wp14:anchorId="0FDC7B10" wp14:editId="6A5338DF">
+            <wp:simplePos x="0" y="0"/>
+            <wp:positionH relativeFrom="column">
+              <wp:posOffset>0</wp:posOffset>
+            </wp:positionH>
+            <wp:positionV relativeFrom="paragraph">
+              <wp:posOffset>0</wp:posOffset>
+            </wp:positionV>
+            <wp:extent cx="3904702" cy="2558845"/>
+            <wp:effectExtent l="0" t="0" r="635" b="0"/>
+            <wp:wrapSquare wrapText="bothSides"/>
+            <wp:docPr id="898889247" name="Picture 1"/>
+            <wp:cNvGraphicFramePr>
+              <a:graphicFrameLocks xmlns:a="http://schemas.openxmlformats.org/drawingml/2006/main" noChangeAspect="1"/>
+            </wp:cNvGraphicFramePr>
+            <a:graphic xmlns:a="http://schemas.openxmlformats.org/drawingml/2006/main">
+              <a:graphicData uri="http://schemas.openxmlformats.org/drawingml/2006/picture">
+                <pic:pic xmlns:pic="http://schemas.openxmlformats.org/drawingml/2006/picture">
+                  <pic:nvPicPr>
+                    <pic:cNvPr id="898889247" name=""/>
+                    <pic:cNvPicPr/>
+                  </pic:nvPicPr>
+                  <pic:blipFill>
+                    <a:blip r:embed="rId14"/>
+                    <a:stretch>
+                      <a:fillRect/>
+                    </a:stretch>
+                  </pic:blipFill>
+                  <pic:spPr>
+                    <a:xfrm>
+                      <a:off x="0" y="0"/>
+                      <a:ext cx="3904702" cy="2558845"/>
+                    </a:xfrm>
+                    <a:prstGeom prst="rect">
+                      <a:avLst/>
+                    </a:prstGeom>
+                  </pic:spPr>
+                </pic:pic>
+              </a:graphicData>
+            </a:graphic>
+          </wp:anchor>
+        </w:drawing>
+      </w:r>
+    </w:p>
+    <w:p>
+      <w:pPr>
+        <w:pStyle w:val="Caption"/>
+        <w:rPr>
+          <w:rFonts w:asciiTheme="minorHAnsi" w:hAnsiTheme="minorHAnsi" w:cs="Arial"/>
+        </w:rPr>
+      </w:pPr>
+      <w:r>
+        <w:rPr>
+          <w:rFonts w:asciiTheme="minorHAnsi" w:hAnsiTheme="minorHAnsi"/>
+        </w:rPr>
+        <w:t xml:space="preserve">Figure </w:t>
+      </w:r>
+      <w:r>
+        <w:rPr>
+          <w:rFonts w:asciiTheme="minorHAnsi" w:hAnsiTheme="minorHAnsi"/>
+        </w:rPr>
+        <w:fldChar w:fldCharType="begin"/>
+      </w:r>
+      <w:r>
+        <w:rPr>
+          <w:rFonts w:asciiTheme="minorHAnsi" w:hAnsiTheme="minorHAnsi"/>
+        </w:rPr>
+        <w:instrText xml:space="preserve"> SEQ Figure \* ARABIC </w:instrText>
+      </w:r>
+      <w:r>
+        <w:rPr>
+          <w:rFonts w:asciiTheme="minorHAnsi" w:hAnsiTheme="minorHAnsi"/>
+        </w:rPr>
+        <w:fldChar w:fldCharType="separate"/>
+      </w:r>
+      <w:r>
+        <w:rPr>
+          <w:rFonts w:asciiTheme="minorHAnsi" w:hAnsiTheme="minorHAnsi"/>
+          <w:noProof/>
+        </w:rPr>
+        <w:t>9</w:t>
+      </w:r>
+      <w:r>
+        <w:rPr>
+          <w:rFonts w:asciiTheme="minorHAnsi" w:hAnsiTheme="minorHAnsi"/>
+        </w:rPr>
+        <w:fldChar w:fldCharType="end"/>
+      </w:r>
+      <w:r>
+        <w:rPr>
+          <w:rFonts w:asciiTheme="minorHAnsi" w:hAnsiTheme="minorHAnsi"/>
+        </w:rPr>
+        <w:t>:Semantic similarity of target group attributes based on hate span analysis</w:t>
+      </w:r>
+    </w:p>
+    <w:p>
+      <w:pPr>
+        <w:jc w:val="both"/>
+        <w:rPr>
+          <w:rFonts w:asciiTheme="minorHAnsi" w:hAnsiTheme="minorHAnsi" w:cs="Arial"/>
+        </w:rPr>
+      </w:pPr>
+      <w:r>
+        <w:rPr>
+          <w:rFonts w:asciiTheme="minorHAnsi" w:hAnsiTheme="minorHAnsi" w:cs="Arial"/>
+        </w:rPr>
+        <w:t xml:space="preserve">This scatter plot represents the semantic relationships between </w:t>
+      </w:r>
+      <w:r>
+        <w:rPr>
+          <w:rFonts w:asciiTheme="minorHAnsi" w:hAnsiTheme="minorHAnsi" w:cs="Arial"/>
+        </w:rPr>
+        <w:lastRenderedPageBreak/>
+        <w:t>different target group categories derived from hate span analysis. Each point corresponds to a category or combination of categories (e.g., Gender, Disability, Age), positioned in a two-dimensional semantic space.</w:t>
+      </w:r>
+    </w:p>
+    <w:p>
+      <w:pPr>
+        <w:jc w:val="both"/>
+        <w:rPr>
+          <w:rFonts w:asciiTheme="minorHAnsi" w:hAnsiTheme="minorHAnsi" w:cs="Arial"/>
+        </w:rPr>
+      </w:pPr>
+      <w:r>
+        <w:rPr>
+          <w:rFonts w:asciiTheme="minorHAnsi" w:hAnsiTheme="minorHAnsi" w:cs="Arial"/>
+        </w:rPr>
+        <w:t>The proximity between points indicates similarity in how these categories are targeted in offensive language. The size of each point reflects the relative frequency of occurrences. Notably, gender-related categories appear more prominent and frequently clustered with other attributes, suggesting that gender is often combined with other forms of offensive targeting such as disability or age.</w:t>
+      </w:r>
+    </w:p>
+    <w:p>
+      <w:pPr>
+        <w:jc w:val="both"/>
+        <w:rPr>
+          <w:rFonts w:asciiTheme="minorHAnsi" w:hAnsiTheme="minorHAnsi" w:cs="Arial"/>
+        </w:rPr>
+      </w:pPr>
+    </w:p>
+    <w:p>
+      <w:pPr>
+        <w:pStyle w:val="ListParagraph"/>
         <w:numPr>
           <w:ilvl w:val="0"/>
-          <w:numId w:val="39"/>
+          <w:numId w:val="48"/>
         </w:numPr>
         <w:rPr>
-          <w:rFonts w:ascii="Arial" w:hAnsi="Arial" w:cs="Arial"/>
-        </w:rPr>
-      </w:pPr>
-      <w:r>
-        <w:rPr>
-          <w:rFonts w:ascii="Arial" w:hAnsi="Arial" w:cs="Arial"/>
-        </w:rPr>
-        <w:t>Expanding the dataset with contextual sentences and real-world data</w:t>
+          <w:rStyle w:val="Strong"/>
+          <w:rFonts w:asciiTheme="minorHAnsi" w:hAnsiTheme="minorHAnsi"/>
+        </w:rPr>
+      </w:pPr>
+      <w:r>
+        <w:rPr>
+          <w:rStyle w:val="Strong"/>
+          <w:rFonts w:asciiTheme="minorHAnsi" w:hAnsiTheme="minorHAnsi"/>
+        </w:rPr>
+        <w:t>Category Distribution</w:t>
       </w:r>
     </w:p>
     <w:p>
       <w:pPr>
-        <w:numPr>
-          <w:ilvl w:val="0"/>
-          <w:numId w:val="39"/>
-        </w:numPr>
-        <w:rPr>
-          <w:rFonts w:ascii="Arial" w:hAnsi="Arial" w:cs="Arial"/>
-        </w:rPr>
-      </w:pPr>
-      <w:proofErr w:type="spellStart"/>
-      <w:r>
-        <w:rPr>
-          <w:rFonts w:ascii="Arial" w:hAnsi="Arial" w:cs="Arial"/>
-        </w:rPr>
-        <w:t>Incorporing</w:t>
-      </w:r>
-      <w:proofErr w:type="spellEnd"/>
-      <w:r>
-        <w:rPr>
-          <w:rFonts w:ascii="Arial" w:hAnsi="Arial" w:cs="Arial"/>
-        </w:rPr>
-        <w:t xml:space="preserve"> context-aware and semantic analysis techniques</w:t>
-      </w:r>
+        <w:pStyle w:val="ListParagraph"/>
+        <w:rPr>
+          <w:rStyle w:val="Strong"/>
+          <w:rFonts w:asciiTheme="minorHAnsi" w:hAnsiTheme="minorHAnsi"/>
+        </w:rPr>
+      </w:pPr>
     </w:p>
     <w:p>
       <w:pPr>
-        <w:numPr>
-          <w:ilvl w:val="0"/>
-          <w:numId w:val="39"/>
-        </w:numPr>
-        <w:rPr>
-          <w:rFonts w:ascii="Arial" w:hAnsi="Arial" w:cs="Arial"/>
-        </w:rPr>
-      </w:pPr>
-      <w:r>
-        <w:rPr>
-          <w:rFonts w:ascii="Arial" w:hAnsi="Arial" w:cs="Arial"/>
-        </w:rPr>
-        <w:t>Extending the approach to multilingual datasets</w:t>
+        <w:keepNext/>
+        <w:rPr>
+          <w:rFonts w:asciiTheme="minorHAnsi" w:hAnsiTheme="minorHAnsi"/>
+        </w:rPr>
+      </w:pPr>
+      <w:r>
+        <w:rPr>
+          <w:rFonts w:asciiTheme="minorHAnsi" w:hAnsiTheme="minorHAnsi" w:cs="Arial"/>
+          <w:noProof/>
+        </w:rPr>
+        <w:drawing>
+          <wp:anchor distT="0" distB="0" distL="114300" distR="114300" simplePos="0" relativeHeight="251659264" behindDoc="0" locked="0" layoutInCell="1" allowOverlap="1" wp14:anchorId="71C5BADE" wp14:editId="7E737423">
+            <wp:simplePos x="0" y="0"/>
+            <wp:positionH relativeFrom="column">
+              <wp:posOffset>0</wp:posOffset>
+            </wp:positionH>
+            <wp:positionV relativeFrom="paragraph">
+              <wp:posOffset>179705</wp:posOffset>
+            </wp:positionV>
+            <wp:extent cx="2949575" cy="2352675"/>
+            <wp:effectExtent l="0" t="0" r="3175" b="9525"/>
+            <wp:wrapSquare wrapText="bothSides"/>
+            <wp:docPr id="1538735957" name="Picture 1"/>
+            <wp:cNvGraphicFramePr>
+              <a:graphicFrameLocks xmlns:a="http://schemas.openxmlformats.org/drawingml/2006/main" noChangeAspect="1"/>
+            </wp:cNvGraphicFramePr>
+            <a:graphic xmlns:a="http://schemas.openxmlformats.org/drawingml/2006/main">
+              <a:graphicData uri="http://schemas.openxmlformats.org/drawingml/2006/picture">
+                <pic:pic xmlns:pic="http://schemas.openxmlformats.org/drawingml/2006/picture">
+                  <pic:nvPicPr>
+                    <pic:cNvPr id="1538735957" name=""/>
+                    <pic:cNvPicPr/>
+                  </pic:nvPicPr>
+                  <pic:blipFill rotWithShape="1">
+                    <a:blip r:embed="rId15"/>
+                    <a:srcRect t="7265" r="30998"/>
+                    <a:stretch>
+                      <a:fillRect/>
+                    </a:stretch>
+                  </pic:blipFill>
+                  <pic:spPr bwMode="auto">
+                    <a:xfrm>
+                      <a:off x="0" y="0"/>
+                      <a:ext cx="2949575" cy="2352675"/>
+                    </a:xfrm>
+                    <a:prstGeom prst="rect">
+                      <a:avLst/>
+                    </a:prstGeom>
+                    <a:ln>
+                      <a:noFill/>
+                    </a:ln>
+                    <a:extLst>
+                      <a:ext uri="{53640926-AAD7-44D8-BBD7-CCE9431645EC}">
+                        <a14:shadowObscured xmlns:a14="http://schemas.microsoft.com/office/drawing/2010/main"/>
+                      </a:ext>
+                    </a:extLst>
+                  </pic:spPr>
+                </pic:pic>
+              </a:graphicData>
+            </a:graphic>
+            <wp14:sizeRelV relativeFrom="margin">
+              <wp14:pctHeight>0</wp14:pctHeight>
+            </wp14:sizeRelV>
+          </wp:anchor>
+        </w:drawing>
       </w:r>
     </w:p>
     <w:p>
       <w:pPr>
-        <w:numPr>
-          <w:ilvl w:val="0"/>
-          <w:numId w:val="39"/>
-        </w:numPr>
-        <w:rPr>
-          <w:rFonts w:ascii="Arial" w:hAnsi="Arial" w:cs="Arial"/>
-        </w:rPr>
-      </w:pPr>
-      <w:r>
-        <w:rPr>
-          <w:rFonts w:ascii="Arial" w:hAnsi="Arial" w:cs="Arial"/>
-        </w:rPr>
-        <w:t>Building real-time moderation tools for online platforms</w:t>
+        <w:pStyle w:val="Caption"/>
+        <w:rPr>
+          <w:rFonts w:asciiTheme="minorHAnsi" w:hAnsiTheme="minorHAnsi"/>
+        </w:rPr>
+      </w:pPr>
+      <w:r>
+        <w:rPr>
+          <w:rFonts w:asciiTheme="minorHAnsi" w:hAnsiTheme="minorHAnsi"/>
+        </w:rPr>
+        <w:t xml:space="preserve">Figure </w:t>
+      </w:r>
+      <w:r>
+        <w:rPr>
+          <w:rFonts w:asciiTheme="minorHAnsi" w:hAnsiTheme="minorHAnsi"/>
+        </w:rPr>
+        <w:fldChar w:fldCharType="begin"/>
+      </w:r>
+      <w:r>
+        <w:rPr>
+          <w:rFonts w:asciiTheme="minorHAnsi" w:hAnsiTheme="minorHAnsi"/>
+        </w:rPr>
+        <w:instrText xml:space="preserve"> SEQ Figure \* ARABIC </w:instrText>
+      </w:r>
+      <w:r>
+        <w:rPr>
+          <w:rFonts w:asciiTheme="minorHAnsi" w:hAnsiTheme="minorHAnsi"/>
+        </w:rPr>
+        <w:fldChar w:fldCharType="separate"/>
+      </w:r>
+      <w:r>
+        <w:rPr>
+          <w:rFonts w:asciiTheme="minorHAnsi" w:hAnsiTheme="minorHAnsi"/>
+          <w:noProof/>
+        </w:rPr>
+        <w:t>10</w:t>
+      </w:r>
+      <w:r>
+        <w:rPr>
+          <w:rFonts w:asciiTheme="minorHAnsi" w:hAnsiTheme="minorHAnsi"/>
+        </w:rPr>
+        <w:fldChar w:fldCharType="end"/>
+      </w:r>
+      <w:r>
+        <w:rPr>
+          <w:rFonts w:asciiTheme="minorHAnsi" w:hAnsiTheme="minorHAnsi"/>
+        </w:rPr>
+        <w:t>:Normalized distribution of offensive language categories</w:t>
       </w:r>
     </w:p>
     <w:p>
       <w:pPr>
-        <w:rPr>
-          <w:rFonts w:ascii="Arial" w:hAnsi="Arial" w:cs="Arial"/>
-        </w:rPr>
-      </w:pPr>
+        <w:jc w:val="both"/>
+        <w:rPr>
+          <w:rFonts w:asciiTheme="minorHAnsi" w:hAnsiTheme="minorHAnsi"/>
+        </w:rPr>
+      </w:pPr>
+      <w:r>
+        <w:rPr>
+          <w:rFonts w:asciiTheme="minorHAnsi" w:hAnsiTheme="minorHAnsi"/>
+        </w:rPr>
+        <w:t>This figure presents the normalized distribution of offensive language categories within the dataset. The results indicate a significant class imbalance, with the Gender category dominating the dataset (approximately 87%). Other categories such as Disability, Age, and Race appear with much lower frequencies, often in combination with Gender.</w:t>
+      </w:r>
     </w:p>
     <w:p>
       <w:pPr>
-        <w:rPr>
-          <w:rFonts w:ascii="Arial" w:hAnsi="Arial" w:cs="Arial"/>
-          <w:b/>
-          <w:bCs/>
-        </w:rPr>
-      </w:pPr>
-      <w:r>
-        <w:rPr>
-          <w:rFonts w:ascii="Arial" w:hAnsi="Arial" w:cs="Arial"/>
-          <w:b/>
-          <w:bCs/>
-        </w:rPr>
-        <w:t>References</w:t>
+        <w:jc w:val="both"/>
+        <w:rPr>
+          <w:rFonts w:asciiTheme="minorHAnsi" w:hAnsiTheme="minorHAnsi"/>
+        </w:rPr>
+      </w:pPr>
+      <w:r>
+        <w:rPr>
+          <w:rFonts w:asciiTheme="minorHAnsi" w:hAnsiTheme="minorHAnsi"/>
+        </w:rPr>
+        <w:t>This imbalance highlights a key limitation of the dataset, as models trained on such data may become biased toward the majority class. It also reflects real-world trends where gender-based offensive language is more prevalent in the collected data.</w:t>
       </w:r>
     </w:p>
     <w:p>
       <w:pPr>
-        <w:numPr>
-          <w:ilvl w:val="0"/>
-          <w:numId w:val="40"/>
-        </w:numPr>
-        <w:rPr>
-          <w:rFonts w:ascii="Arial" w:hAnsi="Arial" w:cs="Arial"/>
-        </w:rPr>
-      </w:pPr>
-      <w:r>
-        <w:rPr>
-          <w:rFonts w:ascii="Arial" w:hAnsi="Arial" w:cs="Arial"/>
-        </w:rPr>
-        <w:t>Academic literature on offensive language detection</w:t>
-      </w:r>
-    </w:p>
-    <w:p>
-      <w:pPr>
-        <w:numPr>
-          <w:ilvl w:val="0"/>
-          <w:numId w:val="40"/>
-        </w:numPr>
-        <w:rPr>
-          <w:rFonts w:ascii="Arial" w:hAnsi="Arial" w:cs="Arial"/>
-        </w:rPr>
-      </w:pPr>
-      <w:r>
-        <w:rPr>
-          <w:rFonts w:ascii="Arial" w:hAnsi="Arial" w:cs="Arial"/>
-        </w:rPr>
-        <w:t>NLP research on low-resource languages</w:t>
-      </w:r>
-    </w:p>
-    <w:p>
-      <w:pPr>
-        <w:numPr>
-          <w:ilvl w:val="0"/>
-          <w:numId w:val="40"/>
-        </w:numPr>
-        <w:rPr>
-          <w:rFonts w:ascii="Arial" w:hAnsi="Arial" w:cs="Arial"/>
-        </w:rPr>
-      </w:pPr>
-      <w:r>
-        <w:rPr>
-          <w:rFonts w:ascii="Arial" w:hAnsi="Arial" w:cs="Arial"/>
-        </w:rPr>
-        <w:lastRenderedPageBreak/>
-        <w:t>Python libraries such as Pandas and Matplotlib</w:t>
-      </w:r>
-    </w:p>
-    <w:p>
-      <w:pPr>
-        <w:rPr>
-          <w:rFonts w:ascii="Arial" w:hAnsi="Arial" w:cs="Arial"/>
-        </w:rPr>
-      </w:pPr>
-    </w:p>
-    <w:p>
-      <w:pPr>
-        <w:rPr>
-          <w:rFonts w:ascii="Arial" w:hAnsi="Arial" w:cs="Arial"/>
-          <w:b/>
-          <w:bCs/>
-        </w:rPr>
-      </w:pPr>
-      <w:r>
-        <w:rPr>
-          <w:rFonts w:ascii="Arial" w:hAnsi="Arial" w:cs="Arial"/>
-          <w:b/>
-          <w:bCs/>
-        </w:rPr>
-        <w:t>Appendix</w:t>
-      </w:r>
-    </w:p>
-    <w:p>
-      <w:pPr>
-        <w:numPr>
-          <w:ilvl w:val="0"/>
-          <w:numId w:val="41"/>
-        </w:numPr>
-        <w:rPr>
-          <w:rFonts w:ascii="Arial" w:hAnsi="Arial" w:cs="Arial"/>
-        </w:rPr>
-      </w:pPr>
-      <w:r>
-        <w:rPr>
-          <w:rFonts w:ascii="Arial" w:hAnsi="Arial" w:cs="Arial"/>
-        </w:rPr>
-        <w:t>Sample dataset entries</w:t>
-      </w:r>
-    </w:p>
-    <w:p>
-      <w:pPr>
-        <w:numPr>
-          <w:ilvl w:val="0"/>
-          <w:numId w:val="41"/>
-        </w:numPr>
-        <w:rPr>
-          <w:rFonts w:ascii="Arial" w:hAnsi="Arial" w:cs="Arial"/>
-        </w:rPr>
-      </w:pPr>
-      <w:r>
-        <w:rPr>
-          <w:rFonts w:ascii="Arial" w:hAnsi="Arial" w:cs="Arial"/>
-        </w:rPr>
-        <w:t>Code snippets for preprocessing and analysis</w:t>
-      </w:r>
-    </w:p>
-    <w:p>
-      <w:pPr>
-        <w:numPr>
-          <w:ilvl w:val="0"/>
-          <w:numId w:val="41"/>
-        </w:numPr>
-        <w:rPr>
-          <w:rFonts w:ascii="Arial" w:hAnsi="Arial" w:cs="Arial"/>
-        </w:rPr>
-      </w:pPr>
-      <w:r>
-        <w:rPr>
-          <w:rFonts w:ascii="Arial" w:hAnsi="Arial" w:cs="Arial"/>
-        </w:rPr>
-        <w:t>Additional visualizations</w:t>
-      </w:r>
-    </w:p>
-    <w:p>
-      <w:pPr>
-        <w:rPr>
-          <w:rFonts w:ascii="Arial" w:hAnsi="Arial" w:cs="Arial"/>
+        <w:rPr>
+          <w:rFonts w:asciiTheme="minorHAnsi" w:hAnsiTheme="minorHAnsi"/>
         </w:rPr>
       </w:pPr>
     </w:p>
@@ -5263,6 +6400,119 @@
     </w:lvl>
   </w:abstractNum>
   <w:abstractNum w:abstractNumId="25" w15:restartNumberingAfterBreak="0">
+    <w:nsid w:val="39871EE5"/>
+    <w:multiLevelType w:val="hybridMultilevel"/>
+    <w:tmpl w:val="CB8AFC86"/>
+    <w:lvl w:ilvl="0" w:tplc="04090001">
+      <w:start w:val="1"/>
+      <w:numFmt w:val="bullet"/>
+      <w:lvlText w:val=""/>
+      <w:lvlJc w:val="left"/>
+      <w:pPr>
+        <w:ind w:left="720" w:hanging="360"/>
+      </w:pPr>
+      <w:rPr>
+        <w:rFonts w:ascii="Symbol" w:hAnsi="Symbol" w:hint="default"/>
+      </w:rPr>
+    </w:lvl>
+    <w:lvl w:ilvl="1" w:tplc="04090003" w:tentative="1">
+      <w:start w:val="1"/>
+      <w:numFmt w:val="bullet"/>
+      <w:lvlText w:val="o"/>
+      <w:lvlJc w:val="left"/>
+      <w:pPr>
+        <w:ind w:left="1440" w:hanging="360"/>
+      </w:pPr>
+      <w:rPr>
+        <w:rFonts w:ascii="Courier New" w:hAnsi="Courier New" w:cs="Courier New" w:hint="default"/>
+      </w:rPr>
+    </w:lvl>
+    <w:lvl w:ilvl="2" w:tplc="04090005" w:tentative="1">
+      <w:start w:val="1"/>
+      <w:numFmt w:val="bullet"/>
+      <w:lvlText w:val=""/>
+      <w:lvlJc w:val="left"/>
+      <w:pPr>
+        <w:ind w:left="2160" w:hanging="360"/>
+      </w:pPr>
+      <w:rPr>
+        <w:rFonts w:ascii="Wingdings" w:hAnsi="Wingdings" w:hint="default"/>
+      </w:rPr>
+    </w:lvl>
+    <w:lvl w:ilvl="3" w:tplc="04090001" w:tentative="1">
+      <w:start w:val="1"/>
+      <w:numFmt w:val="bullet"/>
+      <w:lvlText w:val=""/>
+      <w:lvlJc w:val="left"/>
+      <w:pPr>
+        <w:ind w:left="2880" w:hanging="360"/>
+      </w:pPr>
+      <w:rPr>
+        <w:rFonts w:ascii="Symbol" w:hAnsi="Symbol" w:hint="default"/>
+      </w:rPr>
+    </w:lvl>
+    <w:lvl w:ilvl="4" w:tplc="04090003" w:tentative="1">
+      <w:start w:val="1"/>
+      <w:numFmt w:val="bullet"/>
+      <w:lvlText w:val="o"/>
+      <w:lvlJc w:val="left"/>
+      <w:pPr>
+        <w:ind w:left="3600" w:hanging="360"/>
+      </w:pPr>
+      <w:rPr>
+        <w:rFonts w:ascii="Courier New" w:hAnsi="Courier New" w:cs="Courier New" w:hint="default"/>
+      </w:rPr>
+    </w:lvl>
+    <w:lvl w:ilvl="5" w:tplc="04090005" w:tentative="1">
+      <w:start w:val="1"/>
+      <w:numFmt w:val="bullet"/>
+      <w:lvlText w:val=""/>
+      <w:lvlJc w:val="left"/>
+      <w:pPr>
+        <w:ind w:left="4320" w:hanging="360"/>
+      </w:pPr>
+      <w:rPr>
+        <w:rFonts w:ascii="Wingdings" w:hAnsi="Wingdings" w:hint="default"/>
+      </w:rPr>
+    </w:lvl>
+    <w:lvl w:ilvl="6" w:tplc="04090001" w:tentative="1">
+      <w:start w:val="1"/>
+      <w:numFmt w:val="bullet"/>
+      <w:lvlText w:val=""/>
+      <w:lvlJc w:val="left"/>
+      <w:pPr>
+        <w:ind w:left="5040" w:hanging="360"/>
+      </w:pPr>
+      <w:rPr>
+        <w:rFonts w:ascii="Symbol" w:hAnsi="Symbol" w:hint="default"/>
+      </w:rPr>
+    </w:lvl>
+    <w:lvl w:ilvl="7" w:tplc="04090003" w:tentative="1">
+      <w:start w:val="1"/>
+      <w:numFmt w:val="bullet"/>
+      <w:lvlText w:val="o"/>
+      <w:lvlJc w:val="left"/>
+      <w:pPr>
+        <w:ind w:left="5760" w:hanging="360"/>
+      </w:pPr>
+      <w:rPr>
+        <w:rFonts w:ascii="Courier New" w:hAnsi="Courier New" w:cs="Courier New" w:hint="default"/>
+      </w:rPr>
+    </w:lvl>
+    <w:lvl w:ilvl="8" w:tplc="04090005" w:tentative="1">
+      <w:start w:val="1"/>
+      <w:numFmt w:val="bullet"/>
+      <w:lvlText w:val=""/>
+      <w:lvlJc w:val="left"/>
+      <w:pPr>
+        <w:ind w:left="6480" w:hanging="360"/>
+      </w:pPr>
+      <w:rPr>
+        <w:rFonts w:ascii="Wingdings" w:hAnsi="Wingdings" w:hint="default"/>
+      </w:rPr>
+    </w:lvl>
+  </w:abstractNum>
+  <w:abstractNum w:abstractNumId="26" w15:restartNumberingAfterBreak="0">
     <w:nsid w:val="3B305624"/>
     <w:multiLevelType w:val="multilevel"/>
     <w:tmpl w:val="DFFE9840"/>
@@ -5411,7 +6661,7 @@
       </w:rPr>
     </w:lvl>
   </w:abstractNum>
-  <w:abstractNum w:abstractNumId="26" w15:restartNumberingAfterBreak="0">
+  <w:abstractNum w:abstractNumId="27" w15:restartNumberingAfterBreak="0">
     <w:nsid w:val="3E7D0216"/>
     <w:multiLevelType w:val="multilevel"/>
     <w:tmpl w:val="6D16668C"/>
@@ -5560,7 +6810,7 @@
       </w:rPr>
     </w:lvl>
   </w:abstractNum>
-  <w:abstractNum w:abstractNumId="27" w15:restartNumberingAfterBreak="0">
+  <w:abstractNum w:abstractNumId="28" w15:restartNumberingAfterBreak="0">
     <w:nsid w:val="3FDE75DC"/>
     <w:multiLevelType w:val="multilevel"/>
     <w:tmpl w:val="829E6756"/>
@@ -5709,7 +6959,7 @@
       </w:rPr>
     </w:lvl>
   </w:abstractNum>
-  <w:abstractNum w:abstractNumId="28" w15:restartNumberingAfterBreak="0">
+  <w:abstractNum w:abstractNumId="29" w15:restartNumberingAfterBreak="0">
     <w:nsid w:val="468C2F24"/>
     <w:multiLevelType w:val="multilevel"/>
     <w:tmpl w:val="8D964F1A"/>
@@ -5858,7 +7108,7 @@
       </w:rPr>
     </w:lvl>
   </w:abstractNum>
-  <w:abstractNum w:abstractNumId="29" w15:restartNumberingAfterBreak="0">
+  <w:abstractNum w:abstractNumId="30" w15:restartNumberingAfterBreak="0">
     <w:nsid w:val="46BE2F39"/>
     <w:multiLevelType w:val="multilevel"/>
     <w:tmpl w:val="CE4CBA42"/>
@@ -6007,7 +7257,7 @@
       </w:rPr>
     </w:lvl>
   </w:abstractNum>
-  <w:abstractNum w:abstractNumId="30" w15:restartNumberingAfterBreak="0">
+  <w:abstractNum w:abstractNumId="31" w15:restartNumberingAfterBreak="0">
     <w:nsid w:val="4A5E4034"/>
     <w:multiLevelType w:val="multilevel"/>
     <w:tmpl w:val="BB5AFB06"/>
@@ -6156,7 +7406,496 @@
       </w:rPr>
     </w:lvl>
   </w:abstractNum>
-  <w:abstractNum w:abstractNumId="31" w15:restartNumberingAfterBreak="0">
+  <w:abstractNum w:abstractNumId="32" w15:restartNumberingAfterBreak="0">
+    <w:nsid w:val="522A5617"/>
+    <w:multiLevelType w:val="multilevel"/>
+    <w:tmpl w:val="8B20AC1A"/>
+    <w:lvl w:ilvl="0">
+      <w:start w:val="1"/>
+      <w:numFmt w:val="bullet"/>
+      <w:lvlText w:val=""/>
+      <w:lvlJc w:val="left"/>
+      <w:pPr>
+        <w:tabs>
+          <w:tab w:val="num" w:pos="720"/>
+        </w:tabs>
+        <w:ind w:left="720" w:hanging="360"/>
+      </w:pPr>
+      <w:rPr>
+        <w:rFonts w:ascii="Symbol" w:hAnsi="Symbol" w:hint="default"/>
+        <w:sz w:val="20"/>
+      </w:rPr>
+    </w:lvl>
+    <w:lvl w:ilvl="1">
+      <w:start w:val="1"/>
+      <w:numFmt w:val="bullet"/>
+      <w:lvlText w:val=""/>
+      <w:lvlJc w:val="left"/>
+      <w:pPr>
+        <w:ind w:left="1440" w:hanging="360"/>
+      </w:pPr>
+      <w:rPr>
+        <w:rFonts w:ascii="Wingdings" w:hAnsi="Wingdings" w:hint="default"/>
+      </w:rPr>
+    </w:lvl>
+    <w:lvl w:ilvl="2" w:tentative="1">
+      <w:start w:val="1"/>
+      <w:numFmt w:val="bullet"/>
+      <w:lvlText w:val=""/>
+      <w:lvlJc w:val="left"/>
+      <w:pPr>
+        <w:tabs>
+          <w:tab w:val="num" w:pos="2160"/>
+        </w:tabs>
+        <w:ind w:left="2160" w:hanging="360"/>
+      </w:pPr>
+      <w:rPr>
+        <w:rFonts w:ascii="Wingdings" w:hAnsi="Wingdings" w:hint="default"/>
+        <w:sz w:val="20"/>
+      </w:rPr>
+    </w:lvl>
+    <w:lvl w:ilvl="3" w:tentative="1">
+      <w:start w:val="1"/>
+      <w:numFmt w:val="bullet"/>
+      <w:lvlText w:val=""/>
+      <w:lvlJc w:val="left"/>
+      <w:pPr>
+        <w:tabs>
+          <w:tab w:val="num" w:pos="2880"/>
+        </w:tabs>
+        <w:ind w:left="2880" w:hanging="360"/>
+      </w:pPr>
+      <w:rPr>
+        <w:rFonts w:ascii="Wingdings" w:hAnsi="Wingdings" w:hint="default"/>
+        <w:sz w:val="20"/>
+      </w:rPr>
+    </w:lvl>
+    <w:lvl w:ilvl="4" w:tentative="1">
+      <w:start w:val="1"/>
+      <w:numFmt w:val="bullet"/>
+      <w:lvlText w:val=""/>
+      <w:lvlJc w:val="left"/>
+      <w:pPr>
+        <w:tabs>
+          <w:tab w:val="num" w:pos="3600"/>
+        </w:tabs>
+        <w:ind w:left="3600" w:hanging="360"/>
+      </w:pPr>
+      <w:rPr>
+        <w:rFonts w:ascii="Wingdings" w:hAnsi="Wingdings" w:hint="default"/>
+        <w:sz w:val="20"/>
+      </w:rPr>
+    </w:lvl>
+    <w:lvl w:ilvl="5" w:tentative="1">
+      <w:start w:val="1"/>
+      <w:numFmt w:val="bullet"/>
+      <w:lvlText w:val=""/>
+      <w:lvlJc w:val="left"/>
+      <w:pPr>
+        <w:tabs>
+          <w:tab w:val="num" w:pos="4320"/>
+        </w:tabs>
+        <w:ind w:left="4320" w:hanging="360"/>
+      </w:pPr>
+      <w:rPr>
+        <w:rFonts w:ascii="Wingdings" w:hAnsi="Wingdings" w:hint="default"/>
+        <w:sz w:val="20"/>
+      </w:rPr>
+    </w:lvl>
+    <w:lvl w:ilvl="6" w:tentative="1">
+      <w:start w:val="1"/>
+      <w:numFmt w:val="bullet"/>
+      <w:lvlText w:val=""/>
+      <w:lvlJc w:val="left"/>
+      <w:pPr>
+        <w:tabs>
+          <w:tab w:val="num" w:pos="5040"/>
+        </w:tabs>
+        <w:ind w:left="5040" w:hanging="360"/>
+      </w:pPr>
+      <w:rPr>
+        <w:rFonts w:ascii="Wingdings" w:hAnsi="Wingdings" w:hint="default"/>
+        <w:sz w:val="20"/>
+      </w:rPr>
+    </w:lvl>
+    <w:lvl w:ilvl="7" w:tentative="1">
+      <w:start w:val="1"/>
+      <w:numFmt w:val="bullet"/>
+      <w:lvlText w:val=""/>
+      <w:lvlJc w:val="left"/>
+      <w:pPr>
+        <w:tabs>
+          <w:tab w:val="num" w:pos="5760"/>
+        </w:tabs>
+        <w:ind w:left="5760" w:hanging="360"/>
+      </w:pPr>
+      <w:rPr>
+        <w:rFonts w:ascii="Wingdings" w:hAnsi="Wingdings" w:hint="default"/>
+        <w:sz w:val="20"/>
+      </w:rPr>
+    </w:lvl>
+    <w:lvl w:ilvl="8" w:tentative="1">
+      <w:start w:val="1"/>
+      <w:numFmt w:val="bullet"/>
+      <w:lvlText w:val=""/>
+      <w:lvlJc w:val="left"/>
+      <w:pPr>
+        <w:tabs>
+          <w:tab w:val="num" w:pos="6480"/>
+        </w:tabs>
+        <w:ind w:left="6480" w:hanging="360"/>
+      </w:pPr>
+      <w:rPr>
+        <w:rFonts w:ascii="Wingdings" w:hAnsi="Wingdings" w:hint="default"/>
+        <w:sz w:val="20"/>
+      </w:rPr>
+    </w:lvl>
+  </w:abstractNum>
+  <w:abstractNum w:abstractNumId="33" w15:restartNumberingAfterBreak="0">
+    <w:nsid w:val="534A7273"/>
+    <w:multiLevelType w:val="hybridMultilevel"/>
+    <w:tmpl w:val="CAC0ABE0"/>
+    <w:lvl w:ilvl="0" w:tplc="04090001">
+      <w:start w:val="1"/>
+      <w:numFmt w:val="bullet"/>
+      <w:lvlText w:val=""/>
+      <w:lvlJc w:val="left"/>
+      <w:pPr>
+        <w:ind w:left="720" w:hanging="360"/>
+      </w:pPr>
+      <w:rPr>
+        <w:rFonts w:ascii="Symbol" w:hAnsi="Symbol" w:hint="default"/>
+      </w:rPr>
+    </w:lvl>
+    <w:lvl w:ilvl="1" w:tplc="04090003" w:tentative="1">
+      <w:start w:val="1"/>
+      <w:numFmt w:val="bullet"/>
+      <w:lvlText w:val="o"/>
+      <w:lvlJc w:val="left"/>
+      <w:pPr>
+        <w:ind w:left="1440" w:hanging="360"/>
+      </w:pPr>
+      <w:rPr>
+        <w:rFonts w:ascii="Courier New" w:hAnsi="Courier New" w:cs="Courier New" w:hint="default"/>
+      </w:rPr>
+    </w:lvl>
+    <w:lvl w:ilvl="2" w:tplc="04090005" w:tentative="1">
+      <w:start w:val="1"/>
+      <w:numFmt w:val="bullet"/>
+      <w:lvlText w:val=""/>
+      <w:lvlJc w:val="left"/>
+      <w:pPr>
+        <w:ind w:left="2160" w:hanging="360"/>
+      </w:pPr>
+      <w:rPr>
+        <w:rFonts w:ascii="Wingdings" w:hAnsi="Wingdings" w:hint="default"/>
+      </w:rPr>
+    </w:lvl>
+    <w:lvl w:ilvl="3" w:tplc="04090001" w:tentative="1">
+      <w:start w:val="1"/>
+      <w:numFmt w:val="bullet"/>
+      <w:lvlText w:val=""/>
+      <w:lvlJc w:val="left"/>
+      <w:pPr>
+        <w:ind w:left="2880" w:hanging="360"/>
+      </w:pPr>
+      <w:rPr>
+        <w:rFonts w:ascii="Symbol" w:hAnsi="Symbol" w:hint="default"/>
+      </w:rPr>
+    </w:lvl>
+    <w:lvl w:ilvl="4" w:tplc="04090003" w:tentative="1">
+      <w:start w:val="1"/>
+      <w:numFmt w:val="bullet"/>
+      <w:lvlText w:val="o"/>
+      <w:lvlJc w:val="left"/>
+      <w:pPr>
+        <w:ind w:left="3600" w:hanging="360"/>
+      </w:pPr>
+      <w:rPr>
+        <w:rFonts w:ascii="Courier New" w:hAnsi="Courier New" w:cs="Courier New" w:hint="default"/>
+      </w:rPr>
+    </w:lvl>
+    <w:lvl w:ilvl="5" w:tplc="04090005" w:tentative="1">
+      <w:start w:val="1"/>
+      <w:numFmt w:val="bullet"/>
+      <w:lvlText w:val=""/>
+      <w:lvlJc w:val="left"/>
+      <w:pPr>
+        <w:ind w:left="4320" w:hanging="360"/>
+      </w:pPr>
+      <w:rPr>
+        <w:rFonts w:ascii="Wingdings" w:hAnsi="Wingdings" w:hint="default"/>
+      </w:rPr>
+    </w:lvl>
+    <w:lvl w:ilvl="6" w:tplc="04090001" w:tentative="1">
+      <w:start w:val="1"/>
+      <w:numFmt w:val="bullet"/>
+      <w:lvlText w:val=""/>
+      <w:lvlJc w:val="left"/>
+      <w:pPr>
+        <w:ind w:left="5040" w:hanging="360"/>
+      </w:pPr>
+      <w:rPr>
+        <w:rFonts w:ascii="Symbol" w:hAnsi="Symbol" w:hint="default"/>
+      </w:rPr>
+    </w:lvl>
+    <w:lvl w:ilvl="7" w:tplc="04090003" w:tentative="1">
+      <w:start w:val="1"/>
+      <w:numFmt w:val="bullet"/>
+      <w:lvlText w:val="o"/>
+      <w:lvlJc w:val="left"/>
+      <w:pPr>
+        <w:ind w:left="5760" w:hanging="360"/>
+      </w:pPr>
+      <w:rPr>
+        <w:rFonts w:ascii="Courier New" w:hAnsi="Courier New" w:cs="Courier New" w:hint="default"/>
+      </w:rPr>
+    </w:lvl>
+    <w:lvl w:ilvl="8" w:tplc="04090005" w:tentative="1">
+      <w:start w:val="1"/>
+      <w:numFmt w:val="bullet"/>
+      <w:lvlText w:val=""/>
+      <w:lvlJc w:val="left"/>
+      <w:pPr>
+        <w:ind w:left="6480" w:hanging="360"/>
+      </w:pPr>
+      <w:rPr>
+        <w:rFonts w:ascii="Wingdings" w:hAnsi="Wingdings" w:hint="default"/>
+      </w:rPr>
+    </w:lvl>
+  </w:abstractNum>
+  <w:abstractNum w:abstractNumId="34" w15:restartNumberingAfterBreak="0">
+    <w:nsid w:val="559D2673"/>
+    <w:multiLevelType w:val="hybridMultilevel"/>
+    <w:tmpl w:val="453A20CC"/>
+    <w:lvl w:ilvl="0" w:tplc="04090015">
+      <w:start w:val="1"/>
+      <w:numFmt w:val="upperLetter"/>
+      <w:lvlText w:val="%1."/>
+      <w:lvlJc w:val="left"/>
+      <w:pPr>
+        <w:ind w:left="720" w:hanging="360"/>
+      </w:pPr>
+    </w:lvl>
+    <w:lvl w:ilvl="1" w:tplc="04090019" w:tentative="1">
+      <w:start w:val="1"/>
+      <w:numFmt w:val="lowerLetter"/>
+      <w:lvlText w:val="%2."/>
+      <w:lvlJc w:val="left"/>
+      <w:pPr>
+        <w:ind w:left="1440" w:hanging="360"/>
+      </w:pPr>
+    </w:lvl>
+    <w:lvl w:ilvl="2" w:tplc="0409001B" w:tentative="1">
+      <w:start w:val="1"/>
+      <w:numFmt w:val="lowerRoman"/>
+      <w:lvlText w:val="%3."/>
+      <w:lvlJc w:val="right"/>
+      <w:pPr>
+        <w:ind w:left="2160" w:hanging="180"/>
+      </w:pPr>
+    </w:lvl>
+    <w:lvl w:ilvl="3" w:tplc="0409000F" w:tentative="1">
+      <w:start w:val="1"/>
+      <w:numFmt w:val="decimal"/>
+      <w:lvlText w:val="%4."/>
+      <w:lvlJc w:val="left"/>
+      <w:pPr>
+        <w:ind w:left="2880" w:hanging="360"/>
+      </w:pPr>
+    </w:lvl>
+    <w:lvl w:ilvl="4" w:tplc="04090019" w:tentative="1">
+      <w:start w:val="1"/>
+      <w:numFmt w:val="lowerLetter"/>
+      <w:lvlText w:val="%5."/>
+      <w:lvlJc w:val="left"/>
+      <w:pPr>
+        <w:ind w:left="3600" w:hanging="360"/>
+      </w:pPr>
+    </w:lvl>
+    <w:lvl w:ilvl="5" w:tplc="0409001B" w:tentative="1">
+      <w:start w:val="1"/>
+      <w:numFmt w:val="lowerRoman"/>
+      <w:lvlText w:val="%6."/>
+      <w:lvlJc w:val="right"/>
+      <w:pPr>
+        <w:ind w:left="4320" w:hanging="180"/>
+      </w:pPr>
+    </w:lvl>
+    <w:lvl w:ilvl="6" w:tplc="0409000F" w:tentative="1">
+      <w:start w:val="1"/>
+      <w:numFmt w:val="decimal"/>
+      <w:lvlText w:val="%7."/>
+      <w:lvlJc w:val="left"/>
+      <w:pPr>
+        <w:ind w:left="5040" w:hanging="360"/>
+      </w:pPr>
+    </w:lvl>
+    <w:lvl w:ilvl="7" w:tplc="04090019" w:tentative="1">
+      <w:start w:val="1"/>
+      <w:numFmt w:val="lowerLetter"/>
+      <w:lvlText w:val="%8."/>
+      <w:lvlJc w:val="left"/>
+      <w:pPr>
+        <w:ind w:left="5760" w:hanging="360"/>
+      </w:pPr>
+    </w:lvl>
+    <w:lvl w:ilvl="8" w:tplc="0409001B" w:tentative="1">
+      <w:start w:val="1"/>
+      <w:numFmt w:val="lowerRoman"/>
+      <w:lvlText w:val="%9."/>
+      <w:lvlJc w:val="right"/>
+      <w:pPr>
+        <w:ind w:left="6480" w:hanging="180"/>
+      </w:pPr>
+    </w:lvl>
+  </w:abstractNum>
+  <w:abstractNum w:abstractNumId="35" w15:restartNumberingAfterBreak="0">
+    <w:nsid w:val="5BC840B5"/>
+    <w:multiLevelType w:val="multilevel"/>
+    <w:tmpl w:val="8B20AC1A"/>
+    <w:lvl w:ilvl="0">
+      <w:start w:val="1"/>
+      <w:numFmt w:val="bullet"/>
+      <w:lvlText w:val=""/>
+      <w:lvlJc w:val="left"/>
+      <w:pPr>
+        <w:tabs>
+          <w:tab w:val="num" w:pos="720"/>
+        </w:tabs>
+        <w:ind w:left="720" w:hanging="360"/>
+      </w:pPr>
+      <w:rPr>
+        <w:rFonts w:ascii="Symbol" w:hAnsi="Symbol" w:hint="default"/>
+        <w:sz w:val="20"/>
+      </w:rPr>
+    </w:lvl>
+    <w:lvl w:ilvl="1">
+      <w:start w:val="1"/>
+      <w:numFmt w:val="bullet"/>
+      <w:lvlText w:val=""/>
+      <w:lvlJc w:val="left"/>
+      <w:pPr>
+        <w:ind w:left="1440" w:hanging="360"/>
+      </w:pPr>
+      <w:rPr>
+        <w:rFonts w:ascii="Wingdings" w:hAnsi="Wingdings" w:hint="default"/>
+      </w:rPr>
+    </w:lvl>
+    <w:lvl w:ilvl="2" w:tentative="1">
+      <w:start w:val="1"/>
+      <w:numFmt w:val="bullet"/>
+      <w:lvlText w:val=""/>
+      <w:lvlJc w:val="left"/>
+      <w:pPr>
+        <w:tabs>
+          <w:tab w:val="num" w:pos="2160"/>
+        </w:tabs>
+        <w:ind w:left="2160" w:hanging="360"/>
+      </w:pPr>
+      <w:rPr>
+        <w:rFonts w:ascii="Wingdings" w:hAnsi="Wingdings" w:hint="default"/>
+        <w:sz w:val="20"/>
+      </w:rPr>
+    </w:lvl>
+    <w:lvl w:ilvl="3" w:tentative="1">
+      <w:start w:val="1"/>
+      <w:numFmt w:val="bullet"/>
+      <w:lvlText w:val=""/>
+      <w:lvlJc w:val="left"/>
+      <w:pPr>
+        <w:tabs>
+          <w:tab w:val="num" w:pos="2880"/>
+        </w:tabs>
+        <w:ind w:left="2880" w:hanging="360"/>
+      </w:pPr>
+      <w:rPr>
+        <w:rFonts w:ascii="Wingdings" w:hAnsi="Wingdings" w:hint="default"/>
+        <w:sz w:val="20"/>
+      </w:rPr>
+    </w:lvl>
+    <w:lvl w:ilvl="4" w:tentative="1">
+      <w:start w:val="1"/>
+      <w:numFmt w:val="bullet"/>
+      <w:lvlText w:val=""/>
+      <w:lvlJc w:val="left"/>
+      <w:pPr>
+        <w:tabs>
+          <w:tab w:val="num" w:pos="3600"/>
+        </w:tabs>
+        <w:ind w:left="3600" w:hanging="360"/>
+      </w:pPr>
+      <w:rPr>
+        <w:rFonts w:ascii="Wingdings" w:hAnsi="Wingdings" w:hint="default"/>
+        <w:sz w:val="20"/>
+      </w:rPr>
+    </w:lvl>
+    <w:lvl w:ilvl="5" w:tentative="1">
+      <w:start w:val="1"/>
+      <w:numFmt w:val="bullet"/>
+      <w:lvlText w:val=""/>
+      <w:lvlJc w:val="left"/>
+      <w:pPr>
+        <w:tabs>
+          <w:tab w:val="num" w:pos="4320"/>
+        </w:tabs>
+        <w:ind w:left="4320" w:hanging="360"/>
+      </w:pPr>
+      <w:rPr>
+        <w:rFonts w:ascii="Wingdings" w:hAnsi="Wingdings" w:hint="default"/>
+        <w:sz w:val="20"/>
+      </w:rPr>
+    </w:lvl>
+    <w:lvl w:ilvl="6" w:tentative="1">
+      <w:start w:val="1"/>
+      <w:numFmt w:val="bullet"/>
+      <w:lvlText w:val=""/>
+      <w:lvlJc w:val="left"/>
+      <w:pPr>
+        <w:tabs>
+          <w:tab w:val="num" w:pos="5040"/>
+        </w:tabs>
+        <w:ind w:left="5040" w:hanging="360"/>
+      </w:pPr>
+      <w:rPr>
+        <w:rFonts w:ascii="Wingdings" w:hAnsi="Wingdings" w:hint="default"/>
+        <w:sz w:val="20"/>
+      </w:rPr>
+    </w:lvl>
+    <w:lvl w:ilvl="7" w:tentative="1">
+      <w:start w:val="1"/>
+      <w:numFmt w:val="bullet"/>
+      <w:lvlText w:val=""/>
+      <w:lvlJc w:val="left"/>
+      <w:pPr>
+        <w:tabs>
+          <w:tab w:val="num" w:pos="5760"/>
+        </w:tabs>
+        <w:ind w:left="5760" w:hanging="360"/>
+      </w:pPr>
+      <w:rPr>
+        <w:rFonts w:ascii="Wingdings" w:hAnsi="Wingdings" w:hint="default"/>
+        <w:sz w:val="20"/>
+      </w:rPr>
+    </w:lvl>
+    <w:lvl w:ilvl="8" w:tentative="1">
+      <w:start w:val="1"/>
+      <w:numFmt w:val="bullet"/>
+      <w:lvlText w:val=""/>
+      <w:lvlJc w:val="left"/>
+      <w:pPr>
+        <w:tabs>
+          <w:tab w:val="num" w:pos="6480"/>
+        </w:tabs>
+        <w:ind w:left="6480" w:hanging="360"/>
+      </w:pPr>
+      <w:rPr>
+        <w:rFonts w:ascii="Wingdings" w:hAnsi="Wingdings" w:hint="default"/>
+        <w:sz w:val="20"/>
+      </w:rPr>
+    </w:lvl>
+  </w:abstractNum>
+  <w:abstractNum w:abstractNumId="36" w15:restartNumberingAfterBreak="0">
     <w:nsid w:val="5C963972"/>
     <w:multiLevelType w:val="multilevel"/>
     <w:tmpl w:val="12F23F60"/>
@@ -6305,7 +8044,7 @@
       </w:rPr>
     </w:lvl>
   </w:abstractNum>
-  <w:abstractNum w:abstractNumId="32" w15:restartNumberingAfterBreak="0">
+  <w:abstractNum w:abstractNumId="37" w15:restartNumberingAfterBreak="0">
     <w:nsid w:val="5F841BAE"/>
     <w:multiLevelType w:val="multilevel"/>
     <w:tmpl w:val="0E60F338"/>
@@ -6454,7 +8193,7 @@
       </w:rPr>
     </w:lvl>
   </w:abstractNum>
-  <w:abstractNum w:abstractNumId="33" w15:restartNumberingAfterBreak="0">
+  <w:abstractNum w:abstractNumId="38" w15:restartNumberingAfterBreak="0">
     <w:nsid w:val="667E3930"/>
     <w:multiLevelType w:val="multilevel"/>
     <w:tmpl w:val="537C15B2"/>
@@ -6603,7 +8342,102 @@
       </w:rPr>
     </w:lvl>
   </w:abstractNum>
-  <w:abstractNum w:abstractNumId="34" w15:restartNumberingAfterBreak="0">
+  <w:abstractNum w:abstractNumId="39" w15:restartNumberingAfterBreak="0">
+    <w:nsid w:val="68A13510"/>
+    <w:multiLevelType w:val="multilevel"/>
+    <w:tmpl w:val="04090025"/>
+    <w:lvl w:ilvl="0">
+      <w:start w:val="1"/>
+      <w:numFmt w:val="decimal"/>
+      <w:pStyle w:val="Heading1"/>
+      <w:lvlText w:val="%1"/>
+      <w:lvlJc w:val="left"/>
+      <w:pPr>
+        <w:ind w:left="432" w:hanging="432"/>
+      </w:pPr>
+    </w:lvl>
+    <w:lvl w:ilvl="1">
+      <w:start w:val="1"/>
+      <w:numFmt w:val="decimal"/>
+      <w:pStyle w:val="Heading2"/>
+      <w:lvlText w:val="%1.%2"/>
+      <w:lvlJc w:val="left"/>
+      <w:pPr>
+        <w:ind w:left="576" w:hanging="576"/>
+      </w:pPr>
+    </w:lvl>
+    <w:lvl w:ilvl="2">
+      <w:start w:val="1"/>
+      <w:numFmt w:val="decimal"/>
+      <w:pStyle w:val="Heading3"/>
+      <w:lvlText w:val="%1.%2.%3"/>
+      <w:lvlJc w:val="left"/>
+      <w:pPr>
+        <w:ind w:left="720" w:hanging="720"/>
+      </w:pPr>
+    </w:lvl>
+    <w:lvl w:ilvl="3">
+      <w:start w:val="1"/>
+      <w:numFmt w:val="decimal"/>
+      <w:pStyle w:val="Heading4"/>
+      <w:lvlText w:val="%1.%2.%3.%4"/>
+      <w:lvlJc w:val="left"/>
+      <w:pPr>
+        <w:ind w:left="864" w:hanging="864"/>
+      </w:pPr>
+    </w:lvl>
+    <w:lvl w:ilvl="4">
+      <w:start w:val="1"/>
+      <w:numFmt w:val="decimal"/>
+      <w:pStyle w:val="Heading5"/>
+      <w:lvlText w:val="%1.%2.%3.%4.%5"/>
+      <w:lvlJc w:val="left"/>
+      <w:pPr>
+        <w:ind w:left="1008" w:hanging="1008"/>
+      </w:pPr>
+    </w:lvl>
+    <w:lvl w:ilvl="5">
+      <w:start w:val="1"/>
+      <w:numFmt w:val="decimal"/>
+      <w:pStyle w:val="Heading6"/>
+      <w:lvlText w:val="%1.%2.%3.%4.%5.%6"/>
+      <w:lvlJc w:val="left"/>
+      <w:pPr>
+        <w:ind w:left="1152" w:hanging="1152"/>
+      </w:pPr>
+    </w:lvl>
+    <w:lvl w:ilvl="6">
+      <w:start w:val="1"/>
+      <w:numFmt w:val="decimal"/>
+      <w:pStyle w:val="Heading7"/>
+      <w:lvlText w:val="%1.%2.%3.%4.%5.%6.%7"/>
+      <w:lvlJc w:val="left"/>
+      <w:pPr>
+        <w:ind w:left="1296" w:hanging="1296"/>
+      </w:pPr>
+    </w:lvl>
+    <w:lvl w:ilvl="7">
+      <w:start w:val="1"/>
+      <w:numFmt w:val="decimal"/>
+      <w:pStyle w:val="Heading8"/>
+      <w:lvlText w:val="%1.%2.%3.%4.%5.%6.%7.%8"/>
+      <w:lvlJc w:val="left"/>
+      <w:pPr>
+        <w:ind w:left="1440" w:hanging="1440"/>
+      </w:pPr>
+    </w:lvl>
+    <w:lvl w:ilvl="8">
+      <w:start w:val="1"/>
+      <w:numFmt w:val="decimal"/>
+      <w:pStyle w:val="Heading9"/>
+      <w:lvlText w:val="%1.%2.%3.%4.%5.%6.%7.%8.%9"/>
+      <w:lvlJc w:val="left"/>
+      <w:pPr>
+        <w:ind w:left="1584" w:hanging="1584"/>
+      </w:pPr>
+    </w:lvl>
+  </w:abstractNum>
+  <w:abstractNum w:abstractNumId="40" w15:restartNumberingAfterBreak="0">
     <w:nsid w:val="6A767D11"/>
     <w:multiLevelType w:val="multilevel"/>
     <w:tmpl w:val="893C2B5A"/>
@@ -6752,7 +8586,7 @@
       </w:rPr>
     </w:lvl>
   </w:abstractNum>
-  <w:abstractNum w:abstractNumId="35" w15:restartNumberingAfterBreak="0">
+  <w:abstractNum w:abstractNumId="41" w15:restartNumberingAfterBreak="0">
     <w:nsid w:val="6C7A4328"/>
     <w:multiLevelType w:val="multilevel"/>
     <w:tmpl w:val="4FC22468"/>
@@ -6901,7 +8735,7 @@
       </w:rPr>
     </w:lvl>
   </w:abstractNum>
-  <w:abstractNum w:abstractNumId="36" w15:restartNumberingAfterBreak="0">
+  <w:abstractNum w:abstractNumId="42" w15:restartNumberingAfterBreak="0">
     <w:nsid w:val="74C61844"/>
     <w:multiLevelType w:val="multilevel"/>
     <w:tmpl w:val="47305FEC"/>
@@ -7050,7 +8884,7 @@
       </w:rPr>
     </w:lvl>
   </w:abstractNum>
-  <w:abstractNum w:abstractNumId="37" w15:restartNumberingAfterBreak="0">
+  <w:abstractNum w:abstractNumId="43" w15:restartNumberingAfterBreak="0">
     <w:nsid w:val="76AD24DB"/>
     <w:multiLevelType w:val="multilevel"/>
     <w:tmpl w:val="2CC25912"/>
@@ -7199,7 +9033,119 @@
       </w:rPr>
     </w:lvl>
   </w:abstractNum>
-  <w:abstractNum w:abstractNumId="38" w15:restartNumberingAfterBreak="0">
+  <w:abstractNum w:abstractNumId="44" w15:restartNumberingAfterBreak="0">
+    <w:nsid w:val="7917423E"/>
+    <w:multiLevelType w:val="hybridMultilevel"/>
+    <w:tmpl w:val="14182296"/>
+    <w:lvl w:ilvl="0" w:tplc="A950EF46">
+      <w:numFmt w:val="bullet"/>
+      <w:lvlText w:val="-"/>
+      <w:lvlJc w:val="left"/>
+      <w:pPr>
+        <w:ind w:left="720" w:hanging="360"/>
+      </w:pPr>
+      <w:rPr>
+        <w:rFonts w:ascii="Cambria" w:eastAsiaTheme="minorEastAsia" w:hAnsi="Cambria" w:cstheme="minorBidi" w:hint="default"/>
+      </w:rPr>
+    </w:lvl>
+    <w:lvl w:ilvl="1" w:tplc="04090003" w:tentative="1">
+      <w:start w:val="1"/>
+      <w:numFmt w:val="bullet"/>
+      <w:lvlText w:val="o"/>
+      <w:lvlJc w:val="left"/>
+      <w:pPr>
+        <w:ind w:left="1440" w:hanging="360"/>
+      </w:pPr>
+      <w:rPr>
+        <w:rFonts w:ascii="Courier New" w:hAnsi="Courier New" w:cs="Courier New" w:hint="default"/>
+      </w:rPr>
+    </w:lvl>
+    <w:lvl w:ilvl="2" w:tplc="04090005" w:tentative="1">
+      <w:start w:val="1"/>
+      <w:numFmt w:val="bullet"/>
+      <w:lvlText w:val=""/>
+      <w:lvlJc w:val="left"/>
+      <w:pPr>
+        <w:ind w:left="2160" w:hanging="360"/>
+      </w:pPr>
+      <w:rPr>
+        <w:rFonts w:ascii="Wingdings" w:hAnsi="Wingdings" w:hint="default"/>
+      </w:rPr>
+    </w:lvl>
+    <w:lvl w:ilvl="3" w:tplc="04090001" w:tentative="1">
+      <w:start w:val="1"/>
+      <w:numFmt w:val="bullet"/>
+      <w:lvlText w:val=""/>
+      <w:lvlJc w:val="left"/>
+      <w:pPr>
+        <w:ind w:left="2880" w:hanging="360"/>
+      </w:pPr>
+      <w:rPr>
+        <w:rFonts w:ascii="Symbol" w:hAnsi="Symbol" w:hint="default"/>
+      </w:rPr>
+    </w:lvl>
+    <w:lvl w:ilvl="4" w:tplc="04090003" w:tentative="1">
+      <w:start w:val="1"/>
+      <w:numFmt w:val="bullet"/>
+      <w:lvlText w:val="o"/>
+      <w:lvlJc w:val="left"/>
+      <w:pPr>
+        <w:ind w:left="3600" w:hanging="360"/>
+      </w:pPr>
+      <w:rPr>
+        <w:rFonts w:ascii="Courier New" w:hAnsi="Courier New" w:cs="Courier New" w:hint="default"/>
+      </w:rPr>
+    </w:lvl>
+    <w:lvl w:ilvl="5" w:tplc="04090005" w:tentative="1">
+      <w:start w:val="1"/>
+      <w:numFmt w:val="bullet"/>
+      <w:lvlText w:val=""/>
+      <w:lvlJc w:val="left"/>
+      <w:pPr>
+        <w:ind w:left="4320" w:hanging="360"/>
+      </w:pPr>
+      <w:rPr>
+        <w:rFonts w:ascii="Wingdings" w:hAnsi="Wingdings" w:hint="default"/>
+      </w:rPr>
+    </w:lvl>
+    <w:lvl w:ilvl="6" w:tplc="04090001" w:tentative="1">
+      <w:start w:val="1"/>
+      <w:numFmt w:val="bullet"/>
+      <w:lvlText w:val=""/>
+      <w:lvlJc w:val="left"/>
+      <w:pPr>
+        <w:ind w:left="5040" w:hanging="360"/>
+      </w:pPr>
+      <w:rPr>
+        <w:rFonts w:ascii="Symbol" w:hAnsi="Symbol" w:hint="default"/>
+      </w:rPr>
+    </w:lvl>
+    <w:lvl w:ilvl="7" w:tplc="04090003" w:tentative="1">
+      <w:start w:val="1"/>
+      <w:numFmt w:val="bullet"/>
+      <w:lvlText w:val="o"/>
+      <w:lvlJc w:val="left"/>
+      <w:pPr>
+        <w:ind w:left="5760" w:hanging="360"/>
+      </w:pPr>
+      <w:rPr>
+        <w:rFonts w:ascii="Courier New" w:hAnsi="Courier New" w:cs="Courier New" w:hint="default"/>
+      </w:rPr>
+    </w:lvl>
+    <w:lvl w:ilvl="8" w:tplc="04090005" w:tentative="1">
+      <w:start w:val="1"/>
+      <w:numFmt w:val="bullet"/>
+      <w:lvlText w:val=""/>
+      <w:lvlJc w:val="left"/>
+      <w:pPr>
+        <w:ind w:left="6480" w:hanging="360"/>
+      </w:pPr>
+      <w:rPr>
+        <w:rFonts w:ascii="Wingdings" w:hAnsi="Wingdings" w:hint="default"/>
+      </w:rPr>
+    </w:lvl>
+  </w:abstractNum>
+  <w:abstractNum w:abstractNumId="45" w15:restartNumberingAfterBreak="0">
     <w:nsid w:val="7AC76E32"/>
     <w:multiLevelType w:val="multilevel"/>
     <w:tmpl w:val="84F664F8"/>
@@ -7348,7 +9294,7 @@
       </w:rPr>
     </w:lvl>
   </w:abstractNum>
-  <w:abstractNum w:abstractNumId="39" w15:restartNumberingAfterBreak="0">
+  <w:abstractNum w:abstractNumId="46" w15:restartNumberingAfterBreak="0">
     <w:nsid w:val="7BA11BFA"/>
     <w:multiLevelType w:val="multilevel"/>
     <w:tmpl w:val="04F20D0E"/>
@@ -7497,10 +9443,159 @@
       </w:rPr>
     </w:lvl>
   </w:abstractNum>
-  <w:abstractNum w:abstractNumId="40" w15:restartNumberingAfterBreak="0">
+  <w:abstractNum w:abstractNumId="47" w15:restartNumberingAfterBreak="0">
     <w:nsid w:val="7C505D2F"/>
     <w:multiLevelType w:val="multilevel"/>
     <w:tmpl w:val="47669D1E"/>
+    <w:lvl w:ilvl="0">
+      <w:start w:val="1"/>
+      <w:numFmt w:val="bullet"/>
+      <w:lvlText w:val=""/>
+      <w:lvlJc w:val="left"/>
+      <w:pPr>
+        <w:tabs>
+          <w:tab w:val="num" w:pos="720"/>
+        </w:tabs>
+        <w:ind w:left="720" w:hanging="360"/>
+      </w:pPr>
+      <w:rPr>
+        <w:rFonts w:ascii="Symbol" w:hAnsi="Symbol" w:hint="default"/>
+        <w:sz w:val="20"/>
+      </w:rPr>
+    </w:lvl>
+    <w:lvl w:ilvl="1" w:tentative="1">
+      <w:start w:val="1"/>
+      <w:numFmt w:val="bullet"/>
+      <w:lvlText w:val="o"/>
+      <w:lvlJc w:val="left"/>
+      <w:pPr>
+        <w:tabs>
+          <w:tab w:val="num" w:pos="1440"/>
+        </w:tabs>
+        <w:ind w:left="1440" w:hanging="360"/>
+      </w:pPr>
+      <w:rPr>
+        <w:rFonts w:ascii="Courier New" w:hAnsi="Courier New" w:hint="default"/>
+        <w:sz w:val="20"/>
+      </w:rPr>
+    </w:lvl>
+    <w:lvl w:ilvl="2" w:tentative="1">
+      <w:start w:val="1"/>
+      <w:numFmt w:val="bullet"/>
+      <w:lvlText w:val=""/>
+      <w:lvlJc w:val="left"/>
+      <w:pPr>
+        <w:tabs>
+          <w:tab w:val="num" w:pos="2160"/>
+        </w:tabs>
+        <w:ind w:left="2160" w:hanging="360"/>
+      </w:pPr>
+      <w:rPr>
+        <w:rFonts w:ascii="Wingdings" w:hAnsi="Wingdings" w:hint="default"/>
+        <w:sz w:val="20"/>
+      </w:rPr>
+    </w:lvl>
+    <w:lvl w:ilvl="3" w:tentative="1">
+      <w:start w:val="1"/>
+      <w:numFmt w:val="bullet"/>
+      <w:lvlText w:val=""/>
+      <w:lvlJc w:val="left"/>
+      <w:pPr>
+        <w:tabs>
+          <w:tab w:val="num" w:pos="2880"/>
+        </w:tabs>
+        <w:ind w:left="2880" w:hanging="360"/>
+      </w:pPr>
+      <w:rPr>
+        <w:rFonts w:ascii="Wingdings" w:hAnsi="Wingdings" w:hint="default"/>
+        <w:sz w:val="20"/>
+      </w:rPr>
+    </w:lvl>
+    <w:lvl w:ilvl="4" w:tentative="1">
+      <w:start w:val="1"/>
+      <w:numFmt w:val="bullet"/>
+      <w:lvlText w:val=""/>
+      <w:lvlJc w:val="left"/>
+      <w:pPr>
+        <w:tabs>
+          <w:tab w:val="num" w:pos="3600"/>
+        </w:tabs>
+        <w:ind w:left="3600" w:hanging="360"/>
+      </w:pPr>
+      <w:rPr>
+        <w:rFonts w:ascii="Wingdings" w:hAnsi="Wingdings" w:hint="default"/>
+        <w:sz w:val="20"/>
+      </w:rPr>
+    </w:lvl>
+    <w:lvl w:ilvl="5" w:tentative="1">
+      <w:start w:val="1"/>
+      <w:numFmt w:val="bullet"/>
+      <w:lvlText w:val=""/>
+      <w:lvlJc w:val="left"/>
+      <w:pPr>
+        <w:tabs>
+          <w:tab w:val="num" w:pos="4320"/>
+        </w:tabs>
+        <w:ind w:left="4320" w:hanging="360"/>
+      </w:pPr>
+      <w:rPr>
+        <w:rFonts w:ascii="Wingdings" w:hAnsi="Wingdings" w:hint="default"/>
+        <w:sz w:val="20"/>
+      </w:rPr>
+    </w:lvl>
+    <w:lvl w:ilvl="6" w:tentative="1">
+      <w:start w:val="1"/>
+      <w:numFmt w:val="bullet"/>
+      <w:lvlText w:val=""/>
+      <w:lvlJc w:val="left"/>
+      <w:pPr>
+        <w:tabs>
+          <w:tab w:val="num" w:pos="5040"/>
+        </w:tabs>
+        <w:ind w:left="5040" w:hanging="360"/>
+      </w:pPr>
+      <w:rPr>
+        <w:rFonts w:ascii="Wingdings" w:hAnsi="Wingdings" w:hint="default"/>
+        <w:sz w:val="20"/>
+      </w:rPr>
+    </w:lvl>
+    <w:lvl w:ilvl="7" w:tentative="1">
+      <w:start w:val="1"/>
+      <w:numFmt w:val="bullet"/>
+      <w:lvlText w:val=""/>
+      <w:lvlJc w:val="left"/>
+      <w:pPr>
+        <w:tabs>
+          <w:tab w:val="num" w:pos="5760"/>
+        </w:tabs>
+        <w:ind w:left="5760" w:hanging="360"/>
+      </w:pPr>
+      <w:rPr>
+        <w:rFonts w:ascii="Wingdings" w:hAnsi="Wingdings" w:hint="default"/>
+        <w:sz w:val="20"/>
+      </w:rPr>
+    </w:lvl>
+    <w:lvl w:ilvl="8" w:tentative="1">
+      <w:start w:val="1"/>
+      <w:numFmt w:val="bullet"/>
+      <w:lvlText w:val=""/>
+      <w:lvlJc w:val="left"/>
+      <w:pPr>
+        <w:tabs>
+          <w:tab w:val="num" w:pos="6480"/>
+        </w:tabs>
+        <w:ind w:left="6480" w:hanging="360"/>
+      </w:pPr>
+      <w:rPr>
+        <w:rFonts w:ascii="Wingdings" w:hAnsi="Wingdings" w:hint="default"/>
+        <w:sz w:val="20"/>
+      </w:rPr>
+    </w:lvl>
+  </w:abstractNum>
+  <w:abstractNum w:abstractNumId="48" w15:restartNumberingAfterBreak="0">
+    <w:nsid w:val="7D294F8E"/>
+    <w:multiLevelType w:val="multilevel"/>
+    <w:tmpl w:val="967EF2F6"/>
     <w:lvl w:ilvl="0">
       <w:start w:val="1"/>
       <w:numFmt w:val="bullet"/>
@@ -7677,7 +9772,7 @@
     <w:abstractNumId w:val="22"/>
   </w:num>
   <w:num w:numId="11" w16cid:durableId="962227985">
-    <w:abstractNumId w:val="34"/>
+    <w:abstractNumId w:val="40"/>
   </w:num>
   <w:num w:numId="12" w16cid:durableId="659699329">
     <w:abstractNumId w:val="20"/>
@@ -7686,34 +9781,34 @@
     <w:abstractNumId w:val="21"/>
   </w:num>
   <w:num w:numId="14" w16cid:durableId="1863741929">
-    <w:abstractNumId w:val="38"/>
+    <w:abstractNumId w:val="45"/>
   </w:num>
   <w:num w:numId="15" w16cid:durableId="1905293800">
-    <w:abstractNumId w:val="30"/>
+    <w:abstractNumId w:val="31"/>
   </w:num>
   <w:num w:numId="16" w16cid:durableId="649679907">
-    <w:abstractNumId w:val="39"/>
+    <w:abstractNumId w:val="46"/>
   </w:num>
   <w:num w:numId="17" w16cid:durableId="204562931">
     <w:abstractNumId w:val="12"/>
   </w:num>
   <w:num w:numId="18" w16cid:durableId="138574755">
-    <w:abstractNumId w:val="40"/>
+    <w:abstractNumId w:val="47"/>
   </w:num>
   <w:num w:numId="19" w16cid:durableId="1797798525">
-    <w:abstractNumId w:val="31"/>
+    <w:abstractNumId w:val="36"/>
   </w:num>
   <w:num w:numId="20" w16cid:durableId="1839806459">
     <w:abstractNumId w:val="11"/>
   </w:num>
   <w:num w:numId="21" w16cid:durableId="270742777">
-    <w:abstractNumId w:val="28"/>
+    <w:abstractNumId w:val="29"/>
   </w:num>
   <w:num w:numId="22" w16cid:durableId="837697658">
-    <w:abstractNumId w:val="36"/>
+    <w:abstractNumId w:val="42"/>
   </w:num>
   <w:num w:numId="23" w16cid:durableId="1356535606">
-    <w:abstractNumId w:val="26"/>
+    <w:abstractNumId w:val="27"/>
   </w:num>
   <w:num w:numId="24" w16cid:durableId="1853060517">
     <w:abstractNumId w:val="18"/>
@@ -7722,10 +9817,10 @@
     <w:abstractNumId w:val="16"/>
   </w:num>
   <w:num w:numId="26" w16cid:durableId="1463385868">
-    <w:abstractNumId w:val="33"/>
+    <w:abstractNumId w:val="38"/>
   </w:num>
   <w:num w:numId="27" w16cid:durableId="29960250">
-    <w:abstractNumId w:val="29"/>
+    <w:abstractNumId w:val="30"/>
   </w:num>
   <w:num w:numId="28" w16cid:durableId="1323966279">
     <w:abstractNumId w:val="10"/>
@@ -7740,10 +9835,10 @@
     <w:abstractNumId w:val="13"/>
   </w:num>
   <w:num w:numId="32" w16cid:durableId="1276402034">
-    <w:abstractNumId w:val="37"/>
+    <w:abstractNumId w:val="43"/>
   </w:num>
   <w:num w:numId="33" w16cid:durableId="709188784">
-    <w:abstractNumId w:val="25"/>
+    <w:abstractNumId w:val="26"/>
   </w:num>
   <w:num w:numId="34" w16cid:durableId="564028660">
     <w:abstractNumId w:val="14"/>
@@ -7755,19 +9850,43 @@
     <w:abstractNumId w:val="23"/>
   </w:num>
   <w:num w:numId="37" w16cid:durableId="2041932088">
-    <w:abstractNumId w:val="35"/>
+    <w:abstractNumId w:val="41"/>
   </w:num>
   <w:num w:numId="38" w16cid:durableId="434594733">
-    <w:abstractNumId w:val="32"/>
+    <w:abstractNumId w:val="37"/>
   </w:num>
   <w:num w:numId="39" w16cid:durableId="1383823869">
-    <w:abstractNumId w:val="27"/>
+    <w:abstractNumId w:val="28"/>
   </w:num>
   <w:num w:numId="40" w16cid:durableId="1153985546">
     <w:abstractNumId w:val="19"/>
   </w:num>
   <w:num w:numId="41" w16cid:durableId="818234348">
     <w:abstractNumId w:val="9"/>
+  </w:num>
+  <w:num w:numId="42" w16cid:durableId="712850647">
+    <w:abstractNumId w:val="35"/>
+  </w:num>
+  <w:num w:numId="43" w16cid:durableId="1924878019">
+    <w:abstractNumId w:val="32"/>
+  </w:num>
+  <w:num w:numId="44" w16cid:durableId="1270892464">
+    <w:abstractNumId w:val="39"/>
+  </w:num>
+  <w:num w:numId="45" w16cid:durableId="756830973">
+    <w:abstractNumId w:val="48"/>
+  </w:num>
+  <w:num w:numId="46" w16cid:durableId="1137645297">
+    <w:abstractNumId w:val="44"/>
+  </w:num>
+  <w:num w:numId="47" w16cid:durableId="1424836507">
+    <w:abstractNumId w:val="25"/>
+  </w:num>
+  <w:num w:numId="48" w16cid:durableId="1942569252">
+    <w:abstractNumId w:val="34"/>
+  </w:num>
+  <w:num w:numId="49" w16cid:durableId="961423250">
+    <w:abstractNumId w:val="33"/>
   </w:num>
 </w:numbering>
 </file>
@@ -8161,7 +10280,13 @@
   <w:style w:type="paragraph" w:default="1" w:styleId="Normal">
     <w:name w:val="Normal"/>
     <w:qFormat/>
-    <w:rsid w:val="00FC693F"/>
+    <w:rsid w:val="0000549E"/>
+    <w:pPr>
+      <w:spacing w:line="360" w:lineRule="auto"/>
+    </w:pPr>
+    <w:rPr>
+      <w:rFonts w:ascii="Cambria" w:hAnsi="Cambria"/>
+    </w:rPr>
   </w:style>
   <w:style w:type="paragraph" w:styleId="Heading1">
     <w:name w:val="heading 1"/>
@@ -8170,18 +10295,21 @@
     <w:link w:val="Heading1Char"/>
     <w:uiPriority w:val="9"/>
     <w:qFormat/>
-    <w:rsid w:val="00FC693F"/>
+    <w:rsid w:val="0000549E"/>
     <w:pPr>
       <w:keepNext/>
       <w:keepLines/>
+      <w:numPr>
+        <w:numId w:val="44"/>
+      </w:numPr>
       <w:spacing w:before="480" w:after="0"/>
       <w:outlineLvl w:val="0"/>
     </w:pPr>
     <w:rPr>
-      <w:rFonts w:asciiTheme="majorHAnsi" w:eastAsiaTheme="majorEastAsia" w:hAnsiTheme="majorHAnsi" w:cstheme="majorBidi"/>
+      <w:rFonts w:eastAsiaTheme="majorEastAsia" w:cstheme="majorBidi"/>
       <w:b/>
       <w:bCs/>
-      <w:color w:val="365F91" w:themeColor="accent1" w:themeShade="BF"/>
+      <w:color w:val="0D0D0D" w:themeColor="text1" w:themeTint="F2"/>
       <w:sz w:val="28"/>
       <w:szCs w:val="28"/>
     </w:rPr>
@@ -8194,19 +10322,23 @@
     <w:uiPriority w:val="9"/>
     <w:unhideWhenUsed/>
     <w:qFormat/>
-    <w:rsid w:val="00FC693F"/>
+    <w:rsid w:val="005760D2"/>
     <w:pPr>
       <w:keepNext/>
       <w:keepLines/>
+      <w:numPr>
+        <w:ilvl w:val="1"/>
+        <w:numId w:val="44"/>
+      </w:numPr>
       <w:spacing w:before="200" w:after="0"/>
       <w:outlineLvl w:val="1"/>
     </w:pPr>
     <w:rPr>
-      <w:rFonts w:asciiTheme="majorHAnsi" w:eastAsiaTheme="majorEastAsia" w:hAnsiTheme="majorHAnsi" w:cstheme="majorBidi"/>
+      <w:rFonts w:eastAsiaTheme="majorEastAsia" w:cstheme="majorBidi"/>
       <w:b/>
       <w:bCs/>
-      <w:color w:val="4F81BD" w:themeColor="accent1"/>
-      <w:sz w:val="26"/>
+      <w:color w:val="000000" w:themeColor="text1"/>
+      <w:sz w:val="24"/>
       <w:szCs w:val="26"/>
     </w:rPr>
   </w:style>
@@ -8222,6 +10354,10 @@
     <w:pPr>
       <w:keepNext/>
       <w:keepLines/>
+      <w:numPr>
+        <w:ilvl w:val="2"/>
+        <w:numId w:val="44"/>
+      </w:numPr>
       <w:spacing w:before="200" w:after="0"/>
       <w:outlineLvl w:val="2"/>
     </w:pPr>
@@ -8245,6 +10381,10 @@
     <w:pPr>
       <w:keepNext/>
       <w:keepLines/>
+      <w:numPr>
+        <w:ilvl w:val="3"/>
+        <w:numId w:val="44"/>
+      </w:numPr>
       <w:spacing w:before="200" w:after="0"/>
       <w:outlineLvl w:val="3"/>
     </w:pPr>
@@ -8270,6 +10410,10 @@
     <w:pPr>
       <w:keepNext/>
       <w:keepLines/>
+      <w:numPr>
+        <w:ilvl w:val="4"/>
+        <w:numId w:val="44"/>
+      </w:numPr>
       <w:spacing w:before="200" w:after="0"/>
       <w:outlineLvl w:val="4"/>
     </w:pPr>
@@ -8291,6 +10435,10 @@
     <w:pPr>
       <w:keepNext/>
       <w:keepLines/>
+      <w:numPr>
+        <w:ilvl w:val="5"/>
+        <w:numId w:val="44"/>
+      </w:numPr>
       <w:spacing w:before="200" w:after="0"/>
       <w:outlineLvl w:val="5"/>
     </w:pPr>
@@ -8314,6 +10462,10 @@
     <w:pPr>
       <w:keepNext/>
       <w:keepLines/>
+      <w:numPr>
+        <w:ilvl w:val="6"/>
+        <w:numId w:val="44"/>
+      </w:numPr>
       <w:spacing w:before="200" w:after="0"/>
       <w:outlineLvl w:val="6"/>
     </w:pPr>
@@ -8337,6 +10489,10 @@
     <w:pPr>
       <w:keepNext/>
       <w:keepLines/>
+      <w:numPr>
+        <w:ilvl w:val="7"/>
+        <w:numId w:val="44"/>
+      </w:numPr>
       <w:spacing w:before="200" w:after="0"/>
       <w:outlineLvl w:val="7"/>
     </w:pPr>
@@ -8360,6 +10516,10 @@
     <w:pPr>
       <w:keepNext/>
       <w:keepLines/>
+      <w:numPr>
+        <w:ilvl w:val="8"/>
+        <w:numId w:val="44"/>
+      </w:numPr>
       <w:spacing w:before="200" w:after="0"/>
       <w:outlineLvl w:val="8"/>
     </w:pPr>
@@ -8375,6 +10535,7 @@
   <w:style w:type="character" w:default="1" w:styleId="DefaultParagraphFont">
     <w:name w:val="Default Paragraph Font"/>
     <w:uiPriority w:val="1"/>
+    <w:semiHidden/>
     <w:unhideWhenUsed/>
   </w:style>
   <w:style w:type="table" w:default="1" w:styleId="TableNormal">
@@ -8456,12 +10617,12 @@
     <w:basedOn w:val="DefaultParagraphFont"/>
     <w:link w:val="Heading1"/>
     <w:uiPriority w:val="9"/>
-    <w:rsid w:val="00FC693F"/>
+    <w:rsid w:val="0000549E"/>
     <w:rPr>
-      <w:rFonts w:asciiTheme="majorHAnsi" w:eastAsiaTheme="majorEastAsia" w:hAnsiTheme="majorHAnsi" w:cstheme="majorBidi"/>
+      <w:rFonts w:ascii="Times New Roman" w:eastAsiaTheme="majorEastAsia" w:hAnsi="Times New Roman" w:cstheme="majorBidi"/>
       <w:b/>
       <w:bCs/>
-      <w:color w:val="365F91" w:themeColor="accent1" w:themeShade="BF"/>
+      <w:color w:val="0D0D0D" w:themeColor="text1" w:themeTint="F2"/>
       <w:sz w:val="28"/>
       <w:szCs w:val="28"/>
     </w:rPr>
@@ -8471,13 +10632,13 @@
     <w:basedOn w:val="DefaultParagraphFont"/>
     <w:link w:val="Heading2"/>
     <w:uiPriority w:val="9"/>
-    <w:rsid w:val="00FC693F"/>
+    <w:rsid w:val="005760D2"/>
     <w:rPr>
-      <w:rFonts w:asciiTheme="majorHAnsi" w:eastAsiaTheme="majorEastAsia" w:hAnsiTheme="majorHAnsi" w:cstheme="majorBidi"/>
+      <w:rFonts w:ascii="Cambria" w:eastAsiaTheme="majorEastAsia" w:hAnsi="Cambria" w:cstheme="majorBidi"/>
       <w:b/>
       <w:bCs/>
-      <w:color w:val="4F81BD" w:themeColor="accent1"/>
-      <w:sz w:val="26"/>
+      <w:color w:val="000000" w:themeColor="text1"/>
+      <w:sz w:val="24"/>
       <w:szCs w:val="26"/>
     </w:rPr>
   </w:style>
@@ -8540,17 +10701,18 @@
     <w:link w:val="SubtitleChar"/>
     <w:uiPriority w:val="11"/>
     <w:qFormat/>
-    <w:rsid w:val="00FC693F"/>
+    <w:rsid w:val="00405699"/>
     <w:pPr>
       <w:numPr>
         <w:ilvl w:val="1"/>
       </w:numPr>
     </w:pPr>
     <w:rPr>
-      <w:rFonts w:asciiTheme="majorHAnsi" w:eastAsiaTheme="majorEastAsia" w:hAnsiTheme="majorHAnsi" w:cstheme="majorBidi"/>
+      <w:rFonts w:ascii="Times New Roman" w:eastAsiaTheme="majorEastAsia" w:hAnsi="Times New Roman" w:cstheme="majorBidi"/>
+      <w:b/>
       <w:i/>
       <w:iCs/>
-      <w:color w:val="4F81BD" w:themeColor="accent1"/>
+      <w:color w:val="000000" w:themeColor="text1"/>
       <w:spacing w:val="15"/>
       <w:sz w:val="24"/>
       <w:szCs w:val="24"/>
@@ -8561,12 +10723,13 @@
     <w:basedOn w:val="DefaultParagraphFont"/>
     <w:link w:val="Subtitle"/>
     <w:uiPriority w:val="11"/>
-    <w:rsid w:val="00FC693F"/>
+    <w:rsid w:val="00405699"/>
     <w:rPr>
-      <w:rFonts w:asciiTheme="majorHAnsi" w:eastAsiaTheme="majorEastAsia" w:hAnsiTheme="majorHAnsi" w:cstheme="majorBidi"/>
+      <w:rFonts w:ascii="Times New Roman" w:eastAsiaTheme="majorEastAsia" w:hAnsi="Times New Roman" w:cstheme="majorBidi"/>
+      <w:b/>
       <w:i/>
       <w:iCs/>
-      <w:color w:val="4F81BD" w:themeColor="accent1"/>
+      <w:color w:val="000000" w:themeColor="text1"/>
       <w:spacing w:val="15"/>
       <w:sz w:val="24"/>
       <w:szCs w:val="24"/>
@@ -8946,14 +11109,14 @@
     <w:uiPriority w:val="35"/>
     <w:unhideWhenUsed/>
     <w:qFormat/>
-    <w:rsid w:val="00FC693F"/>
+    <w:rsid w:val="0000549E"/>
     <w:pPr>
       <w:spacing w:line="240" w:lineRule="auto"/>
     </w:pPr>
     <w:rPr>
       <w:b/>
       <w:bCs/>
-      <w:color w:val="4F81BD" w:themeColor="accent1"/>
+      <w:color w:val="000000" w:themeColor="text1"/>
       <w:sz w:val="18"/>
       <w:szCs w:val="18"/>
     </w:rPr>
@@ -9088,7 +11251,6 @@
     <w:basedOn w:val="Heading1"/>
     <w:next w:val="Normal"/>
     <w:uiPriority w:val="39"/>
-    <w:semiHidden/>
     <w:unhideWhenUsed/>
     <w:qFormat/>
     <w:rsid w:val="00FC693F"/>
@@ -19149,6 +21311,74 @@
         <w:shd w:val="clear" w:color="auto" w:fill="FBCAA2" w:themeFill="accent6" w:themeFillTint="7F"/>
       </w:tcPr>
     </w:tblStylePr>
+  </w:style>
+  <w:style w:type="character" w:styleId="Hyperlink">
+    <w:name w:val="Hyperlink"/>
+    <w:basedOn w:val="DefaultParagraphFont"/>
+    <w:uiPriority w:val="99"/>
+    <w:unhideWhenUsed/>
+    <w:rsid w:val="004966FC"/>
+    <w:rPr>
+      <w:color w:val="0000FF" w:themeColor="hyperlink"/>
+      <w:u w:val="single"/>
+    </w:rPr>
+  </w:style>
+  <w:style w:type="character" w:styleId="UnresolvedMention">
+    <w:name w:val="Unresolved Mention"/>
+    <w:basedOn w:val="DefaultParagraphFont"/>
+    <w:uiPriority w:val="99"/>
+    <w:semiHidden/>
+    <w:unhideWhenUsed/>
+    <w:rsid w:val="004966FC"/>
+    <w:rPr>
+      <w:color w:val="605E5C"/>
+      <w:shd w:val="clear" w:color="auto" w:fill="E1DFDD"/>
+    </w:rPr>
+  </w:style>
+  <w:style w:type="paragraph" w:styleId="TOC1">
+    <w:name w:val="toc 1"/>
+    <w:basedOn w:val="Normal"/>
+    <w:next w:val="Normal"/>
+    <w:autoRedefine/>
+    <w:uiPriority w:val="39"/>
+    <w:unhideWhenUsed/>
+    <w:rsid w:val="0000549E"/>
+    <w:pPr>
+      <w:tabs>
+        <w:tab w:val="left" w:pos="480"/>
+        <w:tab w:val="right" w:leader="dot" w:pos="8630"/>
+      </w:tabs>
+      <w:spacing w:after="100" w:line="276" w:lineRule="auto"/>
+    </w:pPr>
+  </w:style>
+  <w:style w:type="paragraph" w:styleId="TOC2">
+    <w:name w:val="toc 2"/>
+    <w:basedOn w:val="Normal"/>
+    <w:next w:val="Normal"/>
+    <w:autoRedefine/>
+    <w:uiPriority w:val="39"/>
+    <w:unhideWhenUsed/>
+    <w:rsid w:val="00CA2E76"/>
+    <w:pPr>
+      <w:spacing w:after="100"/>
+      <w:ind w:left="220"/>
+    </w:pPr>
+  </w:style>
+  <w:style w:type="paragraph" w:styleId="NormalWeb">
+    <w:name w:val="Normal (Web)"/>
+    <w:basedOn w:val="Normal"/>
+    <w:uiPriority w:val="99"/>
+    <w:semiHidden/>
+    <w:unhideWhenUsed/>
+    <w:rsid w:val="009E5351"/>
+    <w:pPr>
+      <w:spacing w:before="100" w:beforeAutospacing="1" w:after="100" w:afterAutospacing="1" w:line="240" w:lineRule="auto"/>
+    </w:pPr>
+    <w:rPr>
+      <w:rFonts w:ascii="Times New Roman" w:eastAsia="Times New Roman" w:hAnsi="Times New Roman" w:cs="Times New Roman"/>
+      <w:sz w:val="24"/>
+      <w:szCs w:val="24"/>
+    </w:rPr>
   </w:style>
 </w:styles>
 </file>
@@ -19474,11 +21704,11 @@
 </file>
 
 <file path=customXml/item1.xml><?xml version="1.0" encoding="utf-8"?>
-<b:Sources xmlns:b="http://schemas.openxmlformats.org/officeDocument/2006/bibliography" xmlns="http://schemas.openxmlformats.org/officeDocument/2006/bibliography" SelectedStyle="/APA.XSL" StyleName="APA"/>
+<b:Sources xmlns:b="http://schemas.openxmlformats.org/officeDocument/2006/bibliography" xmlns="http://schemas.openxmlformats.org/officeDocument/2006/bibliography" SelectedStyle="\APASixthEditionOfficeOnline.xsl" StyleName="APA" Version="6"/>
 </file>
 
 <file path=customXml/itemProps1.xml><?xml version="1.0" encoding="utf-8"?>
-<ds:datastoreItem xmlns:ds="http://schemas.openxmlformats.org/officeDocument/2006/customXml" ds:itemID="{EF278816-EC6F-A645-907D-7F25AECB1D4A}">
+<ds:datastoreItem xmlns:ds="http://schemas.openxmlformats.org/officeDocument/2006/customXml" ds:itemID="{F594D173-E0C1-4424-89CD-1390EEFDC184}">
   <ds:schemaRefs>
     <ds:schemaRef ds:uri="http://schemas.openxmlformats.org/officeDocument/2006/bibliography"/>
   </ds:schemaRefs>
